--- a/WebContent/docx/乳腺癌21基因报告-苏州市立医院-本部&北区.docx
+++ b/WebContent/docx/乳腺癌21基因报告-苏州市立医院-本部&北区.docx
@@ -11,8 +11,8 @@
           <w:lang w:eastAsia="zh-CN"/>
         </w:rPr>
       </w:pPr>
-      <w:bookmarkStart w:id="0" w:name="_Toc12869"/>
-      <w:bookmarkStart w:id="1" w:name="_Toc26189"/>
+      <w:bookmarkStart w:id="0" w:name="_Toc26189"/>
+      <w:bookmarkStart w:id="1" w:name="_Toc12869"/>
     </w:p>
     <w:p>
       <w:pPr>
@@ -2372,13 +2372,13 @@
       <w:bookmarkStart w:id="2" w:name="_Toc21009_WPSOffice_Level1"/>
       <w:bookmarkStart w:id="3" w:name="_Toc14123"/>
       <w:bookmarkStart w:id="4" w:name="_Toc4588"/>
-      <w:bookmarkStart w:id="5" w:name="_Toc24178_WPSOffice_Level1"/>
-      <w:bookmarkStart w:id="6" w:name="_Toc107825547"/>
-      <w:bookmarkStart w:id="7" w:name="_Toc30143_WPSOffice_Level1"/>
-      <w:bookmarkStart w:id="8" w:name="_Toc3619"/>
-      <w:bookmarkStart w:id="9" w:name="_Toc14459"/>
-      <w:bookmarkStart w:id="10" w:name="_Toc13806"/>
-      <w:bookmarkStart w:id="11" w:name="_Toc21669"/>
+      <w:bookmarkStart w:id="5" w:name="_Toc30143_WPSOffice_Level1"/>
+      <w:bookmarkStart w:id="6" w:name="_Toc24178_WPSOffice_Level1"/>
+      <w:bookmarkStart w:id="7" w:name="_Toc14459"/>
+      <w:bookmarkStart w:id="8" w:name="_Toc13806"/>
+      <w:bookmarkStart w:id="9" w:name="_Toc107825547"/>
+      <w:bookmarkStart w:id="10" w:name="_Toc21669"/>
+      <w:bookmarkStart w:id="11" w:name="_Toc3619"/>
       <w:r>
         <w:rPr>
           <w:rFonts w:ascii="Times New Roman" w:hAnsi="Times New Roman"/>
@@ -3255,13 +3255,13 @@
           </w14:shadow>
         </w:rPr>
       </w:pPr>
-      <w:bookmarkStart w:id="12" w:name="_Toc29272"/>
-      <w:bookmarkStart w:id="13" w:name="_Toc17451"/>
-      <w:bookmarkStart w:id="14" w:name="_Toc14797"/>
+      <w:bookmarkStart w:id="12" w:name="_Toc14797"/>
+      <w:bookmarkStart w:id="13" w:name="_Toc26731"/>
+      <w:bookmarkStart w:id="14" w:name="_Toc107825548"/>
       <w:bookmarkStart w:id="15" w:name="_Toc7021_WPSOffice_Level1"/>
-      <w:bookmarkStart w:id="16" w:name="_Toc26731"/>
+      <w:bookmarkStart w:id="16" w:name="_Toc17451"/>
       <w:bookmarkStart w:id="17" w:name="_Toc11015_WPSOffice_Level1"/>
-      <w:bookmarkStart w:id="18" w:name="_Toc107825548"/>
+      <w:bookmarkStart w:id="18" w:name="_Toc29272"/>
       <w:bookmarkStart w:id="19" w:name="_Toc18062_WPSOffice_Level1"/>
       <w:bookmarkStart w:id="20" w:name="_Toc4492"/>
       <w:bookmarkStart w:id="21" w:name="_Toc3823"/>
@@ -3408,11 +3408,11 @@
           </w14:shadow>
         </w:rPr>
       </w:pPr>
-      <w:bookmarkStart w:id="23" w:name="_Toc16576"/>
-      <w:bookmarkStart w:id="24" w:name="_Toc23369_WPSOffice_Level1"/>
-      <w:bookmarkStart w:id="25" w:name="_Toc6221_WPSOffice_Level1"/>
-      <w:bookmarkStart w:id="26" w:name="_Toc18058"/>
-      <w:bookmarkStart w:id="27" w:name="_Toc25920"/>
+      <w:bookmarkStart w:id="23" w:name="_Toc6221_WPSOffice_Level1"/>
+      <w:bookmarkStart w:id="24" w:name="_Toc25920"/>
+      <w:bookmarkStart w:id="25" w:name="_Toc16576"/>
+      <w:bookmarkStart w:id="26" w:name="_Toc23369_WPSOffice_Level1"/>
+      <w:bookmarkStart w:id="27" w:name="_Toc18058"/>
       <w:bookmarkStart w:id="28" w:name="_Toc149837253"/>
       <w:bookmarkStart w:id="29" w:name="_Toc30197"/>
       <w:bookmarkStart w:id="30" w:name="_Toc29826"/>
@@ -3482,9 +3482,9 @@
           <w:lang w:eastAsia="zh-CN"/>
         </w:rPr>
       </w:pPr>
-      <w:bookmarkStart w:id="31" w:name="_Toc149837254"/>
-      <w:bookmarkStart w:id="32" w:name="_Toc15649"/>
-      <w:bookmarkStart w:id="33" w:name="_Toc777"/>
+      <w:bookmarkStart w:id="31" w:name="_Toc777"/>
+      <w:bookmarkStart w:id="32" w:name="_Toc149837254"/>
+      <w:bookmarkStart w:id="33" w:name="_Toc15649"/>
       <w:r>
         <w:rPr>
           <w:rFonts w:hint="eastAsia"/>
@@ -4211,11 +4211,11 @@
         </w:rPr>
       </w:pPr>
       <w:bookmarkStart w:id="34" w:name="_Toc19024"/>
-      <w:bookmarkStart w:id="35" w:name="_Toc18552"/>
-      <w:bookmarkStart w:id="36" w:name="_Toc16466"/>
-      <w:bookmarkStart w:id="37" w:name="_Toc25603"/>
-      <w:bookmarkStart w:id="38" w:name="_Toc14264"/>
-      <w:bookmarkStart w:id="39" w:name="_Toc8800"/>
+      <w:bookmarkStart w:id="35" w:name="_Toc14264"/>
+      <w:bookmarkStart w:id="36" w:name="_Toc8800"/>
+      <w:bookmarkStart w:id="37" w:name="_Toc18552"/>
+      <w:bookmarkStart w:id="38" w:name="_Toc16466"/>
+      <w:bookmarkStart w:id="39" w:name="_Toc25603"/>
       <w:r>
         <w:rPr>
           <w:rFonts w:ascii="微软雅黑" w:hAnsi="微软雅黑" w:eastAsia="微软雅黑" w:cs="微软雅黑"/>
@@ -4308,8 +4308,8 @@
       </w:pPr>
       <w:bookmarkStart w:id="40" w:name="_Toc7030"/>
       <w:bookmarkStart w:id="41" w:name="_Toc24726"/>
-      <w:bookmarkStart w:id="42" w:name="_Toc23941"/>
-      <w:bookmarkStart w:id="43" w:name="_Toc31071"/>
+      <w:bookmarkStart w:id="42" w:name="_Toc31071"/>
+      <w:bookmarkStart w:id="43" w:name="_Toc23941"/>
       <w:r>
         <w:rPr>
           <w:rFonts w:hint="eastAsia" w:ascii="Times New Roman" w:hAnsi="Times New Roman" w:eastAsia="微软雅黑" w:cs="Times New Roman"/>
@@ -4448,22 +4448,26 @@
                 <w:szCs w:val="24"/>
               </w:rPr>
             </w:pPr>
-            <w:r>
+            <w:bookmarkStart w:id="94" w:name="_GoBack"/>
+            <w:r>
+              <w:rPr>
+                <w:sz w:val="22"/>
+              </w:rPr>
               <mc:AlternateContent>
                 <mc:Choice Requires="wpg">
                   <w:drawing>
-                    <wp:anchor distT="0" distB="0" distL="114300" distR="114300" simplePos="0" relativeHeight="251660288" behindDoc="0" locked="0" layoutInCell="1" allowOverlap="1">
+                    <wp:anchor distT="0" distB="0" distL="114300" distR="114300" simplePos="0" relativeHeight="251663360" behindDoc="0" locked="0" layoutInCell="1" allowOverlap="1">
                       <wp:simplePos x="0" y="0"/>
                       <wp:positionH relativeFrom="column">
-                        <wp:posOffset>31115</wp:posOffset>
+                        <wp:posOffset>0</wp:posOffset>
                       </wp:positionH>
                       <wp:positionV relativeFrom="paragraph">
-                        <wp:posOffset>-547370</wp:posOffset>
+                        <wp:posOffset>-460375</wp:posOffset>
                       </wp:positionV>
-                      <wp:extent cx="3160395" cy="1441450"/>
-                      <wp:effectExtent l="0" t="0" r="9525" b="6350"/>
+                      <wp:extent cx="3080385" cy="1442720"/>
+                      <wp:effectExtent l="0" t="0" r="13335" b="5080"/>
                       <wp:wrapNone/>
-                      <wp:docPr id="101" name="组合 101"/>
+                      <wp:docPr id="34" name="组合 34"/>
                       <wp:cNvGraphicFramePr/>
                       <a:graphic xmlns:a="http://schemas.openxmlformats.org/drawingml/2006/main">
                         <a:graphicData uri="http://schemas.microsoft.com/office/word/2010/wordprocessingGroup">
@@ -4472,25 +4476,25 @@
                             <wpg:grpSpPr>
                               <a:xfrm>
                                 <a:off x="0" y="0"/>
-                                <a:ext cx="3160395" cy="1441450"/>
-                                <a:chOff x="10964" y="3809"/>
-                                <a:chExt cx="4977" cy="2270"/>
+                                <a:ext cx="3080385" cy="1442720"/>
+                                <a:chOff x="17956" y="37747"/>
+                                <a:chExt cx="4851" cy="2272"/>
                               </a:xfrm>
                             </wpg:grpSpPr>
                             <wpg:grpSp>
-                              <wpg:cNvPr id="102" name="组合 6"/>
+                              <wpg:cNvPr id="35" name="组合 16"/>
                               <wpg:cNvGrpSpPr/>
                               <wpg:grpSpPr>
                                 <a:xfrm>
-                                  <a:off x="10964" y="4438"/>
-                                  <a:ext cx="4577" cy="734"/>
-                                  <a:chOff x="10964" y="4438"/>
-                                  <a:chExt cx="4577" cy="734"/>
+                                  <a:off x="17956" y="38313"/>
+                                  <a:ext cx="4049" cy="646"/>
+                                  <a:chOff x="17956" y="38313"/>
+                                  <a:chExt cx="4049" cy="646"/>
                                 </a:xfrm>
                               </wpg:grpSpPr>
                               <pic:pic xmlns:pic="http://schemas.openxmlformats.org/drawingml/2006/picture">
                                 <pic:nvPicPr>
-                                  <pic:cNvPr id="30" name="图片 30" descr="微信图片_20220215110121"/>
+                                  <pic:cNvPr id="12" name="图片 29" descr="IMG_256"/>
                                   <pic:cNvPicPr>
                                     <a:picLocks noChangeAspect="1"/>
                                   </pic:cNvPicPr>
@@ -4499,18 +4503,17 @@
                                   <a:blip r:embed="rId10">
                                     <a:clrChange>
                                       <a:clrFrom>
-                                        <a:srgbClr val="A09D98">
+                                        <a:srgbClr val="FFFFFF">
                                           <a:alpha val="100000"/>
                                         </a:srgbClr>
                                       </a:clrFrom>
                                       <a:clrTo>
-                                        <a:srgbClr val="A09D98">
+                                        <a:srgbClr val="FFFFFF">
                                           <a:alpha val="100000"/>
                                           <a:alpha val="0"/>
                                         </a:srgbClr>
                                       </a:clrTo>
                                     </a:clrChange>
-                                    <a:biLevel thresh="50000"/>
                                   </a:blip>
                                   <a:stretch>
                                     <a:fillRect/>
@@ -4518,57 +4521,46 @@
                                 </pic:blipFill>
                                 <pic:spPr>
                                   <a:xfrm>
-                                    <a:off x="10964" y="4458"/>
-                                    <a:ext cx="1234" cy="715"/>
+                                    <a:off x="21031" y="38313"/>
+                                    <a:ext cx="975" cy="570"/>
+                                  </a:xfrm>
+                                  <a:prstGeom prst="rect">
+                                    <a:avLst/>
+                                  </a:prstGeom>
+                                  <a:noFill/>
+                                  <a:ln w="9525">
+                                    <a:noFill/>
+                                  </a:ln>
+                                </pic:spPr>
+                              </pic:pic>
+                              <pic:pic xmlns:pic="http://schemas.openxmlformats.org/drawingml/2006/picture">
+                                <pic:nvPicPr>
+                                  <pic:cNvPr id="15" name="图片 15" descr="c9514d16fd70679bf0495aeebb03c72d_compress"/>
+                                  <pic:cNvPicPr>
+                                    <a:picLocks noChangeAspect="1"/>
+                                  </pic:cNvPicPr>
+                                </pic:nvPicPr>
+                                <pic:blipFill>
+                                  <a:blip r:embed="rId11"/>
+                                  <a:srcRect l="21003" t="56913" r="27176" b="26386"/>
+                                  <a:stretch>
+                                    <a:fillRect/>
+                                  </a:stretch>
+                                </pic:blipFill>
+                                <pic:spPr>
+                                  <a:xfrm>
+                                    <a:off x="17956" y="38485"/>
+                                    <a:ext cx="1550" cy="475"/>
                                   </a:xfrm>
                                   <a:prstGeom prst="rect">
                                     <a:avLst/>
                                   </a:prstGeom>
                                 </pic:spPr>
                               </pic:pic>
-                              <pic:pic xmlns:pic="http://schemas.openxmlformats.org/drawingml/2006/picture">
-                                <pic:nvPicPr>
-                                  <pic:cNvPr id="21" name="图片 34" descr="晓敏"/>
-                                  <pic:cNvPicPr>
-                                    <a:picLocks noChangeAspect="1"/>
-                                  </pic:cNvPicPr>
-                                </pic:nvPicPr>
-                                <pic:blipFill>
-                                  <a:blip r:embed="rId11">
-                                    <a:clrChange>
-                                      <a:clrFrom>
-                                        <a:srgbClr val="949FA1"/>
-                                      </a:clrFrom>
-                                      <a:clrTo>
-                                        <a:srgbClr val="949FA1">
-                                          <a:alpha val="0"/>
-                                        </a:srgbClr>
-                                      </a:clrTo>
-                                    </a:clrChange>
-                                  </a:blip>
-                                  <a:srcRect l="34062" t="26445" r="34097" b="9325"/>
-                                  <a:stretch>
-                                    <a:fillRect/>
-                                  </a:stretch>
-                                </pic:blipFill>
-                                <pic:spPr>
-                                  <a:xfrm rot="16200000">
-                                    <a:off x="14524" y="3981"/>
-                                    <a:ext cx="560" cy="1475"/>
-                                  </a:xfrm>
-                                  <a:prstGeom prst="rect">
-                                    <a:avLst/>
-                                  </a:prstGeom>
-                                  <a:noFill/>
-                                  <a:ln>
-                                    <a:noFill/>
-                                  </a:ln>
-                                </pic:spPr>
-                              </pic:pic>
                             </wpg:grpSp>
                             <pic:pic xmlns:pic="http://schemas.openxmlformats.org/drawingml/2006/picture">
                               <pic:nvPicPr>
-                                <pic:cNvPr id="18" name="图片 8"/>
+                                <pic:cNvPr id="18" name="图片 25"/>
                                 <pic:cNvPicPr>
                                   <a:picLocks noChangeAspect="1" noChangeArrowheads="1"/>
                                 </pic:cNvPicPr>
@@ -4588,8 +4580,8 @@
                               </pic:blipFill>
                               <pic:spPr>
                                 <a:xfrm>
-                                  <a:off x="13671" y="3809"/>
-                                  <a:ext cx="2271" cy="2271"/>
+                                  <a:off x="20535" y="37747"/>
+                                  <a:ext cx="2273" cy="2273"/>
                                 </a:xfrm>
                                 <a:prstGeom prst="rect">
                                   <a:avLst/>
@@ -4608,24 +4600,24 @@
                 </mc:Choice>
                 <mc:Fallback>
                   <w:pict>
-                    <v:group id="_x0000_s1026" o:spid="_x0000_s1026" o:spt="203" style="position:absolute;left:0pt;margin-left:2.45pt;margin-top:-43.1pt;height:113.5pt;width:248.85pt;z-index:251660288;mso-width-relative:page;mso-height-relative:page;" coordorigin="10964,3809" coordsize="4977,2270" o:gfxdata="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">
+                    <v:group id="_x0000_s1026" o:spid="_x0000_s1026" o:spt="203" style="position:absolute;left:0pt;margin-left:0pt;margin-top:-36.25pt;height:113.6pt;width:242.55pt;z-index:251663360;mso-width-relative:page;mso-height-relative:page;" coordorigin="17956,37747" coordsize="4851,2272" o:gfxdata="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">
                       <o:lock v:ext="edit" aspectratio="f"/>
-                      <v:group id="组合 6" o:spid="_x0000_s1026" o:spt="203" style="position:absolute;left:10964;top:4438;height:734;width:4577;" coordorigin="10964,4438" coordsize="4577,734" o:gfxdata="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">
+                      <v:group id="组合 16" o:spid="_x0000_s1026" o:spt="203" style="position:absolute;left:17956;top:38313;height:646;width:4049;" coordorigin="17956,38313" coordsize="4049,646" o:gfxdata="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">
                         <o:lock v:ext="edit" aspectratio="f"/>
-                        <v:shape id="_x0000_s1026" o:spid="_x0000_s1026" o:spt="75" alt="微信图片_20220215110121" type="#_x0000_t75" style="position:absolute;left:10964;top:4458;height:715;width:1234;" filled="f" o:preferrelative="t" stroked="f" coordsize="21600,21600" o:gfxdata="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">
+                        <v:shape id="图片 29" o:spid="_x0000_s1026" o:spt="75" alt="IMG_256" type="#_x0000_t75" style="position:absolute;left:21031;top:38313;height:570;width:975;" filled="f" o:preferrelative="t" stroked="f" coordsize="21600,21600" o:gfxdata="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">
                           <v:fill on="f" focussize="0,0"/>
                           <v:stroke on="f"/>
-                          <v:imagedata r:id="rId10" grayscale="t" bilevel="t" chromakey="#A09D98" o:title=""/>
+                          <v:imagedata r:id="rId10" chromakey="#FFFFFF" o:title=""/>
                           <o:lock v:ext="edit" aspectratio="t"/>
                         </v:shape>
-                        <v:shape id="图片 34" o:spid="_x0000_s1026" o:spt="75" alt="晓敏" type="#_x0000_t75" style="position:absolute;left:14524;top:3981;height:1475;width:560;rotation:-5898240f;" filled="f" o:preferrelative="t" stroked="f" coordsize="21600,21600" o:gfxdata="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">
+                        <v:shape id="_x0000_s1026" o:spid="_x0000_s1026" o:spt="75" alt="c9514d16fd70679bf0495aeebb03c72d_compress" type="#_x0000_t75" style="position:absolute;left:17956;top:38485;height:475;width:1550;" filled="f" o:preferrelative="t" stroked="f" coordsize="21600,21600" o:gfxdata="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">
                           <v:fill on="f" focussize="0,0"/>
                           <v:stroke on="f"/>
-                          <v:imagedata r:id="rId11" cropleft="22323f" croptop="17331f" cropright="22346f" cropbottom="6111f" chromakey="#949FA1" o:title=""/>
+                          <v:imagedata r:id="rId11" cropleft="13765f" croptop="37299f" cropright="17810f" cropbottom="17292f" o:title=""/>
                           <o:lock v:ext="edit" aspectratio="t"/>
                         </v:shape>
                       </v:group>
-                      <v:shape id="图片 8" o:spid="_x0000_s1026" o:spt="75" type="#_x0000_t75" style="position:absolute;left:13671;top:3809;height:2271;width:2271;" filled="f" o:preferrelative="t" stroked="f" coordsize="21600,21600" o:gfxdata="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">
+                      <v:shape id="图片 25" o:spid="_x0000_s1026" o:spt="75" type="#_x0000_t75" style="position:absolute;left:20535;top:37747;height:2273;width:2273;" filled="f" o:preferrelative="t" stroked="f" coordsize="21600,21600" o:gfxdata="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">
                         <v:fill on="f" focussize="0,0"/>
                         <v:stroke on="f"/>
                         <v:imagedata r:id="rId12" o:title=""/>
@@ -4636,6 +4628,7 @@
                 </mc:Fallback>
               </mc:AlternateContent>
             </w:r>
+            <w:bookmarkEnd w:id="94"/>
           </w:p>
         </w:tc>
         <w:tc>
@@ -4922,8 +4915,9 @@
     <w:p>
       <w:pPr>
         <w:rPr>
+          <w:rFonts w:hint="default"/>
           <w:sz w:val="24"/>
-          <w:lang w:eastAsia="zh-CN"/>
+          <w:lang w:val="en-US" w:eastAsia="zh-CN"/>
         </w:rPr>
       </w:pPr>
     </w:p>
@@ -5013,6 +5007,185 @@
                 <w:szCs w:val="24"/>
               </w:rPr>
             </w:pPr>
+            <w:r>
+              <w:rPr>
+                <w:sz w:val="22"/>
+              </w:rPr>
+              <mc:AlternateContent>
+                <mc:Choice Requires="wpg">
+                  <w:drawing>
+                    <wp:anchor distT="0" distB="0" distL="114300" distR="114300" simplePos="0" relativeHeight="251664384" behindDoc="0" locked="0" layoutInCell="1" allowOverlap="1">
+                      <wp:simplePos x="0" y="0"/>
+                      <wp:positionH relativeFrom="column">
+                        <wp:posOffset>0</wp:posOffset>
+                      </wp:positionH>
+                      <wp:positionV relativeFrom="paragraph">
+                        <wp:posOffset>-490855</wp:posOffset>
+                      </wp:positionV>
+                      <wp:extent cx="3135630" cy="1442720"/>
+                      <wp:effectExtent l="0" t="0" r="3810" b="5080"/>
+                      <wp:wrapNone/>
+                      <wp:docPr id="36" name="组合 36"/>
+                      <wp:cNvGraphicFramePr/>
+                      <a:graphic xmlns:a="http://schemas.openxmlformats.org/drawingml/2006/main">
+                        <a:graphicData uri="http://schemas.microsoft.com/office/word/2010/wordprocessingGroup">
+                          <wpg:wgp>
+                            <wpg:cNvGrpSpPr/>
+                            <wpg:grpSpPr>
+                              <a:xfrm>
+                                <a:off x="0" y="0"/>
+                                <a:ext cx="3135630" cy="1442720"/>
+                                <a:chOff x="17956" y="39496"/>
+                                <a:chExt cx="4938" cy="2272"/>
+                              </a:xfrm>
+                            </wpg:grpSpPr>
+                            <wpg:grpSp>
+                              <wpg:cNvPr id="37" name="组合 30"/>
+                              <wpg:cNvGrpSpPr/>
+                              <wpg:grpSpPr>
+                                <a:xfrm>
+                                  <a:off x="17956" y="40098"/>
+                                  <a:ext cx="4213" cy="570"/>
+                                  <a:chOff x="17956" y="40098"/>
+                                  <a:chExt cx="4213" cy="570"/>
+                                </a:xfrm>
+                              </wpg:grpSpPr>
+                              <pic:pic xmlns:pic="http://schemas.openxmlformats.org/drawingml/2006/picture">
+                                <pic:nvPicPr>
+                                  <pic:cNvPr id="7" name="图片 1" descr="24f613a0-66be-430b-9e80-270d3393fac5"/>
+                                  <pic:cNvPicPr>
+                                    <a:picLocks noChangeAspect="1"/>
+                                  </pic:cNvPicPr>
+                                </pic:nvPicPr>
+                                <pic:blipFill>
+                                  <a:blip r:embed="rId13"/>
+                                  <a:srcRect l="43292" t="26660" r="21693" b="24394"/>
+                                  <a:stretch>
+                                    <a:fillRect/>
+                                  </a:stretch>
+                                </pic:blipFill>
+                                <pic:spPr>
+                                  <a:xfrm rot="16200000">
+                                    <a:off x="18366" y="39740"/>
+                                    <a:ext cx="506" cy="1327"/>
+                                  </a:xfrm>
+                                  <a:prstGeom prst="rect">
+                                    <a:avLst/>
+                                  </a:prstGeom>
+                                </pic:spPr>
+                              </pic:pic>
+                              <pic:pic xmlns:pic="http://schemas.openxmlformats.org/drawingml/2006/picture">
+                                <pic:nvPicPr>
+                                  <pic:cNvPr id="29" name="图片 29" descr="IMG_256"/>
+                                  <pic:cNvPicPr>
+                                    <a:picLocks noChangeAspect="1"/>
+                                  </pic:cNvPicPr>
+                                </pic:nvPicPr>
+                                <pic:blipFill>
+                                  <a:blip r:embed="rId10">
+                                    <a:clrChange>
+                                      <a:clrFrom>
+                                        <a:srgbClr val="FFFFFF">
+                                          <a:alpha val="100000"/>
+                                        </a:srgbClr>
+                                      </a:clrFrom>
+                                      <a:clrTo>
+                                        <a:srgbClr val="FFFFFF">
+                                          <a:alpha val="100000"/>
+                                          <a:alpha val="0"/>
+                                        </a:srgbClr>
+                                      </a:clrTo>
+                                    </a:clrChange>
+                                  </a:blip>
+                                  <a:stretch>
+                                    <a:fillRect/>
+                                  </a:stretch>
+                                </pic:blipFill>
+                                <pic:spPr>
+                                  <a:xfrm>
+                                    <a:off x="21195" y="40098"/>
+                                    <a:ext cx="975" cy="570"/>
+                                  </a:xfrm>
+                                  <a:prstGeom prst="rect">
+                                    <a:avLst/>
+                                  </a:prstGeom>
+                                  <a:noFill/>
+                                  <a:ln w="9525">
+                                    <a:noFill/>
+                                  </a:ln>
+                                </pic:spPr>
+                              </pic:pic>
+                            </wpg:grpSp>
+                            <pic:pic xmlns:pic="http://schemas.openxmlformats.org/drawingml/2006/picture">
+                              <pic:nvPicPr>
+                                <pic:cNvPr id="31" name="图片 25"/>
+                                <pic:cNvPicPr>
+                                  <a:picLocks noChangeAspect="1" noChangeArrowheads="1"/>
+                                </pic:cNvPicPr>
+                              </pic:nvPicPr>
+                              <pic:blipFill>
+                                <a:blip r:embed="rId12">
+                                  <a:extLst>
+                                    <a:ext uri="{28A0092B-C50C-407E-A947-70E740481C1C}">
+                                      <a14:useLocalDpi xmlns:a14="http://schemas.microsoft.com/office/drawing/2010/main" val="0"/>
+                                    </a:ext>
+                                  </a:extLst>
+                                </a:blip>
+                                <a:srcRect/>
+                                <a:stretch>
+                                  <a:fillRect/>
+                                </a:stretch>
+                              </pic:blipFill>
+                              <pic:spPr>
+                                <a:xfrm>
+                                  <a:off x="20622" y="39496"/>
+                                  <a:ext cx="2273" cy="2273"/>
+                                </a:xfrm>
+                                <a:prstGeom prst="rect">
+                                  <a:avLst/>
+                                </a:prstGeom>
+                                <a:noFill/>
+                                <a:ln>
+                                  <a:noFill/>
+                                </a:ln>
+                              </pic:spPr>
+                            </pic:pic>
+                          </wpg:wgp>
+                        </a:graphicData>
+                      </a:graphic>
+                    </wp:anchor>
+                  </w:drawing>
+                </mc:Choice>
+                <mc:Fallback>
+                  <w:pict>
+                    <v:group id="_x0000_s1026" o:spid="_x0000_s1026" o:spt="203" style="position:absolute;left:0pt;margin-left:0pt;margin-top:-38.65pt;height:113.6pt;width:246.9pt;z-index:251664384;mso-width-relative:page;mso-height-relative:page;" coordorigin="17956,39496" coordsize="4938,2272" o:gfxdata="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">
+                      <o:lock v:ext="edit" aspectratio="f"/>
+                      <v:group id="组合 30" o:spid="_x0000_s1026" o:spt="203" style="position:absolute;left:17956;top:40098;height:570;width:4213;" coordorigin="17956,40098" coordsize="4213,570" o:gfxdata="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">
+                        <o:lock v:ext="edit" aspectratio="f"/>
+                        <v:shape id="图片 1" o:spid="_x0000_s1026" o:spt="75" alt="24f613a0-66be-430b-9e80-270d3393fac5" type="#_x0000_t75" style="position:absolute;left:18366;top:39740;height:1327;width:506;rotation:-5898240f;" filled="f" o:preferrelative="t" stroked="f" coordsize="21600,21600" o:gfxdata="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">
+                          <v:fill on="f" focussize="0,0"/>
+                          <v:stroke on="f"/>
+                          <v:imagedata r:id="rId13" cropleft="28372f" croptop="17472f" cropright="14217f" cropbottom="15987f" o:title=""/>
+                          <o:lock v:ext="edit" aspectratio="t"/>
+                        </v:shape>
+                        <v:shape id="_x0000_s1026" o:spid="_x0000_s1026" o:spt="75" alt="IMG_256" type="#_x0000_t75" style="position:absolute;left:21195;top:40098;height:570;width:975;" filled="f" o:preferrelative="t" stroked="f" coordsize="21600,21600" o:gfxdata="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">
+                          <v:fill on="f" focussize="0,0"/>
+                          <v:stroke on="f"/>
+                          <v:imagedata r:id="rId10" chromakey="#FFFFFF" o:title=""/>
+                          <o:lock v:ext="edit" aspectratio="t"/>
+                        </v:shape>
+                      </v:group>
+                      <v:shape id="图片 25" o:spid="_x0000_s1026" o:spt="75" type="#_x0000_t75" style="position:absolute;left:20622;top:39496;height:2273;width:2273;" filled="f" o:preferrelative="t" stroked="f" coordsize="21600,21600" o:gfxdata="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">
+                        <v:fill on="f" focussize="0,0"/>
+                        <v:stroke on="f"/>
+                        <v:imagedata r:id="rId12" o:title=""/>
+                        <o:lock v:ext="edit" aspectratio="t"/>
+                      </v:shape>
+                    </v:group>
+                  </w:pict>
+                </mc:Fallback>
+              </mc:AlternateContent>
+            </w:r>
           </w:p>
         </w:tc>
         <w:tc>
@@ -5393,21 +5566,24 @@
               </w:rPr>
             </w:pPr>
             <w:r>
+              <w:rPr>
+                <w:sz w:val="24"/>
+              </w:rPr>
               <mc:AlternateContent>
                 <mc:Choice Requires="wpg">
                   <w:drawing>
-                    <wp:anchor distT="0" distB="0" distL="114300" distR="114300" simplePos="0" relativeHeight="251661312" behindDoc="0" locked="0" layoutInCell="1" allowOverlap="1">
+                    <wp:anchor distT="0" distB="0" distL="114300" distR="114300" simplePos="0" relativeHeight="251665408" behindDoc="0" locked="0" layoutInCell="1" allowOverlap="1">
                       <wp:simplePos x="0" y="0"/>
                       <wp:positionH relativeFrom="column">
-                        <wp:posOffset>-17780</wp:posOffset>
+                        <wp:posOffset>-59690</wp:posOffset>
                       </wp:positionH>
                       <wp:positionV relativeFrom="paragraph">
-                        <wp:posOffset>-485775</wp:posOffset>
+                        <wp:posOffset>-527685</wp:posOffset>
                       </wp:positionV>
-                      <wp:extent cx="3196590" cy="1442720"/>
-                      <wp:effectExtent l="0" t="0" r="3810" b="5080"/>
+                      <wp:extent cx="3114040" cy="1442720"/>
+                      <wp:effectExtent l="0" t="0" r="10160" b="5080"/>
                       <wp:wrapNone/>
-                      <wp:docPr id="105" name="组合 105"/>
+                      <wp:docPr id="38" name="组合 38"/>
                       <wp:cNvGraphicFramePr/>
                       <a:graphic xmlns:a="http://schemas.openxmlformats.org/drawingml/2006/main">
                         <a:graphicData uri="http://schemas.microsoft.com/office/word/2010/wordprocessingGroup">
@@ -5416,91 +5592,14 @@
                             <wpg:grpSpPr>
                               <a:xfrm>
                                 <a:off x="0" y="0"/>
-                                <a:ext cx="3196590" cy="1442720"/>
-                                <a:chOff x="19087" y="960"/>
-                                <a:chExt cx="5034" cy="2272"/>
+                                <a:ext cx="3114040" cy="1442720"/>
+                                <a:chOff x="17862" y="41199"/>
+                                <a:chExt cx="4904" cy="2272"/>
                               </a:xfrm>
                             </wpg:grpSpPr>
-                            <wpg:grpSp>
-                              <wpg:cNvPr id="106" name="组合 15"/>
-                              <wpg:cNvGrpSpPr/>
-                              <wpg:grpSpPr>
-                                <a:xfrm>
-                                  <a:off x="19087" y="1459"/>
-                                  <a:ext cx="4523" cy="714"/>
-                                  <a:chOff x="12357" y="7666"/>
-                                  <a:chExt cx="4523" cy="714"/>
-                                </a:xfrm>
-                              </wpg:grpSpPr>
-                              <pic:pic xmlns:pic="http://schemas.openxmlformats.org/drawingml/2006/picture">
-                                <pic:nvPicPr>
-                                  <pic:cNvPr id="22" name="图片 59" descr="图片1"/>
-                                  <pic:cNvPicPr>
-                                    <a:picLocks noChangeAspect="1"/>
-                                  </pic:cNvPicPr>
-                                </pic:nvPicPr>
-                                <pic:blipFill>
-                                  <a:blip r:embed="rId13">
-                                    <a:biLevel thresh="50000"/>
-                                  </a:blip>
-                                  <a:srcRect l="7865" t="11797" r="5322" b="19074"/>
-                                  <a:stretch>
-                                    <a:fillRect/>
-                                  </a:stretch>
-                                </pic:blipFill>
-                                <pic:spPr>
-                                  <a:xfrm>
-                                    <a:off x="12357" y="7738"/>
-                                    <a:ext cx="1468" cy="627"/>
-                                  </a:xfrm>
-                                  <a:prstGeom prst="rect">
-                                    <a:avLst/>
-                                  </a:prstGeom>
-                                  <a:noFill/>
-                                </pic:spPr>
-                              </pic:pic>
-                              <pic:pic xmlns:pic="http://schemas.openxmlformats.org/drawingml/2006/picture">
-                                <pic:nvPicPr>
-                                  <pic:cNvPr id="19" name="图片 14" descr="微信图片_20220215110121"/>
-                                  <pic:cNvPicPr>
-                                    <a:picLocks noChangeAspect="1"/>
-                                  </pic:cNvPicPr>
-                                </pic:nvPicPr>
-                                <pic:blipFill>
-                                  <a:blip r:embed="rId10">
-                                    <a:clrChange>
-                                      <a:clrFrom>
-                                        <a:srgbClr val="A09D98">
-                                          <a:alpha val="100000"/>
-                                        </a:srgbClr>
-                                      </a:clrFrom>
-                                      <a:clrTo>
-                                        <a:srgbClr val="A09D98">
-                                          <a:alpha val="100000"/>
-                                          <a:alpha val="0"/>
-                                        </a:srgbClr>
-                                      </a:clrTo>
-                                    </a:clrChange>
-                                    <a:biLevel thresh="50000"/>
-                                  </a:blip>
-                                  <a:stretch>
-                                    <a:fillRect/>
-                                  </a:stretch>
-                                </pic:blipFill>
-                                <pic:spPr>
-                                  <a:xfrm>
-                                    <a:off x="15646" y="7666"/>
-                                    <a:ext cx="1234" cy="715"/>
-                                  </a:xfrm>
-                                  <a:prstGeom prst="rect">
-                                    <a:avLst/>
-                                  </a:prstGeom>
-                                </pic:spPr>
-                              </pic:pic>
-                            </wpg:grpSp>
                             <pic:pic xmlns:pic="http://schemas.openxmlformats.org/drawingml/2006/picture">
                               <pic:nvPicPr>
-                                <pic:cNvPr id="107" name="图片 23"/>
+                                <pic:cNvPr id="6" name="图片 23"/>
                                 <pic:cNvPicPr>
                                   <a:picLocks noChangeAspect="1" noChangeArrowheads="1"/>
                                 </pic:cNvPicPr>
@@ -5520,7 +5619,7 @@
                               </pic:blipFill>
                               <pic:spPr>
                                 <a:xfrm>
-                                  <a:off x="21849" y="960"/>
+                                  <a:off x="20494" y="41199"/>
                                   <a:ext cx="2273" cy="2273"/>
                                 </a:xfrm>
                                 <a:prstGeom prst="rect">
@@ -5532,6 +5631,86 @@
                                 </a:ln>
                               </pic:spPr>
                             </pic:pic>
+                            <wpg:grpSp>
+                              <wpg:cNvPr id="39" name="组合 23"/>
+                              <wpg:cNvGrpSpPr/>
+                              <wpg:grpSpPr>
+                                <a:xfrm>
+                                  <a:off x="17862" y="41843"/>
+                                  <a:ext cx="4208" cy="652"/>
+                                  <a:chOff x="17862" y="41843"/>
+                                  <a:chExt cx="4208" cy="652"/>
+                                </a:xfrm>
+                              </wpg:grpSpPr>
+                              <pic:pic xmlns:pic="http://schemas.openxmlformats.org/drawingml/2006/picture">
+                                <pic:nvPicPr>
+                                  <pic:cNvPr id="22" name="图片 59" descr="图片1"/>
+                                  <pic:cNvPicPr>
+                                    <a:picLocks noChangeAspect="1"/>
+                                  </pic:cNvPicPr>
+                                </pic:nvPicPr>
+                                <pic:blipFill>
+                                  <a:blip r:embed="rId14">
+                                    <a:biLevel thresh="50000"/>
+                                  </a:blip>
+                                  <a:srcRect l="7865" t="11797" r="5322" b="19074"/>
+                                  <a:stretch>
+                                    <a:fillRect/>
+                                  </a:stretch>
+                                </pic:blipFill>
+                                <pic:spPr>
+                                  <a:xfrm>
+                                    <a:off x="17862" y="41869"/>
+                                    <a:ext cx="1468" cy="627"/>
+                                  </a:xfrm>
+                                  <a:prstGeom prst="rect">
+                                    <a:avLst/>
+                                  </a:prstGeom>
+                                  <a:noFill/>
+                                </pic:spPr>
+                              </pic:pic>
+                              <pic:pic xmlns:pic="http://schemas.openxmlformats.org/drawingml/2006/picture">
+                                <pic:nvPicPr>
+                                  <pic:cNvPr id="21" name="图片 29" descr="IMG_256"/>
+                                  <pic:cNvPicPr>
+                                    <a:picLocks noChangeAspect="1"/>
+                                  </pic:cNvPicPr>
+                                </pic:nvPicPr>
+                                <pic:blipFill>
+                                  <a:blip r:embed="rId10">
+                                    <a:clrChange>
+                                      <a:clrFrom>
+                                        <a:srgbClr val="FFFFFF">
+                                          <a:alpha val="100000"/>
+                                        </a:srgbClr>
+                                      </a:clrFrom>
+                                      <a:clrTo>
+                                        <a:srgbClr val="FFFFFF">
+                                          <a:alpha val="100000"/>
+                                          <a:alpha val="0"/>
+                                        </a:srgbClr>
+                                      </a:clrTo>
+                                    </a:clrChange>
+                                  </a:blip>
+                                  <a:stretch>
+                                    <a:fillRect/>
+                                  </a:stretch>
+                                </pic:blipFill>
+                                <pic:spPr>
+                                  <a:xfrm>
+                                    <a:off x="21096" y="41843"/>
+                                    <a:ext cx="975" cy="570"/>
+                                  </a:xfrm>
+                                  <a:prstGeom prst="rect">
+                                    <a:avLst/>
+                                  </a:prstGeom>
+                                  <a:noFill/>
+                                  <a:ln w="9525">
+                                    <a:noFill/>
+                                  </a:ln>
+                                </pic:spPr>
+                              </pic:pic>
+                            </wpg:grpSp>
                           </wpg:wgp>
                         </a:graphicData>
                       </a:graphic>
@@ -5540,29 +5719,29 @@
                 </mc:Choice>
                 <mc:Fallback>
                   <w:pict>
-                    <v:group id="_x0000_s1026" o:spid="_x0000_s1026" o:spt="203" style="position:absolute;left:0pt;margin-left:-1.4pt;margin-top:-38.25pt;height:113.6pt;width:251.7pt;z-index:251661312;mso-width-relative:page;mso-height-relative:page;" coordorigin="19087,960" coordsize="5034,2272" o:gfxdata="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">
+                    <v:group id="_x0000_s1026" o:spid="_x0000_s1026" o:spt="203" style="position:absolute;left:0pt;margin-left:-4.7pt;margin-top:-41.55pt;height:113.6pt;width:245.2pt;z-index:251665408;mso-width-relative:page;mso-height-relative:page;" coordorigin="17862,41199" coordsize="4904,2272" o:gfxdata="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">
                       <o:lock v:ext="edit" aspectratio="f"/>
-                      <v:group id="组合 15" o:spid="_x0000_s1026" o:spt="203" style="position:absolute;left:19087;top:1459;height:714;width:4523;" coordorigin="12357,7666" coordsize="4523,714" o:gfxdata="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">
-                        <o:lock v:ext="edit" aspectratio="f"/>
-                        <v:shape id="图片 59" o:spid="_x0000_s1026" o:spt="75" alt="图片1" type="#_x0000_t75" style="position:absolute;left:12357;top:7738;height:627;width:1468;" filled="f" o:preferrelative="t" stroked="f" coordsize="21600,21600" o:gfxdata="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">
-                          <v:fill on="f" focussize="0,0"/>
-                          <v:stroke on="f"/>
-                          <v:imagedata r:id="rId13" cropleft="5154f" croptop="7731f" cropright="3488f" cropbottom="12500f" grayscale="t" bilevel="t" o:title=""/>
-                          <o:lock v:ext="edit" aspectratio="t"/>
-                        </v:shape>
-                        <v:shape id="图片 14" o:spid="_x0000_s1026" o:spt="75" alt="微信图片_20220215110121" type="#_x0000_t75" style="position:absolute;left:15646;top:7666;height:715;width:1234;" filled="f" o:preferrelative="t" stroked="f" coordsize="21600,21600" o:gfxdata="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">
-                          <v:fill on="f" focussize="0,0"/>
-                          <v:stroke on="f"/>
-                          <v:imagedata r:id="rId10" grayscale="t" bilevel="t" chromakey="#A09D98" o:title=""/>
-                          <o:lock v:ext="edit" aspectratio="t"/>
-                        </v:shape>
-                      </v:group>
-                      <v:shape id="图片 23" o:spid="_x0000_s1026" o:spt="75" type="#_x0000_t75" style="position:absolute;left:21849;top:960;height:2273;width:2273;" filled="f" o:preferrelative="t" stroked="f" coordsize="21600,21600" o:gfxdata="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">
+                      <v:shape id="图片 23" o:spid="_x0000_s1026" o:spt="75" type="#_x0000_t75" style="position:absolute;left:20494;top:41199;height:2273;width:2273;" filled="f" o:preferrelative="t" stroked="f" coordsize="21600,21600" o:gfxdata="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">
                         <v:fill on="f" focussize="0,0"/>
                         <v:stroke on="f"/>
                         <v:imagedata r:id="rId12" o:title=""/>
                         <o:lock v:ext="edit" aspectratio="t"/>
                       </v:shape>
+                      <v:group id="组合 23" o:spid="_x0000_s1026" o:spt="203" style="position:absolute;left:17862;top:41843;height:652;width:4208;" coordorigin="17862,41843" coordsize="4208,652" o:gfxdata="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">
+                        <o:lock v:ext="edit" aspectratio="f"/>
+                        <v:shape id="图片 59" o:spid="_x0000_s1026" o:spt="75" alt="图片1" type="#_x0000_t75" style="position:absolute;left:17862;top:41869;height:627;width:1468;" filled="f" o:preferrelative="t" stroked="f" coordsize="21600,21600" o:gfxdata="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">
+                          <v:fill on="f" focussize="0,0"/>
+                          <v:stroke on="f"/>
+                          <v:imagedata r:id="rId14" cropleft="5154f" croptop="7731f" cropright="3488f" cropbottom="12500f" grayscale="t" bilevel="t" o:title=""/>
+                          <o:lock v:ext="edit" aspectratio="t"/>
+                        </v:shape>
+                        <v:shape id="图片 29" o:spid="_x0000_s1026" o:spt="75" alt="IMG_256" type="#_x0000_t75" style="position:absolute;left:21096;top:41843;height:570;width:975;" filled="f" o:preferrelative="t" stroked="f" coordsize="21600,21600" o:gfxdata="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">
+                          <v:fill on="f" focussize="0,0"/>
+                          <v:stroke on="f"/>
+                          <v:imagedata r:id="rId10" chromakey="#FFFFFF" o:title=""/>
+                          <o:lock v:ext="edit" aspectratio="t"/>
+                        </v:shape>
+                      </v:group>
                     </v:group>
                   </w:pict>
                 </mc:Fallback>
@@ -5950,10 +6129,13 @@
               </w:rPr>
             </w:pPr>
             <w:r>
+              <w:rPr>
+                <w:sz w:val="24"/>
+              </w:rPr>
               <mc:AlternateContent>
                 <mc:Choice Requires="wpg">
                   <w:drawing>
-                    <wp:anchor distT="0" distB="0" distL="114300" distR="114300" simplePos="0" relativeHeight="251662336" behindDoc="0" locked="0" layoutInCell="1" allowOverlap="1">
+                    <wp:anchor distT="0" distB="0" distL="114300" distR="114300" simplePos="0" relativeHeight="251666432" behindDoc="0" locked="0" layoutInCell="1" allowOverlap="1">
                       <wp:simplePos x="0" y="0"/>
                       <wp:positionH relativeFrom="column">
                         <wp:posOffset>12700</wp:posOffset>
@@ -5961,10 +6143,10 @@
                       <wp:positionV relativeFrom="paragraph">
                         <wp:posOffset>-514985</wp:posOffset>
                       </wp:positionV>
-                      <wp:extent cx="3143250" cy="1442720"/>
-                      <wp:effectExtent l="0" t="0" r="11430" b="5080"/>
+                      <wp:extent cx="3150235" cy="1442720"/>
+                      <wp:effectExtent l="0" t="0" r="4445" b="5080"/>
                       <wp:wrapNone/>
-                      <wp:docPr id="108" name="组合 108"/>
+                      <wp:docPr id="8" name="组合 8"/>
                       <wp:cNvGraphicFramePr/>
                       <a:graphic xmlns:a="http://schemas.openxmlformats.org/drawingml/2006/main">
                         <a:graphicData uri="http://schemas.microsoft.com/office/word/2010/wordprocessingGroup">
@@ -5973,31 +6155,65 @@
                             <wpg:grpSpPr>
                               <a:xfrm>
                                 <a:off x="0" y="0"/>
-                                <a:ext cx="3143250" cy="1442720"/>
-                                <a:chOff x="19315" y="2640"/>
-                                <a:chExt cx="4950" cy="2272"/>
+                                <a:ext cx="3150235" cy="1442720"/>
+                                <a:chOff x="17976" y="42945"/>
+                                <a:chExt cx="4961" cy="2272"/>
                               </a:xfrm>
                             </wpg:grpSpPr>
+                            <pic:pic xmlns:pic="http://schemas.openxmlformats.org/drawingml/2006/picture">
+                              <pic:nvPicPr>
+                                <pic:cNvPr id="9" name="图片 25"/>
+                                <pic:cNvPicPr>
+                                  <a:picLocks noChangeAspect="1" noChangeArrowheads="1"/>
+                                </pic:cNvPicPr>
+                              </pic:nvPicPr>
+                              <pic:blipFill>
+                                <a:blip r:embed="rId12">
+                                  <a:extLst>
+                                    <a:ext uri="{28A0092B-C50C-407E-A947-70E740481C1C}">
+                                      <a14:useLocalDpi xmlns:a14="http://schemas.microsoft.com/office/drawing/2010/main" val="0"/>
+                                    </a:ext>
+                                  </a:extLst>
+                                </a:blip>
+                                <a:srcRect/>
+                                <a:stretch>
+                                  <a:fillRect/>
+                                </a:stretch>
+                              </pic:blipFill>
+                              <pic:spPr>
+                                <a:xfrm>
+                                  <a:off x="20665" y="42945"/>
+                                  <a:ext cx="2273" cy="2273"/>
+                                </a:xfrm>
+                                <a:prstGeom prst="rect">
+                                  <a:avLst/>
+                                </a:prstGeom>
+                                <a:noFill/>
+                                <a:ln>
+                                  <a:noFill/>
+                                </a:ln>
+                              </pic:spPr>
+                            </pic:pic>
                             <wpg:grpSp>
-                              <wpg:cNvPr id="109" name="组合 22"/>
+                              <wpg:cNvPr id="41" name="组合 27"/>
                               <wpg:cNvGrpSpPr/>
                               <wpg:grpSpPr>
                                 <a:xfrm>
-                                  <a:off x="19315" y="3174"/>
-                                  <a:ext cx="4415" cy="714"/>
-                                  <a:chOff x="12525" y="9562"/>
-                                  <a:chExt cx="4415" cy="714"/>
+                                  <a:off x="17976" y="43614"/>
+                                  <a:ext cx="4551" cy="626"/>
+                                  <a:chOff x="17976" y="43614"/>
+                                  <a:chExt cx="4551" cy="626"/>
                                 </a:xfrm>
                               </wpg:grpSpPr>
                               <pic:pic xmlns:pic="http://schemas.openxmlformats.org/drawingml/2006/picture">
                                 <pic:nvPicPr>
-                                  <pic:cNvPr id="110" name="图片 29" descr="IMG_256"/>
+                                  <pic:cNvPr id="10" name="图片 29" descr="IMG_256"/>
                                   <pic:cNvPicPr>
                                     <a:picLocks noChangeAspect="1"/>
                                   </pic:cNvPicPr>
                                 </pic:nvPicPr>
                                 <pic:blipFill>
-                                  <a:blip r:embed="rId14">
+                                  <a:blip r:embed="rId10">
                                     <a:clrChange>
                                       <a:clrFrom>
                                         <a:srgbClr val="FFFFFF">
@@ -6018,7 +6234,7 @@
                                 </pic:blipFill>
                                 <pic:spPr>
                                   <a:xfrm>
-                                    <a:off x="12525" y="9698"/>
+                                    <a:off x="17976" y="43615"/>
                                     <a:ext cx="975" cy="570"/>
                                   </a:xfrm>
                                   <a:prstGeom prst="rect">
@@ -6032,77 +6248,32 @@
                               </pic:pic>
                               <pic:pic xmlns:pic="http://schemas.openxmlformats.org/drawingml/2006/picture">
                                 <pic:nvPicPr>
-                                  <pic:cNvPr id="29" name="图片 20" descr="微信图片_20220215110121"/>
+                                  <pic:cNvPr id="11" name="图片 59" descr="图片1"/>
                                   <pic:cNvPicPr>
                                     <a:picLocks noChangeAspect="1"/>
                                   </pic:cNvPicPr>
                                 </pic:nvPicPr>
                                 <pic:blipFill>
-                                  <a:blip r:embed="rId10">
-                                    <a:clrChange>
-                                      <a:clrFrom>
-                                        <a:srgbClr val="A09D98">
-                                          <a:alpha val="100000"/>
-                                        </a:srgbClr>
-                                      </a:clrFrom>
-                                      <a:clrTo>
-                                        <a:srgbClr val="A09D98">
-                                          <a:alpha val="100000"/>
-                                          <a:alpha val="0"/>
-                                        </a:srgbClr>
-                                      </a:clrTo>
-                                    </a:clrChange>
+                                  <a:blip r:embed="rId14">
                                     <a:biLevel thresh="50000"/>
                                   </a:blip>
+                                  <a:srcRect l="7865" t="11797" r="5322" b="19074"/>
                                   <a:stretch>
                                     <a:fillRect/>
                                   </a:stretch>
                                 </pic:blipFill>
                                 <pic:spPr>
                                   <a:xfrm>
-                                    <a:off x="15706" y="9562"/>
-                                    <a:ext cx="1234" cy="715"/>
+                                    <a:off x="21059" y="43614"/>
+                                    <a:ext cx="1468" cy="627"/>
                                   </a:xfrm>
                                   <a:prstGeom prst="rect">
                                     <a:avLst/>
                                   </a:prstGeom>
+                                  <a:noFill/>
                                 </pic:spPr>
                               </pic:pic>
                             </wpg:grpSp>
-                            <pic:pic xmlns:pic="http://schemas.openxmlformats.org/drawingml/2006/picture">
-                              <pic:nvPicPr>
-                                <pic:cNvPr id="6" name="图片 25"/>
-                                <pic:cNvPicPr>
-                                  <a:picLocks noChangeAspect="1" noChangeArrowheads="1"/>
-                                </pic:cNvPicPr>
-                              </pic:nvPicPr>
-                              <pic:blipFill>
-                                <a:blip r:embed="rId12">
-                                  <a:extLst>
-                                    <a:ext uri="{28A0092B-C50C-407E-A947-70E740481C1C}">
-                                      <a14:useLocalDpi xmlns:a14="http://schemas.microsoft.com/office/drawing/2010/main" val="0"/>
-                                    </a:ext>
-                                  </a:extLst>
-                                </a:blip>
-                                <a:srcRect/>
-                                <a:stretch>
-                                  <a:fillRect/>
-                                </a:stretch>
-                              </pic:blipFill>
-                              <pic:spPr>
-                                <a:xfrm>
-                                  <a:off x="21993" y="2640"/>
-                                  <a:ext cx="2273" cy="2273"/>
-                                </a:xfrm>
-                                <a:prstGeom prst="rect">
-                                  <a:avLst/>
-                                </a:prstGeom>
-                                <a:noFill/>
-                                <a:ln>
-                                  <a:noFill/>
-                                </a:ln>
-                              </pic:spPr>
-                            </pic:pic>
                           </wpg:wgp>
                         </a:graphicData>
                       </a:graphic>
@@ -6111,29 +6282,29 @@
                 </mc:Choice>
                 <mc:Fallback>
                   <w:pict>
-                    <v:group id="_x0000_s1026" o:spid="_x0000_s1026" o:spt="203" style="position:absolute;left:0pt;margin-left:1pt;margin-top:-40.55pt;height:113.6pt;width:247.5pt;z-index:251662336;mso-width-relative:page;mso-height-relative:page;" coordorigin="19315,2640" coordsize="4950,2272" o:gfxdata="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">
+                    <v:group id="_x0000_s1026" o:spid="_x0000_s1026" o:spt="203" style="position:absolute;left:0pt;margin-left:1pt;margin-top:-40.55pt;height:113.6pt;width:248.05pt;z-index:251666432;mso-width-relative:page;mso-height-relative:page;" coordorigin="17976,42945" coordsize="4961,2272" o:gfxdata="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">
                       <o:lock v:ext="edit" aspectratio="f"/>
-                      <v:group id="组合 22" o:spid="_x0000_s1026" o:spt="203" style="position:absolute;left:19315;top:3174;height:714;width:4415;" coordorigin="12525,9562" coordsize="4415,714" o:gfxdata="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">
-                        <o:lock v:ext="edit" aspectratio="f"/>
-                        <v:shape id="图片 29" o:spid="_x0000_s1026" o:spt="75" alt="IMG_256" type="#_x0000_t75" style="position:absolute;left:12525;top:9698;height:570;width:975;" filled="f" o:preferrelative="t" stroked="f" coordsize="21600,21600" o:gfxdata="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">
-                          <v:fill on="f" focussize="0,0"/>
-                          <v:stroke on="f"/>
-                          <v:imagedata r:id="rId14" chromakey="#FFFFFF" o:title=""/>
-                          <o:lock v:ext="edit" aspectratio="t"/>
-                        </v:shape>
-                        <v:shape id="图片 20" o:spid="_x0000_s1026" o:spt="75" alt="微信图片_20220215110121" type="#_x0000_t75" style="position:absolute;left:15706;top:9562;height:715;width:1234;" filled="f" o:preferrelative="t" stroked="f" coordsize="21600,21600" o:gfxdata="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">
-                          <v:fill on="f" focussize="0,0"/>
-                          <v:stroke on="f"/>
-                          <v:imagedata r:id="rId10" grayscale="t" bilevel="t" chromakey="#A09D98" o:title=""/>
-                          <o:lock v:ext="edit" aspectratio="t"/>
-                        </v:shape>
-                      </v:group>
-                      <v:shape id="图片 25" o:spid="_x0000_s1026" o:spt="75" type="#_x0000_t75" style="position:absolute;left:21993;top:2640;height:2273;width:2273;" filled="f" o:preferrelative="t" stroked="f" coordsize="21600,21600" o:gfxdata="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">
+                      <v:shape id="图片 25" o:spid="_x0000_s1026" o:spt="75" type="#_x0000_t75" style="position:absolute;left:20665;top:42945;height:2273;width:2273;" filled="f" o:preferrelative="t" stroked="f" coordsize="21600,21600" o:gfxdata="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">
                         <v:fill on="f" focussize="0,0"/>
                         <v:stroke on="f"/>
                         <v:imagedata r:id="rId12" o:title=""/>
                         <o:lock v:ext="edit" aspectratio="t"/>
                       </v:shape>
+                      <v:group id="组合 27" o:spid="_x0000_s1026" o:spt="203" style="position:absolute;left:17976;top:43614;height:626;width:4551;" coordorigin="17976,43614" coordsize="4551,626" o:gfxdata="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">
+                        <o:lock v:ext="edit" aspectratio="f"/>
+                        <v:shape id="图片 29" o:spid="_x0000_s1026" o:spt="75" alt="IMG_256" type="#_x0000_t75" style="position:absolute;left:17976;top:43615;height:570;width:975;" filled="f" o:preferrelative="t" stroked="f" coordsize="21600,21600" o:gfxdata="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">
+                          <v:fill on="f" focussize="0,0"/>
+                          <v:stroke on="f"/>
+                          <v:imagedata r:id="rId10" chromakey="#FFFFFF" o:title=""/>
+                          <o:lock v:ext="edit" aspectratio="t"/>
+                        </v:shape>
+                        <v:shape id="图片 59" o:spid="_x0000_s1026" o:spt="75" alt="图片1" type="#_x0000_t75" style="position:absolute;left:21059;top:43614;height:627;width:1468;" filled="f" o:preferrelative="t" stroked="f" coordsize="21600,21600" o:gfxdata="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">
+                          <v:fill on="f" focussize="0,0"/>
+                          <v:stroke on="f"/>
+                          <v:imagedata r:id="rId14" cropleft="5154f" croptop="7731f" cropright="3488f" cropbottom="12500f" grayscale="t" bilevel="t" o:title=""/>
+                          <o:lock v:ext="edit" aspectratio="t"/>
+                        </v:shape>
+                      </v:group>
                     </v:group>
                   </w:pict>
                 </mc:Fallback>
@@ -6432,6 +6603,379 @@
     <w:p>
       <w:pPr>
         <w:rPr>
+          <w:lang w:eastAsia="zh-CN"/>
+        </w:rPr>
+      </w:pPr>
+    </w:p>
+    <w:tbl>
+      <w:tblPr>
+        <w:tblStyle w:val="36"/>
+        <w:tblW w:w="6772" w:type="dxa"/>
+        <w:jc w:val="right"/>
+        <w:tblLayout w:type="fixed"/>
+        <w:tblCellMar>
+          <w:top w:w="0" w:type="dxa"/>
+          <w:left w:w="0" w:type="dxa"/>
+          <w:bottom w:w="0" w:type="dxa"/>
+          <w:right w:w="0" w:type="dxa"/>
+        </w:tblCellMar>
+      </w:tblPr>
+      <w:tblGrid>
+        <w:gridCol w:w="1272"/>
+        <w:gridCol w:w="2040"/>
+        <w:gridCol w:w="1166"/>
+        <w:gridCol w:w="2294"/>
+      </w:tblGrid>
+      <w:tr>
+        <w:trPr>
+          <w:trHeight w:val="441" w:hRule="exact"/>
+          <w:jc w:val="right"/>
+        </w:trPr>
+        <w:tc>
+          <w:tcPr>
+            <w:tcW w:w="1272" w:type="dxa"/>
+            <w:vAlign w:val="center"/>
+          </w:tcPr>
+          <w:p>
+            <w:pPr>
+              <w:pStyle w:val="20"/>
+              <w:spacing w:before="13"/>
+              <w:ind w:left="13" w:right="95"/>
+              <w:jc w:val="both"/>
+              <w:rPr>
+                <w:rFonts w:ascii="Times New Roman" w:hAnsi="Times New Roman" w:cs="Times New Roman"/>
+                <w:b/>
+                <w:sz w:val="24"/>
+                <w:szCs w:val="24"/>
+              </w:rPr>
+            </w:pPr>
+            <w:r>
+              <w:rPr>
+                <w:rFonts w:ascii="Times New Roman" w:hAnsi="Times New Roman" w:cs="Times New Roman"/>
+                <w:b/>
+                <w:sz w:val="24"/>
+                <w:szCs w:val="24"/>
+              </w:rPr>
+              <w:t>检测人：</w:t>
+            </w:r>
+          </w:p>
+        </w:tc>
+        <w:tc>
+          <w:tcPr>
+            <w:tcW w:w="2040" w:type="dxa"/>
+            <w:vAlign w:val="center"/>
+          </w:tcPr>
+          <w:p>
+            <w:pPr>
+              <w:pStyle w:val="20"/>
+              <w:spacing w:before="13"/>
+              <w:jc w:val="both"/>
+              <w:rPr>
+                <w:rFonts w:ascii="Times New Roman" w:hAnsi="Times New Roman" w:cs="Times New Roman"/>
+                <w:b/>
+                <w:sz w:val="24"/>
+                <w:szCs w:val="24"/>
+              </w:rPr>
+            </w:pPr>
+          </w:p>
+        </w:tc>
+        <w:tc>
+          <w:tcPr>
+            <w:tcW w:w="1166" w:type="dxa"/>
+            <w:vAlign w:val="center"/>
+          </w:tcPr>
+          <w:p>
+            <w:pPr>
+              <w:pStyle w:val="20"/>
+              <w:spacing w:before="13"/>
+              <w:jc w:val="both"/>
+              <w:rPr>
+                <w:rFonts w:ascii="Times New Roman" w:hAnsi="Times New Roman" w:cs="Times New Roman"/>
+                <w:b/>
+                <w:sz w:val="24"/>
+                <w:szCs w:val="24"/>
+              </w:rPr>
+            </w:pPr>
+            <w:r>
+              <w:rPr>
+                <w:rFonts w:ascii="Times New Roman" w:hAnsi="Times New Roman" w:cs="Times New Roman"/>
+                <w:b/>
+                <w:sz w:val="24"/>
+                <w:szCs w:val="24"/>
+              </w:rPr>
+              <w:t>复核人</w:t>
+            </w:r>
+            <w:r>
+              <w:rPr>
+                <w:rFonts w:ascii="Times New Roman" w:hAnsi="Times New Roman" w:cs="Times New Roman"/>
+                <w:b/>
+                <w:sz w:val="24"/>
+                <w:szCs w:val="24"/>
+                <w:lang w:eastAsia="zh-CN"/>
+              </w:rPr>
+              <w:t>：</w:t>
+            </w:r>
+          </w:p>
+        </w:tc>
+        <w:tc>
+          <w:tcPr>
+            <w:tcW w:w="2294" w:type="dxa"/>
+            <w:vAlign w:val="center"/>
+          </w:tcPr>
+          <w:p>
+            <w:pPr>
+              <w:pStyle w:val="20"/>
+              <w:spacing w:before="13"/>
+              <w:ind w:right="15"/>
+              <w:jc w:val="both"/>
+              <w:rPr>
+                <w:rFonts w:ascii="Times New Roman" w:hAnsi="Times New Roman" w:cs="Times New Roman"/>
+                <w:b/>
+                <w:sz w:val="24"/>
+                <w:szCs w:val="24"/>
+              </w:rPr>
+            </w:pPr>
+          </w:p>
+        </w:tc>
+      </w:tr>
+      <w:tr>
+        <w:tblPrEx>
+          <w:tblCellMar>
+            <w:top w:w="0" w:type="dxa"/>
+            <w:left w:w="0" w:type="dxa"/>
+            <w:bottom w:w="0" w:type="dxa"/>
+            <w:right w:w="0" w:type="dxa"/>
+          </w:tblCellMar>
+        </w:tblPrEx>
+        <w:trPr>
+          <w:trHeight w:val="457" w:hRule="exact"/>
+          <w:jc w:val="right"/>
+        </w:trPr>
+        <w:tc>
+          <w:tcPr>
+            <w:tcW w:w="1272" w:type="dxa"/>
+            <w:vAlign w:val="center"/>
+          </w:tcPr>
+          <w:p>
+            <w:pPr>
+              <w:pStyle w:val="20"/>
+              <w:spacing w:line="341" w:lineRule="exact"/>
+              <w:ind w:left="13" w:right="165"/>
+              <w:jc w:val="both"/>
+              <w:rPr>
+                <w:rFonts w:ascii="Times New Roman" w:hAnsi="Times New Roman" w:cs="Times New Roman"/>
+                <w:b/>
+                <w:sz w:val="24"/>
+                <w:szCs w:val="24"/>
+              </w:rPr>
+            </w:pPr>
+            <w:r>
+              <w:rPr>
+                <w:rFonts w:ascii="Times New Roman" w:hAnsi="Times New Roman" w:cs="Times New Roman"/>
+                <w:b/>
+                <w:sz w:val="24"/>
+                <w:szCs w:val="24"/>
+              </w:rPr>
+              <w:t>日</w:t>
+            </w:r>
+            <w:r>
+              <w:rPr>
+                <w:rFonts w:ascii="Times New Roman" w:hAnsi="Times New Roman" w:cs="Times New Roman"/>
+                <w:b/>
+                <w:sz w:val="24"/>
+                <w:szCs w:val="24"/>
+                <w:lang w:eastAsia="zh-CN"/>
+              </w:rPr>
+              <w:t xml:space="preserve">  </w:t>
+            </w:r>
+            <w:r>
+              <w:rPr>
+                <w:rFonts w:ascii="Times New Roman" w:hAnsi="Times New Roman" w:cs="Times New Roman"/>
+                <w:b/>
+                <w:sz w:val="24"/>
+                <w:szCs w:val="24"/>
+              </w:rPr>
+              <w:t>期：</w:t>
+            </w:r>
+          </w:p>
+        </w:tc>
+        <w:tc>
+          <w:tcPr>
+            <w:tcW w:w="2040" w:type="dxa"/>
+            <w:vAlign w:val="center"/>
+          </w:tcPr>
+          <w:p>
+            <w:pPr>
+              <w:pStyle w:val="20"/>
+              <w:spacing w:line="363" w:lineRule="exact"/>
+              <w:jc w:val="both"/>
+              <w:rPr>
+                <w:rFonts w:ascii="Times New Roman" w:hAnsi="Times New Roman" w:cs="Times New Roman"/>
+                <w:sz w:val="24"/>
+                <w:szCs w:val="24"/>
+              </w:rPr>
+            </w:pPr>
+            <w:r>
+              <w:rPr>
+                <w:rFonts w:ascii="Times New Roman" w:hAnsi="Times New Roman" w:cs="Times New Roman"/>
+                <w:kern w:val="2"/>
+                <w:sz w:val="24"/>
+                <w:szCs w:val="24"/>
+                <w:lang w:eastAsia="zh-CN"/>
+              </w:rPr>
+              <w:t>{{ reportdate }}</w:t>
+            </w:r>
+          </w:p>
+        </w:tc>
+        <w:tc>
+          <w:tcPr>
+            <w:tcW w:w="1166" w:type="dxa"/>
+            <w:vAlign w:val="center"/>
+          </w:tcPr>
+          <w:p>
+            <w:pPr>
+              <w:pStyle w:val="20"/>
+              <w:spacing w:line="341" w:lineRule="exact"/>
+              <w:jc w:val="both"/>
+              <w:rPr>
+                <w:rFonts w:ascii="Times New Roman" w:hAnsi="Times New Roman" w:cs="Times New Roman"/>
+                <w:b/>
+                <w:sz w:val="24"/>
+                <w:szCs w:val="24"/>
+              </w:rPr>
+            </w:pPr>
+            <w:r>
+              <w:rPr>
+                <w:rFonts w:ascii="Times New Roman" w:hAnsi="Times New Roman" w:cs="Times New Roman"/>
+                <w:b/>
+                <w:sz w:val="24"/>
+                <w:szCs w:val="24"/>
+              </w:rPr>
+              <w:t>日</w:t>
+            </w:r>
+            <w:r>
+              <w:rPr>
+                <w:rFonts w:ascii="Times New Roman" w:hAnsi="Times New Roman" w:cs="Times New Roman"/>
+                <w:b/>
+                <w:sz w:val="24"/>
+                <w:szCs w:val="24"/>
+                <w:lang w:eastAsia="zh-CN"/>
+              </w:rPr>
+              <w:t xml:space="preserve">  </w:t>
+            </w:r>
+            <w:r>
+              <w:rPr>
+                <w:rFonts w:ascii="Times New Roman" w:hAnsi="Times New Roman" w:cs="Times New Roman"/>
+                <w:b/>
+                <w:sz w:val="24"/>
+                <w:szCs w:val="24"/>
+              </w:rPr>
+              <w:t>期：</w:t>
+            </w:r>
+          </w:p>
+        </w:tc>
+        <w:tc>
+          <w:tcPr>
+            <w:tcW w:w="2294" w:type="dxa"/>
+            <w:vAlign w:val="center"/>
+          </w:tcPr>
+          <w:p>
+            <w:pPr>
+              <w:pStyle w:val="20"/>
+              <w:spacing w:line="363" w:lineRule="exact"/>
+              <w:ind w:right="15"/>
+              <w:jc w:val="both"/>
+              <w:rPr>
+                <w:rFonts w:ascii="Times New Roman" w:hAnsi="Times New Roman" w:cs="Times New Roman"/>
+                <w:sz w:val="24"/>
+                <w:szCs w:val="24"/>
+              </w:rPr>
+            </w:pPr>
+            <w:r>
+              <w:rPr>
+                <w:rFonts w:ascii="Times New Roman" w:hAnsi="Times New Roman" w:cs="Times New Roman"/>
+                <w:kern w:val="2"/>
+                <w:sz w:val="24"/>
+                <w:szCs w:val="24"/>
+                <w:lang w:eastAsia="zh-CN"/>
+              </w:rPr>
+              <w:t>{{ reportdate }}</w:t>
+            </w:r>
+          </w:p>
+        </w:tc>
+      </w:tr>
+    </w:tbl>
+    <w:p>
+      <w:pPr>
+        <w:rPr>
+          <w:rFonts w:ascii="Times New Roman" w:hAnsi="Times New Roman" w:eastAsia="微软雅黑" w:cs="Times New Roman"/>
+          <w:sz w:val="24"/>
+          <w:szCs w:val="24"/>
+          <w:lang w:eastAsia="zh-CN"/>
+        </w:rPr>
+      </w:pPr>
+      <w:r>
+        <w:rPr>
+          <w:rFonts w:hint="eastAsia" w:ascii="Times New Roman" w:hAnsi="Times New Roman" w:eastAsia="微软雅黑" w:cs="Times New Roman"/>
+          <w:sz w:val="24"/>
+          <w:szCs w:val="24"/>
+          <w:lang w:eastAsia="zh-CN"/>
+        </w:rPr>
+        <w:t xml:space="preserve">{% endif %}{% if testedby == </w:t>
+      </w:r>
+      <w:r>
+        <w:rPr>
+          <w:rFonts w:ascii="Times New Roman" w:hAnsi="Times New Roman" w:eastAsia="微软雅黑" w:cs="Times New Roman"/>
+          <w:sz w:val="24"/>
+          <w:szCs w:val="24"/>
+          <w:lang w:eastAsia="zh-CN"/>
+        </w:rPr>
+        <w:t>“</w:t>
+      </w:r>
+      <w:r>
+        <w:rPr>
+          <w:rFonts w:hint="eastAsia" w:ascii="Times New Roman" w:hAnsi="Times New Roman" w:eastAsia="微软雅黑" w:cs="Times New Roman"/>
+          <w:sz w:val="24"/>
+          <w:szCs w:val="24"/>
+          <w:lang w:eastAsia="zh-CN"/>
+        </w:rPr>
+        <w:t>6</w:t>
+      </w:r>
+      <w:r>
+        <w:rPr>
+          <w:rFonts w:ascii="Times New Roman" w:hAnsi="Times New Roman" w:eastAsia="微软雅黑" w:cs="Times New Roman"/>
+          <w:sz w:val="24"/>
+          <w:szCs w:val="24"/>
+          <w:lang w:eastAsia="zh-CN"/>
+        </w:rPr>
+        <w:t>”</w:t>
+      </w:r>
+      <w:r>
+        <w:rPr>
+          <w:rFonts w:hint="eastAsia" w:ascii="Times New Roman" w:hAnsi="Times New Roman" w:eastAsia="微软雅黑" w:cs="Times New Roman"/>
+          <w:sz w:val="24"/>
+          <w:szCs w:val="24"/>
+          <w:lang w:eastAsia="zh-CN"/>
+        </w:rPr>
+        <w:t xml:space="preserve"> %}</w:t>
+      </w:r>
+    </w:p>
+    <w:p>
+      <w:pPr>
+        <w:rPr>
+          <w:rFonts w:ascii="Times New Roman" w:hAnsi="Times New Roman" w:eastAsia="微软雅黑" w:cs="Times New Roman"/>
+          <w:sz w:val="24"/>
+          <w:szCs w:val="24"/>
+          <w:lang w:eastAsia="zh-CN"/>
+        </w:rPr>
+      </w:pPr>
+    </w:p>
+    <w:p>
+      <w:pPr>
+        <w:rPr>
+          <w:rFonts w:ascii="Times New Roman" w:hAnsi="Times New Roman" w:eastAsia="微软雅黑" w:cs="Times New Roman"/>
+          <w:sz w:val="24"/>
+          <w:szCs w:val="24"/>
           <w:lang w:eastAsia="zh-CN"/>
         </w:rPr>
       </w:pPr>
@@ -6514,578 +7058,6 @@
                 <w:szCs w:val="24"/>
               </w:rPr>
             </w:pPr>
-          </w:p>
-        </w:tc>
-        <w:tc>
-          <w:tcPr>
-            <w:tcW w:w="1166" w:type="dxa"/>
-            <w:vAlign w:val="center"/>
-          </w:tcPr>
-          <w:p>
-            <w:pPr>
-              <w:pStyle w:val="20"/>
-              <w:spacing w:before="13"/>
-              <w:jc w:val="both"/>
-              <w:rPr>
-                <w:rFonts w:ascii="Times New Roman" w:hAnsi="Times New Roman" w:cs="Times New Roman"/>
-                <w:b/>
-                <w:sz w:val="24"/>
-                <w:szCs w:val="24"/>
-              </w:rPr>
-            </w:pPr>
-            <w:r>
-              <w:rPr>
-                <w:rFonts w:ascii="Times New Roman" w:hAnsi="Times New Roman" w:cs="Times New Roman"/>
-                <w:b/>
-                <w:sz w:val="24"/>
-                <w:szCs w:val="24"/>
-              </w:rPr>
-              <w:t>复核人</w:t>
-            </w:r>
-            <w:r>
-              <w:rPr>
-                <w:rFonts w:ascii="Times New Roman" w:hAnsi="Times New Roman" w:cs="Times New Roman"/>
-                <w:b/>
-                <w:sz w:val="24"/>
-                <w:szCs w:val="24"/>
-                <w:lang w:eastAsia="zh-CN"/>
-              </w:rPr>
-              <w:t>：</w:t>
-            </w:r>
-          </w:p>
-        </w:tc>
-        <w:tc>
-          <w:tcPr>
-            <w:tcW w:w="2294" w:type="dxa"/>
-            <w:vAlign w:val="center"/>
-          </w:tcPr>
-          <w:p>
-            <w:pPr>
-              <w:pStyle w:val="20"/>
-              <w:spacing w:before="13"/>
-              <w:ind w:right="15"/>
-              <w:jc w:val="both"/>
-              <w:rPr>
-                <w:rFonts w:ascii="Times New Roman" w:hAnsi="Times New Roman" w:cs="Times New Roman"/>
-                <w:b/>
-                <w:sz w:val="24"/>
-                <w:szCs w:val="24"/>
-              </w:rPr>
-            </w:pPr>
-          </w:p>
-        </w:tc>
-      </w:tr>
-      <w:tr>
-        <w:tblPrEx>
-          <w:tblCellMar>
-            <w:top w:w="0" w:type="dxa"/>
-            <w:left w:w="0" w:type="dxa"/>
-            <w:bottom w:w="0" w:type="dxa"/>
-            <w:right w:w="0" w:type="dxa"/>
-          </w:tblCellMar>
-        </w:tblPrEx>
-        <w:trPr>
-          <w:trHeight w:val="457" w:hRule="exact"/>
-          <w:jc w:val="right"/>
-        </w:trPr>
-        <w:tc>
-          <w:tcPr>
-            <w:tcW w:w="1272" w:type="dxa"/>
-            <w:vAlign w:val="center"/>
-          </w:tcPr>
-          <w:p>
-            <w:pPr>
-              <w:pStyle w:val="20"/>
-              <w:spacing w:line="341" w:lineRule="exact"/>
-              <w:ind w:left="13" w:right="165"/>
-              <w:jc w:val="both"/>
-              <w:rPr>
-                <w:rFonts w:ascii="Times New Roman" w:hAnsi="Times New Roman" w:cs="Times New Roman"/>
-                <w:b/>
-                <w:sz w:val="24"/>
-                <w:szCs w:val="24"/>
-              </w:rPr>
-            </w:pPr>
-            <w:r>
-              <w:rPr>
-                <w:rFonts w:ascii="Times New Roman" w:hAnsi="Times New Roman" w:cs="Times New Roman"/>
-                <w:b/>
-                <w:sz w:val="24"/>
-                <w:szCs w:val="24"/>
-              </w:rPr>
-              <w:t>日</w:t>
-            </w:r>
-            <w:r>
-              <w:rPr>
-                <w:rFonts w:ascii="Times New Roman" w:hAnsi="Times New Roman" w:cs="Times New Roman"/>
-                <w:b/>
-                <w:sz w:val="24"/>
-                <w:szCs w:val="24"/>
-                <w:lang w:eastAsia="zh-CN"/>
-              </w:rPr>
-              <w:t xml:space="preserve">  </w:t>
-            </w:r>
-            <w:r>
-              <w:rPr>
-                <w:rFonts w:ascii="Times New Roman" w:hAnsi="Times New Roman" w:cs="Times New Roman"/>
-                <w:b/>
-                <w:sz w:val="24"/>
-                <w:szCs w:val="24"/>
-              </w:rPr>
-              <w:t>期：</w:t>
-            </w:r>
-          </w:p>
-        </w:tc>
-        <w:tc>
-          <w:tcPr>
-            <w:tcW w:w="2040" w:type="dxa"/>
-            <w:vAlign w:val="center"/>
-          </w:tcPr>
-          <w:p>
-            <w:pPr>
-              <w:pStyle w:val="20"/>
-              <w:spacing w:line="363" w:lineRule="exact"/>
-              <w:jc w:val="both"/>
-              <w:rPr>
-                <w:rFonts w:ascii="Times New Roman" w:hAnsi="Times New Roman" w:cs="Times New Roman"/>
-                <w:sz w:val="24"/>
-                <w:szCs w:val="24"/>
-              </w:rPr>
-            </w:pPr>
-            <w:r>
-              <w:rPr>
-                <w:rFonts w:ascii="Times New Roman" w:hAnsi="Times New Roman" w:cs="Times New Roman"/>
-                <w:kern w:val="2"/>
-                <w:sz w:val="24"/>
-                <w:szCs w:val="24"/>
-                <w:lang w:eastAsia="zh-CN"/>
-              </w:rPr>
-              <w:t>{{ reportdate }}</w:t>
-            </w:r>
-          </w:p>
-        </w:tc>
-        <w:tc>
-          <w:tcPr>
-            <w:tcW w:w="1166" w:type="dxa"/>
-            <w:vAlign w:val="center"/>
-          </w:tcPr>
-          <w:p>
-            <w:pPr>
-              <w:pStyle w:val="20"/>
-              <w:spacing w:line="341" w:lineRule="exact"/>
-              <w:jc w:val="both"/>
-              <w:rPr>
-                <w:rFonts w:ascii="Times New Roman" w:hAnsi="Times New Roman" w:cs="Times New Roman"/>
-                <w:b/>
-                <w:sz w:val="24"/>
-                <w:szCs w:val="24"/>
-              </w:rPr>
-            </w:pPr>
-            <w:r>
-              <w:rPr>
-                <w:rFonts w:ascii="Times New Roman" w:hAnsi="Times New Roman" w:cs="Times New Roman"/>
-                <w:b/>
-                <w:sz w:val="24"/>
-                <w:szCs w:val="24"/>
-              </w:rPr>
-              <w:t>日</w:t>
-            </w:r>
-            <w:r>
-              <w:rPr>
-                <w:rFonts w:ascii="Times New Roman" w:hAnsi="Times New Roman" w:cs="Times New Roman"/>
-                <w:b/>
-                <w:sz w:val="24"/>
-                <w:szCs w:val="24"/>
-                <w:lang w:eastAsia="zh-CN"/>
-              </w:rPr>
-              <w:t xml:space="preserve">  </w:t>
-            </w:r>
-            <w:r>
-              <w:rPr>
-                <w:rFonts w:ascii="Times New Roman" w:hAnsi="Times New Roman" w:cs="Times New Roman"/>
-                <w:b/>
-                <w:sz w:val="24"/>
-                <w:szCs w:val="24"/>
-              </w:rPr>
-              <w:t>期：</w:t>
-            </w:r>
-          </w:p>
-        </w:tc>
-        <w:tc>
-          <w:tcPr>
-            <w:tcW w:w="2294" w:type="dxa"/>
-            <w:vAlign w:val="center"/>
-          </w:tcPr>
-          <w:p>
-            <w:pPr>
-              <w:pStyle w:val="20"/>
-              <w:spacing w:line="363" w:lineRule="exact"/>
-              <w:ind w:right="15"/>
-              <w:jc w:val="both"/>
-              <w:rPr>
-                <w:rFonts w:ascii="Times New Roman" w:hAnsi="Times New Roman" w:cs="Times New Roman"/>
-                <w:sz w:val="24"/>
-                <w:szCs w:val="24"/>
-              </w:rPr>
-            </w:pPr>
-            <w:r>
-              <w:rPr>
-                <w:rFonts w:ascii="Times New Roman" w:hAnsi="Times New Roman" w:cs="Times New Roman"/>
-                <w:kern w:val="2"/>
-                <w:sz w:val="24"/>
-                <w:szCs w:val="24"/>
-                <w:lang w:eastAsia="zh-CN"/>
-              </w:rPr>
-              <w:t>{{ reportdate }}</w:t>
-            </w:r>
-          </w:p>
-        </w:tc>
-      </w:tr>
-    </w:tbl>
-    <w:p>
-      <w:pPr>
-        <w:rPr>
-          <w:rFonts w:ascii="Times New Roman" w:hAnsi="Times New Roman" w:eastAsia="微软雅黑" w:cs="Times New Roman"/>
-          <w:sz w:val="24"/>
-          <w:szCs w:val="24"/>
-          <w:lang w:eastAsia="zh-CN"/>
-        </w:rPr>
-      </w:pPr>
-      <w:r>
-        <w:rPr>
-          <w:rFonts w:hint="eastAsia" w:ascii="Times New Roman" w:hAnsi="Times New Roman" w:eastAsia="微软雅黑" w:cs="Times New Roman"/>
-          <w:sz w:val="24"/>
-          <w:szCs w:val="24"/>
-          <w:lang w:eastAsia="zh-CN"/>
-        </w:rPr>
-        <w:t xml:space="preserve">{% endif %}{% if testedby == </w:t>
-      </w:r>
-      <w:r>
-        <w:rPr>
-          <w:rFonts w:ascii="Times New Roman" w:hAnsi="Times New Roman" w:eastAsia="微软雅黑" w:cs="Times New Roman"/>
-          <w:sz w:val="24"/>
-          <w:szCs w:val="24"/>
-          <w:lang w:eastAsia="zh-CN"/>
-        </w:rPr>
-        <w:t>“</w:t>
-      </w:r>
-      <w:r>
-        <w:rPr>
-          <w:rFonts w:hint="eastAsia" w:ascii="Times New Roman" w:hAnsi="Times New Roman" w:eastAsia="微软雅黑" w:cs="Times New Roman"/>
-          <w:sz w:val="24"/>
-          <w:szCs w:val="24"/>
-          <w:lang w:eastAsia="zh-CN"/>
-        </w:rPr>
-        <w:t>6</w:t>
-      </w:r>
-      <w:r>
-        <w:rPr>
-          <w:rFonts w:ascii="Times New Roman" w:hAnsi="Times New Roman" w:eastAsia="微软雅黑" w:cs="Times New Roman"/>
-          <w:sz w:val="24"/>
-          <w:szCs w:val="24"/>
-          <w:lang w:eastAsia="zh-CN"/>
-        </w:rPr>
-        <w:t>”</w:t>
-      </w:r>
-      <w:r>
-        <w:rPr>
-          <w:rFonts w:hint="eastAsia" w:ascii="Times New Roman" w:hAnsi="Times New Roman" w:eastAsia="微软雅黑" w:cs="Times New Roman"/>
-          <w:sz w:val="24"/>
-          <w:szCs w:val="24"/>
-          <w:lang w:eastAsia="zh-CN"/>
-        </w:rPr>
-        <w:t xml:space="preserve"> %}</w:t>
-      </w:r>
-    </w:p>
-    <w:p>
-      <w:pPr>
-        <w:rPr>
-          <w:rFonts w:ascii="Times New Roman" w:hAnsi="Times New Roman" w:eastAsia="微软雅黑" w:cs="Times New Roman"/>
-          <w:sz w:val="24"/>
-          <w:szCs w:val="24"/>
-          <w:lang w:eastAsia="zh-CN"/>
-        </w:rPr>
-      </w:pPr>
-    </w:p>
-    <w:p>
-      <w:pPr>
-        <w:rPr>
-          <w:rFonts w:ascii="Times New Roman" w:hAnsi="Times New Roman" w:eastAsia="微软雅黑" w:cs="Times New Roman"/>
-          <w:sz w:val="24"/>
-          <w:szCs w:val="24"/>
-          <w:lang w:eastAsia="zh-CN"/>
-        </w:rPr>
-      </w:pPr>
-    </w:p>
-    <w:tbl>
-      <w:tblPr>
-        <w:tblStyle w:val="36"/>
-        <w:tblW w:w="6772" w:type="dxa"/>
-        <w:jc w:val="right"/>
-        <w:tblLayout w:type="fixed"/>
-        <w:tblCellMar>
-          <w:top w:w="0" w:type="dxa"/>
-          <w:left w:w="0" w:type="dxa"/>
-          <w:bottom w:w="0" w:type="dxa"/>
-          <w:right w:w="0" w:type="dxa"/>
-        </w:tblCellMar>
-      </w:tblPr>
-      <w:tblGrid>
-        <w:gridCol w:w="1272"/>
-        <w:gridCol w:w="2040"/>
-        <w:gridCol w:w="1166"/>
-        <w:gridCol w:w="2294"/>
-      </w:tblGrid>
-      <w:tr>
-        <w:tblPrEx>
-          <w:tblCellMar>
-            <w:top w:w="0" w:type="dxa"/>
-            <w:left w:w="0" w:type="dxa"/>
-            <w:bottom w:w="0" w:type="dxa"/>
-            <w:right w:w="0" w:type="dxa"/>
-          </w:tblCellMar>
-        </w:tblPrEx>
-        <w:trPr>
-          <w:trHeight w:val="441" w:hRule="exact"/>
-          <w:jc w:val="right"/>
-        </w:trPr>
-        <w:tc>
-          <w:tcPr>
-            <w:tcW w:w="1272" w:type="dxa"/>
-            <w:vAlign w:val="center"/>
-          </w:tcPr>
-          <w:p>
-            <w:pPr>
-              <w:pStyle w:val="20"/>
-              <w:spacing w:before="13"/>
-              <w:ind w:left="13" w:right="95"/>
-              <w:jc w:val="both"/>
-              <w:rPr>
-                <w:rFonts w:ascii="Times New Roman" w:hAnsi="Times New Roman" w:cs="Times New Roman"/>
-                <w:b/>
-                <w:sz w:val="24"/>
-                <w:szCs w:val="24"/>
-              </w:rPr>
-            </w:pPr>
-            <w:r>
-              <w:rPr>
-                <w:rFonts w:ascii="Times New Roman" w:hAnsi="Times New Roman" w:cs="Times New Roman"/>
-                <w:b/>
-                <w:sz w:val="24"/>
-                <w:szCs w:val="24"/>
-              </w:rPr>
-              <w:t>检测人：</w:t>
-            </w:r>
-          </w:p>
-        </w:tc>
-        <w:tc>
-          <w:tcPr>
-            <w:tcW w:w="2040" w:type="dxa"/>
-            <w:vAlign w:val="center"/>
-          </w:tcPr>
-          <w:p>
-            <w:pPr>
-              <w:pStyle w:val="20"/>
-              <w:spacing w:before="13"/>
-              <w:jc w:val="both"/>
-              <w:rPr>
-                <w:rFonts w:ascii="Times New Roman" w:hAnsi="Times New Roman" w:cs="Times New Roman"/>
-                <w:b/>
-                <w:sz w:val="24"/>
-                <w:szCs w:val="24"/>
-              </w:rPr>
-            </w:pPr>
-            <w:r>
-              <mc:AlternateContent>
-                <mc:Choice Requires="wpg">
-                  <w:drawing>
-                    <wp:anchor distT="0" distB="0" distL="114300" distR="114300" simplePos="0" relativeHeight="251663360" behindDoc="0" locked="0" layoutInCell="1" allowOverlap="1">
-                      <wp:simplePos x="0" y="0"/>
-                      <wp:positionH relativeFrom="column">
-                        <wp:posOffset>111760</wp:posOffset>
-                      </wp:positionH>
-                      <wp:positionV relativeFrom="paragraph">
-                        <wp:posOffset>-577215</wp:posOffset>
-                      </wp:positionV>
-                      <wp:extent cx="3059430" cy="1442720"/>
-                      <wp:effectExtent l="0" t="0" r="3810" b="5080"/>
-                      <wp:wrapNone/>
-                      <wp:docPr id="114" name="组合 114"/>
-                      <wp:cNvGraphicFramePr/>
-                      <a:graphic xmlns:a="http://schemas.openxmlformats.org/drawingml/2006/main">
-                        <a:graphicData uri="http://schemas.microsoft.com/office/word/2010/wordprocessingGroup">
-                          <wpg:wgp>
-                            <wpg:cNvGrpSpPr/>
-                            <wpg:grpSpPr>
-                              <a:xfrm>
-                                <a:off x="0" y="0"/>
-                                <a:ext cx="3059430" cy="1442720"/>
-                                <a:chOff x="19399" y="6180"/>
-                                <a:chExt cx="4818" cy="2272"/>
-                              </a:xfrm>
-                            </wpg:grpSpPr>
-                            <wpg:grpSp>
-                              <wpg:cNvPr id="115" name="组合 34"/>
-                              <wpg:cNvGrpSpPr/>
-                              <wpg:grpSpPr>
-                                <a:xfrm>
-                                  <a:off x="19399" y="6701"/>
-                                  <a:ext cx="4343" cy="988"/>
-                                  <a:chOff x="12609" y="13215"/>
-                                  <a:chExt cx="4343" cy="988"/>
-                                </a:xfrm>
-                              </wpg:grpSpPr>
-                              <pic:pic xmlns:pic="http://schemas.openxmlformats.org/drawingml/2006/picture">
-                                <pic:nvPicPr>
-                                  <pic:cNvPr id="50" name="图片 1" descr="IMG_256"/>
-                                  <pic:cNvPicPr>
-                                    <a:picLocks noChangeAspect="1"/>
-                                  </pic:cNvPicPr>
-                                </pic:nvPicPr>
-                                <pic:blipFill>
-                                  <a:blip r:embed="rId15">
-                                    <a:clrChange>
-                                      <a:clrFrom>
-                                        <a:srgbClr val="AAA9A5">
-                                          <a:alpha val="100000"/>
-                                        </a:srgbClr>
-                                      </a:clrFrom>
-                                      <a:clrTo>
-                                        <a:srgbClr val="AAA9A5">
-                                          <a:alpha val="100000"/>
-                                          <a:alpha val="0"/>
-                                        </a:srgbClr>
-                                      </a:clrTo>
-                                    </a:clrChange>
-                                  </a:blip>
-                                  <a:srcRect l="27431" t="30452" r="31962" b="18126"/>
-                                  <a:stretch>
-                                    <a:fillRect/>
-                                  </a:stretch>
-                                </pic:blipFill>
-                                <pic:spPr>
-                                  <a:xfrm>
-                                    <a:off x="12609" y="13215"/>
-                                    <a:ext cx="781" cy="989"/>
-                                  </a:xfrm>
-                                  <a:prstGeom prst="rect">
-                                    <a:avLst/>
-                                  </a:prstGeom>
-                                  <a:noFill/>
-                                  <a:ln w="9525">
-                                    <a:noFill/>
-                                  </a:ln>
-                                </pic:spPr>
-                              </pic:pic>
-                              <pic:pic xmlns:pic="http://schemas.openxmlformats.org/drawingml/2006/picture">
-                                <pic:nvPicPr>
-                                  <pic:cNvPr id="116" name="图片 31" descr="微信图片_20220215110121"/>
-                                  <pic:cNvPicPr>
-                                    <a:picLocks noChangeAspect="1"/>
-                                  </pic:cNvPicPr>
-                                </pic:nvPicPr>
-                                <pic:blipFill>
-                                  <a:blip r:embed="rId10">
-                                    <a:clrChange>
-                                      <a:clrFrom>
-                                        <a:srgbClr val="A09D98">
-                                          <a:alpha val="100000"/>
-                                        </a:srgbClr>
-                                      </a:clrFrom>
-                                      <a:clrTo>
-                                        <a:srgbClr val="A09D98">
-                                          <a:alpha val="100000"/>
-                                          <a:alpha val="0"/>
-                                        </a:srgbClr>
-                                      </a:clrTo>
-                                    </a:clrChange>
-                                    <a:biLevel thresh="50000"/>
-                                  </a:blip>
-                                  <a:stretch>
-                                    <a:fillRect/>
-                                  </a:stretch>
-                                </pic:blipFill>
-                                <pic:spPr>
-                                  <a:xfrm>
-                                    <a:off x="15718" y="13246"/>
-                                    <a:ext cx="1234" cy="715"/>
-                                  </a:xfrm>
-                                  <a:prstGeom prst="rect">
-                                    <a:avLst/>
-                                  </a:prstGeom>
-                                </pic:spPr>
-                              </pic:pic>
-                            </wpg:grpSp>
-                            <pic:pic xmlns:pic="http://schemas.openxmlformats.org/drawingml/2006/picture">
-                              <pic:nvPicPr>
-                                <pic:cNvPr id="117" name="图片 32"/>
-                                <pic:cNvPicPr>
-                                  <a:picLocks noChangeAspect="1" noChangeArrowheads="1"/>
-                                </pic:cNvPicPr>
-                              </pic:nvPicPr>
-                              <pic:blipFill>
-                                <a:blip r:embed="rId12">
-                                  <a:extLst>
-                                    <a:ext uri="{28A0092B-C50C-407E-A947-70E740481C1C}">
-                                      <a14:useLocalDpi xmlns:a14="http://schemas.microsoft.com/office/drawing/2010/main" val="0"/>
-                                    </a:ext>
-                                  </a:extLst>
-                                </a:blip>
-                                <a:srcRect/>
-                                <a:stretch>
-                                  <a:fillRect/>
-                                </a:stretch>
-                              </pic:blipFill>
-                              <pic:spPr>
-                                <a:xfrm>
-                                  <a:off x="21945" y="6180"/>
-                                  <a:ext cx="2273" cy="2273"/>
-                                </a:xfrm>
-                                <a:prstGeom prst="rect">
-                                  <a:avLst/>
-                                </a:prstGeom>
-                                <a:noFill/>
-                                <a:ln>
-                                  <a:noFill/>
-                                </a:ln>
-                              </pic:spPr>
-                            </pic:pic>
-                          </wpg:wgp>
-                        </a:graphicData>
-                      </a:graphic>
-                    </wp:anchor>
-                  </w:drawing>
-                </mc:Choice>
-                <mc:Fallback>
-                  <w:pict>
-                    <v:group id="_x0000_s1026" o:spid="_x0000_s1026" o:spt="203" style="position:absolute;left:0pt;margin-left:8.8pt;margin-top:-45.45pt;height:113.6pt;width:240.9pt;z-index:251663360;mso-width-relative:page;mso-height-relative:page;" coordorigin="19399,6180" coordsize="4818,2272" o:gfxdata="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">
-                      <o:lock v:ext="edit" aspectratio="f"/>
-                      <v:group id="组合 34" o:spid="_x0000_s1026" o:spt="203" style="position:absolute;left:19399;top:6701;height:988;width:4343;" coordorigin="12609,13215" coordsize="4343,988" o:gfxdata="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">
-                        <o:lock v:ext="edit" aspectratio="f"/>
-                        <v:shape id="图片 1" o:spid="_x0000_s1026" o:spt="75" alt="IMG_256" type="#_x0000_t75" style="position:absolute;left:12609;top:13215;height:989;width:781;" filled="f" o:preferrelative="t" stroked="f" coordsize="21600,21600" o:gfxdata="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">
-                          <v:fill on="f" focussize="0,0"/>
-                          <v:stroke on="f"/>
-                          <v:imagedata r:id="rId15" cropleft="17977f" croptop="19957f" cropright="20947f" cropbottom="11879f" chromakey="#AAA9A5" o:title=""/>
-                          <o:lock v:ext="edit" aspectratio="t"/>
-                        </v:shape>
-                        <v:shape id="图片 31" o:spid="_x0000_s1026" o:spt="75" alt="微信图片_20220215110121" type="#_x0000_t75" style="position:absolute;left:15718;top:13246;height:715;width:1234;" filled="f" o:preferrelative="t" stroked="f" coordsize="21600,21600" o:gfxdata="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">
-                          <v:fill on="f" focussize="0,0"/>
-                          <v:stroke on="f"/>
-                          <v:imagedata r:id="rId10" grayscale="t" bilevel="t" chromakey="#A09D98" o:title=""/>
-                          <o:lock v:ext="edit" aspectratio="t"/>
-                        </v:shape>
-                      </v:group>
-                      <v:shape id="图片 32" o:spid="_x0000_s1026" o:spt="75" type="#_x0000_t75" style="position:absolute;left:21945;top:6180;height:2273;width:2273;" filled="f" o:preferrelative="t" stroked="f" coordsize="21600,21600" o:gfxdata="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">
-                        <v:fill on="f" focussize="0,0"/>
-                        <v:stroke on="f"/>
-                        <v:imagedata r:id="rId12" o:title=""/>
-                        <o:lock v:ext="edit" aspectratio="t"/>
-                      </v:shape>
-                    </v:group>
-                  </w:pict>
-                </mc:Fallback>
-              </mc:AlternateContent>
-            </w:r>
           </w:p>
         </w:tc>
         <w:tc>
@@ -11384,8 +11356,8 @@
           <w:lang w:eastAsia="zh-CN"/>
         </w:rPr>
       </w:pPr>
-      <w:bookmarkStart w:id="45" w:name="_Toc81251351"/>
-      <w:bookmarkStart w:id="46" w:name="_Toc81326589"/>
+      <w:bookmarkStart w:id="45" w:name="_Toc81326589"/>
+      <w:bookmarkStart w:id="46" w:name="_Toc81251351"/>
       <w:r>
         <w:rPr>
           <w:rFonts w:hint="eastAsia" w:ascii="Times New Roman" w:hAnsi="Times New Roman" w:eastAsia="微软雅黑" w:cs="Times New Roman"/>
@@ -11462,12 +11434,12 @@
           <w:lang w:val="en-US" w:eastAsia="zh-CN"/>
         </w:rPr>
       </w:pPr>
-      <w:bookmarkStart w:id="47" w:name="_Toc106719764"/>
-      <w:bookmarkStart w:id="48" w:name="_Toc5244"/>
-      <w:bookmarkStart w:id="49" w:name="_Toc25849"/>
-      <w:bookmarkStart w:id="50" w:name="_Toc20034"/>
-      <w:bookmarkStart w:id="51" w:name="_Toc6972"/>
-      <w:bookmarkStart w:id="52" w:name="_Toc10223"/>
+      <w:bookmarkStart w:id="47" w:name="_Toc20034"/>
+      <w:bookmarkStart w:id="48" w:name="_Toc106719764"/>
+      <w:bookmarkStart w:id="49" w:name="_Toc5244"/>
+      <w:bookmarkStart w:id="50" w:name="_Toc6972"/>
+      <w:bookmarkStart w:id="51" w:name="_Toc10223"/>
+      <w:bookmarkStart w:id="52" w:name="_Toc25849"/>
       <w:r>
         <w:rPr>
           <w:rFonts w:hint="eastAsia"/>
@@ -11952,12 +11924,6 @@
             <w:insideH w:val="dotted" w:color="033F86" w:sz="4" w:space="0"/>
             <w:insideV w:val="dotted" w:color="033F86" w:sz="4" w:space="0"/>
           </w:tblBorders>
-          <w:tblCellMar>
-            <w:top w:w="0" w:type="dxa"/>
-            <w:left w:w="108" w:type="dxa"/>
-            <w:bottom w:w="0" w:type="dxa"/>
-            <w:right w:w="108" w:type="dxa"/>
-          </w:tblCellMar>
         </w:tblPrEx>
         <w:trPr>
           <w:trHeight w:val="388" w:hRule="exact"/>
@@ -14785,11 +14751,11 @@
           <w:lang w:val="en-US" w:eastAsia="zh-CN" w:bidi="ar"/>
         </w:rPr>
       </w:pPr>
-      <w:bookmarkStart w:id="54" w:name="_Toc21629"/>
-      <w:bookmarkStart w:id="55" w:name="_Toc15964"/>
-      <w:bookmarkStart w:id="56" w:name="_Toc6632"/>
-      <w:bookmarkStart w:id="57" w:name="_Toc28070"/>
-      <w:bookmarkStart w:id="58" w:name="_Toc27020"/>
+      <w:bookmarkStart w:id="54" w:name="_Toc15964"/>
+      <w:bookmarkStart w:id="55" w:name="_Toc28070"/>
+      <w:bookmarkStart w:id="56" w:name="_Toc27020"/>
+      <w:bookmarkStart w:id="57" w:name="_Toc6632"/>
+      <w:bookmarkStart w:id="58" w:name="_Toc21629"/>
       <w:r>
         <w:rPr>
           <w:rFonts w:hint="eastAsia" w:ascii="微软雅黑" w:hAnsi="微软雅黑" w:eastAsia="微软雅黑" w:cs="微软雅黑"/>
@@ -15081,8 +15047,8 @@
       <w:bookmarkStart w:id="59" w:name="_Toc22405"/>
       <w:bookmarkStart w:id="60" w:name="_Toc8282"/>
       <w:bookmarkStart w:id="61" w:name="_Toc8902"/>
-      <w:bookmarkStart w:id="62" w:name="_Toc30210"/>
-      <w:bookmarkStart w:id="63" w:name="_Toc30450"/>
+      <w:bookmarkStart w:id="62" w:name="_Toc30450"/>
+      <w:bookmarkStart w:id="63" w:name="_Toc30210"/>
       <w:r>
         <w:rPr>
           <w:rFonts w:hint="eastAsia" w:ascii="微软雅黑" w:hAnsi="微软雅黑" w:eastAsia="微软雅黑" w:cs="微软雅黑"/>
@@ -16694,11 +16660,11 @@
           <w:lang w:val="en-US" w:eastAsia="zh-CN" w:bidi="ar"/>
         </w:rPr>
       </w:pPr>
-      <w:bookmarkStart w:id="66" w:name="_Toc10597"/>
-      <w:bookmarkStart w:id="67" w:name="_Toc7994"/>
-      <w:bookmarkStart w:id="68" w:name="_Toc24511"/>
+      <w:bookmarkStart w:id="66" w:name="_Toc7932"/>
+      <w:bookmarkStart w:id="67" w:name="_Toc24511"/>
+      <w:bookmarkStart w:id="68" w:name="_Toc10597"/>
       <w:bookmarkStart w:id="69" w:name="_Toc19396"/>
-      <w:bookmarkStart w:id="70" w:name="_Toc7932"/>
+      <w:bookmarkStart w:id="70" w:name="_Toc7994"/>
       <w:r>
         <w:rPr>
           <w:rFonts w:hint="eastAsia" w:ascii="微软雅黑" w:hAnsi="微软雅黑" w:eastAsia="微软雅黑" w:cs="微软雅黑"/>
@@ -17198,9 +17164,9 @@
       </w:pPr>
       <w:bookmarkStart w:id="71" w:name="_Toc8857"/>
       <w:bookmarkStart w:id="72" w:name="_Toc18423"/>
-      <w:bookmarkStart w:id="73" w:name="_Toc19443"/>
+      <w:bookmarkStart w:id="73" w:name="_Toc15763"/>
       <w:bookmarkStart w:id="74" w:name="_Toc13439"/>
-      <w:bookmarkStart w:id="75" w:name="_Toc15763"/>
+      <w:bookmarkStart w:id="75" w:name="_Toc19443"/>
       <w:r>
         <w:rPr>
           <w:rFonts w:hint="eastAsia" w:ascii="微软雅黑" w:hAnsi="微软雅黑" w:eastAsia="微软雅黑" w:cs="微软雅黑"/>
@@ -18234,8 +18200,6 @@
               </w:rPr>
               <w:t>pT1-3和pN1 (1-3淋巴结阳性)且RS &lt;26的绝经前肿瘤患者，与内分泌单一疗法相比，内分泌疗结合化疗可降低远期复发率，但尚不清楚这种疗效改善是否是由于化疗促进了卵巢抑制作用而引起的。对于这类患者，可考虑化疗结合内分泌治疗，或者卵巢功能抑制剂联合他莫昔芬或AI。</w:t>
             </w:r>
-            <w:bookmarkStart w:id="94" w:name="_GoBack"/>
-            <w:bookmarkEnd w:id="94"/>
           </w:p>
         </w:tc>
       </w:tr>
@@ -19246,17 +19210,17 @@
           </w14:shadow>
         </w:rPr>
       </w:pPr>
-      <w:bookmarkStart w:id="79" w:name="_Toc22162_WPSOffice_Level1"/>
-      <w:bookmarkStart w:id="80" w:name="_Toc17792_WPSOffice_Level2"/>
-      <w:bookmarkStart w:id="81" w:name="_Toc22623"/>
+      <w:bookmarkStart w:id="79" w:name="_Toc22623"/>
+      <w:bookmarkStart w:id="80" w:name="_Toc9662"/>
+      <w:bookmarkStart w:id="81" w:name="_Toc19584_WPSOffice_Level1"/>
       <w:bookmarkStart w:id="82" w:name="_Toc16927"/>
-      <w:bookmarkStart w:id="83" w:name="_Toc9662"/>
+      <w:bookmarkStart w:id="83" w:name="_Toc22162_WPSOffice_Level1"/>
       <w:bookmarkStart w:id="84" w:name="_Toc13275"/>
-      <w:bookmarkStart w:id="85" w:name="_Toc107825571"/>
-      <w:bookmarkStart w:id="86" w:name="_Toc31804"/>
-      <w:bookmarkStart w:id="87" w:name="_Toc21361"/>
-      <w:bookmarkStart w:id="88" w:name="_Toc14611_WPSOffice_Level1"/>
-      <w:bookmarkStart w:id="89" w:name="_Toc19584_WPSOffice_Level1"/>
+      <w:bookmarkStart w:id="85" w:name="_Toc21361"/>
+      <w:bookmarkStart w:id="86" w:name="_Toc17792_WPSOffice_Level2"/>
+      <w:bookmarkStart w:id="87" w:name="_Toc14611_WPSOffice_Level1"/>
+      <w:bookmarkStart w:id="88" w:name="_Toc107825571"/>
+      <w:bookmarkStart w:id="89" w:name="_Toc31804"/>
       <w:r>
         <w:rPr>
           <w:rFonts w:hint="eastAsia" w:ascii="Times New Roman" w:hAnsi="Times New Roman"/>
@@ -19296,8 +19260,8 @@
         </w:rPr>
       </w:pPr>
       <w:bookmarkStart w:id="90" w:name="_Toc11768"/>
-      <w:bookmarkStart w:id="91" w:name="_Toc4053"/>
-      <w:bookmarkStart w:id="92" w:name="_Toc27691"/>
+      <w:bookmarkStart w:id="91" w:name="_Toc27691"/>
+      <w:bookmarkStart w:id="92" w:name="_Toc4053"/>
       <w:bookmarkStart w:id="93" w:name="_Toc18033"/>
       <w:r>
         <w:rPr>
@@ -20101,7 +20065,7 @@
         <w:lang w:eastAsia="zh-CN"/>
       </w:rPr>
       <w:drawing>
-        <wp:anchor distT="0" distB="0" distL="0" distR="0" simplePos="0" relativeHeight="251662336" behindDoc="0" locked="0" layoutInCell="1" allowOverlap="1">
+        <wp:anchor distT="0" distB="0" distL="0" distR="0" simplePos="0" relativeHeight="251660288" behindDoc="0" locked="0" layoutInCell="1" allowOverlap="1">
           <wp:simplePos x="0" y="0"/>
           <wp:positionH relativeFrom="column">
             <wp:posOffset>4605020</wp:posOffset>
@@ -20207,7 +20171,7 @@
         <w:lang w:eastAsia="zh-CN"/>
       </w:rPr>
       <w:drawing>
-        <wp:anchor distT="0" distB="0" distL="0" distR="0" simplePos="0" relativeHeight="251664384" behindDoc="0" locked="0" layoutInCell="1" allowOverlap="1">
+        <wp:anchor distT="0" distB="0" distL="0" distR="0" simplePos="0" relativeHeight="251661312" behindDoc="0" locked="0" layoutInCell="1" allowOverlap="1">
           <wp:simplePos x="0" y="0"/>
           <wp:positionH relativeFrom="column">
             <wp:posOffset>4605020</wp:posOffset>
@@ -20313,7 +20277,7 @@
         <w:lang w:eastAsia="zh-CN"/>
       </w:rPr>
       <w:drawing>
-        <wp:anchor distT="0" distB="0" distL="0" distR="0" simplePos="0" relativeHeight="251665408" behindDoc="0" locked="0" layoutInCell="1" allowOverlap="1">
+        <wp:anchor distT="0" distB="0" distL="0" distR="0" simplePos="0" relativeHeight="251662336" behindDoc="0" locked="0" layoutInCell="1" allowOverlap="1">
           <wp:simplePos x="0" y="0"/>
           <wp:positionH relativeFrom="column">
             <wp:posOffset>4579620</wp:posOffset>
@@ -22303,20 +22267,10 @@
 </s:customData>
 </file>
 
-<file path=customXml/item2.xml><?xml version="1.0" encoding="utf-8"?>
-<b:Sources xmlns:b="http://schemas.openxmlformats.org/officeDocument/2006/bibliography" xmlns="http://schemas.openxmlformats.org/officeDocument/2006/bibliography" SelectedStyle="\APA.XSL" StyleName="APA"/>
-</file>
-
 <file path=customXml/itemProps1.xml><?xml version="1.0" encoding="utf-8"?>
 <ds:datastoreItem xmlns:ds="http://schemas.openxmlformats.org/officeDocument/2006/customXml" ds:itemID="{B1977F7D-205B-4081-913C-38D41E755F92}">
   <ds:schemaRefs>
     <ds:schemaRef ds:uri="http://www.wps.cn/officeDocument/2013/wpsCustomData"/>
   </ds:schemaRefs>
 </ds:datastoreItem>
-</file>
-
-<file path=customXml/itemProps2.xml><?xml version="1.0" encoding="utf-8"?>
-<ds:datastoreItem xmlns:ds="http://schemas.openxmlformats.org/officeDocument/2006/customXml" ds:itemID="{AF0FCD33-2FD2-40CF-9CDF-F2193CE32997}">
-  <ds:schemaRefs/>
-</ds:datastoreItem>
 </file>
--- a/WebContent/docx/乳腺癌21基因报告-苏州市立医院-本部&北区.docx
+++ b/WebContent/docx/乳腺癌21基因报告-苏州市立医院-本部&北区.docx
@@ -11,8 +11,8 @@
           <w:lang w:eastAsia="zh-CN"/>
         </w:rPr>
       </w:pPr>
-      <w:bookmarkStart w:id="0" w:name="_Toc26189"/>
-      <w:bookmarkStart w:id="1" w:name="_Toc12869"/>
+      <w:bookmarkStart w:id="0" w:name="_Toc12869"/>
+      <w:bookmarkStart w:id="1" w:name="_Toc26189"/>
     </w:p>
     <w:p>
       <w:pPr>
@@ -2372,13 +2372,13 @@
       <w:bookmarkStart w:id="2" w:name="_Toc21009_WPSOffice_Level1"/>
       <w:bookmarkStart w:id="3" w:name="_Toc14123"/>
       <w:bookmarkStart w:id="4" w:name="_Toc4588"/>
-      <w:bookmarkStart w:id="5" w:name="_Toc30143_WPSOffice_Level1"/>
-      <w:bookmarkStart w:id="6" w:name="_Toc24178_WPSOffice_Level1"/>
-      <w:bookmarkStart w:id="7" w:name="_Toc14459"/>
-      <w:bookmarkStart w:id="8" w:name="_Toc13806"/>
-      <w:bookmarkStart w:id="9" w:name="_Toc107825547"/>
-      <w:bookmarkStart w:id="10" w:name="_Toc21669"/>
-      <w:bookmarkStart w:id="11" w:name="_Toc3619"/>
+      <w:bookmarkStart w:id="5" w:name="_Toc24178_WPSOffice_Level1"/>
+      <w:bookmarkStart w:id="6" w:name="_Toc107825547"/>
+      <w:bookmarkStart w:id="7" w:name="_Toc30143_WPSOffice_Level1"/>
+      <w:bookmarkStart w:id="8" w:name="_Toc3619"/>
+      <w:bookmarkStart w:id="9" w:name="_Toc14459"/>
+      <w:bookmarkStart w:id="10" w:name="_Toc13806"/>
+      <w:bookmarkStart w:id="11" w:name="_Toc21669"/>
       <w:r>
         <w:rPr>
           <w:rFonts w:ascii="Times New Roman" w:hAnsi="Times New Roman"/>
@@ -3255,13 +3255,13 @@
           </w14:shadow>
         </w:rPr>
       </w:pPr>
-      <w:bookmarkStart w:id="12" w:name="_Toc14797"/>
-      <w:bookmarkStart w:id="13" w:name="_Toc26731"/>
-      <w:bookmarkStart w:id="14" w:name="_Toc107825548"/>
+      <w:bookmarkStart w:id="12" w:name="_Toc29272"/>
+      <w:bookmarkStart w:id="13" w:name="_Toc17451"/>
+      <w:bookmarkStart w:id="14" w:name="_Toc14797"/>
       <w:bookmarkStart w:id="15" w:name="_Toc7021_WPSOffice_Level1"/>
-      <w:bookmarkStart w:id="16" w:name="_Toc17451"/>
+      <w:bookmarkStart w:id="16" w:name="_Toc26731"/>
       <w:bookmarkStart w:id="17" w:name="_Toc11015_WPSOffice_Level1"/>
-      <w:bookmarkStart w:id="18" w:name="_Toc29272"/>
+      <w:bookmarkStart w:id="18" w:name="_Toc107825548"/>
       <w:bookmarkStart w:id="19" w:name="_Toc18062_WPSOffice_Level1"/>
       <w:bookmarkStart w:id="20" w:name="_Toc4492"/>
       <w:bookmarkStart w:id="21" w:name="_Toc3823"/>
@@ -3408,11 +3408,11 @@
           </w14:shadow>
         </w:rPr>
       </w:pPr>
-      <w:bookmarkStart w:id="23" w:name="_Toc6221_WPSOffice_Level1"/>
-      <w:bookmarkStart w:id="24" w:name="_Toc25920"/>
-      <w:bookmarkStart w:id="25" w:name="_Toc16576"/>
-      <w:bookmarkStart w:id="26" w:name="_Toc23369_WPSOffice_Level1"/>
-      <w:bookmarkStart w:id="27" w:name="_Toc18058"/>
+      <w:bookmarkStart w:id="23" w:name="_Toc16576"/>
+      <w:bookmarkStart w:id="24" w:name="_Toc23369_WPSOffice_Level1"/>
+      <w:bookmarkStart w:id="25" w:name="_Toc6221_WPSOffice_Level1"/>
+      <w:bookmarkStart w:id="26" w:name="_Toc18058"/>
+      <w:bookmarkStart w:id="27" w:name="_Toc25920"/>
       <w:bookmarkStart w:id="28" w:name="_Toc149837253"/>
       <w:bookmarkStart w:id="29" w:name="_Toc30197"/>
       <w:bookmarkStart w:id="30" w:name="_Toc29826"/>
@@ -3482,9 +3482,9 @@
           <w:lang w:eastAsia="zh-CN"/>
         </w:rPr>
       </w:pPr>
-      <w:bookmarkStart w:id="31" w:name="_Toc777"/>
-      <w:bookmarkStart w:id="32" w:name="_Toc149837254"/>
-      <w:bookmarkStart w:id="33" w:name="_Toc15649"/>
+      <w:bookmarkStart w:id="31" w:name="_Toc149837254"/>
+      <w:bookmarkStart w:id="32" w:name="_Toc15649"/>
+      <w:bookmarkStart w:id="33" w:name="_Toc777"/>
       <w:r>
         <w:rPr>
           <w:rFonts w:hint="eastAsia"/>
@@ -4211,11 +4211,11 @@
         </w:rPr>
       </w:pPr>
       <w:bookmarkStart w:id="34" w:name="_Toc19024"/>
-      <w:bookmarkStart w:id="35" w:name="_Toc14264"/>
-      <w:bookmarkStart w:id="36" w:name="_Toc8800"/>
-      <w:bookmarkStart w:id="37" w:name="_Toc18552"/>
-      <w:bookmarkStart w:id="38" w:name="_Toc16466"/>
-      <w:bookmarkStart w:id="39" w:name="_Toc25603"/>
+      <w:bookmarkStart w:id="35" w:name="_Toc18552"/>
+      <w:bookmarkStart w:id="36" w:name="_Toc16466"/>
+      <w:bookmarkStart w:id="37" w:name="_Toc25603"/>
+      <w:bookmarkStart w:id="38" w:name="_Toc14264"/>
+      <w:bookmarkStart w:id="39" w:name="_Toc8800"/>
       <w:r>
         <w:rPr>
           <w:rFonts w:ascii="微软雅黑" w:hAnsi="微软雅黑" w:eastAsia="微软雅黑" w:cs="微软雅黑"/>
@@ -4308,8 +4308,8 @@
       </w:pPr>
       <w:bookmarkStart w:id="40" w:name="_Toc7030"/>
       <w:bookmarkStart w:id="41" w:name="_Toc24726"/>
-      <w:bookmarkStart w:id="42" w:name="_Toc31071"/>
-      <w:bookmarkStart w:id="43" w:name="_Toc23941"/>
+      <w:bookmarkStart w:id="42" w:name="_Toc23941"/>
+      <w:bookmarkStart w:id="43" w:name="_Toc31071"/>
       <w:r>
         <w:rPr>
           <w:rFonts w:hint="eastAsia" w:ascii="Times New Roman" w:hAnsi="Times New Roman" w:eastAsia="微软雅黑" w:cs="Times New Roman"/>
@@ -4448,26 +4448,22 @@
                 <w:szCs w:val="24"/>
               </w:rPr>
             </w:pPr>
-            <w:bookmarkStart w:id="94" w:name="_GoBack"/>
-            <w:r>
-              <w:rPr>
-                <w:sz w:val="22"/>
-              </w:rPr>
+            <w:r>
               <mc:AlternateContent>
                 <mc:Choice Requires="wpg">
                   <w:drawing>
-                    <wp:anchor distT="0" distB="0" distL="114300" distR="114300" simplePos="0" relativeHeight="251663360" behindDoc="0" locked="0" layoutInCell="1" allowOverlap="1">
+                    <wp:anchor distT="0" distB="0" distL="114300" distR="114300" simplePos="0" relativeHeight="251660288" behindDoc="0" locked="0" layoutInCell="1" allowOverlap="1">
                       <wp:simplePos x="0" y="0"/>
                       <wp:positionH relativeFrom="column">
-                        <wp:posOffset>0</wp:posOffset>
+                        <wp:posOffset>31115</wp:posOffset>
                       </wp:positionH>
                       <wp:positionV relativeFrom="paragraph">
-                        <wp:posOffset>-460375</wp:posOffset>
+                        <wp:posOffset>-547370</wp:posOffset>
                       </wp:positionV>
-                      <wp:extent cx="3080385" cy="1442720"/>
-                      <wp:effectExtent l="0" t="0" r="13335" b="5080"/>
+                      <wp:extent cx="3160395" cy="1441450"/>
+                      <wp:effectExtent l="0" t="0" r="9525" b="6350"/>
                       <wp:wrapNone/>
-                      <wp:docPr id="34" name="组合 34"/>
+                      <wp:docPr id="101" name="组合 101"/>
                       <wp:cNvGraphicFramePr/>
                       <a:graphic xmlns:a="http://schemas.openxmlformats.org/drawingml/2006/main">
                         <a:graphicData uri="http://schemas.microsoft.com/office/word/2010/wordprocessingGroup">
@@ -4476,25 +4472,25 @@
                             <wpg:grpSpPr>
                               <a:xfrm>
                                 <a:off x="0" y="0"/>
-                                <a:ext cx="3080385" cy="1442720"/>
-                                <a:chOff x="17956" y="37747"/>
-                                <a:chExt cx="4851" cy="2272"/>
+                                <a:ext cx="3160395" cy="1441450"/>
+                                <a:chOff x="10964" y="3809"/>
+                                <a:chExt cx="4977" cy="2270"/>
                               </a:xfrm>
                             </wpg:grpSpPr>
                             <wpg:grpSp>
-                              <wpg:cNvPr id="35" name="组合 16"/>
+                              <wpg:cNvPr id="102" name="组合 6"/>
                               <wpg:cNvGrpSpPr/>
                               <wpg:grpSpPr>
                                 <a:xfrm>
-                                  <a:off x="17956" y="38313"/>
-                                  <a:ext cx="4049" cy="646"/>
-                                  <a:chOff x="17956" y="38313"/>
-                                  <a:chExt cx="4049" cy="646"/>
+                                  <a:off x="10964" y="4438"/>
+                                  <a:ext cx="4577" cy="734"/>
+                                  <a:chOff x="10964" y="4438"/>
+                                  <a:chExt cx="4577" cy="734"/>
                                 </a:xfrm>
                               </wpg:grpSpPr>
                               <pic:pic xmlns:pic="http://schemas.openxmlformats.org/drawingml/2006/picture">
                                 <pic:nvPicPr>
-                                  <pic:cNvPr id="12" name="图片 29" descr="IMG_256"/>
+                                  <pic:cNvPr id="30" name="图片 30" descr="微信图片_20220215110121"/>
                                   <pic:cNvPicPr>
                                     <a:picLocks noChangeAspect="1"/>
                                   </pic:cNvPicPr>
@@ -4503,17 +4499,18 @@
                                   <a:blip r:embed="rId10">
                                     <a:clrChange>
                                       <a:clrFrom>
-                                        <a:srgbClr val="FFFFFF">
+                                        <a:srgbClr val="A09D98">
                                           <a:alpha val="100000"/>
                                         </a:srgbClr>
                                       </a:clrFrom>
                                       <a:clrTo>
-                                        <a:srgbClr val="FFFFFF">
+                                        <a:srgbClr val="A09D98">
                                           <a:alpha val="100000"/>
                                           <a:alpha val="0"/>
                                         </a:srgbClr>
                                       </a:clrTo>
                                     </a:clrChange>
+                                    <a:biLevel thresh="50000"/>
                                   </a:blip>
                                   <a:stretch>
                                     <a:fillRect/>
@@ -4521,46 +4518,57 @@
                                 </pic:blipFill>
                                 <pic:spPr>
                                   <a:xfrm>
-                                    <a:off x="21031" y="38313"/>
-                                    <a:ext cx="975" cy="570"/>
-                                  </a:xfrm>
-                                  <a:prstGeom prst="rect">
-                                    <a:avLst/>
-                                  </a:prstGeom>
-                                  <a:noFill/>
-                                  <a:ln w="9525">
-                                    <a:noFill/>
-                                  </a:ln>
-                                </pic:spPr>
-                              </pic:pic>
-                              <pic:pic xmlns:pic="http://schemas.openxmlformats.org/drawingml/2006/picture">
-                                <pic:nvPicPr>
-                                  <pic:cNvPr id="15" name="图片 15" descr="c9514d16fd70679bf0495aeebb03c72d_compress"/>
-                                  <pic:cNvPicPr>
-                                    <a:picLocks noChangeAspect="1"/>
-                                  </pic:cNvPicPr>
-                                </pic:nvPicPr>
-                                <pic:blipFill>
-                                  <a:blip r:embed="rId11"/>
-                                  <a:srcRect l="21003" t="56913" r="27176" b="26386"/>
-                                  <a:stretch>
-                                    <a:fillRect/>
-                                  </a:stretch>
-                                </pic:blipFill>
-                                <pic:spPr>
-                                  <a:xfrm>
-                                    <a:off x="17956" y="38485"/>
-                                    <a:ext cx="1550" cy="475"/>
+                                    <a:off x="10964" y="4458"/>
+                                    <a:ext cx="1234" cy="715"/>
                                   </a:xfrm>
                                   <a:prstGeom prst="rect">
                                     <a:avLst/>
                                   </a:prstGeom>
                                 </pic:spPr>
                               </pic:pic>
+                              <pic:pic xmlns:pic="http://schemas.openxmlformats.org/drawingml/2006/picture">
+                                <pic:nvPicPr>
+                                  <pic:cNvPr id="21" name="图片 34" descr="晓敏"/>
+                                  <pic:cNvPicPr>
+                                    <a:picLocks noChangeAspect="1"/>
+                                  </pic:cNvPicPr>
+                                </pic:nvPicPr>
+                                <pic:blipFill>
+                                  <a:blip r:embed="rId11">
+                                    <a:clrChange>
+                                      <a:clrFrom>
+                                        <a:srgbClr val="949FA1"/>
+                                      </a:clrFrom>
+                                      <a:clrTo>
+                                        <a:srgbClr val="949FA1">
+                                          <a:alpha val="0"/>
+                                        </a:srgbClr>
+                                      </a:clrTo>
+                                    </a:clrChange>
+                                  </a:blip>
+                                  <a:srcRect l="34062" t="26445" r="34097" b="9325"/>
+                                  <a:stretch>
+                                    <a:fillRect/>
+                                  </a:stretch>
+                                </pic:blipFill>
+                                <pic:spPr>
+                                  <a:xfrm rot="16200000">
+                                    <a:off x="14524" y="3981"/>
+                                    <a:ext cx="560" cy="1475"/>
+                                  </a:xfrm>
+                                  <a:prstGeom prst="rect">
+                                    <a:avLst/>
+                                  </a:prstGeom>
+                                  <a:noFill/>
+                                  <a:ln>
+                                    <a:noFill/>
+                                  </a:ln>
+                                </pic:spPr>
+                              </pic:pic>
                             </wpg:grpSp>
                             <pic:pic xmlns:pic="http://schemas.openxmlformats.org/drawingml/2006/picture">
                               <pic:nvPicPr>
-                                <pic:cNvPr id="18" name="图片 25"/>
+                                <pic:cNvPr id="18" name="图片 8"/>
                                 <pic:cNvPicPr>
                                   <a:picLocks noChangeAspect="1" noChangeArrowheads="1"/>
                                 </pic:cNvPicPr>
@@ -4580,8 +4588,8 @@
                               </pic:blipFill>
                               <pic:spPr>
                                 <a:xfrm>
-                                  <a:off x="20535" y="37747"/>
-                                  <a:ext cx="2273" cy="2273"/>
+                                  <a:off x="13671" y="3809"/>
+                                  <a:ext cx="2271" cy="2271"/>
                                 </a:xfrm>
                                 <a:prstGeom prst="rect">
                                   <a:avLst/>
@@ -4600,24 +4608,24 @@
                 </mc:Choice>
                 <mc:Fallback>
                   <w:pict>
-                    <v:group id="_x0000_s1026" o:spid="_x0000_s1026" o:spt="203" style="position:absolute;left:0pt;margin-left:0pt;margin-top:-36.25pt;height:113.6pt;width:242.55pt;z-index:251663360;mso-width-relative:page;mso-height-relative:page;" coordorigin="17956,37747" coordsize="4851,2272" o:gfxdata="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">
+                    <v:group id="_x0000_s1026" o:spid="_x0000_s1026" o:spt="203" style="position:absolute;left:0pt;margin-left:2.45pt;margin-top:-43.1pt;height:113.5pt;width:248.85pt;z-index:251660288;mso-width-relative:page;mso-height-relative:page;" coordorigin="10964,3809" coordsize="4977,2270" o:gfxdata="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">
                       <o:lock v:ext="edit" aspectratio="f"/>
-                      <v:group id="组合 16" o:spid="_x0000_s1026" o:spt="203" style="position:absolute;left:17956;top:38313;height:646;width:4049;" coordorigin="17956,38313" coordsize="4049,646" o:gfxdata="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">
+                      <v:group id="组合 6" o:spid="_x0000_s1026" o:spt="203" style="position:absolute;left:10964;top:4438;height:734;width:4577;" coordorigin="10964,4438" coordsize="4577,734" o:gfxdata="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">
                         <o:lock v:ext="edit" aspectratio="f"/>
-                        <v:shape id="图片 29" o:spid="_x0000_s1026" o:spt="75" alt="IMG_256" type="#_x0000_t75" style="position:absolute;left:21031;top:38313;height:570;width:975;" filled="f" o:preferrelative="t" stroked="f" coordsize="21600,21600" o:gfxdata="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">
+                        <v:shape id="_x0000_s1026" o:spid="_x0000_s1026" o:spt="75" alt="微信图片_20220215110121" type="#_x0000_t75" style="position:absolute;left:10964;top:4458;height:715;width:1234;" filled="f" o:preferrelative="t" stroked="f" coordsize="21600,21600" o:gfxdata="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">
                           <v:fill on="f" focussize="0,0"/>
                           <v:stroke on="f"/>
-                          <v:imagedata r:id="rId10" chromakey="#FFFFFF" o:title=""/>
+                          <v:imagedata r:id="rId10" grayscale="t" bilevel="t" chromakey="#A09D98" o:title=""/>
                           <o:lock v:ext="edit" aspectratio="t"/>
                         </v:shape>
-                        <v:shape id="_x0000_s1026" o:spid="_x0000_s1026" o:spt="75" alt="c9514d16fd70679bf0495aeebb03c72d_compress" type="#_x0000_t75" style="position:absolute;left:17956;top:38485;height:475;width:1550;" filled="f" o:preferrelative="t" stroked="f" coordsize="21600,21600" o:gfxdata="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">
+                        <v:shape id="图片 34" o:spid="_x0000_s1026" o:spt="75" alt="晓敏" type="#_x0000_t75" style="position:absolute;left:14524;top:3981;height:1475;width:560;rotation:-5898240f;" filled="f" o:preferrelative="t" stroked="f" coordsize="21600,21600" o:gfxdata="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">
                           <v:fill on="f" focussize="0,0"/>
                           <v:stroke on="f"/>
-                          <v:imagedata r:id="rId11" cropleft="13765f" croptop="37299f" cropright="17810f" cropbottom="17292f" o:title=""/>
+                          <v:imagedata r:id="rId11" cropleft="22323f" croptop="17331f" cropright="22346f" cropbottom="6111f" chromakey="#949FA1" o:title=""/>
                           <o:lock v:ext="edit" aspectratio="t"/>
                         </v:shape>
                       </v:group>
-                      <v:shape id="图片 25" o:spid="_x0000_s1026" o:spt="75" type="#_x0000_t75" style="position:absolute;left:20535;top:37747;height:2273;width:2273;" filled="f" o:preferrelative="t" stroked="f" coordsize="21600,21600" o:gfxdata="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">
+                      <v:shape id="图片 8" o:spid="_x0000_s1026" o:spt="75" type="#_x0000_t75" style="position:absolute;left:13671;top:3809;height:2271;width:2271;" filled="f" o:preferrelative="t" stroked="f" coordsize="21600,21600" o:gfxdata="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">
                         <v:fill on="f" focussize="0,0"/>
                         <v:stroke on="f"/>
                         <v:imagedata r:id="rId12" o:title=""/>
@@ -4628,7 +4636,6 @@
                 </mc:Fallback>
               </mc:AlternateContent>
             </w:r>
-            <w:bookmarkEnd w:id="94"/>
           </w:p>
         </w:tc>
         <w:tc>
@@ -4915,9 +4922,8 @@
     <w:p>
       <w:pPr>
         <w:rPr>
-          <w:rFonts w:hint="default"/>
           <w:sz w:val="24"/>
-          <w:lang w:val="en-US" w:eastAsia="zh-CN"/>
+          <w:lang w:eastAsia="zh-CN"/>
         </w:rPr>
       </w:pPr>
     </w:p>
@@ -5007,185 +5013,6 @@
                 <w:szCs w:val="24"/>
               </w:rPr>
             </w:pPr>
-            <w:r>
-              <w:rPr>
-                <w:sz w:val="22"/>
-              </w:rPr>
-              <mc:AlternateContent>
-                <mc:Choice Requires="wpg">
-                  <w:drawing>
-                    <wp:anchor distT="0" distB="0" distL="114300" distR="114300" simplePos="0" relativeHeight="251664384" behindDoc="0" locked="0" layoutInCell="1" allowOverlap="1">
-                      <wp:simplePos x="0" y="0"/>
-                      <wp:positionH relativeFrom="column">
-                        <wp:posOffset>0</wp:posOffset>
-                      </wp:positionH>
-                      <wp:positionV relativeFrom="paragraph">
-                        <wp:posOffset>-490855</wp:posOffset>
-                      </wp:positionV>
-                      <wp:extent cx="3135630" cy="1442720"/>
-                      <wp:effectExtent l="0" t="0" r="3810" b="5080"/>
-                      <wp:wrapNone/>
-                      <wp:docPr id="36" name="组合 36"/>
-                      <wp:cNvGraphicFramePr/>
-                      <a:graphic xmlns:a="http://schemas.openxmlformats.org/drawingml/2006/main">
-                        <a:graphicData uri="http://schemas.microsoft.com/office/word/2010/wordprocessingGroup">
-                          <wpg:wgp>
-                            <wpg:cNvGrpSpPr/>
-                            <wpg:grpSpPr>
-                              <a:xfrm>
-                                <a:off x="0" y="0"/>
-                                <a:ext cx="3135630" cy="1442720"/>
-                                <a:chOff x="17956" y="39496"/>
-                                <a:chExt cx="4938" cy="2272"/>
-                              </a:xfrm>
-                            </wpg:grpSpPr>
-                            <wpg:grpSp>
-                              <wpg:cNvPr id="37" name="组合 30"/>
-                              <wpg:cNvGrpSpPr/>
-                              <wpg:grpSpPr>
-                                <a:xfrm>
-                                  <a:off x="17956" y="40098"/>
-                                  <a:ext cx="4213" cy="570"/>
-                                  <a:chOff x="17956" y="40098"/>
-                                  <a:chExt cx="4213" cy="570"/>
-                                </a:xfrm>
-                              </wpg:grpSpPr>
-                              <pic:pic xmlns:pic="http://schemas.openxmlformats.org/drawingml/2006/picture">
-                                <pic:nvPicPr>
-                                  <pic:cNvPr id="7" name="图片 1" descr="24f613a0-66be-430b-9e80-270d3393fac5"/>
-                                  <pic:cNvPicPr>
-                                    <a:picLocks noChangeAspect="1"/>
-                                  </pic:cNvPicPr>
-                                </pic:nvPicPr>
-                                <pic:blipFill>
-                                  <a:blip r:embed="rId13"/>
-                                  <a:srcRect l="43292" t="26660" r="21693" b="24394"/>
-                                  <a:stretch>
-                                    <a:fillRect/>
-                                  </a:stretch>
-                                </pic:blipFill>
-                                <pic:spPr>
-                                  <a:xfrm rot="16200000">
-                                    <a:off x="18366" y="39740"/>
-                                    <a:ext cx="506" cy="1327"/>
-                                  </a:xfrm>
-                                  <a:prstGeom prst="rect">
-                                    <a:avLst/>
-                                  </a:prstGeom>
-                                </pic:spPr>
-                              </pic:pic>
-                              <pic:pic xmlns:pic="http://schemas.openxmlformats.org/drawingml/2006/picture">
-                                <pic:nvPicPr>
-                                  <pic:cNvPr id="29" name="图片 29" descr="IMG_256"/>
-                                  <pic:cNvPicPr>
-                                    <a:picLocks noChangeAspect="1"/>
-                                  </pic:cNvPicPr>
-                                </pic:nvPicPr>
-                                <pic:blipFill>
-                                  <a:blip r:embed="rId10">
-                                    <a:clrChange>
-                                      <a:clrFrom>
-                                        <a:srgbClr val="FFFFFF">
-                                          <a:alpha val="100000"/>
-                                        </a:srgbClr>
-                                      </a:clrFrom>
-                                      <a:clrTo>
-                                        <a:srgbClr val="FFFFFF">
-                                          <a:alpha val="100000"/>
-                                          <a:alpha val="0"/>
-                                        </a:srgbClr>
-                                      </a:clrTo>
-                                    </a:clrChange>
-                                  </a:blip>
-                                  <a:stretch>
-                                    <a:fillRect/>
-                                  </a:stretch>
-                                </pic:blipFill>
-                                <pic:spPr>
-                                  <a:xfrm>
-                                    <a:off x="21195" y="40098"/>
-                                    <a:ext cx="975" cy="570"/>
-                                  </a:xfrm>
-                                  <a:prstGeom prst="rect">
-                                    <a:avLst/>
-                                  </a:prstGeom>
-                                  <a:noFill/>
-                                  <a:ln w="9525">
-                                    <a:noFill/>
-                                  </a:ln>
-                                </pic:spPr>
-                              </pic:pic>
-                            </wpg:grpSp>
-                            <pic:pic xmlns:pic="http://schemas.openxmlformats.org/drawingml/2006/picture">
-                              <pic:nvPicPr>
-                                <pic:cNvPr id="31" name="图片 25"/>
-                                <pic:cNvPicPr>
-                                  <a:picLocks noChangeAspect="1" noChangeArrowheads="1"/>
-                                </pic:cNvPicPr>
-                              </pic:nvPicPr>
-                              <pic:blipFill>
-                                <a:blip r:embed="rId12">
-                                  <a:extLst>
-                                    <a:ext uri="{28A0092B-C50C-407E-A947-70E740481C1C}">
-                                      <a14:useLocalDpi xmlns:a14="http://schemas.microsoft.com/office/drawing/2010/main" val="0"/>
-                                    </a:ext>
-                                  </a:extLst>
-                                </a:blip>
-                                <a:srcRect/>
-                                <a:stretch>
-                                  <a:fillRect/>
-                                </a:stretch>
-                              </pic:blipFill>
-                              <pic:spPr>
-                                <a:xfrm>
-                                  <a:off x="20622" y="39496"/>
-                                  <a:ext cx="2273" cy="2273"/>
-                                </a:xfrm>
-                                <a:prstGeom prst="rect">
-                                  <a:avLst/>
-                                </a:prstGeom>
-                                <a:noFill/>
-                                <a:ln>
-                                  <a:noFill/>
-                                </a:ln>
-                              </pic:spPr>
-                            </pic:pic>
-                          </wpg:wgp>
-                        </a:graphicData>
-                      </a:graphic>
-                    </wp:anchor>
-                  </w:drawing>
-                </mc:Choice>
-                <mc:Fallback>
-                  <w:pict>
-                    <v:group id="_x0000_s1026" o:spid="_x0000_s1026" o:spt="203" style="position:absolute;left:0pt;margin-left:0pt;margin-top:-38.65pt;height:113.6pt;width:246.9pt;z-index:251664384;mso-width-relative:page;mso-height-relative:page;" coordorigin="17956,39496" coordsize="4938,2272" o:gfxdata="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">
-                      <o:lock v:ext="edit" aspectratio="f"/>
-                      <v:group id="组合 30" o:spid="_x0000_s1026" o:spt="203" style="position:absolute;left:17956;top:40098;height:570;width:4213;" coordorigin="17956,40098" coordsize="4213,570" o:gfxdata="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">
-                        <o:lock v:ext="edit" aspectratio="f"/>
-                        <v:shape id="图片 1" o:spid="_x0000_s1026" o:spt="75" alt="24f613a0-66be-430b-9e80-270d3393fac5" type="#_x0000_t75" style="position:absolute;left:18366;top:39740;height:1327;width:506;rotation:-5898240f;" filled="f" o:preferrelative="t" stroked="f" coordsize="21600,21600" o:gfxdata="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">
-                          <v:fill on="f" focussize="0,0"/>
-                          <v:stroke on="f"/>
-                          <v:imagedata r:id="rId13" cropleft="28372f" croptop="17472f" cropright="14217f" cropbottom="15987f" o:title=""/>
-                          <o:lock v:ext="edit" aspectratio="t"/>
-                        </v:shape>
-                        <v:shape id="_x0000_s1026" o:spid="_x0000_s1026" o:spt="75" alt="IMG_256" type="#_x0000_t75" style="position:absolute;left:21195;top:40098;height:570;width:975;" filled="f" o:preferrelative="t" stroked="f" coordsize="21600,21600" o:gfxdata="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">
-                          <v:fill on="f" focussize="0,0"/>
-                          <v:stroke on="f"/>
-                          <v:imagedata r:id="rId10" chromakey="#FFFFFF" o:title=""/>
-                          <o:lock v:ext="edit" aspectratio="t"/>
-                        </v:shape>
-                      </v:group>
-                      <v:shape id="图片 25" o:spid="_x0000_s1026" o:spt="75" type="#_x0000_t75" style="position:absolute;left:20622;top:39496;height:2273;width:2273;" filled="f" o:preferrelative="t" stroked="f" coordsize="21600,21600" o:gfxdata="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">
-                        <v:fill on="f" focussize="0,0"/>
-                        <v:stroke on="f"/>
-                        <v:imagedata r:id="rId12" o:title=""/>
-                        <o:lock v:ext="edit" aspectratio="t"/>
-                      </v:shape>
-                    </v:group>
-                  </w:pict>
-                </mc:Fallback>
-              </mc:AlternateContent>
-            </w:r>
           </w:p>
         </w:tc>
         <w:tc>
@@ -5566,24 +5393,21 @@
               </w:rPr>
             </w:pPr>
             <w:r>
-              <w:rPr>
-                <w:sz w:val="24"/>
-              </w:rPr>
               <mc:AlternateContent>
                 <mc:Choice Requires="wpg">
                   <w:drawing>
-                    <wp:anchor distT="0" distB="0" distL="114300" distR="114300" simplePos="0" relativeHeight="251665408" behindDoc="0" locked="0" layoutInCell="1" allowOverlap="1">
+                    <wp:anchor distT="0" distB="0" distL="114300" distR="114300" simplePos="0" relativeHeight="251661312" behindDoc="0" locked="0" layoutInCell="1" allowOverlap="1">
                       <wp:simplePos x="0" y="0"/>
                       <wp:positionH relativeFrom="column">
-                        <wp:posOffset>-59690</wp:posOffset>
+                        <wp:posOffset>-17780</wp:posOffset>
                       </wp:positionH>
                       <wp:positionV relativeFrom="paragraph">
-                        <wp:posOffset>-527685</wp:posOffset>
+                        <wp:posOffset>-485775</wp:posOffset>
                       </wp:positionV>
-                      <wp:extent cx="3114040" cy="1442720"/>
-                      <wp:effectExtent l="0" t="0" r="10160" b="5080"/>
+                      <wp:extent cx="3196590" cy="1442720"/>
+                      <wp:effectExtent l="0" t="0" r="3810" b="5080"/>
                       <wp:wrapNone/>
-                      <wp:docPr id="38" name="组合 38"/>
+                      <wp:docPr id="105" name="组合 105"/>
                       <wp:cNvGraphicFramePr/>
                       <a:graphic xmlns:a="http://schemas.openxmlformats.org/drawingml/2006/main">
                         <a:graphicData uri="http://schemas.microsoft.com/office/word/2010/wordprocessingGroup">
@@ -5592,14 +5416,91 @@
                             <wpg:grpSpPr>
                               <a:xfrm>
                                 <a:off x="0" y="0"/>
-                                <a:ext cx="3114040" cy="1442720"/>
-                                <a:chOff x="17862" y="41199"/>
-                                <a:chExt cx="4904" cy="2272"/>
+                                <a:ext cx="3196590" cy="1442720"/>
+                                <a:chOff x="19087" y="960"/>
+                                <a:chExt cx="5034" cy="2272"/>
                               </a:xfrm>
                             </wpg:grpSpPr>
+                            <wpg:grpSp>
+                              <wpg:cNvPr id="106" name="组合 15"/>
+                              <wpg:cNvGrpSpPr/>
+                              <wpg:grpSpPr>
+                                <a:xfrm>
+                                  <a:off x="19087" y="1459"/>
+                                  <a:ext cx="4523" cy="714"/>
+                                  <a:chOff x="12357" y="7666"/>
+                                  <a:chExt cx="4523" cy="714"/>
+                                </a:xfrm>
+                              </wpg:grpSpPr>
+                              <pic:pic xmlns:pic="http://schemas.openxmlformats.org/drawingml/2006/picture">
+                                <pic:nvPicPr>
+                                  <pic:cNvPr id="22" name="图片 59" descr="图片1"/>
+                                  <pic:cNvPicPr>
+                                    <a:picLocks noChangeAspect="1"/>
+                                  </pic:cNvPicPr>
+                                </pic:nvPicPr>
+                                <pic:blipFill>
+                                  <a:blip r:embed="rId13">
+                                    <a:biLevel thresh="50000"/>
+                                  </a:blip>
+                                  <a:srcRect l="7865" t="11797" r="5322" b="19074"/>
+                                  <a:stretch>
+                                    <a:fillRect/>
+                                  </a:stretch>
+                                </pic:blipFill>
+                                <pic:spPr>
+                                  <a:xfrm>
+                                    <a:off x="12357" y="7738"/>
+                                    <a:ext cx="1468" cy="627"/>
+                                  </a:xfrm>
+                                  <a:prstGeom prst="rect">
+                                    <a:avLst/>
+                                  </a:prstGeom>
+                                  <a:noFill/>
+                                </pic:spPr>
+                              </pic:pic>
+                              <pic:pic xmlns:pic="http://schemas.openxmlformats.org/drawingml/2006/picture">
+                                <pic:nvPicPr>
+                                  <pic:cNvPr id="19" name="图片 14" descr="微信图片_20220215110121"/>
+                                  <pic:cNvPicPr>
+                                    <a:picLocks noChangeAspect="1"/>
+                                  </pic:cNvPicPr>
+                                </pic:nvPicPr>
+                                <pic:blipFill>
+                                  <a:blip r:embed="rId10">
+                                    <a:clrChange>
+                                      <a:clrFrom>
+                                        <a:srgbClr val="A09D98">
+                                          <a:alpha val="100000"/>
+                                        </a:srgbClr>
+                                      </a:clrFrom>
+                                      <a:clrTo>
+                                        <a:srgbClr val="A09D98">
+                                          <a:alpha val="100000"/>
+                                          <a:alpha val="0"/>
+                                        </a:srgbClr>
+                                      </a:clrTo>
+                                    </a:clrChange>
+                                    <a:biLevel thresh="50000"/>
+                                  </a:blip>
+                                  <a:stretch>
+                                    <a:fillRect/>
+                                  </a:stretch>
+                                </pic:blipFill>
+                                <pic:spPr>
+                                  <a:xfrm>
+                                    <a:off x="15646" y="7666"/>
+                                    <a:ext cx="1234" cy="715"/>
+                                  </a:xfrm>
+                                  <a:prstGeom prst="rect">
+                                    <a:avLst/>
+                                  </a:prstGeom>
+                                </pic:spPr>
+                              </pic:pic>
+                            </wpg:grpSp>
                             <pic:pic xmlns:pic="http://schemas.openxmlformats.org/drawingml/2006/picture">
                               <pic:nvPicPr>
-                                <pic:cNvPr id="6" name="图片 23"/>
+                                <pic:cNvPr id="107" name="图片 23"/>
                                 <pic:cNvPicPr>
                                   <a:picLocks noChangeAspect="1" noChangeArrowheads="1"/>
                                 </pic:cNvPicPr>
@@ -5619,7 +5520,7 @@
                               </pic:blipFill>
                               <pic:spPr>
                                 <a:xfrm>
-                                  <a:off x="20494" y="41199"/>
+                                  <a:off x="21849" y="960"/>
                                   <a:ext cx="2273" cy="2273"/>
                                 </a:xfrm>
                                 <a:prstGeom prst="rect">
@@ -5631,86 +5532,6 @@
                                 </a:ln>
                               </pic:spPr>
                             </pic:pic>
-                            <wpg:grpSp>
-                              <wpg:cNvPr id="39" name="组合 23"/>
-                              <wpg:cNvGrpSpPr/>
-                              <wpg:grpSpPr>
-                                <a:xfrm>
-                                  <a:off x="17862" y="41843"/>
-                                  <a:ext cx="4208" cy="652"/>
-                                  <a:chOff x="17862" y="41843"/>
-                                  <a:chExt cx="4208" cy="652"/>
-                                </a:xfrm>
-                              </wpg:grpSpPr>
-                              <pic:pic xmlns:pic="http://schemas.openxmlformats.org/drawingml/2006/picture">
-                                <pic:nvPicPr>
-                                  <pic:cNvPr id="22" name="图片 59" descr="图片1"/>
-                                  <pic:cNvPicPr>
-                                    <a:picLocks noChangeAspect="1"/>
-                                  </pic:cNvPicPr>
-                                </pic:nvPicPr>
-                                <pic:blipFill>
-                                  <a:blip r:embed="rId14">
-                                    <a:biLevel thresh="50000"/>
-                                  </a:blip>
-                                  <a:srcRect l="7865" t="11797" r="5322" b="19074"/>
-                                  <a:stretch>
-                                    <a:fillRect/>
-                                  </a:stretch>
-                                </pic:blipFill>
-                                <pic:spPr>
-                                  <a:xfrm>
-                                    <a:off x="17862" y="41869"/>
-                                    <a:ext cx="1468" cy="627"/>
-                                  </a:xfrm>
-                                  <a:prstGeom prst="rect">
-                                    <a:avLst/>
-                                  </a:prstGeom>
-                                  <a:noFill/>
-                                </pic:spPr>
-                              </pic:pic>
-                              <pic:pic xmlns:pic="http://schemas.openxmlformats.org/drawingml/2006/picture">
-                                <pic:nvPicPr>
-                                  <pic:cNvPr id="21" name="图片 29" descr="IMG_256"/>
-                                  <pic:cNvPicPr>
-                                    <a:picLocks noChangeAspect="1"/>
-                                  </pic:cNvPicPr>
-                                </pic:nvPicPr>
-                                <pic:blipFill>
-                                  <a:blip r:embed="rId10">
-                                    <a:clrChange>
-                                      <a:clrFrom>
-                                        <a:srgbClr val="FFFFFF">
-                                          <a:alpha val="100000"/>
-                                        </a:srgbClr>
-                                      </a:clrFrom>
-                                      <a:clrTo>
-                                        <a:srgbClr val="FFFFFF">
-                                          <a:alpha val="100000"/>
-                                          <a:alpha val="0"/>
-                                        </a:srgbClr>
-                                      </a:clrTo>
-                                    </a:clrChange>
-                                  </a:blip>
-                                  <a:stretch>
-                                    <a:fillRect/>
-                                  </a:stretch>
-                                </pic:blipFill>
-                                <pic:spPr>
-                                  <a:xfrm>
-                                    <a:off x="21096" y="41843"/>
-                                    <a:ext cx="975" cy="570"/>
-                                  </a:xfrm>
-                                  <a:prstGeom prst="rect">
-                                    <a:avLst/>
-                                  </a:prstGeom>
-                                  <a:noFill/>
-                                  <a:ln w="9525">
-                                    <a:noFill/>
-                                  </a:ln>
-                                </pic:spPr>
-                              </pic:pic>
-                            </wpg:grpSp>
                           </wpg:wgp>
                         </a:graphicData>
                       </a:graphic>
@@ -5719,29 +5540,29 @@
                 </mc:Choice>
                 <mc:Fallback>
                   <w:pict>
-                    <v:group id="_x0000_s1026" o:spid="_x0000_s1026" o:spt="203" style="position:absolute;left:0pt;margin-left:-4.7pt;margin-top:-41.55pt;height:113.6pt;width:245.2pt;z-index:251665408;mso-width-relative:page;mso-height-relative:page;" coordorigin="17862,41199" coordsize="4904,2272" o:gfxdata="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">
+                    <v:group id="_x0000_s1026" o:spid="_x0000_s1026" o:spt="203" style="position:absolute;left:0pt;margin-left:-1.4pt;margin-top:-38.25pt;height:113.6pt;width:251.7pt;z-index:251661312;mso-width-relative:page;mso-height-relative:page;" coordorigin="19087,960" coordsize="5034,2272" o:gfxdata="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">
                       <o:lock v:ext="edit" aspectratio="f"/>
-                      <v:shape id="图片 23" o:spid="_x0000_s1026" o:spt="75" type="#_x0000_t75" style="position:absolute;left:20494;top:41199;height:2273;width:2273;" filled="f" o:preferrelative="t" stroked="f" coordsize="21600,21600" o:gfxdata="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">
+                      <v:group id="组合 15" o:spid="_x0000_s1026" o:spt="203" style="position:absolute;left:19087;top:1459;height:714;width:4523;" coordorigin="12357,7666" coordsize="4523,714" o:gfxdata="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">
+                        <o:lock v:ext="edit" aspectratio="f"/>
+                        <v:shape id="图片 59" o:spid="_x0000_s1026" o:spt="75" alt="图片1" type="#_x0000_t75" style="position:absolute;left:12357;top:7738;height:627;width:1468;" filled="f" o:preferrelative="t" stroked="f" coordsize="21600,21600" o:gfxdata="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">
+                          <v:fill on="f" focussize="0,0"/>
+                          <v:stroke on="f"/>
+                          <v:imagedata r:id="rId13" cropleft="5154f" croptop="7731f" cropright="3488f" cropbottom="12500f" grayscale="t" bilevel="t" o:title=""/>
+                          <o:lock v:ext="edit" aspectratio="t"/>
+                        </v:shape>
+                        <v:shape id="图片 14" o:spid="_x0000_s1026" o:spt="75" alt="微信图片_20220215110121" type="#_x0000_t75" style="position:absolute;left:15646;top:7666;height:715;width:1234;" filled="f" o:preferrelative="t" stroked="f" coordsize="21600,21600" o:gfxdata="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">
+                          <v:fill on="f" focussize="0,0"/>
+                          <v:stroke on="f"/>
+                          <v:imagedata r:id="rId10" grayscale="t" bilevel="t" chromakey="#A09D98" o:title=""/>
+                          <o:lock v:ext="edit" aspectratio="t"/>
+                        </v:shape>
+                      </v:group>
+                      <v:shape id="图片 23" o:spid="_x0000_s1026" o:spt="75" type="#_x0000_t75" style="position:absolute;left:21849;top:960;height:2273;width:2273;" filled="f" o:preferrelative="t" stroked="f" coordsize="21600,21600" o:gfxdata="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">
                         <v:fill on="f" focussize="0,0"/>
                         <v:stroke on="f"/>
                         <v:imagedata r:id="rId12" o:title=""/>
                         <o:lock v:ext="edit" aspectratio="t"/>
                       </v:shape>
-                      <v:group id="组合 23" o:spid="_x0000_s1026" o:spt="203" style="position:absolute;left:17862;top:41843;height:652;width:4208;" coordorigin="17862,41843" coordsize="4208,652" o:gfxdata="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">
-                        <o:lock v:ext="edit" aspectratio="f"/>
-                        <v:shape id="图片 59" o:spid="_x0000_s1026" o:spt="75" alt="图片1" type="#_x0000_t75" style="position:absolute;left:17862;top:41869;height:627;width:1468;" filled="f" o:preferrelative="t" stroked="f" coordsize="21600,21600" o:gfxdata="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">
-                          <v:fill on="f" focussize="0,0"/>
-                          <v:stroke on="f"/>
-                          <v:imagedata r:id="rId14" cropleft="5154f" croptop="7731f" cropright="3488f" cropbottom="12500f" grayscale="t" bilevel="t" o:title=""/>
-                          <o:lock v:ext="edit" aspectratio="t"/>
-                        </v:shape>
-                        <v:shape id="图片 29" o:spid="_x0000_s1026" o:spt="75" alt="IMG_256" type="#_x0000_t75" style="position:absolute;left:21096;top:41843;height:570;width:975;" filled="f" o:preferrelative="t" stroked="f" coordsize="21600,21600" o:gfxdata="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">
-                          <v:fill on="f" focussize="0,0"/>
-                          <v:stroke on="f"/>
-                          <v:imagedata r:id="rId10" chromakey="#FFFFFF" o:title=""/>
-                          <o:lock v:ext="edit" aspectratio="t"/>
-                        </v:shape>
-                      </v:group>
                     </v:group>
                   </w:pict>
                 </mc:Fallback>
@@ -6129,13 +5950,10 @@
               </w:rPr>
             </w:pPr>
             <w:r>
-              <w:rPr>
-                <w:sz w:val="24"/>
-              </w:rPr>
               <mc:AlternateContent>
                 <mc:Choice Requires="wpg">
                   <w:drawing>
-                    <wp:anchor distT="0" distB="0" distL="114300" distR="114300" simplePos="0" relativeHeight="251666432" behindDoc="0" locked="0" layoutInCell="1" allowOverlap="1">
+                    <wp:anchor distT="0" distB="0" distL="114300" distR="114300" simplePos="0" relativeHeight="251662336" behindDoc="0" locked="0" layoutInCell="1" allowOverlap="1">
                       <wp:simplePos x="0" y="0"/>
                       <wp:positionH relativeFrom="column">
                         <wp:posOffset>12700</wp:posOffset>
@@ -6143,10 +5961,10 @@
                       <wp:positionV relativeFrom="paragraph">
                         <wp:posOffset>-514985</wp:posOffset>
                       </wp:positionV>
-                      <wp:extent cx="3150235" cy="1442720"/>
-                      <wp:effectExtent l="0" t="0" r="4445" b="5080"/>
+                      <wp:extent cx="3143250" cy="1442720"/>
+                      <wp:effectExtent l="0" t="0" r="11430" b="5080"/>
                       <wp:wrapNone/>
-                      <wp:docPr id="8" name="组合 8"/>
+                      <wp:docPr id="108" name="组合 108"/>
                       <wp:cNvGraphicFramePr/>
                       <a:graphic xmlns:a="http://schemas.openxmlformats.org/drawingml/2006/main">
                         <a:graphicData uri="http://schemas.microsoft.com/office/word/2010/wordprocessingGroup">
@@ -6155,65 +5973,31 @@
                             <wpg:grpSpPr>
                               <a:xfrm>
                                 <a:off x="0" y="0"/>
-                                <a:ext cx="3150235" cy="1442720"/>
-                                <a:chOff x="17976" y="42945"/>
-                                <a:chExt cx="4961" cy="2272"/>
+                                <a:ext cx="3143250" cy="1442720"/>
+                                <a:chOff x="19315" y="2640"/>
+                                <a:chExt cx="4950" cy="2272"/>
                               </a:xfrm>
                             </wpg:grpSpPr>
-                            <pic:pic xmlns:pic="http://schemas.openxmlformats.org/drawingml/2006/picture">
-                              <pic:nvPicPr>
-                                <pic:cNvPr id="9" name="图片 25"/>
-                                <pic:cNvPicPr>
-                                  <a:picLocks noChangeAspect="1" noChangeArrowheads="1"/>
-                                </pic:cNvPicPr>
-                              </pic:nvPicPr>
-                              <pic:blipFill>
-                                <a:blip r:embed="rId12">
-                                  <a:extLst>
-                                    <a:ext uri="{28A0092B-C50C-407E-A947-70E740481C1C}">
-                                      <a14:useLocalDpi xmlns:a14="http://schemas.microsoft.com/office/drawing/2010/main" val="0"/>
-                                    </a:ext>
-                                  </a:extLst>
-                                </a:blip>
-                                <a:srcRect/>
-                                <a:stretch>
-                                  <a:fillRect/>
-                                </a:stretch>
-                              </pic:blipFill>
-                              <pic:spPr>
-                                <a:xfrm>
-                                  <a:off x="20665" y="42945"/>
-                                  <a:ext cx="2273" cy="2273"/>
-                                </a:xfrm>
-                                <a:prstGeom prst="rect">
-                                  <a:avLst/>
-                                </a:prstGeom>
-                                <a:noFill/>
-                                <a:ln>
-                                  <a:noFill/>
-                                </a:ln>
-                              </pic:spPr>
-                            </pic:pic>
                             <wpg:grpSp>
-                              <wpg:cNvPr id="41" name="组合 27"/>
+                              <wpg:cNvPr id="109" name="组合 22"/>
                               <wpg:cNvGrpSpPr/>
                               <wpg:grpSpPr>
                                 <a:xfrm>
-                                  <a:off x="17976" y="43614"/>
-                                  <a:ext cx="4551" cy="626"/>
-                                  <a:chOff x="17976" y="43614"/>
-                                  <a:chExt cx="4551" cy="626"/>
+                                  <a:off x="19315" y="3174"/>
+                                  <a:ext cx="4415" cy="714"/>
+                                  <a:chOff x="12525" y="9562"/>
+                                  <a:chExt cx="4415" cy="714"/>
                                 </a:xfrm>
                               </wpg:grpSpPr>
                               <pic:pic xmlns:pic="http://schemas.openxmlformats.org/drawingml/2006/picture">
                                 <pic:nvPicPr>
-                                  <pic:cNvPr id="10" name="图片 29" descr="IMG_256"/>
+                                  <pic:cNvPr id="110" name="图片 29" descr="IMG_256"/>
                                   <pic:cNvPicPr>
                                     <a:picLocks noChangeAspect="1"/>
                                   </pic:cNvPicPr>
                                 </pic:nvPicPr>
                                 <pic:blipFill>
-                                  <a:blip r:embed="rId10">
+                                  <a:blip r:embed="rId14">
                                     <a:clrChange>
                                       <a:clrFrom>
                                         <a:srgbClr val="FFFFFF">
@@ -6234,7 +6018,7 @@
                                 </pic:blipFill>
                                 <pic:spPr>
                                   <a:xfrm>
-                                    <a:off x="17976" y="43615"/>
+                                    <a:off x="12525" y="9698"/>
                                     <a:ext cx="975" cy="570"/>
                                   </a:xfrm>
                                   <a:prstGeom prst="rect">
@@ -6248,32 +6032,77 @@
                               </pic:pic>
                               <pic:pic xmlns:pic="http://schemas.openxmlformats.org/drawingml/2006/picture">
                                 <pic:nvPicPr>
-                                  <pic:cNvPr id="11" name="图片 59" descr="图片1"/>
+                                  <pic:cNvPr id="29" name="图片 20" descr="微信图片_20220215110121"/>
                                   <pic:cNvPicPr>
                                     <a:picLocks noChangeAspect="1"/>
                                   </pic:cNvPicPr>
                                 </pic:nvPicPr>
                                 <pic:blipFill>
-                                  <a:blip r:embed="rId14">
+                                  <a:blip r:embed="rId10">
+                                    <a:clrChange>
+                                      <a:clrFrom>
+                                        <a:srgbClr val="A09D98">
+                                          <a:alpha val="100000"/>
+                                        </a:srgbClr>
+                                      </a:clrFrom>
+                                      <a:clrTo>
+                                        <a:srgbClr val="A09D98">
+                                          <a:alpha val="100000"/>
+                                          <a:alpha val="0"/>
+                                        </a:srgbClr>
+                                      </a:clrTo>
+                                    </a:clrChange>
                                     <a:biLevel thresh="50000"/>
                                   </a:blip>
-                                  <a:srcRect l="7865" t="11797" r="5322" b="19074"/>
                                   <a:stretch>
                                     <a:fillRect/>
                                   </a:stretch>
                                 </pic:blipFill>
                                 <pic:spPr>
                                   <a:xfrm>
-                                    <a:off x="21059" y="43614"/>
-                                    <a:ext cx="1468" cy="627"/>
+                                    <a:off x="15706" y="9562"/>
+                                    <a:ext cx="1234" cy="715"/>
                                   </a:xfrm>
                                   <a:prstGeom prst="rect">
                                     <a:avLst/>
                                   </a:prstGeom>
-                                  <a:noFill/>
                                 </pic:spPr>
                               </pic:pic>
                             </wpg:grpSp>
+                            <pic:pic xmlns:pic="http://schemas.openxmlformats.org/drawingml/2006/picture">
+                              <pic:nvPicPr>
+                                <pic:cNvPr id="6" name="图片 25"/>
+                                <pic:cNvPicPr>
+                                  <a:picLocks noChangeAspect="1" noChangeArrowheads="1"/>
+                                </pic:cNvPicPr>
+                              </pic:nvPicPr>
+                              <pic:blipFill>
+                                <a:blip r:embed="rId12">
+                                  <a:extLst>
+                                    <a:ext uri="{28A0092B-C50C-407E-A947-70E740481C1C}">
+                                      <a14:useLocalDpi xmlns:a14="http://schemas.microsoft.com/office/drawing/2010/main" val="0"/>
+                                    </a:ext>
+                                  </a:extLst>
+                                </a:blip>
+                                <a:srcRect/>
+                                <a:stretch>
+                                  <a:fillRect/>
+                                </a:stretch>
+                              </pic:blipFill>
+                              <pic:spPr>
+                                <a:xfrm>
+                                  <a:off x="21993" y="2640"/>
+                                  <a:ext cx="2273" cy="2273"/>
+                                </a:xfrm>
+                                <a:prstGeom prst="rect">
+                                  <a:avLst/>
+                                </a:prstGeom>
+                                <a:noFill/>
+                                <a:ln>
+                                  <a:noFill/>
+                                </a:ln>
+                              </pic:spPr>
+                            </pic:pic>
                           </wpg:wgp>
                         </a:graphicData>
                       </a:graphic>
@@ -6282,29 +6111,29 @@
                 </mc:Choice>
                 <mc:Fallback>
                   <w:pict>
-                    <v:group id="_x0000_s1026" o:spid="_x0000_s1026" o:spt="203" style="position:absolute;left:0pt;margin-left:1pt;margin-top:-40.55pt;height:113.6pt;width:248.05pt;z-index:251666432;mso-width-relative:page;mso-height-relative:page;" coordorigin="17976,42945" coordsize="4961,2272" o:gfxdata="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">
+                    <v:group id="_x0000_s1026" o:spid="_x0000_s1026" o:spt="203" style="position:absolute;left:0pt;margin-left:1pt;margin-top:-40.55pt;height:113.6pt;width:247.5pt;z-index:251662336;mso-width-relative:page;mso-height-relative:page;" coordorigin="19315,2640" coordsize="4950,2272" o:gfxdata="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">
                       <o:lock v:ext="edit" aspectratio="f"/>
-                      <v:shape id="图片 25" o:spid="_x0000_s1026" o:spt="75" type="#_x0000_t75" style="position:absolute;left:20665;top:42945;height:2273;width:2273;" filled="f" o:preferrelative="t" stroked="f" coordsize="21600,21600" o:gfxdata="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">
+                      <v:group id="组合 22" o:spid="_x0000_s1026" o:spt="203" style="position:absolute;left:19315;top:3174;height:714;width:4415;" coordorigin="12525,9562" coordsize="4415,714" o:gfxdata="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">
+                        <o:lock v:ext="edit" aspectratio="f"/>
+                        <v:shape id="图片 29" o:spid="_x0000_s1026" o:spt="75" alt="IMG_256" type="#_x0000_t75" style="position:absolute;left:12525;top:9698;height:570;width:975;" filled="f" o:preferrelative="t" stroked="f" coordsize="21600,21600" o:gfxdata="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">
+                          <v:fill on="f" focussize="0,0"/>
+                          <v:stroke on="f"/>
+                          <v:imagedata r:id="rId14" chromakey="#FFFFFF" o:title=""/>
+                          <o:lock v:ext="edit" aspectratio="t"/>
+                        </v:shape>
+                        <v:shape id="图片 20" o:spid="_x0000_s1026" o:spt="75" alt="微信图片_20220215110121" type="#_x0000_t75" style="position:absolute;left:15706;top:9562;height:715;width:1234;" filled="f" o:preferrelative="t" stroked="f" coordsize="21600,21600" o:gfxdata="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">
+                          <v:fill on="f" focussize="0,0"/>
+                          <v:stroke on="f"/>
+                          <v:imagedata r:id="rId10" grayscale="t" bilevel="t" chromakey="#A09D98" o:title=""/>
+                          <o:lock v:ext="edit" aspectratio="t"/>
+                        </v:shape>
+                      </v:group>
+                      <v:shape id="图片 25" o:spid="_x0000_s1026" o:spt="75" type="#_x0000_t75" style="position:absolute;left:21993;top:2640;height:2273;width:2273;" filled="f" o:preferrelative="t" stroked="f" coordsize="21600,21600" o:gfxdata="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">
                         <v:fill on="f" focussize="0,0"/>
                         <v:stroke on="f"/>
                         <v:imagedata r:id="rId12" o:title=""/>
                         <o:lock v:ext="edit" aspectratio="t"/>
                       </v:shape>
-                      <v:group id="组合 27" o:spid="_x0000_s1026" o:spt="203" style="position:absolute;left:17976;top:43614;height:626;width:4551;" coordorigin="17976,43614" coordsize="4551,626" o:gfxdata="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">
-                        <o:lock v:ext="edit" aspectratio="f"/>
-                        <v:shape id="图片 29" o:spid="_x0000_s1026" o:spt="75" alt="IMG_256" type="#_x0000_t75" style="position:absolute;left:17976;top:43615;height:570;width:975;" filled="f" o:preferrelative="t" stroked="f" coordsize="21600,21600" o:gfxdata="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">
-                          <v:fill on="f" focussize="0,0"/>
-                          <v:stroke on="f"/>
-                          <v:imagedata r:id="rId10" chromakey="#FFFFFF" o:title=""/>
-                          <o:lock v:ext="edit" aspectratio="t"/>
-                        </v:shape>
-                        <v:shape id="图片 59" o:spid="_x0000_s1026" o:spt="75" alt="图片1" type="#_x0000_t75" style="position:absolute;left:21059;top:43614;height:627;width:1468;" filled="f" o:preferrelative="t" stroked="f" coordsize="21600,21600" o:gfxdata="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">
-                          <v:fill on="f" focussize="0,0"/>
-                          <v:stroke on="f"/>
-                          <v:imagedata r:id="rId14" cropleft="5154f" croptop="7731f" cropright="3488f" cropbottom="12500f" grayscale="t" bilevel="t" o:title=""/>
-                          <o:lock v:ext="edit" aspectratio="t"/>
-                        </v:shape>
-                      </v:group>
                     </v:group>
                   </w:pict>
                 </mc:Fallback>
@@ -6603,379 +6432,6 @@
     <w:p>
       <w:pPr>
         <w:rPr>
-          <w:lang w:eastAsia="zh-CN"/>
-        </w:rPr>
-      </w:pPr>
-    </w:p>
-    <w:tbl>
-      <w:tblPr>
-        <w:tblStyle w:val="36"/>
-        <w:tblW w:w="6772" w:type="dxa"/>
-        <w:jc w:val="right"/>
-        <w:tblLayout w:type="fixed"/>
-        <w:tblCellMar>
-          <w:top w:w="0" w:type="dxa"/>
-          <w:left w:w="0" w:type="dxa"/>
-          <w:bottom w:w="0" w:type="dxa"/>
-          <w:right w:w="0" w:type="dxa"/>
-        </w:tblCellMar>
-      </w:tblPr>
-      <w:tblGrid>
-        <w:gridCol w:w="1272"/>
-        <w:gridCol w:w="2040"/>
-        <w:gridCol w:w="1166"/>
-        <w:gridCol w:w="2294"/>
-      </w:tblGrid>
-      <w:tr>
-        <w:trPr>
-          <w:trHeight w:val="441" w:hRule="exact"/>
-          <w:jc w:val="right"/>
-        </w:trPr>
-        <w:tc>
-          <w:tcPr>
-            <w:tcW w:w="1272" w:type="dxa"/>
-            <w:vAlign w:val="center"/>
-          </w:tcPr>
-          <w:p>
-            <w:pPr>
-              <w:pStyle w:val="20"/>
-              <w:spacing w:before="13"/>
-              <w:ind w:left="13" w:right="95"/>
-              <w:jc w:val="both"/>
-              <w:rPr>
-                <w:rFonts w:ascii="Times New Roman" w:hAnsi="Times New Roman" w:cs="Times New Roman"/>
-                <w:b/>
-                <w:sz w:val="24"/>
-                <w:szCs w:val="24"/>
-              </w:rPr>
-            </w:pPr>
-            <w:r>
-              <w:rPr>
-                <w:rFonts w:ascii="Times New Roman" w:hAnsi="Times New Roman" w:cs="Times New Roman"/>
-                <w:b/>
-                <w:sz w:val="24"/>
-                <w:szCs w:val="24"/>
-              </w:rPr>
-              <w:t>检测人：</w:t>
-            </w:r>
-          </w:p>
-        </w:tc>
-        <w:tc>
-          <w:tcPr>
-            <w:tcW w:w="2040" w:type="dxa"/>
-            <w:vAlign w:val="center"/>
-          </w:tcPr>
-          <w:p>
-            <w:pPr>
-              <w:pStyle w:val="20"/>
-              <w:spacing w:before="13"/>
-              <w:jc w:val="both"/>
-              <w:rPr>
-                <w:rFonts w:ascii="Times New Roman" w:hAnsi="Times New Roman" w:cs="Times New Roman"/>
-                <w:b/>
-                <w:sz w:val="24"/>
-                <w:szCs w:val="24"/>
-              </w:rPr>
-            </w:pPr>
-          </w:p>
-        </w:tc>
-        <w:tc>
-          <w:tcPr>
-            <w:tcW w:w="1166" w:type="dxa"/>
-            <w:vAlign w:val="center"/>
-          </w:tcPr>
-          <w:p>
-            <w:pPr>
-              <w:pStyle w:val="20"/>
-              <w:spacing w:before="13"/>
-              <w:jc w:val="both"/>
-              <w:rPr>
-                <w:rFonts w:ascii="Times New Roman" w:hAnsi="Times New Roman" w:cs="Times New Roman"/>
-                <w:b/>
-                <w:sz w:val="24"/>
-                <w:szCs w:val="24"/>
-              </w:rPr>
-            </w:pPr>
-            <w:r>
-              <w:rPr>
-                <w:rFonts w:ascii="Times New Roman" w:hAnsi="Times New Roman" w:cs="Times New Roman"/>
-                <w:b/>
-                <w:sz w:val="24"/>
-                <w:szCs w:val="24"/>
-              </w:rPr>
-              <w:t>复核人</w:t>
-            </w:r>
-            <w:r>
-              <w:rPr>
-                <w:rFonts w:ascii="Times New Roman" w:hAnsi="Times New Roman" w:cs="Times New Roman"/>
-                <w:b/>
-                <w:sz w:val="24"/>
-                <w:szCs w:val="24"/>
-                <w:lang w:eastAsia="zh-CN"/>
-              </w:rPr>
-              <w:t>：</w:t>
-            </w:r>
-          </w:p>
-        </w:tc>
-        <w:tc>
-          <w:tcPr>
-            <w:tcW w:w="2294" w:type="dxa"/>
-            <w:vAlign w:val="center"/>
-          </w:tcPr>
-          <w:p>
-            <w:pPr>
-              <w:pStyle w:val="20"/>
-              <w:spacing w:before="13"/>
-              <w:ind w:right="15"/>
-              <w:jc w:val="both"/>
-              <w:rPr>
-                <w:rFonts w:ascii="Times New Roman" w:hAnsi="Times New Roman" w:cs="Times New Roman"/>
-                <w:b/>
-                <w:sz w:val="24"/>
-                <w:szCs w:val="24"/>
-              </w:rPr>
-            </w:pPr>
-          </w:p>
-        </w:tc>
-      </w:tr>
-      <w:tr>
-        <w:tblPrEx>
-          <w:tblCellMar>
-            <w:top w:w="0" w:type="dxa"/>
-            <w:left w:w="0" w:type="dxa"/>
-            <w:bottom w:w="0" w:type="dxa"/>
-            <w:right w:w="0" w:type="dxa"/>
-          </w:tblCellMar>
-        </w:tblPrEx>
-        <w:trPr>
-          <w:trHeight w:val="457" w:hRule="exact"/>
-          <w:jc w:val="right"/>
-        </w:trPr>
-        <w:tc>
-          <w:tcPr>
-            <w:tcW w:w="1272" w:type="dxa"/>
-            <w:vAlign w:val="center"/>
-          </w:tcPr>
-          <w:p>
-            <w:pPr>
-              <w:pStyle w:val="20"/>
-              <w:spacing w:line="341" w:lineRule="exact"/>
-              <w:ind w:left="13" w:right="165"/>
-              <w:jc w:val="both"/>
-              <w:rPr>
-                <w:rFonts w:ascii="Times New Roman" w:hAnsi="Times New Roman" w:cs="Times New Roman"/>
-                <w:b/>
-                <w:sz w:val="24"/>
-                <w:szCs w:val="24"/>
-              </w:rPr>
-            </w:pPr>
-            <w:r>
-              <w:rPr>
-                <w:rFonts w:ascii="Times New Roman" w:hAnsi="Times New Roman" w:cs="Times New Roman"/>
-                <w:b/>
-                <w:sz w:val="24"/>
-                <w:szCs w:val="24"/>
-              </w:rPr>
-              <w:t>日</w:t>
-            </w:r>
-            <w:r>
-              <w:rPr>
-                <w:rFonts w:ascii="Times New Roman" w:hAnsi="Times New Roman" w:cs="Times New Roman"/>
-                <w:b/>
-                <w:sz w:val="24"/>
-                <w:szCs w:val="24"/>
-                <w:lang w:eastAsia="zh-CN"/>
-              </w:rPr>
-              <w:t xml:space="preserve">  </w:t>
-            </w:r>
-            <w:r>
-              <w:rPr>
-                <w:rFonts w:ascii="Times New Roman" w:hAnsi="Times New Roman" w:cs="Times New Roman"/>
-                <w:b/>
-                <w:sz w:val="24"/>
-                <w:szCs w:val="24"/>
-              </w:rPr>
-              <w:t>期：</w:t>
-            </w:r>
-          </w:p>
-        </w:tc>
-        <w:tc>
-          <w:tcPr>
-            <w:tcW w:w="2040" w:type="dxa"/>
-            <w:vAlign w:val="center"/>
-          </w:tcPr>
-          <w:p>
-            <w:pPr>
-              <w:pStyle w:val="20"/>
-              <w:spacing w:line="363" w:lineRule="exact"/>
-              <w:jc w:val="both"/>
-              <w:rPr>
-                <w:rFonts w:ascii="Times New Roman" w:hAnsi="Times New Roman" w:cs="Times New Roman"/>
-                <w:sz w:val="24"/>
-                <w:szCs w:val="24"/>
-              </w:rPr>
-            </w:pPr>
-            <w:r>
-              <w:rPr>
-                <w:rFonts w:ascii="Times New Roman" w:hAnsi="Times New Roman" w:cs="Times New Roman"/>
-                <w:kern w:val="2"/>
-                <w:sz w:val="24"/>
-                <w:szCs w:val="24"/>
-                <w:lang w:eastAsia="zh-CN"/>
-              </w:rPr>
-              <w:t>{{ reportdate }}</w:t>
-            </w:r>
-          </w:p>
-        </w:tc>
-        <w:tc>
-          <w:tcPr>
-            <w:tcW w:w="1166" w:type="dxa"/>
-            <w:vAlign w:val="center"/>
-          </w:tcPr>
-          <w:p>
-            <w:pPr>
-              <w:pStyle w:val="20"/>
-              <w:spacing w:line="341" w:lineRule="exact"/>
-              <w:jc w:val="both"/>
-              <w:rPr>
-                <w:rFonts w:ascii="Times New Roman" w:hAnsi="Times New Roman" w:cs="Times New Roman"/>
-                <w:b/>
-                <w:sz w:val="24"/>
-                <w:szCs w:val="24"/>
-              </w:rPr>
-            </w:pPr>
-            <w:r>
-              <w:rPr>
-                <w:rFonts w:ascii="Times New Roman" w:hAnsi="Times New Roman" w:cs="Times New Roman"/>
-                <w:b/>
-                <w:sz w:val="24"/>
-                <w:szCs w:val="24"/>
-              </w:rPr>
-              <w:t>日</w:t>
-            </w:r>
-            <w:r>
-              <w:rPr>
-                <w:rFonts w:ascii="Times New Roman" w:hAnsi="Times New Roman" w:cs="Times New Roman"/>
-                <w:b/>
-                <w:sz w:val="24"/>
-                <w:szCs w:val="24"/>
-                <w:lang w:eastAsia="zh-CN"/>
-              </w:rPr>
-              <w:t xml:space="preserve">  </w:t>
-            </w:r>
-            <w:r>
-              <w:rPr>
-                <w:rFonts w:ascii="Times New Roman" w:hAnsi="Times New Roman" w:cs="Times New Roman"/>
-                <w:b/>
-                <w:sz w:val="24"/>
-                <w:szCs w:val="24"/>
-              </w:rPr>
-              <w:t>期：</w:t>
-            </w:r>
-          </w:p>
-        </w:tc>
-        <w:tc>
-          <w:tcPr>
-            <w:tcW w:w="2294" w:type="dxa"/>
-            <w:vAlign w:val="center"/>
-          </w:tcPr>
-          <w:p>
-            <w:pPr>
-              <w:pStyle w:val="20"/>
-              <w:spacing w:line="363" w:lineRule="exact"/>
-              <w:ind w:right="15"/>
-              <w:jc w:val="both"/>
-              <w:rPr>
-                <w:rFonts w:ascii="Times New Roman" w:hAnsi="Times New Roman" w:cs="Times New Roman"/>
-                <w:sz w:val="24"/>
-                <w:szCs w:val="24"/>
-              </w:rPr>
-            </w:pPr>
-            <w:r>
-              <w:rPr>
-                <w:rFonts w:ascii="Times New Roman" w:hAnsi="Times New Roman" w:cs="Times New Roman"/>
-                <w:kern w:val="2"/>
-                <w:sz w:val="24"/>
-                <w:szCs w:val="24"/>
-                <w:lang w:eastAsia="zh-CN"/>
-              </w:rPr>
-              <w:t>{{ reportdate }}</w:t>
-            </w:r>
-          </w:p>
-        </w:tc>
-      </w:tr>
-    </w:tbl>
-    <w:p>
-      <w:pPr>
-        <w:rPr>
-          <w:rFonts w:ascii="Times New Roman" w:hAnsi="Times New Roman" w:eastAsia="微软雅黑" w:cs="Times New Roman"/>
-          <w:sz w:val="24"/>
-          <w:szCs w:val="24"/>
-          <w:lang w:eastAsia="zh-CN"/>
-        </w:rPr>
-      </w:pPr>
-      <w:r>
-        <w:rPr>
-          <w:rFonts w:hint="eastAsia" w:ascii="Times New Roman" w:hAnsi="Times New Roman" w:eastAsia="微软雅黑" w:cs="Times New Roman"/>
-          <w:sz w:val="24"/>
-          <w:szCs w:val="24"/>
-          <w:lang w:eastAsia="zh-CN"/>
-        </w:rPr>
-        <w:t xml:space="preserve">{% endif %}{% if testedby == </w:t>
-      </w:r>
-      <w:r>
-        <w:rPr>
-          <w:rFonts w:ascii="Times New Roman" w:hAnsi="Times New Roman" w:eastAsia="微软雅黑" w:cs="Times New Roman"/>
-          <w:sz w:val="24"/>
-          <w:szCs w:val="24"/>
-          <w:lang w:eastAsia="zh-CN"/>
-        </w:rPr>
-        <w:t>“</w:t>
-      </w:r>
-      <w:r>
-        <w:rPr>
-          <w:rFonts w:hint="eastAsia" w:ascii="Times New Roman" w:hAnsi="Times New Roman" w:eastAsia="微软雅黑" w:cs="Times New Roman"/>
-          <w:sz w:val="24"/>
-          <w:szCs w:val="24"/>
-          <w:lang w:eastAsia="zh-CN"/>
-        </w:rPr>
-        <w:t>6</w:t>
-      </w:r>
-      <w:r>
-        <w:rPr>
-          <w:rFonts w:ascii="Times New Roman" w:hAnsi="Times New Roman" w:eastAsia="微软雅黑" w:cs="Times New Roman"/>
-          <w:sz w:val="24"/>
-          <w:szCs w:val="24"/>
-          <w:lang w:eastAsia="zh-CN"/>
-        </w:rPr>
-        <w:t>”</w:t>
-      </w:r>
-      <w:r>
-        <w:rPr>
-          <w:rFonts w:hint="eastAsia" w:ascii="Times New Roman" w:hAnsi="Times New Roman" w:eastAsia="微软雅黑" w:cs="Times New Roman"/>
-          <w:sz w:val="24"/>
-          <w:szCs w:val="24"/>
-          <w:lang w:eastAsia="zh-CN"/>
-        </w:rPr>
-        <w:t xml:space="preserve"> %}</w:t>
-      </w:r>
-    </w:p>
-    <w:p>
-      <w:pPr>
-        <w:rPr>
-          <w:rFonts w:ascii="Times New Roman" w:hAnsi="Times New Roman" w:eastAsia="微软雅黑" w:cs="Times New Roman"/>
-          <w:sz w:val="24"/>
-          <w:szCs w:val="24"/>
-          <w:lang w:eastAsia="zh-CN"/>
-        </w:rPr>
-      </w:pPr>
-    </w:p>
-    <w:p>
-      <w:pPr>
-        <w:rPr>
-          <w:rFonts w:ascii="Times New Roman" w:hAnsi="Times New Roman" w:eastAsia="微软雅黑" w:cs="Times New Roman"/>
-          <w:sz w:val="24"/>
-          <w:szCs w:val="24"/>
           <w:lang w:eastAsia="zh-CN"/>
         </w:rPr>
       </w:pPr>
@@ -7058,6 +6514,578 @@
                 <w:szCs w:val="24"/>
               </w:rPr>
             </w:pPr>
+          </w:p>
+        </w:tc>
+        <w:tc>
+          <w:tcPr>
+            <w:tcW w:w="1166" w:type="dxa"/>
+            <w:vAlign w:val="center"/>
+          </w:tcPr>
+          <w:p>
+            <w:pPr>
+              <w:pStyle w:val="20"/>
+              <w:spacing w:before="13"/>
+              <w:jc w:val="both"/>
+              <w:rPr>
+                <w:rFonts w:ascii="Times New Roman" w:hAnsi="Times New Roman" w:cs="Times New Roman"/>
+                <w:b/>
+                <w:sz w:val="24"/>
+                <w:szCs w:val="24"/>
+              </w:rPr>
+            </w:pPr>
+            <w:r>
+              <w:rPr>
+                <w:rFonts w:ascii="Times New Roman" w:hAnsi="Times New Roman" w:cs="Times New Roman"/>
+                <w:b/>
+                <w:sz w:val="24"/>
+                <w:szCs w:val="24"/>
+              </w:rPr>
+              <w:t>复核人</w:t>
+            </w:r>
+            <w:r>
+              <w:rPr>
+                <w:rFonts w:ascii="Times New Roman" w:hAnsi="Times New Roman" w:cs="Times New Roman"/>
+                <w:b/>
+                <w:sz w:val="24"/>
+                <w:szCs w:val="24"/>
+                <w:lang w:eastAsia="zh-CN"/>
+              </w:rPr>
+              <w:t>：</w:t>
+            </w:r>
+          </w:p>
+        </w:tc>
+        <w:tc>
+          <w:tcPr>
+            <w:tcW w:w="2294" w:type="dxa"/>
+            <w:vAlign w:val="center"/>
+          </w:tcPr>
+          <w:p>
+            <w:pPr>
+              <w:pStyle w:val="20"/>
+              <w:spacing w:before="13"/>
+              <w:ind w:right="15"/>
+              <w:jc w:val="both"/>
+              <w:rPr>
+                <w:rFonts w:ascii="Times New Roman" w:hAnsi="Times New Roman" w:cs="Times New Roman"/>
+                <w:b/>
+                <w:sz w:val="24"/>
+                <w:szCs w:val="24"/>
+              </w:rPr>
+            </w:pPr>
+          </w:p>
+        </w:tc>
+      </w:tr>
+      <w:tr>
+        <w:tblPrEx>
+          <w:tblCellMar>
+            <w:top w:w="0" w:type="dxa"/>
+            <w:left w:w="0" w:type="dxa"/>
+            <w:bottom w:w="0" w:type="dxa"/>
+            <w:right w:w="0" w:type="dxa"/>
+          </w:tblCellMar>
+        </w:tblPrEx>
+        <w:trPr>
+          <w:trHeight w:val="457" w:hRule="exact"/>
+          <w:jc w:val="right"/>
+        </w:trPr>
+        <w:tc>
+          <w:tcPr>
+            <w:tcW w:w="1272" w:type="dxa"/>
+            <w:vAlign w:val="center"/>
+          </w:tcPr>
+          <w:p>
+            <w:pPr>
+              <w:pStyle w:val="20"/>
+              <w:spacing w:line="341" w:lineRule="exact"/>
+              <w:ind w:left="13" w:right="165"/>
+              <w:jc w:val="both"/>
+              <w:rPr>
+                <w:rFonts w:ascii="Times New Roman" w:hAnsi="Times New Roman" w:cs="Times New Roman"/>
+                <w:b/>
+                <w:sz w:val="24"/>
+                <w:szCs w:val="24"/>
+              </w:rPr>
+            </w:pPr>
+            <w:r>
+              <w:rPr>
+                <w:rFonts w:ascii="Times New Roman" w:hAnsi="Times New Roman" w:cs="Times New Roman"/>
+                <w:b/>
+                <w:sz w:val="24"/>
+                <w:szCs w:val="24"/>
+              </w:rPr>
+              <w:t>日</w:t>
+            </w:r>
+            <w:r>
+              <w:rPr>
+                <w:rFonts w:ascii="Times New Roman" w:hAnsi="Times New Roman" w:cs="Times New Roman"/>
+                <w:b/>
+                <w:sz w:val="24"/>
+                <w:szCs w:val="24"/>
+                <w:lang w:eastAsia="zh-CN"/>
+              </w:rPr>
+              <w:t xml:space="preserve">  </w:t>
+            </w:r>
+            <w:r>
+              <w:rPr>
+                <w:rFonts w:ascii="Times New Roman" w:hAnsi="Times New Roman" w:cs="Times New Roman"/>
+                <w:b/>
+                <w:sz w:val="24"/>
+                <w:szCs w:val="24"/>
+              </w:rPr>
+              <w:t>期：</w:t>
+            </w:r>
+          </w:p>
+        </w:tc>
+        <w:tc>
+          <w:tcPr>
+            <w:tcW w:w="2040" w:type="dxa"/>
+            <w:vAlign w:val="center"/>
+          </w:tcPr>
+          <w:p>
+            <w:pPr>
+              <w:pStyle w:val="20"/>
+              <w:spacing w:line="363" w:lineRule="exact"/>
+              <w:jc w:val="both"/>
+              <w:rPr>
+                <w:rFonts w:ascii="Times New Roman" w:hAnsi="Times New Roman" w:cs="Times New Roman"/>
+                <w:sz w:val="24"/>
+                <w:szCs w:val="24"/>
+              </w:rPr>
+            </w:pPr>
+            <w:r>
+              <w:rPr>
+                <w:rFonts w:ascii="Times New Roman" w:hAnsi="Times New Roman" w:cs="Times New Roman"/>
+                <w:kern w:val="2"/>
+                <w:sz w:val="24"/>
+                <w:szCs w:val="24"/>
+                <w:lang w:eastAsia="zh-CN"/>
+              </w:rPr>
+              <w:t>{{ reportdate }}</w:t>
+            </w:r>
+          </w:p>
+        </w:tc>
+        <w:tc>
+          <w:tcPr>
+            <w:tcW w:w="1166" w:type="dxa"/>
+            <w:vAlign w:val="center"/>
+          </w:tcPr>
+          <w:p>
+            <w:pPr>
+              <w:pStyle w:val="20"/>
+              <w:spacing w:line="341" w:lineRule="exact"/>
+              <w:jc w:val="both"/>
+              <w:rPr>
+                <w:rFonts w:ascii="Times New Roman" w:hAnsi="Times New Roman" w:cs="Times New Roman"/>
+                <w:b/>
+                <w:sz w:val="24"/>
+                <w:szCs w:val="24"/>
+              </w:rPr>
+            </w:pPr>
+            <w:r>
+              <w:rPr>
+                <w:rFonts w:ascii="Times New Roman" w:hAnsi="Times New Roman" w:cs="Times New Roman"/>
+                <w:b/>
+                <w:sz w:val="24"/>
+                <w:szCs w:val="24"/>
+              </w:rPr>
+              <w:t>日</w:t>
+            </w:r>
+            <w:r>
+              <w:rPr>
+                <w:rFonts w:ascii="Times New Roman" w:hAnsi="Times New Roman" w:cs="Times New Roman"/>
+                <w:b/>
+                <w:sz w:val="24"/>
+                <w:szCs w:val="24"/>
+                <w:lang w:eastAsia="zh-CN"/>
+              </w:rPr>
+              <w:t xml:space="preserve">  </w:t>
+            </w:r>
+            <w:r>
+              <w:rPr>
+                <w:rFonts w:ascii="Times New Roman" w:hAnsi="Times New Roman" w:cs="Times New Roman"/>
+                <w:b/>
+                <w:sz w:val="24"/>
+                <w:szCs w:val="24"/>
+              </w:rPr>
+              <w:t>期：</w:t>
+            </w:r>
+          </w:p>
+        </w:tc>
+        <w:tc>
+          <w:tcPr>
+            <w:tcW w:w="2294" w:type="dxa"/>
+            <w:vAlign w:val="center"/>
+          </w:tcPr>
+          <w:p>
+            <w:pPr>
+              <w:pStyle w:val="20"/>
+              <w:spacing w:line="363" w:lineRule="exact"/>
+              <w:ind w:right="15"/>
+              <w:jc w:val="both"/>
+              <w:rPr>
+                <w:rFonts w:ascii="Times New Roman" w:hAnsi="Times New Roman" w:cs="Times New Roman"/>
+                <w:sz w:val="24"/>
+                <w:szCs w:val="24"/>
+              </w:rPr>
+            </w:pPr>
+            <w:r>
+              <w:rPr>
+                <w:rFonts w:ascii="Times New Roman" w:hAnsi="Times New Roman" w:cs="Times New Roman"/>
+                <w:kern w:val="2"/>
+                <w:sz w:val="24"/>
+                <w:szCs w:val="24"/>
+                <w:lang w:eastAsia="zh-CN"/>
+              </w:rPr>
+              <w:t>{{ reportdate }}</w:t>
+            </w:r>
+          </w:p>
+        </w:tc>
+      </w:tr>
+    </w:tbl>
+    <w:p>
+      <w:pPr>
+        <w:rPr>
+          <w:rFonts w:ascii="Times New Roman" w:hAnsi="Times New Roman" w:eastAsia="微软雅黑" w:cs="Times New Roman"/>
+          <w:sz w:val="24"/>
+          <w:szCs w:val="24"/>
+          <w:lang w:eastAsia="zh-CN"/>
+        </w:rPr>
+      </w:pPr>
+      <w:r>
+        <w:rPr>
+          <w:rFonts w:hint="eastAsia" w:ascii="Times New Roman" w:hAnsi="Times New Roman" w:eastAsia="微软雅黑" w:cs="Times New Roman"/>
+          <w:sz w:val="24"/>
+          <w:szCs w:val="24"/>
+          <w:lang w:eastAsia="zh-CN"/>
+        </w:rPr>
+        <w:t xml:space="preserve">{% endif %}{% if testedby == </w:t>
+      </w:r>
+      <w:r>
+        <w:rPr>
+          <w:rFonts w:ascii="Times New Roman" w:hAnsi="Times New Roman" w:eastAsia="微软雅黑" w:cs="Times New Roman"/>
+          <w:sz w:val="24"/>
+          <w:szCs w:val="24"/>
+          <w:lang w:eastAsia="zh-CN"/>
+        </w:rPr>
+        <w:t>“</w:t>
+      </w:r>
+      <w:r>
+        <w:rPr>
+          <w:rFonts w:hint="eastAsia" w:ascii="Times New Roman" w:hAnsi="Times New Roman" w:eastAsia="微软雅黑" w:cs="Times New Roman"/>
+          <w:sz w:val="24"/>
+          <w:szCs w:val="24"/>
+          <w:lang w:eastAsia="zh-CN"/>
+        </w:rPr>
+        <w:t>6</w:t>
+      </w:r>
+      <w:r>
+        <w:rPr>
+          <w:rFonts w:ascii="Times New Roman" w:hAnsi="Times New Roman" w:eastAsia="微软雅黑" w:cs="Times New Roman"/>
+          <w:sz w:val="24"/>
+          <w:szCs w:val="24"/>
+          <w:lang w:eastAsia="zh-CN"/>
+        </w:rPr>
+        <w:t>”</w:t>
+      </w:r>
+      <w:r>
+        <w:rPr>
+          <w:rFonts w:hint="eastAsia" w:ascii="Times New Roman" w:hAnsi="Times New Roman" w:eastAsia="微软雅黑" w:cs="Times New Roman"/>
+          <w:sz w:val="24"/>
+          <w:szCs w:val="24"/>
+          <w:lang w:eastAsia="zh-CN"/>
+        </w:rPr>
+        <w:t xml:space="preserve"> %}</w:t>
+      </w:r>
+    </w:p>
+    <w:p>
+      <w:pPr>
+        <w:rPr>
+          <w:rFonts w:ascii="Times New Roman" w:hAnsi="Times New Roman" w:eastAsia="微软雅黑" w:cs="Times New Roman"/>
+          <w:sz w:val="24"/>
+          <w:szCs w:val="24"/>
+          <w:lang w:eastAsia="zh-CN"/>
+        </w:rPr>
+      </w:pPr>
+    </w:p>
+    <w:p>
+      <w:pPr>
+        <w:rPr>
+          <w:rFonts w:ascii="Times New Roman" w:hAnsi="Times New Roman" w:eastAsia="微软雅黑" w:cs="Times New Roman"/>
+          <w:sz w:val="24"/>
+          <w:szCs w:val="24"/>
+          <w:lang w:eastAsia="zh-CN"/>
+        </w:rPr>
+      </w:pPr>
+    </w:p>
+    <w:tbl>
+      <w:tblPr>
+        <w:tblStyle w:val="36"/>
+        <w:tblW w:w="6772" w:type="dxa"/>
+        <w:jc w:val="right"/>
+        <w:tblLayout w:type="fixed"/>
+        <w:tblCellMar>
+          <w:top w:w="0" w:type="dxa"/>
+          <w:left w:w="0" w:type="dxa"/>
+          <w:bottom w:w="0" w:type="dxa"/>
+          <w:right w:w="0" w:type="dxa"/>
+        </w:tblCellMar>
+      </w:tblPr>
+      <w:tblGrid>
+        <w:gridCol w:w="1272"/>
+        <w:gridCol w:w="2040"/>
+        <w:gridCol w:w="1166"/>
+        <w:gridCol w:w="2294"/>
+      </w:tblGrid>
+      <w:tr>
+        <w:tblPrEx>
+          <w:tblCellMar>
+            <w:top w:w="0" w:type="dxa"/>
+            <w:left w:w="0" w:type="dxa"/>
+            <w:bottom w:w="0" w:type="dxa"/>
+            <w:right w:w="0" w:type="dxa"/>
+          </w:tblCellMar>
+        </w:tblPrEx>
+        <w:trPr>
+          <w:trHeight w:val="441" w:hRule="exact"/>
+          <w:jc w:val="right"/>
+        </w:trPr>
+        <w:tc>
+          <w:tcPr>
+            <w:tcW w:w="1272" w:type="dxa"/>
+            <w:vAlign w:val="center"/>
+          </w:tcPr>
+          <w:p>
+            <w:pPr>
+              <w:pStyle w:val="20"/>
+              <w:spacing w:before="13"/>
+              <w:ind w:left="13" w:right="95"/>
+              <w:jc w:val="both"/>
+              <w:rPr>
+                <w:rFonts w:ascii="Times New Roman" w:hAnsi="Times New Roman" w:cs="Times New Roman"/>
+                <w:b/>
+                <w:sz w:val="24"/>
+                <w:szCs w:val="24"/>
+              </w:rPr>
+            </w:pPr>
+            <w:r>
+              <w:rPr>
+                <w:rFonts w:ascii="Times New Roman" w:hAnsi="Times New Roman" w:cs="Times New Roman"/>
+                <w:b/>
+                <w:sz w:val="24"/>
+                <w:szCs w:val="24"/>
+              </w:rPr>
+              <w:t>检测人：</w:t>
+            </w:r>
+          </w:p>
+        </w:tc>
+        <w:tc>
+          <w:tcPr>
+            <w:tcW w:w="2040" w:type="dxa"/>
+            <w:vAlign w:val="center"/>
+          </w:tcPr>
+          <w:p>
+            <w:pPr>
+              <w:pStyle w:val="20"/>
+              <w:spacing w:before="13"/>
+              <w:jc w:val="both"/>
+              <w:rPr>
+                <w:rFonts w:ascii="Times New Roman" w:hAnsi="Times New Roman" w:cs="Times New Roman"/>
+                <w:b/>
+                <w:sz w:val="24"/>
+                <w:szCs w:val="24"/>
+              </w:rPr>
+            </w:pPr>
+            <w:r>
+              <mc:AlternateContent>
+                <mc:Choice Requires="wpg">
+                  <w:drawing>
+                    <wp:anchor distT="0" distB="0" distL="114300" distR="114300" simplePos="0" relativeHeight="251663360" behindDoc="0" locked="0" layoutInCell="1" allowOverlap="1">
+                      <wp:simplePos x="0" y="0"/>
+                      <wp:positionH relativeFrom="column">
+                        <wp:posOffset>111760</wp:posOffset>
+                      </wp:positionH>
+                      <wp:positionV relativeFrom="paragraph">
+                        <wp:posOffset>-577215</wp:posOffset>
+                      </wp:positionV>
+                      <wp:extent cx="3059430" cy="1442720"/>
+                      <wp:effectExtent l="0" t="0" r="3810" b="5080"/>
+                      <wp:wrapNone/>
+                      <wp:docPr id="114" name="组合 114"/>
+                      <wp:cNvGraphicFramePr/>
+                      <a:graphic xmlns:a="http://schemas.openxmlformats.org/drawingml/2006/main">
+                        <a:graphicData uri="http://schemas.microsoft.com/office/word/2010/wordprocessingGroup">
+                          <wpg:wgp>
+                            <wpg:cNvGrpSpPr/>
+                            <wpg:grpSpPr>
+                              <a:xfrm>
+                                <a:off x="0" y="0"/>
+                                <a:ext cx="3059430" cy="1442720"/>
+                                <a:chOff x="19399" y="6180"/>
+                                <a:chExt cx="4818" cy="2272"/>
+                              </a:xfrm>
+                            </wpg:grpSpPr>
+                            <wpg:grpSp>
+                              <wpg:cNvPr id="115" name="组合 34"/>
+                              <wpg:cNvGrpSpPr/>
+                              <wpg:grpSpPr>
+                                <a:xfrm>
+                                  <a:off x="19399" y="6701"/>
+                                  <a:ext cx="4343" cy="988"/>
+                                  <a:chOff x="12609" y="13215"/>
+                                  <a:chExt cx="4343" cy="988"/>
+                                </a:xfrm>
+                              </wpg:grpSpPr>
+                              <pic:pic xmlns:pic="http://schemas.openxmlformats.org/drawingml/2006/picture">
+                                <pic:nvPicPr>
+                                  <pic:cNvPr id="50" name="图片 1" descr="IMG_256"/>
+                                  <pic:cNvPicPr>
+                                    <a:picLocks noChangeAspect="1"/>
+                                  </pic:cNvPicPr>
+                                </pic:nvPicPr>
+                                <pic:blipFill>
+                                  <a:blip r:embed="rId15">
+                                    <a:clrChange>
+                                      <a:clrFrom>
+                                        <a:srgbClr val="AAA9A5">
+                                          <a:alpha val="100000"/>
+                                        </a:srgbClr>
+                                      </a:clrFrom>
+                                      <a:clrTo>
+                                        <a:srgbClr val="AAA9A5">
+                                          <a:alpha val="100000"/>
+                                          <a:alpha val="0"/>
+                                        </a:srgbClr>
+                                      </a:clrTo>
+                                    </a:clrChange>
+                                  </a:blip>
+                                  <a:srcRect l="27431" t="30452" r="31962" b="18126"/>
+                                  <a:stretch>
+                                    <a:fillRect/>
+                                  </a:stretch>
+                                </pic:blipFill>
+                                <pic:spPr>
+                                  <a:xfrm>
+                                    <a:off x="12609" y="13215"/>
+                                    <a:ext cx="781" cy="989"/>
+                                  </a:xfrm>
+                                  <a:prstGeom prst="rect">
+                                    <a:avLst/>
+                                  </a:prstGeom>
+                                  <a:noFill/>
+                                  <a:ln w="9525">
+                                    <a:noFill/>
+                                  </a:ln>
+                                </pic:spPr>
+                              </pic:pic>
+                              <pic:pic xmlns:pic="http://schemas.openxmlformats.org/drawingml/2006/picture">
+                                <pic:nvPicPr>
+                                  <pic:cNvPr id="116" name="图片 31" descr="微信图片_20220215110121"/>
+                                  <pic:cNvPicPr>
+                                    <a:picLocks noChangeAspect="1"/>
+                                  </pic:cNvPicPr>
+                                </pic:nvPicPr>
+                                <pic:blipFill>
+                                  <a:blip r:embed="rId10">
+                                    <a:clrChange>
+                                      <a:clrFrom>
+                                        <a:srgbClr val="A09D98">
+                                          <a:alpha val="100000"/>
+                                        </a:srgbClr>
+                                      </a:clrFrom>
+                                      <a:clrTo>
+                                        <a:srgbClr val="A09D98">
+                                          <a:alpha val="100000"/>
+                                          <a:alpha val="0"/>
+                                        </a:srgbClr>
+                                      </a:clrTo>
+                                    </a:clrChange>
+                                    <a:biLevel thresh="50000"/>
+                                  </a:blip>
+                                  <a:stretch>
+                                    <a:fillRect/>
+                                  </a:stretch>
+                                </pic:blipFill>
+                                <pic:spPr>
+                                  <a:xfrm>
+                                    <a:off x="15718" y="13246"/>
+                                    <a:ext cx="1234" cy="715"/>
+                                  </a:xfrm>
+                                  <a:prstGeom prst="rect">
+                                    <a:avLst/>
+                                  </a:prstGeom>
+                                </pic:spPr>
+                              </pic:pic>
+                            </wpg:grpSp>
+                            <pic:pic xmlns:pic="http://schemas.openxmlformats.org/drawingml/2006/picture">
+                              <pic:nvPicPr>
+                                <pic:cNvPr id="117" name="图片 32"/>
+                                <pic:cNvPicPr>
+                                  <a:picLocks noChangeAspect="1" noChangeArrowheads="1"/>
+                                </pic:cNvPicPr>
+                              </pic:nvPicPr>
+                              <pic:blipFill>
+                                <a:blip r:embed="rId12">
+                                  <a:extLst>
+                                    <a:ext uri="{28A0092B-C50C-407E-A947-70E740481C1C}">
+                                      <a14:useLocalDpi xmlns:a14="http://schemas.microsoft.com/office/drawing/2010/main" val="0"/>
+                                    </a:ext>
+                                  </a:extLst>
+                                </a:blip>
+                                <a:srcRect/>
+                                <a:stretch>
+                                  <a:fillRect/>
+                                </a:stretch>
+                              </pic:blipFill>
+                              <pic:spPr>
+                                <a:xfrm>
+                                  <a:off x="21945" y="6180"/>
+                                  <a:ext cx="2273" cy="2273"/>
+                                </a:xfrm>
+                                <a:prstGeom prst="rect">
+                                  <a:avLst/>
+                                </a:prstGeom>
+                                <a:noFill/>
+                                <a:ln>
+                                  <a:noFill/>
+                                </a:ln>
+                              </pic:spPr>
+                            </pic:pic>
+                          </wpg:wgp>
+                        </a:graphicData>
+                      </a:graphic>
+                    </wp:anchor>
+                  </w:drawing>
+                </mc:Choice>
+                <mc:Fallback>
+                  <w:pict>
+                    <v:group id="_x0000_s1026" o:spid="_x0000_s1026" o:spt="203" style="position:absolute;left:0pt;margin-left:8.8pt;margin-top:-45.45pt;height:113.6pt;width:240.9pt;z-index:251663360;mso-width-relative:page;mso-height-relative:page;" coordorigin="19399,6180" coordsize="4818,2272" o:gfxdata="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">
+                      <o:lock v:ext="edit" aspectratio="f"/>
+                      <v:group id="组合 34" o:spid="_x0000_s1026" o:spt="203" style="position:absolute;left:19399;top:6701;height:988;width:4343;" coordorigin="12609,13215" coordsize="4343,988" o:gfxdata="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">
+                        <o:lock v:ext="edit" aspectratio="f"/>
+                        <v:shape id="图片 1" o:spid="_x0000_s1026" o:spt="75" alt="IMG_256" type="#_x0000_t75" style="position:absolute;left:12609;top:13215;height:989;width:781;" filled="f" o:preferrelative="t" stroked="f" coordsize="21600,21600" o:gfxdata="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">
+                          <v:fill on="f" focussize="0,0"/>
+                          <v:stroke on="f"/>
+                          <v:imagedata r:id="rId15" cropleft="17977f" croptop="19957f" cropright="20947f" cropbottom="11879f" chromakey="#AAA9A5" o:title=""/>
+                          <o:lock v:ext="edit" aspectratio="t"/>
+                        </v:shape>
+                        <v:shape id="图片 31" o:spid="_x0000_s1026" o:spt="75" alt="微信图片_20220215110121" type="#_x0000_t75" style="position:absolute;left:15718;top:13246;height:715;width:1234;" filled="f" o:preferrelative="t" stroked="f" coordsize="21600,21600" o:gfxdata="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">
+                          <v:fill on="f" focussize="0,0"/>
+                          <v:stroke on="f"/>
+                          <v:imagedata r:id="rId10" grayscale="t" bilevel="t" chromakey="#A09D98" o:title=""/>
+                          <o:lock v:ext="edit" aspectratio="t"/>
+                        </v:shape>
+                      </v:group>
+                      <v:shape id="图片 32" o:spid="_x0000_s1026" o:spt="75" type="#_x0000_t75" style="position:absolute;left:21945;top:6180;height:2273;width:2273;" filled="f" o:preferrelative="t" stroked="f" coordsize="21600,21600" o:gfxdata="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">
+                        <v:fill on="f" focussize="0,0"/>
+                        <v:stroke on="f"/>
+                        <v:imagedata r:id="rId12" o:title=""/>
+                        <o:lock v:ext="edit" aspectratio="t"/>
+                      </v:shape>
+                    </v:group>
+                  </w:pict>
+                </mc:Fallback>
+              </mc:AlternateContent>
+            </w:r>
           </w:p>
         </w:tc>
         <w:tc>
@@ -11356,8 +11384,8 @@
           <w:lang w:eastAsia="zh-CN"/>
         </w:rPr>
       </w:pPr>
-      <w:bookmarkStart w:id="45" w:name="_Toc81326589"/>
-      <w:bookmarkStart w:id="46" w:name="_Toc81251351"/>
+      <w:bookmarkStart w:id="45" w:name="_Toc81251351"/>
+      <w:bookmarkStart w:id="46" w:name="_Toc81326589"/>
       <w:r>
         <w:rPr>
           <w:rFonts w:hint="eastAsia" w:ascii="Times New Roman" w:hAnsi="Times New Roman" w:eastAsia="微软雅黑" w:cs="Times New Roman"/>
@@ -11434,12 +11462,12 @@
           <w:lang w:val="en-US" w:eastAsia="zh-CN"/>
         </w:rPr>
       </w:pPr>
-      <w:bookmarkStart w:id="47" w:name="_Toc20034"/>
-      <w:bookmarkStart w:id="48" w:name="_Toc106719764"/>
-      <w:bookmarkStart w:id="49" w:name="_Toc5244"/>
-      <w:bookmarkStart w:id="50" w:name="_Toc6972"/>
-      <w:bookmarkStart w:id="51" w:name="_Toc10223"/>
-      <w:bookmarkStart w:id="52" w:name="_Toc25849"/>
+      <w:bookmarkStart w:id="47" w:name="_Toc106719764"/>
+      <w:bookmarkStart w:id="48" w:name="_Toc5244"/>
+      <w:bookmarkStart w:id="49" w:name="_Toc25849"/>
+      <w:bookmarkStart w:id="50" w:name="_Toc20034"/>
+      <w:bookmarkStart w:id="51" w:name="_Toc6972"/>
+      <w:bookmarkStart w:id="52" w:name="_Toc10223"/>
       <w:r>
         <w:rPr>
           <w:rFonts w:hint="eastAsia"/>
@@ -11924,6 +11952,12 @@
             <w:insideH w:val="dotted" w:color="033F86" w:sz="4" w:space="0"/>
             <w:insideV w:val="dotted" w:color="033F86" w:sz="4" w:space="0"/>
           </w:tblBorders>
+          <w:tblCellMar>
+            <w:top w:w="0" w:type="dxa"/>
+            <w:left w:w="108" w:type="dxa"/>
+            <w:bottom w:w="0" w:type="dxa"/>
+            <w:right w:w="108" w:type="dxa"/>
+          </w:tblCellMar>
         </w:tblPrEx>
         <w:trPr>
           <w:trHeight w:val="388" w:hRule="exact"/>
@@ -14751,11 +14785,11 @@
           <w:lang w:val="en-US" w:eastAsia="zh-CN" w:bidi="ar"/>
         </w:rPr>
       </w:pPr>
-      <w:bookmarkStart w:id="54" w:name="_Toc15964"/>
-      <w:bookmarkStart w:id="55" w:name="_Toc28070"/>
-      <w:bookmarkStart w:id="56" w:name="_Toc27020"/>
-      <w:bookmarkStart w:id="57" w:name="_Toc6632"/>
-      <w:bookmarkStart w:id="58" w:name="_Toc21629"/>
+      <w:bookmarkStart w:id="54" w:name="_Toc21629"/>
+      <w:bookmarkStart w:id="55" w:name="_Toc15964"/>
+      <w:bookmarkStart w:id="56" w:name="_Toc6632"/>
+      <w:bookmarkStart w:id="57" w:name="_Toc28070"/>
+      <w:bookmarkStart w:id="58" w:name="_Toc27020"/>
       <w:r>
         <w:rPr>
           <w:rFonts w:hint="eastAsia" w:ascii="微软雅黑" w:hAnsi="微软雅黑" w:eastAsia="微软雅黑" w:cs="微软雅黑"/>
@@ -15047,8 +15081,8 @@
       <w:bookmarkStart w:id="59" w:name="_Toc22405"/>
       <w:bookmarkStart w:id="60" w:name="_Toc8282"/>
       <w:bookmarkStart w:id="61" w:name="_Toc8902"/>
-      <w:bookmarkStart w:id="62" w:name="_Toc30450"/>
-      <w:bookmarkStart w:id="63" w:name="_Toc30210"/>
+      <w:bookmarkStart w:id="62" w:name="_Toc30210"/>
+      <w:bookmarkStart w:id="63" w:name="_Toc30450"/>
       <w:r>
         <w:rPr>
           <w:rFonts w:hint="eastAsia" w:ascii="微软雅黑" w:hAnsi="微软雅黑" w:eastAsia="微软雅黑" w:cs="微软雅黑"/>
@@ -16660,11 +16694,11 @@
           <w:lang w:val="en-US" w:eastAsia="zh-CN" w:bidi="ar"/>
         </w:rPr>
       </w:pPr>
-      <w:bookmarkStart w:id="66" w:name="_Toc7932"/>
-      <w:bookmarkStart w:id="67" w:name="_Toc24511"/>
-      <w:bookmarkStart w:id="68" w:name="_Toc10597"/>
+      <w:bookmarkStart w:id="66" w:name="_Toc10597"/>
+      <w:bookmarkStart w:id="67" w:name="_Toc7994"/>
+      <w:bookmarkStart w:id="68" w:name="_Toc24511"/>
       <w:bookmarkStart w:id="69" w:name="_Toc19396"/>
-      <w:bookmarkStart w:id="70" w:name="_Toc7994"/>
+      <w:bookmarkStart w:id="70" w:name="_Toc7932"/>
       <w:r>
         <w:rPr>
           <w:rFonts w:hint="eastAsia" w:ascii="微软雅黑" w:hAnsi="微软雅黑" w:eastAsia="微软雅黑" w:cs="微软雅黑"/>
@@ -17164,9 +17198,9 @@
       </w:pPr>
       <w:bookmarkStart w:id="71" w:name="_Toc8857"/>
       <w:bookmarkStart w:id="72" w:name="_Toc18423"/>
-      <w:bookmarkStart w:id="73" w:name="_Toc15763"/>
+      <w:bookmarkStart w:id="73" w:name="_Toc19443"/>
       <w:bookmarkStart w:id="74" w:name="_Toc13439"/>
-      <w:bookmarkStart w:id="75" w:name="_Toc19443"/>
+      <w:bookmarkStart w:id="75" w:name="_Toc15763"/>
       <w:r>
         <w:rPr>
           <w:rFonts w:hint="eastAsia" w:ascii="微软雅黑" w:hAnsi="微软雅黑" w:eastAsia="微软雅黑" w:cs="微软雅黑"/>
@@ -18200,6 +18234,8 @@
               </w:rPr>
               <w:t>pT1-3和pN1 (1-3淋巴结阳性)且RS &lt;26的绝经前肿瘤患者，与内分泌单一疗法相比，内分泌疗结合化疗可降低远期复发率，但尚不清楚这种疗效改善是否是由于化疗促进了卵巢抑制作用而引起的。对于这类患者，可考虑化疗结合内分泌治疗，或者卵巢功能抑制剂联合他莫昔芬或AI。</w:t>
             </w:r>
+            <w:bookmarkStart w:id="94" w:name="_GoBack"/>
+            <w:bookmarkEnd w:id="94"/>
           </w:p>
         </w:tc>
       </w:tr>
@@ -19210,17 +19246,17 @@
           </w14:shadow>
         </w:rPr>
       </w:pPr>
-      <w:bookmarkStart w:id="79" w:name="_Toc22623"/>
-      <w:bookmarkStart w:id="80" w:name="_Toc9662"/>
-      <w:bookmarkStart w:id="81" w:name="_Toc19584_WPSOffice_Level1"/>
+      <w:bookmarkStart w:id="79" w:name="_Toc22162_WPSOffice_Level1"/>
+      <w:bookmarkStart w:id="80" w:name="_Toc17792_WPSOffice_Level2"/>
+      <w:bookmarkStart w:id="81" w:name="_Toc22623"/>
       <w:bookmarkStart w:id="82" w:name="_Toc16927"/>
-      <w:bookmarkStart w:id="83" w:name="_Toc22162_WPSOffice_Level1"/>
+      <w:bookmarkStart w:id="83" w:name="_Toc9662"/>
       <w:bookmarkStart w:id="84" w:name="_Toc13275"/>
-      <w:bookmarkStart w:id="85" w:name="_Toc21361"/>
-      <w:bookmarkStart w:id="86" w:name="_Toc17792_WPSOffice_Level2"/>
-      <w:bookmarkStart w:id="87" w:name="_Toc14611_WPSOffice_Level1"/>
-      <w:bookmarkStart w:id="88" w:name="_Toc107825571"/>
-      <w:bookmarkStart w:id="89" w:name="_Toc31804"/>
+      <w:bookmarkStart w:id="85" w:name="_Toc107825571"/>
+      <w:bookmarkStart w:id="86" w:name="_Toc31804"/>
+      <w:bookmarkStart w:id="87" w:name="_Toc21361"/>
+      <w:bookmarkStart w:id="88" w:name="_Toc14611_WPSOffice_Level1"/>
+      <w:bookmarkStart w:id="89" w:name="_Toc19584_WPSOffice_Level1"/>
       <w:r>
         <w:rPr>
           <w:rFonts w:hint="eastAsia" w:ascii="Times New Roman" w:hAnsi="Times New Roman"/>
@@ -19260,8 +19296,8 @@
         </w:rPr>
       </w:pPr>
       <w:bookmarkStart w:id="90" w:name="_Toc11768"/>
-      <w:bookmarkStart w:id="91" w:name="_Toc27691"/>
-      <w:bookmarkStart w:id="92" w:name="_Toc4053"/>
+      <w:bookmarkStart w:id="91" w:name="_Toc4053"/>
+      <w:bookmarkStart w:id="92" w:name="_Toc27691"/>
       <w:bookmarkStart w:id="93" w:name="_Toc18033"/>
       <w:r>
         <w:rPr>
@@ -20065,7 +20101,7 @@
         <w:lang w:eastAsia="zh-CN"/>
       </w:rPr>
       <w:drawing>
-        <wp:anchor distT="0" distB="0" distL="0" distR="0" simplePos="0" relativeHeight="251660288" behindDoc="0" locked="0" layoutInCell="1" allowOverlap="1">
+        <wp:anchor distT="0" distB="0" distL="0" distR="0" simplePos="0" relativeHeight="251662336" behindDoc="0" locked="0" layoutInCell="1" allowOverlap="1">
           <wp:simplePos x="0" y="0"/>
           <wp:positionH relativeFrom="column">
             <wp:posOffset>4605020</wp:posOffset>
@@ -20171,7 +20207,7 @@
         <w:lang w:eastAsia="zh-CN"/>
       </w:rPr>
       <w:drawing>
-        <wp:anchor distT="0" distB="0" distL="0" distR="0" simplePos="0" relativeHeight="251661312" behindDoc="0" locked="0" layoutInCell="1" allowOverlap="1">
+        <wp:anchor distT="0" distB="0" distL="0" distR="0" simplePos="0" relativeHeight="251664384" behindDoc="0" locked="0" layoutInCell="1" allowOverlap="1">
           <wp:simplePos x="0" y="0"/>
           <wp:positionH relativeFrom="column">
             <wp:posOffset>4605020</wp:posOffset>
@@ -20277,7 +20313,7 @@
         <w:lang w:eastAsia="zh-CN"/>
       </w:rPr>
       <w:drawing>
-        <wp:anchor distT="0" distB="0" distL="0" distR="0" simplePos="0" relativeHeight="251662336" behindDoc="0" locked="0" layoutInCell="1" allowOverlap="1">
+        <wp:anchor distT="0" distB="0" distL="0" distR="0" simplePos="0" relativeHeight="251665408" behindDoc="0" locked="0" layoutInCell="1" allowOverlap="1">
           <wp:simplePos x="0" y="0"/>
           <wp:positionH relativeFrom="column">
             <wp:posOffset>4579620</wp:posOffset>
@@ -22267,10 +22303,20 @@
 </s:customData>
 </file>
 
+<file path=customXml/item2.xml><?xml version="1.0" encoding="utf-8"?>
+<b:Sources xmlns:b="http://schemas.openxmlformats.org/officeDocument/2006/bibliography" xmlns="http://schemas.openxmlformats.org/officeDocument/2006/bibliography" SelectedStyle="\APA.XSL" StyleName="APA"/>
+</file>
+
 <file path=customXml/itemProps1.xml><?xml version="1.0" encoding="utf-8"?>
 <ds:datastoreItem xmlns:ds="http://schemas.openxmlformats.org/officeDocument/2006/customXml" ds:itemID="{B1977F7D-205B-4081-913C-38D41E755F92}">
   <ds:schemaRefs>
     <ds:schemaRef ds:uri="http://www.wps.cn/officeDocument/2013/wpsCustomData"/>
   </ds:schemaRefs>
 </ds:datastoreItem>
+</file>
+
+<file path=customXml/itemProps2.xml><?xml version="1.0" encoding="utf-8"?>
+<ds:datastoreItem xmlns:ds="http://schemas.openxmlformats.org/officeDocument/2006/customXml" ds:itemID="{AF0FCD33-2FD2-40CF-9CDF-F2193CE32997}">
+  <ds:schemaRefs/>
+</ds:datastoreItem>
 </file>
--- a/WebContent/docx/乳腺癌21基因报告-苏州市立医院-本部&北区.docx
+++ b/WebContent/docx/乳腺癌21基因报告-苏州市立医院-本部&北区.docx
@@ -579,10 +579,14 @@
     <w:sdt>
       <w:sdtPr>
         <w:rPr>
-          <w:rFonts w:ascii="宋体" w:hAnsi="宋体" w:eastAsia="宋体" w:cs="宋体"/>
-          <w:sz w:val="21"/>
-          <w:szCs w:val="22"/>
-          <w:lang w:val="en-US" w:eastAsia="en-US" w:bidi="ar-SA"/>
+          <w:rStyle w:val="18"/>
+          <w:rFonts w:hint="eastAsia" w:ascii="Times New Roman" w:hAnsi="Times New Roman" w:eastAsia="微软雅黑" w:cs="微软雅黑"/>
+          <w:b/>
+          <w:bCs/>
+          <w:color w:val="62B541"/>
+          <w:sz w:val="32"/>
+          <w:szCs w:val="32"/>
+          <w:lang w:val="en-US" w:eastAsia="en-US"/>
         </w:rPr>
         <w:id w:val="147481357"/>
         <w15:color w:val="DBDBDB"/>
@@ -593,28 +597,31 @@
       </w:sdtPr>
       <w:sdtEndPr>
         <w:rPr>
+          <w:rStyle w:val="18"/>
           <w:rFonts w:hint="eastAsia" w:ascii="Times New Roman" w:hAnsi="Times New Roman" w:eastAsia="微软雅黑" w:cs="微软雅黑"/>
           <w:b/>
           <w:bCs/>
           <w:color w:val="62B541"/>
-          <w:sz w:val="22"/>
+          <w:sz w:val="32"/>
           <w:szCs w:val="32"/>
-          <w:lang w:val="en-US" w:eastAsia="zh-CN" w:bidi="ar-SA"/>
+          <w:lang w:val="en-US" w:eastAsia="zh-CN"/>
         </w:rPr>
       </w:sdtEndPr>
       <w:sdtContent>
         <w:p>
           <w:pPr>
-            <w:spacing w:before="0" w:beforeLines="0" w:after="0" w:afterLines="0" w:line="240" w:lineRule="auto"/>
-            <w:ind w:left="0" w:leftChars="0" w:right="0" w:rightChars="0" w:firstLine="0" w:firstLineChars="0"/>
-            <w:jc w:val="center"/>
+            <w:pStyle w:val="11"/>
+            <w:tabs>
+              <w:tab w:val="right" w:leader="dot" w:pos="9870"/>
+            </w:tabs>
             <w:rPr>
               <w:rFonts w:hint="eastAsia" w:ascii="Times New Roman" w:hAnsi="Times New Roman" w:eastAsia="微软雅黑" w:cs="微软雅黑"/>
               <w:b/>
               <w:bCs/>
               <w:color w:val="62B541"/>
-              <w:sz w:val="22"/>
+              <w:sz w:val="32"/>
               <w:szCs w:val="32"/>
+              <w:u w:val="single"/>
               <w:lang w:val="en-US" w:eastAsia="zh-CN" w:bidi="ar-SA"/>
             </w:rPr>
           </w:pPr>
@@ -627,7 +634,7 @@
               <w:color w:val="62B541"/>
               <w:sz w:val="32"/>
               <w:szCs w:val="32"/>
-              <w:lang w:eastAsia="zh-CN"/>
+              <w:lang w:val="en-US" w:eastAsia="zh-CN"/>
             </w:rPr>
             <w:fldChar w:fldCharType="begin"/>
           </w:r>
@@ -640,7 +647,7 @@
               <w:color w:val="62B541"/>
               <w:sz w:val="32"/>
               <w:szCs w:val="32"/>
-              <w:lang w:eastAsia="zh-CN"/>
+              <w:lang w:val="en-US" w:eastAsia="zh-CN"/>
             </w:rPr>
             <w:instrText xml:space="preserve">TOC \o "1-2" \h \u </w:instrText>
           </w:r>
@@ -653,7 +660,7 @@
               <w:color w:val="62B541"/>
               <w:sz w:val="32"/>
               <w:szCs w:val="32"/>
-              <w:lang w:eastAsia="zh-CN"/>
+              <w:lang w:val="en-US" w:eastAsia="zh-CN"/>
             </w:rPr>
             <w:fldChar w:fldCharType="separate"/>
           </w:r>
@@ -684,7 +691,7 @@
               <w:color w:val="62B541"/>
               <w:sz w:val="32"/>
               <w:szCs w:val="32"/>
-              <w:lang w:eastAsia="zh-CN"/>
+              <w:lang w:val="en-US" w:eastAsia="zh-CN"/>
             </w:rPr>
             <w:fldChar w:fldCharType="begin"/>
           </w:r>
@@ -697,9 +704,9 @@
               <w:color w:val="62B541"/>
               <w:sz w:val="32"/>
               <w:szCs w:val="32"/>
-              <w:lang w:eastAsia="zh-CN"/>
+              <w:lang w:val="en-US" w:eastAsia="zh-CN"/>
             </w:rPr>
-            <w:instrText xml:space="preserve"> HYPERLINK \l _Toc4588 </w:instrText>
+            <w:instrText xml:space="preserve"> HYPERLINK \l _Toc27764 </w:instrText>
           </w:r>
           <w:r>
             <w:rPr>
@@ -710,7 +717,7 @@
               <w:color w:val="62B541"/>
               <w:sz w:val="32"/>
               <w:szCs w:val="32"/>
-              <w:lang w:eastAsia="zh-CN"/>
+              <w:lang w:val="en-US" w:eastAsia="zh-CN"/>
             </w:rPr>
             <w:fldChar w:fldCharType="separate"/>
           </w:r>
@@ -764,7 +771,7 @@
               <w:szCs w:val="32"/>
               <w:lang w:eastAsia="zh-CN"/>
             </w:rPr>
-            <w:instrText xml:space="preserve"> PAGEREF _Toc4588 \h </w:instrText>
+            <w:instrText xml:space="preserve"> PAGEREF _Toc27764 \h </w:instrText>
           </w:r>
           <w:r>
             <w:rPr>
@@ -814,7 +821,7 @@
               <w:color w:val="62B541"/>
               <w:sz w:val="32"/>
               <w:szCs w:val="32"/>
-              <w:lang w:eastAsia="zh-CN"/>
+              <w:lang w:val="en-US" w:eastAsia="zh-CN"/>
             </w:rPr>
             <w:fldChar w:fldCharType="end"/>
           </w:r>
@@ -845,7 +852,7 @@
               <w:color w:val="62B541"/>
               <w:sz w:val="32"/>
               <w:szCs w:val="32"/>
-              <w:lang w:eastAsia="zh-CN"/>
+              <w:lang w:val="en-US" w:eastAsia="zh-CN"/>
             </w:rPr>
             <w:fldChar w:fldCharType="begin"/>
           </w:r>
@@ -858,9 +865,9 @@
               <w:color w:val="62B541"/>
               <w:sz w:val="32"/>
               <w:szCs w:val="32"/>
-              <w:lang w:eastAsia="zh-CN"/>
+              <w:lang w:val="en-US" w:eastAsia="zh-CN"/>
             </w:rPr>
-            <w:instrText xml:space="preserve"> HYPERLINK \l _Toc4492 </w:instrText>
+            <w:instrText xml:space="preserve"> HYPERLINK \l _Toc8761 </w:instrText>
           </w:r>
           <w:r>
             <w:rPr>
@@ -871,7 +878,7 @@
               <w:color w:val="62B541"/>
               <w:sz w:val="32"/>
               <w:szCs w:val="32"/>
-              <w:lang w:eastAsia="zh-CN"/>
+              <w:lang w:val="en-US" w:eastAsia="zh-CN"/>
             </w:rPr>
             <w:fldChar w:fldCharType="separate"/>
           </w:r>
@@ -925,7 +932,7 @@
               <w:szCs w:val="32"/>
               <w:lang w:eastAsia="zh-CN"/>
             </w:rPr>
-            <w:instrText xml:space="preserve"> PAGEREF _Toc4492 \h </w:instrText>
+            <w:instrText xml:space="preserve"> PAGEREF _Toc8761 \h </w:instrText>
           </w:r>
           <w:r>
             <w:rPr>
@@ -975,7 +982,7 @@
               <w:color w:val="62B541"/>
               <w:sz w:val="32"/>
               <w:szCs w:val="32"/>
-              <w:lang w:eastAsia="zh-CN"/>
+              <w:lang w:val="en-US" w:eastAsia="zh-CN"/>
             </w:rPr>
             <w:fldChar w:fldCharType="end"/>
           </w:r>
@@ -1006,7 +1013,7 @@
               <w:color w:val="62B541"/>
               <w:sz w:val="32"/>
               <w:szCs w:val="32"/>
-              <w:lang w:eastAsia="zh-CN"/>
+              <w:lang w:val="en-US" w:eastAsia="zh-CN"/>
             </w:rPr>
             <w:fldChar w:fldCharType="begin"/>
           </w:r>
@@ -1019,9 +1026,9 @@
               <w:color w:val="62B541"/>
               <w:sz w:val="32"/>
               <w:szCs w:val="32"/>
-              <w:lang w:eastAsia="zh-CN"/>
+              <w:lang w:val="en-US" w:eastAsia="zh-CN"/>
             </w:rPr>
-            <w:instrText xml:space="preserve"> HYPERLINK \l _Toc30197 </w:instrText>
+            <w:instrText xml:space="preserve"> HYPERLINK \l _Toc30175 </w:instrText>
           </w:r>
           <w:r>
             <w:rPr>
@@ -1032,7 +1039,7 @@
               <w:color w:val="62B541"/>
               <w:sz w:val="32"/>
               <w:szCs w:val="32"/>
-              <w:lang w:eastAsia="zh-CN"/>
+              <w:lang w:val="en-US" w:eastAsia="zh-CN"/>
             </w:rPr>
             <w:fldChar w:fldCharType="separate"/>
           </w:r>
@@ -1086,7 +1093,7 @@
               <w:szCs w:val="32"/>
               <w:lang w:eastAsia="zh-CN"/>
             </w:rPr>
-            <w:instrText xml:space="preserve"> PAGEREF _Toc30197 \h </w:instrText>
+            <w:instrText xml:space="preserve"> PAGEREF _Toc30175 \h </w:instrText>
           </w:r>
           <w:r>
             <w:rPr>
@@ -1136,7 +1143,7 @@
               <w:color w:val="62B541"/>
               <w:sz w:val="32"/>
               <w:szCs w:val="32"/>
-              <w:lang w:eastAsia="zh-CN"/>
+              <w:lang w:val="en-US" w:eastAsia="zh-CN"/>
             </w:rPr>
             <w:fldChar w:fldCharType="end"/>
           </w:r>
@@ -1152,7 +1159,7 @@
               <w:rFonts w:hint="eastAsia" w:ascii="Times New Roman" w:hAnsi="Times New Roman" w:eastAsia="微软雅黑" w:cs="Times New Roman"/>
               <w:sz w:val="28"/>
               <w:szCs w:val="28"/>
-              <w:lang w:eastAsia="zh-CN"/>
+              <w:lang w:val="en-US" w:eastAsia="zh-CN"/>
             </w:rPr>
           </w:pPr>
           <w:r>
@@ -1160,7 +1167,7 @@
               <w:rFonts w:hint="eastAsia" w:ascii="Times New Roman" w:hAnsi="Times New Roman" w:eastAsia="微软雅黑" w:cs="Times New Roman"/>
               <w:sz w:val="28"/>
               <w:szCs w:val="28"/>
-              <w:lang w:eastAsia="zh-CN"/>
+              <w:lang w:val="en-US" w:eastAsia="zh-CN"/>
             </w:rPr>
             <w:fldChar w:fldCharType="begin"/>
           </w:r>
@@ -1169,16 +1176,16 @@
               <w:rFonts w:hint="eastAsia" w:ascii="Times New Roman" w:hAnsi="Times New Roman" w:eastAsia="微软雅黑" w:cs="Times New Roman"/>
               <w:sz w:val="28"/>
               <w:szCs w:val="28"/>
-              <w:lang w:eastAsia="zh-CN"/>
+              <w:lang w:val="en-US" w:eastAsia="zh-CN"/>
             </w:rPr>
-            <w:instrText xml:space="preserve"> HYPERLINK \l _Toc777 </w:instrText>
+            <w:instrText xml:space="preserve"> HYPERLINK \l _Toc13630 </w:instrText>
           </w:r>
           <w:r>
             <w:rPr>
               <w:rFonts w:hint="eastAsia" w:ascii="Times New Roman" w:hAnsi="Times New Roman" w:eastAsia="微软雅黑" w:cs="Times New Roman"/>
               <w:sz w:val="28"/>
               <w:szCs w:val="28"/>
-              <w:lang w:eastAsia="zh-CN"/>
+              <w:lang w:val="en-US" w:eastAsia="zh-CN"/>
             </w:rPr>
             <w:fldChar w:fldCharType="separate"/>
           </w:r>
@@ -1187,7 +1194,7 @@
               <w:rFonts w:hint="eastAsia" w:ascii="Times New Roman" w:hAnsi="Times New Roman" w:eastAsia="微软雅黑" w:cs="Times New Roman"/>
               <w:sz w:val="28"/>
               <w:szCs w:val="28"/>
-              <w:lang w:eastAsia="zh-CN"/>
+              <w:lang w:val="en-US" w:eastAsia="zh-CN"/>
             </w:rPr>
             <w:t>检测结果小结</w:t>
           </w:r>
@@ -1196,7 +1203,7 @@
               <w:rFonts w:hint="eastAsia" w:ascii="Times New Roman" w:hAnsi="Times New Roman" w:eastAsia="微软雅黑" w:cs="Times New Roman"/>
               <w:sz w:val="28"/>
               <w:szCs w:val="28"/>
-              <w:lang w:eastAsia="zh-CN"/>
+              <w:lang w:val="en-US" w:eastAsia="zh-CN"/>
             </w:rPr>
             <w:tab/>
           </w:r>
@@ -1205,7 +1212,7 @@
               <w:rFonts w:hint="eastAsia" w:ascii="Times New Roman" w:hAnsi="Times New Roman" w:eastAsia="微软雅黑" w:cs="Times New Roman"/>
               <w:sz w:val="28"/>
               <w:szCs w:val="28"/>
-              <w:lang w:eastAsia="zh-CN"/>
+              <w:lang w:val="en-US" w:eastAsia="zh-CN"/>
             </w:rPr>
             <w:fldChar w:fldCharType="begin"/>
           </w:r>
@@ -1214,16 +1221,16 @@
               <w:rFonts w:hint="eastAsia" w:ascii="Times New Roman" w:hAnsi="Times New Roman" w:eastAsia="微软雅黑" w:cs="Times New Roman"/>
               <w:sz w:val="28"/>
               <w:szCs w:val="28"/>
-              <w:lang w:eastAsia="zh-CN"/>
+              <w:lang w:val="en-US" w:eastAsia="zh-CN"/>
             </w:rPr>
-            <w:instrText xml:space="preserve"> PAGEREF _Toc777 \h </w:instrText>
+            <w:instrText xml:space="preserve"> PAGEREF _Toc13630 \h </w:instrText>
           </w:r>
           <w:r>
             <w:rPr>
               <w:rFonts w:hint="eastAsia" w:ascii="Times New Roman" w:hAnsi="Times New Roman" w:eastAsia="微软雅黑" w:cs="Times New Roman"/>
               <w:sz w:val="28"/>
               <w:szCs w:val="28"/>
-              <w:lang w:eastAsia="zh-CN"/>
+              <w:lang w:val="en-US" w:eastAsia="zh-CN"/>
             </w:rPr>
             <w:fldChar w:fldCharType="separate"/>
           </w:r>
@@ -1232,7 +1239,7 @@
               <w:rFonts w:hint="eastAsia" w:ascii="Times New Roman" w:hAnsi="Times New Roman" w:eastAsia="微软雅黑" w:cs="Times New Roman"/>
               <w:sz w:val="28"/>
               <w:szCs w:val="28"/>
-              <w:lang w:eastAsia="zh-CN"/>
+              <w:lang w:val="en-US" w:eastAsia="zh-CN"/>
             </w:rPr>
             <w:t>1</w:t>
           </w:r>
@@ -1241,7 +1248,7 @@
               <w:rFonts w:hint="eastAsia" w:ascii="Times New Roman" w:hAnsi="Times New Roman" w:eastAsia="微软雅黑" w:cs="Times New Roman"/>
               <w:sz w:val="28"/>
               <w:szCs w:val="28"/>
-              <w:lang w:eastAsia="zh-CN"/>
+              <w:lang w:val="en-US" w:eastAsia="zh-CN"/>
             </w:rPr>
             <w:fldChar w:fldCharType="end"/>
           </w:r>
@@ -1250,7 +1257,7 @@
               <w:rFonts w:hint="eastAsia" w:ascii="Times New Roman" w:hAnsi="Times New Roman" w:eastAsia="微软雅黑" w:cs="Times New Roman"/>
               <w:sz w:val="28"/>
               <w:szCs w:val="28"/>
-              <w:lang w:eastAsia="zh-CN"/>
+              <w:lang w:val="en-US" w:eastAsia="zh-CN"/>
             </w:rPr>
             <w:fldChar w:fldCharType="end"/>
           </w:r>
@@ -1266,7 +1273,7 @@
               <w:rFonts w:hint="eastAsia" w:ascii="Times New Roman" w:hAnsi="Times New Roman" w:eastAsia="微软雅黑" w:cs="Times New Roman"/>
               <w:sz w:val="28"/>
               <w:szCs w:val="28"/>
-              <w:lang w:eastAsia="zh-CN"/>
+              <w:lang w:val="en-US" w:eastAsia="zh-CN"/>
             </w:rPr>
           </w:pPr>
           <w:r>
@@ -1274,7 +1281,7 @@
               <w:rFonts w:hint="eastAsia" w:ascii="Times New Roman" w:hAnsi="Times New Roman" w:eastAsia="微软雅黑" w:cs="Times New Roman"/>
               <w:sz w:val="28"/>
               <w:szCs w:val="28"/>
-              <w:lang w:eastAsia="zh-CN"/>
+              <w:lang w:val="en-US" w:eastAsia="zh-CN"/>
             </w:rPr>
             <w:fldChar w:fldCharType="begin"/>
           </w:r>
@@ -1283,16 +1290,16 @@
               <w:rFonts w:hint="eastAsia" w:ascii="Times New Roman" w:hAnsi="Times New Roman" w:eastAsia="微软雅黑" w:cs="Times New Roman"/>
               <w:sz w:val="28"/>
               <w:szCs w:val="28"/>
-              <w:lang w:eastAsia="zh-CN"/>
+              <w:lang w:val="en-US" w:eastAsia="zh-CN"/>
             </w:rPr>
-            <w:instrText xml:space="preserve"> HYPERLINK \l _Toc24726 </w:instrText>
+            <w:instrText xml:space="preserve"> HYPERLINK \l _Toc14542 </w:instrText>
           </w:r>
           <w:r>
             <w:rPr>
               <w:rFonts w:hint="eastAsia" w:ascii="Times New Roman" w:hAnsi="Times New Roman" w:eastAsia="微软雅黑" w:cs="Times New Roman"/>
               <w:sz w:val="28"/>
               <w:szCs w:val="28"/>
-              <w:lang w:eastAsia="zh-CN"/>
+              <w:lang w:val="en-US" w:eastAsia="zh-CN"/>
             </w:rPr>
             <w:fldChar w:fldCharType="separate"/>
           </w:r>
@@ -1310,7 +1317,7 @@
               <w:rFonts w:hint="eastAsia" w:ascii="Times New Roman" w:hAnsi="Times New Roman" w:eastAsia="微软雅黑" w:cs="Times New Roman"/>
               <w:sz w:val="28"/>
               <w:szCs w:val="28"/>
-              <w:lang w:eastAsia="zh-CN"/>
+              <w:lang w:val="en-US" w:eastAsia="zh-CN"/>
             </w:rPr>
             <w:tab/>
           </w:r>
@@ -1319,7 +1326,7 @@
               <w:rFonts w:hint="eastAsia" w:ascii="Times New Roman" w:hAnsi="Times New Roman" w:eastAsia="微软雅黑" w:cs="Times New Roman"/>
               <w:sz w:val="28"/>
               <w:szCs w:val="28"/>
-              <w:lang w:eastAsia="zh-CN"/>
+              <w:lang w:val="en-US" w:eastAsia="zh-CN"/>
             </w:rPr>
             <w:fldChar w:fldCharType="begin"/>
           </w:r>
@@ -1328,16 +1335,16 @@
               <w:rFonts w:hint="eastAsia" w:ascii="Times New Roman" w:hAnsi="Times New Roman" w:eastAsia="微软雅黑" w:cs="Times New Roman"/>
               <w:sz w:val="28"/>
               <w:szCs w:val="28"/>
-              <w:lang w:eastAsia="zh-CN"/>
+              <w:lang w:val="en-US" w:eastAsia="zh-CN"/>
             </w:rPr>
-            <w:instrText xml:space="preserve"> PAGEREF _Toc24726 \h </w:instrText>
+            <w:instrText xml:space="preserve"> PAGEREF _Toc14542 \h </w:instrText>
           </w:r>
           <w:r>
             <w:rPr>
               <w:rFonts w:hint="eastAsia" w:ascii="Times New Roman" w:hAnsi="Times New Roman" w:eastAsia="微软雅黑" w:cs="Times New Roman"/>
               <w:sz w:val="28"/>
               <w:szCs w:val="28"/>
-              <w:lang w:eastAsia="zh-CN"/>
+              <w:lang w:val="en-US" w:eastAsia="zh-CN"/>
             </w:rPr>
             <w:fldChar w:fldCharType="separate"/>
           </w:r>
@@ -1346,16 +1353,16 @@
               <w:rFonts w:hint="eastAsia" w:ascii="Times New Roman" w:hAnsi="Times New Roman" w:eastAsia="微软雅黑" w:cs="Times New Roman"/>
               <w:sz w:val="28"/>
               <w:szCs w:val="28"/>
-              <w:lang w:eastAsia="zh-CN"/>
+              <w:lang w:val="en-US" w:eastAsia="zh-CN"/>
             </w:rPr>
-            <w:t>1</w:t>
+            <w:t>3</w:t>
           </w:r>
           <w:r>
             <w:rPr>
               <w:rFonts w:hint="eastAsia" w:ascii="Times New Roman" w:hAnsi="Times New Roman" w:eastAsia="微软雅黑" w:cs="Times New Roman"/>
               <w:sz w:val="28"/>
               <w:szCs w:val="28"/>
-              <w:lang w:eastAsia="zh-CN"/>
+              <w:lang w:val="en-US" w:eastAsia="zh-CN"/>
             </w:rPr>
             <w:fldChar w:fldCharType="end"/>
           </w:r>
@@ -1364,7 +1371,7 @@
               <w:rFonts w:hint="eastAsia" w:ascii="Times New Roman" w:hAnsi="Times New Roman" w:eastAsia="微软雅黑" w:cs="Times New Roman"/>
               <w:sz w:val="28"/>
               <w:szCs w:val="28"/>
-              <w:lang w:eastAsia="zh-CN"/>
+              <w:lang w:val="en-US" w:eastAsia="zh-CN"/>
             </w:rPr>
             <w:fldChar w:fldCharType="end"/>
           </w:r>
@@ -1380,7 +1387,7 @@
               <w:rFonts w:hint="eastAsia" w:ascii="Times New Roman" w:hAnsi="Times New Roman" w:eastAsia="微软雅黑" w:cs="Times New Roman"/>
               <w:sz w:val="28"/>
               <w:szCs w:val="28"/>
-              <w:lang w:eastAsia="zh-CN"/>
+              <w:lang w:val="en-US" w:eastAsia="zh-CN"/>
             </w:rPr>
           </w:pPr>
           <w:r>
@@ -1388,7 +1395,7 @@
               <w:rFonts w:hint="eastAsia" w:ascii="Times New Roman" w:hAnsi="Times New Roman" w:eastAsia="微软雅黑" w:cs="Times New Roman"/>
               <w:sz w:val="28"/>
               <w:szCs w:val="28"/>
-              <w:lang w:eastAsia="zh-CN"/>
+              <w:lang w:val="en-US" w:eastAsia="zh-CN"/>
             </w:rPr>
             <w:fldChar w:fldCharType="begin"/>
           </w:r>
@@ -1397,16 +1404,16 @@
               <w:rFonts w:hint="eastAsia" w:ascii="Times New Roman" w:hAnsi="Times New Roman" w:eastAsia="微软雅黑" w:cs="Times New Roman"/>
               <w:sz w:val="28"/>
               <w:szCs w:val="28"/>
-              <w:lang w:eastAsia="zh-CN"/>
+              <w:lang w:val="en-US" w:eastAsia="zh-CN"/>
             </w:rPr>
-            <w:instrText xml:space="preserve"> HYPERLINK \l _Toc9822 </w:instrText>
+            <w:instrText xml:space="preserve"> HYPERLINK \l _Toc9553 </w:instrText>
           </w:r>
           <w:r>
             <w:rPr>
               <w:rFonts w:hint="eastAsia" w:ascii="Times New Roman" w:hAnsi="Times New Roman" w:eastAsia="微软雅黑" w:cs="Times New Roman"/>
               <w:sz w:val="28"/>
               <w:szCs w:val="28"/>
-              <w:lang w:eastAsia="zh-CN"/>
+              <w:lang w:val="en-US" w:eastAsia="zh-CN"/>
             </w:rPr>
             <w:fldChar w:fldCharType="separate"/>
           </w:r>
@@ -1424,7 +1431,7 @@
               <w:rFonts w:hint="eastAsia" w:ascii="Times New Roman" w:hAnsi="Times New Roman" w:eastAsia="微软雅黑" w:cs="Times New Roman"/>
               <w:sz w:val="28"/>
               <w:szCs w:val="28"/>
-              <w:lang w:eastAsia="zh-CN"/>
+              <w:lang w:val="en-US" w:eastAsia="zh-CN"/>
             </w:rPr>
             <w:tab/>
           </w:r>
@@ -1433,7 +1440,7 @@
               <w:rFonts w:hint="eastAsia" w:ascii="Times New Roman" w:hAnsi="Times New Roman" w:eastAsia="微软雅黑" w:cs="Times New Roman"/>
               <w:sz w:val="28"/>
               <w:szCs w:val="28"/>
-              <w:lang w:eastAsia="zh-CN"/>
+              <w:lang w:val="en-US" w:eastAsia="zh-CN"/>
             </w:rPr>
             <w:fldChar w:fldCharType="begin"/>
           </w:r>
@@ -1442,16 +1449,16 @@
               <w:rFonts w:hint="eastAsia" w:ascii="Times New Roman" w:hAnsi="Times New Roman" w:eastAsia="微软雅黑" w:cs="Times New Roman"/>
               <w:sz w:val="28"/>
               <w:szCs w:val="28"/>
-              <w:lang w:eastAsia="zh-CN"/>
+              <w:lang w:val="en-US" w:eastAsia="zh-CN"/>
             </w:rPr>
-            <w:instrText xml:space="preserve"> PAGEREF _Toc9822 \h </w:instrText>
+            <w:instrText xml:space="preserve"> PAGEREF _Toc9553 \h </w:instrText>
           </w:r>
           <w:r>
             <w:rPr>
               <w:rFonts w:hint="eastAsia" w:ascii="Times New Roman" w:hAnsi="Times New Roman" w:eastAsia="微软雅黑" w:cs="Times New Roman"/>
               <w:sz w:val="28"/>
               <w:szCs w:val="28"/>
-              <w:lang w:eastAsia="zh-CN"/>
+              <w:lang w:val="en-US" w:eastAsia="zh-CN"/>
             </w:rPr>
             <w:fldChar w:fldCharType="separate"/>
           </w:r>
@@ -1460,7 +1467,7 @@
               <w:rFonts w:hint="eastAsia" w:ascii="Times New Roman" w:hAnsi="Times New Roman" w:eastAsia="微软雅黑" w:cs="Times New Roman"/>
               <w:sz w:val="28"/>
               <w:szCs w:val="28"/>
-              <w:lang w:eastAsia="zh-CN"/>
+              <w:lang w:val="en-US" w:eastAsia="zh-CN"/>
             </w:rPr>
             <w:t>4</w:t>
           </w:r>
@@ -1469,7 +1476,7 @@
               <w:rFonts w:hint="eastAsia" w:ascii="Times New Roman" w:hAnsi="Times New Roman" w:eastAsia="微软雅黑" w:cs="Times New Roman"/>
               <w:sz w:val="28"/>
               <w:szCs w:val="28"/>
-              <w:lang w:eastAsia="zh-CN"/>
+              <w:lang w:val="en-US" w:eastAsia="zh-CN"/>
             </w:rPr>
             <w:fldChar w:fldCharType="end"/>
           </w:r>
@@ -1478,7 +1485,7 @@
               <w:rFonts w:hint="eastAsia" w:ascii="Times New Roman" w:hAnsi="Times New Roman" w:eastAsia="微软雅黑" w:cs="Times New Roman"/>
               <w:sz w:val="28"/>
               <w:szCs w:val="28"/>
-              <w:lang w:eastAsia="zh-CN"/>
+              <w:lang w:val="en-US" w:eastAsia="zh-CN"/>
             </w:rPr>
             <w:fldChar w:fldCharType="end"/>
           </w:r>
@@ -1539,7 +1546,7 @@
               <w:rFonts w:hint="eastAsia" w:ascii="Times New Roman" w:hAnsi="Times New Roman" w:eastAsia="微软雅黑" w:cs="Times New Roman"/>
               <w:sz w:val="28"/>
               <w:szCs w:val="28"/>
-              <w:lang w:eastAsia="zh-CN"/>
+              <w:lang w:val="en-US" w:eastAsia="zh-CN"/>
             </w:rPr>
           </w:pPr>
           <w:r>
@@ -1547,7 +1554,7 @@
               <w:rFonts w:hint="eastAsia" w:ascii="Times New Roman" w:hAnsi="Times New Roman" w:eastAsia="微软雅黑" w:cs="Times New Roman"/>
               <w:sz w:val="28"/>
               <w:szCs w:val="28"/>
-              <w:lang w:eastAsia="zh-CN"/>
+              <w:lang w:val="en-US" w:eastAsia="zh-CN"/>
             </w:rPr>
             <w:fldChar w:fldCharType="begin"/>
           </w:r>
@@ -1556,16 +1563,16 @@
               <w:rFonts w:hint="eastAsia" w:ascii="Times New Roman" w:hAnsi="Times New Roman" w:eastAsia="微软雅黑" w:cs="Times New Roman"/>
               <w:sz w:val="28"/>
               <w:szCs w:val="28"/>
-              <w:lang w:eastAsia="zh-CN"/>
+              <w:lang w:val="en-US" w:eastAsia="zh-CN"/>
             </w:rPr>
-            <w:instrText xml:space="preserve"> HYPERLINK \l _Toc5244 </w:instrText>
+            <w:instrText xml:space="preserve"> HYPERLINK \l _Toc13462 </w:instrText>
           </w:r>
           <w:r>
             <w:rPr>
               <w:rFonts w:hint="eastAsia" w:ascii="Times New Roman" w:hAnsi="Times New Roman" w:eastAsia="微软雅黑" w:cs="Times New Roman"/>
               <w:sz w:val="28"/>
               <w:szCs w:val="28"/>
-              <w:lang w:eastAsia="zh-CN"/>
+              <w:lang w:val="en-US" w:eastAsia="zh-CN"/>
             </w:rPr>
             <w:fldChar w:fldCharType="separate"/>
           </w:r>
@@ -1583,7 +1590,7 @@
               <w:rFonts w:hint="eastAsia" w:ascii="Times New Roman" w:hAnsi="Times New Roman" w:eastAsia="微软雅黑" w:cs="Times New Roman"/>
               <w:sz w:val="28"/>
               <w:szCs w:val="28"/>
-              <w:lang w:eastAsia="zh-CN"/>
+              <w:lang w:val="en-US" w:eastAsia="zh-CN"/>
             </w:rPr>
             <w:tab/>
           </w:r>
@@ -1592,7 +1599,7 @@
               <w:rFonts w:hint="eastAsia" w:ascii="Times New Roman" w:hAnsi="Times New Roman" w:eastAsia="微软雅黑" w:cs="Times New Roman"/>
               <w:sz w:val="28"/>
               <w:szCs w:val="28"/>
-              <w:lang w:eastAsia="zh-CN"/>
+              <w:lang w:val="en-US" w:eastAsia="zh-CN"/>
             </w:rPr>
             <w:fldChar w:fldCharType="begin"/>
           </w:r>
@@ -1601,16 +1608,16 @@
               <w:rFonts w:hint="eastAsia" w:ascii="Times New Roman" w:hAnsi="Times New Roman" w:eastAsia="微软雅黑" w:cs="Times New Roman"/>
               <w:sz w:val="28"/>
               <w:szCs w:val="28"/>
-              <w:lang w:eastAsia="zh-CN"/>
+              <w:lang w:val="en-US" w:eastAsia="zh-CN"/>
             </w:rPr>
-            <w:instrText xml:space="preserve"> PAGEREF _Toc5244 \h </w:instrText>
+            <w:instrText xml:space="preserve"> PAGEREF _Toc13462 \h </w:instrText>
           </w:r>
           <w:r>
             <w:rPr>
               <w:rFonts w:hint="eastAsia" w:ascii="Times New Roman" w:hAnsi="Times New Roman" w:eastAsia="微软雅黑" w:cs="Times New Roman"/>
               <w:sz w:val="28"/>
               <w:szCs w:val="28"/>
-              <w:lang w:eastAsia="zh-CN"/>
+              <w:lang w:val="en-US" w:eastAsia="zh-CN"/>
             </w:rPr>
             <w:fldChar w:fldCharType="separate"/>
           </w:r>
@@ -1619,7 +1626,7 @@
               <w:rFonts w:hint="eastAsia" w:ascii="Times New Roman" w:hAnsi="Times New Roman" w:eastAsia="微软雅黑" w:cs="Times New Roman"/>
               <w:sz w:val="28"/>
               <w:szCs w:val="28"/>
-              <w:lang w:eastAsia="zh-CN"/>
+              <w:lang w:val="en-US" w:eastAsia="zh-CN"/>
             </w:rPr>
             <w:t>5</w:t>
           </w:r>
@@ -1628,7 +1635,7 @@
               <w:rFonts w:hint="eastAsia" w:ascii="Times New Roman" w:hAnsi="Times New Roman" w:eastAsia="微软雅黑" w:cs="Times New Roman"/>
               <w:sz w:val="28"/>
               <w:szCs w:val="28"/>
-              <w:lang w:eastAsia="zh-CN"/>
+              <w:lang w:val="en-US" w:eastAsia="zh-CN"/>
             </w:rPr>
             <w:fldChar w:fldCharType="end"/>
           </w:r>
@@ -1637,7 +1644,7 @@
               <w:rFonts w:hint="eastAsia" w:ascii="Times New Roman" w:hAnsi="Times New Roman" w:eastAsia="微软雅黑" w:cs="Times New Roman"/>
               <w:sz w:val="28"/>
               <w:szCs w:val="28"/>
-              <w:lang w:eastAsia="zh-CN"/>
+              <w:lang w:val="en-US" w:eastAsia="zh-CN"/>
             </w:rPr>
             <w:fldChar w:fldCharType="end"/>
           </w:r>
@@ -1650,6 +1657,8 @@
             </w:rPr>
             <w:t>{% endif %}</w:t>
           </w:r>
+          <w:bookmarkStart w:id="105" w:name="_GoBack"/>
+          <w:bookmarkEnd w:id="105"/>
         </w:p>
         <w:p>
           <w:pPr>
@@ -1677,7 +1686,7 @@
               <w:color w:val="62B541"/>
               <w:sz w:val="32"/>
               <w:szCs w:val="32"/>
-              <w:lang w:eastAsia="zh-CN"/>
+              <w:lang w:val="en-US" w:eastAsia="zh-CN"/>
             </w:rPr>
             <w:fldChar w:fldCharType="begin"/>
           </w:r>
@@ -1690,9 +1699,9 @@
               <w:color w:val="62B541"/>
               <w:sz w:val="32"/>
               <w:szCs w:val="32"/>
-              <w:lang w:eastAsia="zh-CN"/>
+              <w:lang w:val="en-US" w:eastAsia="zh-CN"/>
             </w:rPr>
-            <w:instrText xml:space="preserve"> HYPERLINK \l _Toc12846 </w:instrText>
+            <w:instrText xml:space="preserve"> HYPERLINK \l _Toc24521 </w:instrText>
           </w:r>
           <w:r>
             <w:rPr>
@@ -1703,7 +1712,7 @@
               <w:color w:val="62B541"/>
               <w:sz w:val="32"/>
               <w:szCs w:val="32"/>
-              <w:lang w:eastAsia="zh-CN"/>
+              <w:lang w:val="en-US" w:eastAsia="zh-CN"/>
             </w:rPr>
             <w:fldChar w:fldCharType="separate"/>
           </w:r>
@@ -1757,7 +1766,7 @@
               <w:szCs w:val="32"/>
               <w:lang w:eastAsia="zh-CN"/>
             </w:rPr>
-            <w:instrText xml:space="preserve"> PAGEREF _Toc12846 \h </w:instrText>
+            <w:instrText xml:space="preserve"> PAGEREF _Toc24521 \h </w:instrText>
           </w:r>
           <w:r>
             <w:rPr>
@@ -1807,7 +1816,7 @@
               <w:color w:val="62B541"/>
               <w:sz w:val="32"/>
               <w:szCs w:val="32"/>
-              <w:lang w:eastAsia="zh-CN"/>
+              <w:lang w:val="en-US" w:eastAsia="zh-CN"/>
             </w:rPr>
             <w:fldChar w:fldCharType="end"/>
           </w:r>
@@ -1826,7 +1835,7 @@
               <w:color w:val="62B541"/>
               <w:sz w:val="32"/>
               <w:szCs w:val="32"/>
-              <w:lang w:val="en-US" w:eastAsia="zh-CN"/>
+              <w:lang w:eastAsia="zh-CN"/>
             </w:rPr>
           </w:pPr>
           <w:r>
@@ -1853,7 +1862,7 @@
               <w:szCs w:val="32"/>
               <w:lang w:val="en-US" w:eastAsia="zh-CN"/>
             </w:rPr>
-            <w:instrText xml:space="preserve"> HYPERLINK \l _Toc30531 </w:instrText>
+            <w:instrText xml:space="preserve"> HYPERLINK \l _Toc32646 </w:instrText>
           </w:r>
           <w:r>
             <w:rPr>
@@ -1890,10 +1899,106 @@
               <w:color w:val="62B541"/>
               <w:sz w:val="32"/>
               <w:szCs w:val="32"/>
-              <w:lang w:val="en-US" w:eastAsia="zh-CN"/>
+              <w:lang w:eastAsia="zh-CN"/>
             </w:rPr>
             <w:tab/>
           </w:r>
+          <w:r>
+            <w:rPr>
+              <w:rStyle w:val="18"/>
+              <w:rFonts w:hint="eastAsia" w:ascii="Times New Roman" w:hAnsi="Times New Roman" w:eastAsia="微软雅黑" w:cs="微软雅黑"/>
+              <w:b/>
+              <w:bCs/>
+              <w:color w:val="62B541"/>
+              <w:sz w:val="32"/>
+              <w:szCs w:val="32"/>
+              <w:lang w:eastAsia="zh-CN"/>
+            </w:rPr>
+            <w:fldChar w:fldCharType="begin"/>
+          </w:r>
+          <w:r>
+            <w:rPr>
+              <w:rStyle w:val="18"/>
+              <w:rFonts w:hint="eastAsia" w:ascii="Times New Roman" w:hAnsi="Times New Roman" w:eastAsia="微软雅黑" w:cs="微软雅黑"/>
+              <w:b/>
+              <w:bCs/>
+              <w:color w:val="62B541"/>
+              <w:sz w:val="32"/>
+              <w:szCs w:val="32"/>
+              <w:lang w:eastAsia="zh-CN"/>
+            </w:rPr>
+            <w:instrText xml:space="preserve"> PAGEREF _Toc32646 \h </w:instrText>
+          </w:r>
+          <w:r>
+            <w:rPr>
+              <w:rStyle w:val="18"/>
+              <w:rFonts w:hint="eastAsia" w:ascii="Times New Roman" w:hAnsi="Times New Roman" w:eastAsia="微软雅黑" w:cs="微软雅黑"/>
+              <w:b/>
+              <w:bCs/>
+              <w:color w:val="62B541"/>
+              <w:sz w:val="32"/>
+              <w:szCs w:val="32"/>
+              <w:lang w:eastAsia="zh-CN"/>
+            </w:rPr>
+            <w:fldChar w:fldCharType="separate"/>
+          </w:r>
+          <w:r>
+            <w:rPr>
+              <w:rStyle w:val="18"/>
+              <w:rFonts w:hint="eastAsia" w:ascii="Times New Roman" w:hAnsi="Times New Roman" w:eastAsia="微软雅黑" w:cs="微软雅黑"/>
+              <w:b/>
+              <w:bCs/>
+              <w:color w:val="62B541"/>
+              <w:sz w:val="32"/>
+              <w:szCs w:val="32"/>
+              <w:lang w:eastAsia="zh-CN"/>
+            </w:rPr>
+            <w:t>8</w:t>
+          </w:r>
+          <w:r>
+            <w:rPr>
+              <w:rStyle w:val="18"/>
+              <w:rFonts w:hint="eastAsia" w:ascii="Times New Roman" w:hAnsi="Times New Roman" w:eastAsia="微软雅黑" w:cs="微软雅黑"/>
+              <w:b/>
+              <w:bCs/>
+              <w:color w:val="62B541"/>
+              <w:sz w:val="32"/>
+              <w:szCs w:val="32"/>
+              <w:lang w:eastAsia="zh-CN"/>
+            </w:rPr>
+            <w:fldChar w:fldCharType="end"/>
+          </w:r>
+          <w:r>
+            <w:rPr>
+              <w:rStyle w:val="18"/>
+              <w:rFonts w:hint="eastAsia" w:ascii="Times New Roman" w:hAnsi="Times New Roman" w:eastAsia="微软雅黑" w:cs="微软雅黑"/>
+              <w:b/>
+              <w:bCs/>
+              <w:color w:val="62B541"/>
+              <w:sz w:val="32"/>
+              <w:szCs w:val="32"/>
+              <w:lang w:val="en-US" w:eastAsia="zh-CN"/>
+            </w:rPr>
+            <w:fldChar w:fldCharType="end"/>
+          </w:r>
+        </w:p>
+        <w:p>
+          <w:pPr>
+            <w:pStyle w:val="11"/>
+            <w:tabs>
+              <w:tab w:val="right" w:leader="dot" w:pos="9870"/>
+            </w:tabs>
+            <w:rPr>
+              <w:rStyle w:val="18"/>
+              <w:rFonts w:hint="eastAsia" w:ascii="Times New Roman" w:hAnsi="Times New Roman" w:eastAsia="微软雅黑" w:cs="微软雅黑"/>
+              <w:b/>
+              <w:bCs/>
+              <w:color w:val="62B541"/>
+              <w:sz w:val="32"/>
+              <w:szCs w:val="32"/>
+              <w:lang w:eastAsia="zh-CN"/>
+            </w:rPr>
+          </w:pPr>
           <w:r>
             <w:rPr>
               <w:rStyle w:val="18"/>
@@ -1918,7 +2023,7 @@
               <w:szCs w:val="32"/>
               <w:lang w:val="en-US" w:eastAsia="zh-CN"/>
             </w:rPr>
-            <w:instrText xml:space="preserve"> PAGEREF _Toc30531 \h </w:instrText>
+            <w:instrText xml:space="preserve"> HYPERLINK \l _Toc31907 </w:instrText>
           </w:r>
           <w:r>
             <w:rPr>
@@ -1942,9 +2047,87 @@
               <w:color w:val="62B541"/>
               <w:sz w:val="32"/>
               <w:szCs w:val="32"/>
-              <w:lang w:val="en-US" w:eastAsia="zh-CN"/>
+              <w:lang w:eastAsia="zh-CN"/>
             </w:rPr>
-            <w:t>8</w:t>
+            <w:t>检测基因列表</w:t>
+          </w:r>
+          <w:r>
+            <w:rPr>
+              <w:rStyle w:val="18"/>
+              <w:rFonts w:hint="eastAsia" w:ascii="Times New Roman" w:hAnsi="Times New Roman" w:eastAsia="微软雅黑" w:cs="微软雅黑"/>
+              <w:b/>
+              <w:bCs/>
+              <w:color w:val="62B541"/>
+              <w:sz w:val="32"/>
+              <w:szCs w:val="32"/>
+              <w:lang w:eastAsia="zh-CN"/>
+            </w:rPr>
+            <w:tab/>
+          </w:r>
+          <w:r>
+            <w:rPr>
+              <w:rStyle w:val="18"/>
+              <w:rFonts w:hint="eastAsia" w:ascii="Times New Roman" w:hAnsi="Times New Roman" w:eastAsia="微软雅黑" w:cs="微软雅黑"/>
+              <w:b/>
+              <w:bCs/>
+              <w:color w:val="62B541"/>
+              <w:sz w:val="32"/>
+              <w:szCs w:val="32"/>
+              <w:lang w:eastAsia="zh-CN"/>
+            </w:rPr>
+            <w:fldChar w:fldCharType="begin"/>
+          </w:r>
+          <w:r>
+            <w:rPr>
+              <w:rStyle w:val="18"/>
+              <w:rFonts w:hint="eastAsia" w:ascii="Times New Roman" w:hAnsi="Times New Roman" w:eastAsia="微软雅黑" w:cs="微软雅黑"/>
+              <w:b/>
+              <w:bCs/>
+              <w:color w:val="62B541"/>
+              <w:sz w:val="32"/>
+              <w:szCs w:val="32"/>
+              <w:lang w:eastAsia="zh-CN"/>
+            </w:rPr>
+            <w:instrText xml:space="preserve"> PAGEREF _Toc31907 \h </w:instrText>
+          </w:r>
+          <w:r>
+            <w:rPr>
+              <w:rStyle w:val="18"/>
+              <w:rFonts w:hint="eastAsia" w:ascii="Times New Roman" w:hAnsi="Times New Roman" w:eastAsia="微软雅黑" w:cs="微软雅黑"/>
+              <w:b/>
+              <w:bCs/>
+              <w:color w:val="62B541"/>
+              <w:sz w:val="32"/>
+              <w:szCs w:val="32"/>
+              <w:lang w:eastAsia="zh-CN"/>
+            </w:rPr>
+            <w:fldChar w:fldCharType="separate"/>
+          </w:r>
+          <w:r>
+            <w:rPr>
+              <w:rStyle w:val="18"/>
+              <w:rFonts w:hint="eastAsia" w:ascii="Times New Roman" w:hAnsi="Times New Roman" w:eastAsia="微软雅黑" w:cs="微软雅黑"/>
+              <w:b/>
+              <w:bCs/>
+              <w:color w:val="62B541"/>
+              <w:sz w:val="32"/>
+              <w:szCs w:val="32"/>
+              <w:lang w:eastAsia="zh-CN"/>
+            </w:rPr>
+            <w:t>10</w:t>
+          </w:r>
+          <w:r>
+            <w:rPr>
+              <w:rStyle w:val="18"/>
+              <w:rFonts w:hint="eastAsia" w:ascii="Times New Roman" w:hAnsi="Times New Roman" w:eastAsia="微软雅黑" w:cs="微软雅黑"/>
+              <w:b/>
+              <w:bCs/>
+              <w:color w:val="62B541"/>
+              <w:sz w:val="32"/>
+              <w:szCs w:val="32"/>
+              <w:lang w:eastAsia="zh-CN"/>
+            </w:rPr>
+            <w:fldChar w:fldCharType="end"/>
           </w:r>
           <w:r>
             <w:rPr>
@@ -1956,6 +2139,154 @@
               <w:sz w:val="32"/>
               <w:szCs w:val="32"/>
               <w:lang w:val="en-US" w:eastAsia="zh-CN"/>
+            </w:rPr>
+            <w:fldChar w:fldCharType="end"/>
+          </w:r>
+        </w:p>
+        <w:p>
+          <w:pPr>
+            <w:pStyle w:val="11"/>
+            <w:tabs>
+              <w:tab w:val="right" w:leader="dot" w:pos="9870"/>
+            </w:tabs>
+            <w:rPr>
+              <w:rStyle w:val="18"/>
+              <w:rFonts w:hint="eastAsia" w:ascii="Times New Roman" w:hAnsi="Times New Roman" w:eastAsia="微软雅黑" w:cs="微软雅黑"/>
+              <w:b/>
+              <w:bCs/>
+              <w:color w:val="62B541"/>
+              <w:sz w:val="32"/>
+              <w:szCs w:val="32"/>
+              <w:lang w:eastAsia="zh-CN"/>
+            </w:rPr>
+          </w:pPr>
+          <w:r>
+            <w:rPr>
+              <w:rStyle w:val="18"/>
+              <w:rFonts w:hint="eastAsia" w:ascii="Times New Roman" w:hAnsi="Times New Roman" w:eastAsia="微软雅黑" w:cs="微软雅黑"/>
+              <w:b/>
+              <w:bCs/>
+              <w:color w:val="62B541"/>
+              <w:sz w:val="32"/>
+              <w:szCs w:val="32"/>
+              <w:lang w:val="en-US" w:eastAsia="zh-CN"/>
+            </w:rPr>
+            <w:fldChar w:fldCharType="begin"/>
+          </w:r>
+          <w:r>
+            <w:rPr>
+              <w:rStyle w:val="18"/>
+              <w:rFonts w:hint="eastAsia" w:ascii="Times New Roman" w:hAnsi="Times New Roman" w:eastAsia="微软雅黑" w:cs="微软雅黑"/>
+              <w:b/>
+              <w:bCs/>
+              <w:color w:val="62B541"/>
+              <w:sz w:val="32"/>
+              <w:szCs w:val="32"/>
+              <w:lang w:val="en-US" w:eastAsia="zh-CN"/>
+            </w:rPr>
+            <w:instrText xml:space="preserve"> HYPERLINK \l _Toc14017 </w:instrText>
+          </w:r>
+          <w:r>
+            <w:rPr>
+              <w:rStyle w:val="18"/>
+              <w:rFonts w:hint="eastAsia" w:ascii="Times New Roman" w:hAnsi="Times New Roman" w:eastAsia="微软雅黑" w:cs="微软雅黑"/>
+              <w:b/>
+              <w:bCs/>
+              <w:color w:val="62B541"/>
+              <w:sz w:val="32"/>
+              <w:szCs w:val="32"/>
+              <w:lang w:val="en-US" w:eastAsia="zh-CN"/>
+            </w:rPr>
+            <w:fldChar w:fldCharType="separate"/>
+          </w:r>
+          <w:r>
+            <w:rPr>
+              <w:rStyle w:val="18"/>
+              <w:rFonts w:hint="eastAsia" w:ascii="Times New Roman" w:hAnsi="Times New Roman" w:eastAsia="微软雅黑" w:cs="微软雅黑"/>
+              <w:b/>
+              <w:bCs/>
+              <w:color w:val="62B541"/>
+              <w:sz w:val="32"/>
+              <w:szCs w:val="32"/>
+              <w:lang w:eastAsia="zh-CN"/>
+            </w:rPr>
+            <w:t>参考文献</w:t>
+          </w:r>
+          <w:r>
+            <w:rPr>
+              <w:rStyle w:val="18"/>
+              <w:rFonts w:hint="eastAsia" w:ascii="Times New Roman" w:hAnsi="Times New Roman" w:eastAsia="微软雅黑" w:cs="微软雅黑"/>
+              <w:b/>
+              <w:bCs/>
+              <w:color w:val="62B541"/>
+              <w:sz w:val="32"/>
+              <w:szCs w:val="32"/>
+              <w:lang w:eastAsia="zh-CN"/>
+            </w:rPr>
+            <w:tab/>
+          </w:r>
+          <w:r>
+            <w:rPr>
+              <w:rStyle w:val="18"/>
+              <w:rFonts w:hint="eastAsia" w:ascii="Times New Roman" w:hAnsi="Times New Roman" w:eastAsia="微软雅黑" w:cs="微软雅黑"/>
+              <w:b/>
+              <w:bCs/>
+              <w:color w:val="62B541"/>
+              <w:sz w:val="32"/>
+              <w:szCs w:val="32"/>
+              <w:lang w:eastAsia="zh-CN"/>
+            </w:rPr>
+            <w:fldChar w:fldCharType="begin"/>
+          </w:r>
+          <w:r>
+            <w:rPr>
+              <w:rStyle w:val="18"/>
+              <w:rFonts w:hint="eastAsia" w:ascii="Times New Roman" w:hAnsi="Times New Roman" w:eastAsia="微软雅黑" w:cs="微软雅黑"/>
+              <w:b/>
+              <w:bCs/>
+              <w:color w:val="62B541"/>
+              <w:sz w:val="32"/>
+              <w:szCs w:val="32"/>
+              <w:lang w:eastAsia="zh-CN"/>
+            </w:rPr>
+            <w:instrText xml:space="preserve"> PAGEREF _Toc14017 \h </w:instrText>
+          </w:r>
+          <w:r>
+            <w:rPr>
+              <w:rStyle w:val="18"/>
+              <w:rFonts w:hint="eastAsia" w:ascii="Times New Roman" w:hAnsi="Times New Roman" w:eastAsia="微软雅黑" w:cs="微软雅黑"/>
+              <w:b/>
+              <w:bCs/>
+              <w:color w:val="62B541"/>
+              <w:sz w:val="32"/>
+              <w:szCs w:val="32"/>
+              <w:lang w:eastAsia="zh-CN"/>
+            </w:rPr>
+            <w:fldChar w:fldCharType="separate"/>
+          </w:r>
+          <w:r>
+            <w:rPr>
+              <w:rStyle w:val="18"/>
+              <w:rFonts w:hint="eastAsia" w:ascii="Times New Roman" w:hAnsi="Times New Roman" w:eastAsia="微软雅黑" w:cs="微软雅黑"/>
+              <w:b/>
+              <w:bCs/>
+              <w:color w:val="62B541"/>
+              <w:sz w:val="32"/>
+              <w:szCs w:val="32"/>
+              <w:lang w:eastAsia="zh-CN"/>
+            </w:rPr>
+            <w:t>11</w:t>
+          </w:r>
+          <w:r>
+            <w:rPr>
+              <w:rStyle w:val="18"/>
+              <w:rFonts w:hint="eastAsia" w:ascii="Times New Roman" w:hAnsi="Times New Roman" w:eastAsia="微软雅黑" w:cs="微软雅黑"/>
+              <w:b/>
+              <w:bCs/>
+              <w:color w:val="62B541"/>
+              <w:sz w:val="32"/>
+              <w:szCs w:val="32"/>
+              <w:lang w:eastAsia="zh-CN"/>
             </w:rPr>
             <w:fldChar w:fldCharType="end"/>
           </w:r>
@@ -2001,325 +2332,6 @@
               <w:szCs w:val="32"/>
               <w:lang w:val="en-US" w:eastAsia="zh-CN"/>
             </w:rPr>
-            <w:fldChar w:fldCharType="begin"/>
-          </w:r>
-          <w:r>
-            <w:rPr>
-              <w:rStyle w:val="18"/>
-              <w:rFonts w:hint="eastAsia" w:ascii="Times New Roman" w:hAnsi="Times New Roman" w:eastAsia="微软雅黑" w:cs="微软雅黑"/>
-              <w:b/>
-              <w:bCs/>
-              <w:color w:val="62B541"/>
-              <w:sz w:val="32"/>
-              <w:szCs w:val="32"/>
-              <w:lang w:val="en-US" w:eastAsia="zh-CN"/>
-            </w:rPr>
-            <w:instrText xml:space="preserve"> HYPERLINK \l _Toc32037 </w:instrText>
-          </w:r>
-          <w:r>
-            <w:rPr>
-              <w:rStyle w:val="18"/>
-              <w:rFonts w:hint="eastAsia" w:ascii="Times New Roman" w:hAnsi="Times New Roman" w:eastAsia="微软雅黑" w:cs="微软雅黑"/>
-              <w:b/>
-              <w:bCs/>
-              <w:color w:val="62B541"/>
-              <w:sz w:val="32"/>
-              <w:szCs w:val="32"/>
-              <w:lang w:val="en-US" w:eastAsia="zh-CN"/>
-            </w:rPr>
-            <w:fldChar w:fldCharType="separate"/>
-          </w:r>
-          <w:r>
-            <w:rPr>
-              <w:rStyle w:val="18"/>
-              <w:rFonts w:hint="eastAsia" w:ascii="Times New Roman" w:hAnsi="Times New Roman" w:eastAsia="微软雅黑" w:cs="微软雅黑"/>
-              <w:b/>
-              <w:bCs/>
-              <w:color w:val="62B541"/>
-              <w:sz w:val="32"/>
-              <w:szCs w:val="32"/>
-              <w:lang w:val="en-US" w:eastAsia="zh-CN"/>
-            </w:rPr>
-            <w:t>检测基因列表</w:t>
-          </w:r>
-          <w:r>
-            <w:rPr>
-              <w:rStyle w:val="18"/>
-              <w:rFonts w:hint="eastAsia" w:ascii="Times New Roman" w:hAnsi="Times New Roman" w:eastAsia="微软雅黑" w:cs="微软雅黑"/>
-              <w:b/>
-              <w:bCs/>
-              <w:color w:val="62B541"/>
-              <w:sz w:val="32"/>
-              <w:szCs w:val="32"/>
-              <w:lang w:val="en-US" w:eastAsia="zh-CN"/>
-            </w:rPr>
-            <w:tab/>
-          </w:r>
-          <w:r>
-            <w:rPr>
-              <w:rStyle w:val="18"/>
-              <w:rFonts w:hint="eastAsia" w:ascii="Times New Roman" w:hAnsi="Times New Roman" w:eastAsia="微软雅黑" w:cs="微软雅黑"/>
-              <w:b/>
-              <w:bCs/>
-              <w:color w:val="62B541"/>
-              <w:sz w:val="32"/>
-              <w:szCs w:val="32"/>
-              <w:lang w:val="en-US" w:eastAsia="zh-CN"/>
-            </w:rPr>
-            <w:fldChar w:fldCharType="begin"/>
-          </w:r>
-          <w:r>
-            <w:rPr>
-              <w:rStyle w:val="18"/>
-              <w:rFonts w:hint="eastAsia" w:ascii="Times New Roman" w:hAnsi="Times New Roman" w:eastAsia="微软雅黑" w:cs="微软雅黑"/>
-              <w:b/>
-              <w:bCs/>
-              <w:color w:val="62B541"/>
-              <w:sz w:val="32"/>
-              <w:szCs w:val="32"/>
-              <w:lang w:val="en-US" w:eastAsia="zh-CN"/>
-            </w:rPr>
-            <w:instrText xml:space="preserve"> PAGEREF _Toc32037 \h </w:instrText>
-          </w:r>
-          <w:r>
-            <w:rPr>
-              <w:rStyle w:val="18"/>
-              <w:rFonts w:hint="eastAsia" w:ascii="Times New Roman" w:hAnsi="Times New Roman" w:eastAsia="微软雅黑" w:cs="微软雅黑"/>
-              <w:b/>
-              <w:bCs/>
-              <w:color w:val="62B541"/>
-              <w:sz w:val="32"/>
-              <w:szCs w:val="32"/>
-              <w:lang w:val="en-US" w:eastAsia="zh-CN"/>
-            </w:rPr>
-            <w:fldChar w:fldCharType="separate"/>
-          </w:r>
-          <w:r>
-            <w:rPr>
-              <w:rStyle w:val="18"/>
-              <w:rFonts w:hint="eastAsia" w:ascii="Times New Roman" w:hAnsi="Times New Roman" w:eastAsia="微软雅黑" w:cs="微软雅黑"/>
-              <w:b/>
-              <w:bCs/>
-              <w:color w:val="62B541"/>
-              <w:sz w:val="32"/>
-              <w:szCs w:val="32"/>
-              <w:lang w:val="en-US" w:eastAsia="zh-CN"/>
-            </w:rPr>
-            <w:t>10</w:t>
-          </w:r>
-          <w:r>
-            <w:rPr>
-              <w:rStyle w:val="18"/>
-              <w:rFonts w:hint="eastAsia" w:ascii="Times New Roman" w:hAnsi="Times New Roman" w:eastAsia="微软雅黑" w:cs="微软雅黑"/>
-              <w:b/>
-              <w:bCs/>
-              <w:color w:val="62B541"/>
-              <w:sz w:val="32"/>
-              <w:szCs w:val="32"/>
-              <w:lang w:val="en-US" w:eastAsia="zh-CN"/>
-            </w:rPr>
-            <w:fldChar w:fldCharType="end"/>
-          </w:r>
-          <w:r>
-            <w:rPr>
-              <w:rStyle w:val="18"/>
-              <w:rFonts w:hint="eastAsia" w:ascii="Times New Roman" w:hAnsi="Times New Roman" w:eastAsia="微软雅黑" w:cs="微软雅黑"/>
-              <w:b/>
-              <w:bCs/>
-              <w:color w:val="62B541"/>
-              <w:sz w:val="32"/>
-              <w:szCs w:val="32"/>
-              <w:lang w:val="en-US" w:eastAsia="zh-CN"/>
-            </w:rPr>
-            <w:fldChar w:fldCharType="end"/>
-          </w:r>
-        </w:p>
-        <w:p>
-          <w:pPr>
-            <w:pStyle w:val="11"/>
-            <w:tabs>
-              <w:tab w:val="right" w:leader="dot" w:pos="9870"/>
-            </w:tabs>
-            <w:rPr>
-              <w:rStyle w:val="18"/>
-              <w:rFonts w:hint="eastAsia" w:ascii="Times New Roman" w:hAnsi="Times New Roman" w:eastAsia="微软雅黑" w:cs="微软雅黑"/>
-              <w:b/>
-              <w:bCs/>
-              <w:color w:val="62B541"/>
-              <w:sz w:val="32"/>
-              <w:szCs w:val="32"/>
-              <w:lang w:val="en-US" w:eastAsia="zh-CN"/>
-            </w:rPr>
-          </w:pPr>
-          <w:r>
-            <w:rPr>
-              <w:rStyle w:val="18"/>
-              <w:rFonts w:hint="eastAsia" w:ascii="Times New Roman" w:hAnsi="Times New Roman" w:eastAsia="微软雅黑" w:cs="微软雅黑"/>
-              <w:b/>
-              <w:bCs/>
-              <w:color w:val="62B541"/>
-              <w:sz w:val="32"/>
-              <w:szCs w:val="32"/>
-              <w:lang w:val="en-US" w:eastAsia="zh-CN"/>
-            </w:rPr>
-            <w:fldChar w:fldCharType="begin"/>
-          </w:r>
-          <w:r>
-            <w:rPr>
-              <w:rStyle w:val="18"/>
-              <w:rFonts w:hint="eastAsia" w:ascii="Times New Roman" w:hAnsi="Times New Roman" w:eastAsia="微软雅黑" w:cs="微软雅黑"/>
-              <w:b/>
-              <w:bCs/>
-              <w:color w:val="62B541"/>
-              <w:sz w:val="32"/>
-              <w:szCs w:val="32"/>
-              <w:lang w:val="en-US" w:eastAsia="zh-CN"/>
-            </w:rPr>
-            <w:instrText xml:space="preserve"> HYPERLINK \l _Toc31804 </w:instrText>
-          </w:r>
-          <w:r>
-            <w:rPr>
-              <w:rStyle w:val="18"/>
-              <w:rFonts w:hint="eastAsia" w:ascii="Times New Roman" w:hAnsi="Times New Roman" w:eastAsia="微软雅黑" w:cs="微软雅黑"/>
-              <w:b/>
-              <w:bCs/>
-              <w:color w:val="62B541"/>
-              <w:sz w:val="32"/>
-              <w:szCs w:val="32"/>
-              <w:lang w:val="en-US" w:eastAsia="zh-CN"/>
-            </w:rPr>
-            <w:fldChar w:fldCharType="separate"/>
-          </w:r>
-          <w:r>
-            <w:rPr>
-              <w:rStyle w:val="18"/>
-              <w:rFonts w:hint="eastAsia" w:ascii="Times New Roman" w:hAnsi="Times New Roman" w:eastAsia="微软雅黑" w:cs="微软雅黑"/>
-              <w:b/>
-              <w:bCs/>
-              <w:color w:val="62B541"/>
-              <w:sz w:val="32"/>
-              <w:szCs w:val="32"/>
-              <w:lang w:val="en-US" w:eastAsia="zh-CN"/>
-            </w:rPr>
-            <w:t>参考文献</w:t>
-          </w:r>
-          <w:r>
-            <w:rPr>
-              <w:rStyle w:val="18"/>
-              <w:rFonts w:hint="eastAsia" w:ascii="Times New Roman" w:hAnsi="Times New Roman" w:eastAsia="微软雅黑" w:cs="微软雅黑"/>
-              <w:b/>
-              <w:bCs/>
-              <w:color w:val="62B541"/>
-              <w:sz w:val="32"/>
-              <w:szCs w:val="32"/>
-              <w:lang w:val="en-US" w:eastAsia="zh-CN"/>
-            </w:rPr>
-            <w:tab/>
-          </w:r>
-          <w:r>
-            <w:rPr>
-              <w:rStyle w:val="18"/>
-              <w:rFonts w:hint="eastAsia" w:ascii="Times New Roman" w:hAnsi="Times New Roman" w:eastAsia="微软雅黑" w:cs="微软雅黑"/>
-              <w:b/>
-              <w:bCs/>
-              <w:color w:val="62B541"/>
-              <w:sz w:val="32"/>
-              <w:szCs w:val="32"/>
-              <w:lang w:val="en-US" w:eastAsia="zh-CN"/>
-            </w:rPr>
-            <w:fldChar w:fldCharType="begin"/>
-          </w:r>
-          <w:r>
-            <w:rPr>
-              <w:rStyle w:val="18"/>
-              <w:rFonts w:hint="eastAsia" w:ascii="Times New Roman" w:hAnsi="Times New Roman" w:eastAsia="微软雅黑" w:cs="微软雅黑"/>
-              <w:b/>
-              <w:bCs/>
-              <w:color w:val="62B541"/>
-              <w:sz w:val="32"/>
-              <w:szCs w:val="32"/>
-              <w:lang w:val="en-US" w:eastAsia="zh-CN"/>
-            </w:rPr>
-            <w:instrText xml:space="preserve"> PAGEREF _Toc31804 \h </w:instrText>
-          </w:r>
-          <w:r>
-            <w:rPr>
-              <w:rStyle w:val="18"/>
-              <w:rFonts w:hint="eastAsia" w:ascii="Times New Roman" w:hAnsi="Times New Roman" w:eastAsia="微软雅黑" w:cs="微软雅黑"/>
-              <w:b/>
-              <w:bCs/>
-              <w:color w:val="62B541"/>
-              <w:sz w:val="32"/>
-              <w:szCs w:val="32"/>
-              <w:lang w:val="en-US" w:eastAsia="zh-CN"/>
-            </w:rPr>
-            <w:fldChar w:fldCharType="separate"/>
-          </w:r>
-          <w:r>
-            <w:rPr>
-              <w:rStyle w:val="18"/>
-              <w:rFonts w:hint="eastAsia" w:ascii="Times New Roman" w:hAnsi="Times New Roman" w:eastAsia="微软雅黑" w:cs="微软雅黑"/>
-              <w:b/>
-              <w:bCs/>
-              <w:color w:val="62B541"/>
-              <w:sz w:val="32"/>
-              <w:szCs w:val="32"/>
-              <w:lang w:val="en-US" w:eastAsia="zh-CN"/>
-            </w:rPr>
-            <w:t>11</w:t>
-          </w:r>
-          <w:r>
-            <w:rPr>
-              <w:rStyle w:val="18"/>
-              <w:rFonts w:hint="eastAsia" w:ascii="Times New Roman" w:hAnsi="Times New Roman" w:eastAsia="微软雅黑" w:cs="微软雅黑"/>
-              <w:b/>
-              <w:bCs/>
-              <w:color w:val="62B541"/>
-              <w:sz w:val="32"/>
-              <w:szCs w:val="32"/>
-              <w:lang w:val="en-US" w:eastAsia="zh-CN"/>
-            </w:rPr>
-            <w:fldChar w:fldCharType="end"/>
-          </w:r>
-          <w:r>
-            <w:rPr>
-              <w:rStyle w:val="18"/>
-              <w:rFonts w:hint="eastAsia" w:ascii="Times New Roman" w:hAnsi="Times New Roman" w:eastAsia="微软雅黑" w:cs="微软雅黑"/>
-              <w:b/>
-              <w:bCs/>
-              <w:color w:val="62B541"/>
-              <w:sz w:val="32"/>
-              <w:szCs w:val="32"/>
-              <w:lang w:val="en-US" w:eastAsia="zh-CN"/>
-            </w:rPr>
-            <w:fldChar w:fldCharType="end"/>
-          </w:r>
-        </w:p>
-        <w:p>
-          <w:pPr>
-            <w:spacing w:before="0" w:beforeLines="0" w:after="0" w:afterLines="0" w:line="240" w:lineRule="auto"/>
-            <w:ind w:left="0" w:leftChars="0" w:right="0" w:rightChars="0" w:firstLine="0" w:firstLineChars="0"/>
-            <w:jc w:val="center"/>
-            <w:rPr>
-              <w:rStyle w:val="18"/>
-              <w:rFonts w:hint="eastAsia" w:ascii="Times New Roman" w:hAnsi="Times New Roman" w:eastAsia="微软雅黑" w:cs="微软雅黑"/>
-              <w:b/>
-              <w:bCs/>
-              <w:color w:val="62B541"/>
-              <w:sz w:val="32"/>
-              <w:szCs w:val="32"/>
-              <w:lang w:eastAsia="zh-CN"/>
-            </w:rPr>
-          </w:pPr>
-          <w:r>
-            <w:rPr>
-              <w:rFonts w:hint="eastAsia" w:ascii="Times New Roman" w:hAnsi="Times New Roman" w:eastAsia="微软雅黑" w:cs="微软雅黑"/>
-              <w:b/>
-              <w:bCs/>
-              <w:color w:val="62B541"/>
-              <w:szCs w:val="32"/>
-              <w:lang w:eastAsia="zh-CN"/>
-            </w:rPr>
             <w:fldChar w:fldCharType="end"/>
           </w:r>
         </w:p>
@@ -2327,6 +2339,10 @@
     </w:sdt>
     <w:p>
       <w:pPr>
+        <w:pStyle w:val="11"/>
+        <w:tabs>
+          <w:tab w:val="right" w:leader="dot" w:pos="9870"/>
+        </w:tabs>
         <w:rPr>
           <w:rStyle w:val="18"/>
           <w:rFonts w:hint="eastAsia" w:ascii="Times New Roman" w:hAnsi="Times New Roman" w:eastAsia="微软雅黑" w:cs="微软雅黑"/>
@@ -2335,7 +2351,7 @@
           <w:color w:val="62B541"/>
           <w:sz w:val="32"/>
           <w:szCs w:val="32"/>
-          <w:lang w:eastAsia="zh-CN"/>
+          <w:lang w:val="en-US" w:eastAsia="zh-CN"/>
         </w:rPr>
         <w:sectPr>
           <w:headerReference r:id="rId4" w:type="default"/>
@@ -2370,15 +2386,15 @@
         </w:rPr>
       </w:pPr>
       <w:bookmarkStart w:id="2" w:name="_Toc21009_WPSOffice_Level1"/>
-      <w:bookmarkStart w:id="3" w:name="_Toc14123"/>
-      <w:bookmarkStart w:id="4" w:name="_Toc4588"/>
-      <w:bookmarkStart w:id="5" w:name="_Toc30143_WPSOffice_Level1"/>
-      <w:bookmarkStart w:id="6" w:name="_Toc24178_WPSOffice_Level1"/>
+      <w:bookmarkStart w:id="3" w:name="_Toc21669"/>
+      <w:bookmarkStart w:id="4" w:name="_Toc107825547"/>
+      <w:bookmarkStart w:id="5" w:name="_Toc3619"/>
+      <w:bookmarkStart w:id="6" w:name="_Toc30143_WPSOffice_Level1"/>
       <w:bookmarkStart w:id="7" w:name="_Toc14459"/>
-      <w:bookmarkStart w:id="8" w:name="_Toc13806"/>
-      <w:bookmarkStart w:id="9" w:name="_Toc107825547"/>
-      <w:bookmarkStart w:id="10" w:name="_Toc21669"/>
-      <w:bookmarkStart w:id="11" w:name="_Toc3619"/>
+      <w:bookmarkStart w:id="8" w:name="_Toc24178_WPSOffice_Level1"/>
+      <w:bookmarkStart w:id="9" w:name="_Toc14123"/>
+      <w:bookmarkStart w:id="10" w:name="_Toc13806"/>
+      <w:bookmarkStart w:id="11" w:name="_Toc27764"/>
       <w:r>
         <w:rPr>
           <w:rFonts w:ascii="Times New Roman" w:hAnsi="Times New Roman"/>
@@ -3255,15 +3271,15 @@
           </w14:shadow>
         </w:rPr>
       </w:pPr>
-      <w:bookmarkStart w:id="12" w:name="_Toc14797"/>
-      <w:bookmarkStart w:id="13" w:name="_Toc26731"/>
-      <w:bookmarkStart w:id="14" w:name="_Toc107825548"/>
-      <w:bookmarkStart w:id="15" w:name="_Toc7021_WPSOffice_Level1"/>
-      <w:bookmarkStart w:id="16" w:name="_Toc17451"/>
-      <w:bookmarkStart w:id="17" w:name="_Toc11015_WPSOffice_Level1"/>
-      <w:bookmarkStart w:id="18" w:name="_Toc29272"/>
-      <w:bookmarkStart w:id="19" w:name="_Toc18062_WPSOffice_Level1"/>
-      <w:bookmarkStart w:id="20" w:name="_Toc4492"/>
+      <w:bookmarkStart w:id="12" w:name="_Toc26731"/>
+      <w:bookmarkStart w:id="13" w:name="_Toc7021_WPSOffice_Level1"/>
+      <w:bookmarkStart w:id="14" w:name="_Toc29272"/>
+      <w:bookmarkStart w:id="15" w:name="_Toc18062_WPSOffice_Level1"/>
+      <w:bookmarkStart w:id="16" w:name="_Toc11015_WPSOffice_Level1"/>
+      <w:bookmarkStart w:id="17" w:name="_Toc14797"/>
+      <w:bookmarkStart w:id="18" w:name="_Toc17451"/>
+      <w:bookmarkStart w:id="19" w:name="_Toc107825548"/>
+      <w:bookmarkStart w:id="20" w:name="_Toc8761"/>
       <w:bookmarkStart w:id="21" w:name="_Toc3823"/>
       <w:r>
         <w:rPr>
@@ -3408,14 +3424,14 @@
           </w14:shadow>
         </w:rPr>
       </w:pPr>
-      <w:bookmarkStart w:id="23" w:name="_Toc6221_WPSOffice_Level1"/>
-      <w:bookmarkStart w:id="24" w:name="_Toc25920"/>
+      <w:bookmarkStart w:id="23" w:name="_Toc23369_WPSOffice_Level1"/>
+      <w:bookmarkStart w:id="24" w:name="_Toc6221_WPSOffice_Level1"/>
       <w:bookmarkStart w:id="25" w:name="_Toc16576"/>
-      <w:bookmarkStart w:id="26" w:name="_Toc23369_WPSOffice_Level1"/>
+      <w:bookmarkStart w:id="26" w:name="_Toc25920"/>
       <w:bookmarkStart w:id="27" w:name="_Toc18058"/>
       <w:bookmarkStart w:id="28" w:name="_Toc149837253"/>
-      <w:bookmarkStart w:id="29" w:name="_Toc30197"/>
-      <w:bookmarkStart w:id="30" w:name="_Toc29826"/>
+      <w:bookmarkStart w:id="29" w:name="_Toc29826"/>
+      <w:bookmarkStart w:id="30" w:name="_Toc30175"/>
       <w:r>
         <w:rPr>
           <w:rStyle w:val="37"/>
@@ -3482,9 +3498,9 @@
           <w:lang w:eastAsia="zh-CN"/>
         </w:rPr>
       </w:pPr>
-      <w:bookmarkStart w:id="31" w:name="_Toc777"/>
-      <w:bookmarkStart w:id="32" w:name="_Toc149837254"/>
-      <w:bookmarkStart w:id="33" w:name="_Toc15649"/>
+      <w:bookmarkStart w:id="31" w:name="_Toc149837254"/>
+      <w:bookmarkStart w:id="32" w:name="_Toc15649"/>
+      <w:bookmarkStart w:id="33" w:name="_Toc13630"/>
       <w:r>
         <w:rPr>
           <w:rFonts w:hint="eastAsia"/>
@@ -4210,12 +4226,14 @@
           <w:lang w:eastAsia="zh-CN"/>
         </w:rPr>
       </w:pPr>
-      <w:bookmarkStart w:id="34" w:name="_Toc19024"/>
-      <w:bookmarkStart w:id="35" w:name="_Toc14264"/>
-      <w:bookmarkStart w:id="36" w:name="_Toc8800"/>
-      <w:bookmarkStart w:id="37" w:name="_Toc18552"/>
-      <w:bookmarkStart w:id="38" w:name="_Toc16466"/>
-      <w:bookmarkStart w:id="39" w:name="_Toc25603"/>
+      <w:bookmarkStart w:id="34" w:name="_Toc8800"/>
+      <w:bookmarkStart w:id="35" w:name="_Toc16466"/>
+      <w:bookmarkStart w:id="36" w:name="_Toc18552"/>
+      <w:bookmarkStart w:id="37" w:name="_Toc19024"/>
+      <w:bookmarkStart w:id="38" w:name="_Toc25603"/>
+      <w:bookmarkStart w:id="39" w:name="_Toc14264"/>
+      <w:bookmarkStart w:id="40" w:name="_Toc7050"/>
+      <w:bookmarkStart w:id="41" w:name="_Toc15513"/>
       <w:r>
         <w:rPr>
           <w:rFonts w:ascii="微软雅黑" w:hAnsi="微软雅黑" w:eastAsia="微软雅黑" w:cs="微软雅黑"/>
@@ -4231,6 +4249,8 @@
       <w:bookmarkEnd w:id="37"/>
       <w:bookmarkEnd w:id="38"/>
       <w:bookmarkEnd w:id="39"/>
+      <w:bookmarkEnd w:id="40"/>
+      <w:bookmarkEnd w:id="41"/>
     </w:p>
     <w:p>
       <w:pPr>
@@ -4306,10 +4326,9 @@
           <w:lang w:eastAsia="zh-CN"/>
         </w:rPr>
       </w:pPr>
-      <w:bookmarkStart w:id="40" w:name="_Toc7030"/>
-      <w:bookmarkStart w:id="41" w:name="_Toc24726"/>
       <w:bookmarkStart w:id="42" w:name="_Toc31071"/>
       <w:bookmarkStart w:id="43" w:name="_Toc23941"/>
+      <w:bookmarkStart w:id="44" w:name="_Toc7030"/>
       <w:r>
         <w:rPr>
           <w:rFonts w:hint="eastAsia" w:ascii="Times New Roman" w:hAnsi="Times New Roman" w:eastAsia="微软雅黑" w:cs="Times New Roman"/>
@@ -4448,7 +4467,6 @@
                 <w:szCs w:val="24"/>
               </w:rPr>
             </w:pPr>
-            <w:bookmarkStart w:id="94" w:name="_GoBack"/>
             <w:r>
               <w:rPr>
                 <w:sz w:val="22"/>
@@ -4600,7 +4618,7 @@
                 </mc:Choice>
                 <mc:Fallback>
                   <w:pict>
-                    <v:group id="_x0000_s1026" o:spid="_x0000_s1026" o:spt="203" style="position:absolute;left:0pt;margin-left:0pt;margin-top:-36.25pt;height:113.6pt;width:242.55pt;z-index:251663360;mso-width-relative:page;mso-height-relative:page;" coordorigin="17956,37747" coordsize="4851,2272" o:gfxdata="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">
+                    <v:group id="_x0000_s1026" o:spid="_x0000_s1026" o:spt="203" style="position:absolute;left:0pt;margin-left:0pt;margin-top:-36.25pt;height:113.6pt;width:242.55pt;z-index:251663360;mso-width-relative:page;mso-height-relative:page;" coordorigin="17956,37747" coordsize="4851,2272" o:gfxdata="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">
                       <o:lock v:ext="edit" aspectratio="f"/>
                       <v:group id="组合 16" o:spid="_x0000_s1026" o:spt="203" style="position:absolute;left:17956;top:38313;height:646;width:4049;" coordorigin="17956,38313" coordsize="4049,646" o:gfxdata="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">
                         <o:lock v:ext="edit" aspectratio="f"/>
@@ -4628,7 +4646,6 @@
                 </mc:Fallback>
               </mc:AlternateContent>
             </w:r>
-            <w:bookmarkEnd w:id="94"/>
           </w:p>
         </w:tc>
         <w:tc>
@@ -5158,7 +5175,7 @@
                 </mc:Choice>
                 <mc:Fallback>
                   <w:pict>
-                    <v:group id="_x0000_s1026" o:spid="_x0000_s1026" o:spt="203" style="position:absolute;left:0pt;margin-left:0pt;margin-top:-38.65pt;height:113.6pt;width:246.9pt;z-index:251664384;mso-width-relative:page;mso-height-relative:page;" coordorigin="17956,39496" coordsize="4938,2272" o:gfxdata="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">
+                    <v:group id="_x0000_s1026" o:spid="_x0000_s1026" o:spt="203" style="position:absolute;left:0pt;margin-left:0pt;margin-top:-38.65pt;height:113.6pt;width:246.9pt;z-index:251664384;mso-width-relative:page;mso-height-relative:page;" coordorigin="17956,39496" coordsize="4938,2272" o:gfxdata="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">
                       <o:lock v:ext="edit" aspectratio="f"/>
                       <v:group id="组合 30" o:spid="_x0000_s1026" o:spt="203" style="position:absolute;left:17956;top:40098;height:570;width:4213;" coordorigin="17956,40098" coordsize="4213,570" o:gfxdata="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">
                         <o:lock v:ext="edit" aspectratio="f"/>
@@ -5719,7 +5736,7 @@
                 </mc:Choice>
                 <mc:Fallback>
                   <w:pict>
-                    <v:group id="_x0000_s1026" o:spid="_x0000_s1026" o:spt="203" style="position:absolute;left:0pt;margin-left:-4.7pt;margin-top:-41.55pt;height:113.6pt;width:245.2pt;z-index:251665408;mso-width-relative:page;mso-height-relative:page;" coordorigin="17862,41199" coordsize="4904,2272" o:gfxdata="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">
+                    <v:group id="_x0000_s1026" o:spid="_x0000_s1026" o:spt="203" style="position:absolute;left:0pt;margin-left:-4.7pt;margin-top:-41.55pt;height:113.6pt;width:245.2pt;z-index:251665408;mso-width-relative:page;mso-height-relative:page;" coordorigin="17862,41199" coordsize="4904,2272" o:gfxdata="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">
                       <o:lock v:ext="edit" aspectratio="f"/>
                       <v:shape id="图片 23" o:spid="_x0000_s1026" o:spt="75" type="#_x0000_t75" style="position:absolute;left:20494;top:41199;height:2273;width:2273;" filled="f" o:preferrelative="t" stroked="f" coordsize="21600,21600" o:gfxdata="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">
                         <v:fill on="f" focussize="0,0"/>
@@ -6282,7 +6299,7 @@
                 </mc:Choice>
                 <mc:Fallback>
                   <w:pict>
-                    <v:group id="_x0000_s1026" o:spid="_x0000_s1026" o:spt="203" style="position:absolute;left:0pt;margin-left:1pt;margin-top:-40.55pt;height:113.6pt;width:248.05pt;z-index:251666432;mso-width-relative:page;mso-height-relative:page;" coordorigin="17976,42945" coordsize="4961,2272" o:gfxdata="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">
+                    <v:group id="_x0000_s1026" o:spid="_x0000_s1026" o:spt="203" style="position:absolute;left:0pt;margin-left:1pt;margin-top:-40.55pt;height:113.6pt;width:248.05pt;z-index:251666432;mso-width-relative:page;mso-height-relative:page;" coordorigin="17976,42945" coordsize="4961,2272" o:gfxdata="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">
                       <o:lock v:ext="edit" aspectratio="f"/>
                       <v:shape id="图片 25" o:spid="_x0000_s1026" o:spt="75" type="#_x0000_t75" style="position:absolute;left:20665;top:42945;height:2273;width:2273;" filled="f" o:preferrelative="t" stroked="f" coordsize="21600,21600" o:gfxdata="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">
                         <v:fill on="f" focussize="0,0"/>
@@ -6603,379 +6620,6 @@
     <w:p>
       <w:pPr>
         <w:rPr>
-          <w:lang w:eastAsia="zh-CN"/>
-        </w:rPr>
-      </w:pPr>
-    </w:p>
-    <w:tbl>
-      <w:tblPr>
-        <w:tblStyle w:val="36"/>
-        <w:tblW w:w="6772" w:type="dxa"/>
-        <w:jc w:val="right"/>
-        <w:tblLayout w:type="fixed"/>
-        <w:tblCellMar>
-          <w:top w:w="0" w:type="dxa"/>
-          <w:left w:w="0" w:type="dxa"/>
-          <w:bottom w:w="0" w:type="dxa"/>
-          <w:right w:w="0" w:type="dxa"/>
-        </w:tblCellMar>
-      </w:tblPr>
-      <w:tblGrid>
-        <w:gridCol w:w="1272"/>
-        <w:gridCol w:w="2040"/>
-        <w:gridCol w:w="1166"/>
-        <w:gridCol w:w="2294"/>
-      </w:tblGrid>
-      <w:tr>
-        <w:trPr>
-          <w:trHeight w:val="441" w:hRule="exact"/>
-          <w:jc w:val="right"/>
-        </w:trPr>
-        <w:tc>
-          <w:tcPr>
-            <w:tcW w:w="1272" w:type="dxa"/>
-            <w:vAlign w:val="center"/>
-          </w:tcPr>
-          <w:p>
-            <w:pPr>
-              <w:pStyle w:val="20"/>
-              <w:spacing w:before="13"/>
-              <w:ind w:left="13" w:right="95"/>
-              <w:jc w:val="both"/>
-              <w:rPr>
-                <w:rFonts w:ascii="Times New Roman" w:hAnsi="Times New Roman" w:cs="Times New Roman"/>
-                <w:b/>
-                <w:sz w:val="24"/>
-                <w:szCs w:val="24"/>
-              </w:rPr>
-            </w:pPr>
-            <w:r>
-              <w:rPr>
-                <w:rFonts w:ascii="Times New Roman" w:hAnsi="Times New Roman" w:cs="Times New Roman"/>
-                <w:b/>
-                <w:sz w:val="24"/>
-                <w:szCs w:val="24"/>
-              </w:rPr>
-              <w:t>检测人：</w:t>
-            </w:r>
-          </w:p>
-        </w:tc>
-        <w:tc>
-          <w:tcPr>
-            <w:tcW w:w="2040" w:type="dxa"/>
-            <w:vAlign w:val="center"/>
-          </w:tcPr>
-          <w:p>
-            <w:pPr>
-              <w:pStyle w:val="20"/>
-              <w:spacing w:before="13"/>
-              <w:jc w:val="both"/>
-              <w:rPr>
-                <w:rFonts w:ascii="Times New Roman" w:hAnsi="Times New Roman" w:cs="Times New Roman"/>
-                <w:b/>
-                <w:sz w:val="24"/>
-                <w:szCs w:val="24"/>
-              </w:rPr>
-            </w:pPr>
-          </w:p>
-        </w:tc>
-        <w:tc>
-          <w:tcPr>
-            <w:tcW w:w="1166" w:type="dxa"/>
-            <w:vAlign w:val="center"/>
-          </w:tcPr>
-          <w:p>
-            <w:pPr>
-              <w:pStyle w:val="20"/>
-              <w:spacing w:before="13"/>
-              <w:jc w:val="both"/>
-              <w:rPr>
-                <w:rFonts w:ascii="Times New Roman" w:hAnsi="Times New Roman" w:cs="Times New Roman"/>
-                <w:b/>
-                <w:sz w:val="24"/>
-                <w:szCs w:val="24"/>
-              </w:rPr>
-            </w:pPr>
-            <w:r>
-              <w:rPr>
-                <w:rFonts w:ascii="Times New Roman" w:hAnsi="Times New Roman" w:cs="Times New Roman"/>
-                <w:b/>
-                <w:sz w:val="24"/>
-                <w:szCs w:val="24"/>
-              </w:rPr>
-              <w:t>复核人</w:t>
-            </w:r>
-            <w:r>
-              <w:rPr>
-                <w:rFonts w:ascii="Times New Roman" w:hAnsi="Times New Roman" w:cs="Times New Roman"/>
-                <w:b/>
-                <w:sz w:val="24"/>
-                <w:szCs w:val="24"/>
-                <w:lang w:eastAsia="zh-CN"/>
-              </w:rPr>
-              <w:t>：</w:t>
-            </w:r>
-          </w:p>
-        </w:tc>
-        <w:tc>
-          <w:tcPr>
-            <w:tcW w:w="2294" w:type="dxa"/>
-            <w:vAlign w:val="center"/>
-          </w:tcPr>
-          <w:p>
-            <w:pPr>
-              <w:pStyle w:val="20"/>
-              <w:spacing w:before="13"/>
-              <w:ind w:right="15"/>
-              <w:jc w:val="both"/>
-              <w:rPr>
-                <w:rFonts w:ascii="Times New Roman" w:hAnsi="Times New Roman" w:cs="Times New Roman"/>
-                <w:b/>
-                <w:sz w:val="24"/>
-                <w:szCs w:val="24"/>
-              </w:rPr>
-            </w:pPr>
-          </w:p>
-        </w:tc>
-      </w:tr>
-      <w:tr>
-        <w:tblPrEx>
-          <w:tblCellMar>
-            <w:top w:w="0" w:type="dxa"/>
-            <w:left w:w="0" w:type="dxa"/>
-            <w:bottom w:w="0" w:type="dxa"/>
-            <w:right w:w="0" w:type="dxa"/>
-          </w:tblCellMar>
-        </w:tblPrEx>
-        <w:trPr>
-          <w:trHeight w:val="457" w:hRule="exact"/>
-          <w:jc w:val="right"/>
-        </w:trPr>
-        <w:tc>
-          <w:tcPr>
-            <w:tcW w:w="1272" w:type="dxa"/>
-            <w:vAlign w:val="center"/>
-          </w:tcPr>
-          <w:p>
-            <w:pPr>
-              <w:pStyle w:val="20"/>
-              <w:spacing w:line="341" w:lineRule="exact"/>
-              <w:ind w:left="13" w:right="165"/>
-              <w:jc w:val="both"/>
-              <w:rPr>
-                <w:rFonts w:ascii="Times New Roman" w:hAnsi="Times New Roman" w:cs="Times New Roman"/>
-                <w:b/>
-                <w:sz w:val="24"/>
-                <w:szCs w:val="24"/>
-              </w:rPr>
-            </w:pPr>
-            <w:r>
-              <w:rPr>
-                <w:rFonts w:ascii="Times New Roman" w:hAnsi="Times New Roman" w:cs="Times New Roman"/>
-                <w:b/>
-                <w:sz w:val="24"/>
-                <w:szCs w:val="24"/>
-              </w:rPr>
-              <w:t>日</w:t>
-            </w:r>
-            <w:r>
-              <w:rPr>
-                <w:rFonts w:ascii="Times New Roman" w:hAnsi="Times New Roman" w:cs="Times New Roman"/>
-                <w:b/>
-                <w:sz w:val="24"/>
-                <w:szCs w:val="24"/>
-                <w:lang w:eastAsia="zh-CN"/>
-              </w:rPr>
-              <w:t xml:space="preserve">  </w:t>
-            </w:r>
-            <w:r>
-              <w:rPr>
-                <w:rFonts w:ascii="Times New Roman" w:hAnsi="Times New Roman" w:cs="Times New Roman"/>
-                <w:b/>
-                <w:sz w:val="24"/>
-                <w:szCs w:val="24"/>
-              </w:rPr>
-              <w:t>期：</w:t>
-            </w:r>
-          </w:p>
-        </w:tc>
-        <w:tc>
-          <w:tcPr>
-            <w:tcW w:w="2040" w:type="dxa"/>
-            <w:vAlign w:val="center"/>
-          </w:tcPr>
-          <w:p>
-            <w:pPr>
-              <w:pStyle w:val="20"/>
-              <w:spacing w:line="363" w:lineRule="exact"/>
-              <w:jc w:val="both"/>
-              <w:rPr>
-                <w:rFonts w:ascii="Times New Roman" w:hAnsi="Times New Roman" w:cs="Times New Roman"/>
-                <w:sz w:val="24"/>
-                <w:szCs w:val="24"/>
-              </w:rPr>
-            </w:pPr>
-            <w:r>
-              <w:rPr>
-                <w:rFonts w:ascii="Times New Roman" w:hAnsi="Times New Roman" w:cs="Times New Roman"/>
-                <w:kern w:val="2"/>
-                <w:sz w:val="24"/>
-                <w:szCs w:val="24"/>
-                <w:lang w:eastAsia="zh-CN"/>
-              </w:rPr>
-              <w:t>{{ reportdate }}</w:t>
-            </w:r>
-          </w:p>
-        </w:tc>
-        <w:tc>
-          <w:tcPr>
-            <w:tcW w:w="1166" w:type="dxa"/>
-            <w:vAlign w:val="center"/>
-          </w:tcPr>
-          <w:p>
-            <w:pPr>
-              <w:pStyle w:val="20"/>
-              <w:spacing w:line="341" w:lineRule="exact"/>
-              <w:jc w:val="both"/>
-              <w:rPr>
-                <w:rFonts w:ascii="Times New Roman" w:hAnsi="Times New Roman" w:cs="Times New Roman"/>
-                <w:b/>
-                <w:sz w:val="24"/>
-                <w:szCs w:val="24"/>
-              </w:rPr>
-            </w:pPr>
-            <w:r>
-              <w:rPr>
-                <w:rFonts w:ascii="Times New Roman" w:hAnsi="Times New Roman" w:cs="Times New Roman"/>
-                <w:b/>
-                <w:sz w:val="24"/>
-                <w:szCs w:val="24"/>
-              </w:rPr>
-              <w:t>日</w:t>
-            </w:r>
-            <w:r>
-              <w:rPr>
-                <w:rFonts w:ascii="Times New Roman" w:hAnsi="Times New Roman" w:cs="Times New Roman"/>
-                <w:b/>
-                <w:sz w:val="24"/>
-                <w:szCs w:val="24"/>
-                <w:lang w:eastAsia="zh-CN"/>
-              </w:rPr>
-              <w:t xml:space="preserve">  </w:t>
-            </w:r>
-            <w:r>
-              <w:rPr>
-                <w:rFonts w:ascii="Times New Roman" w:hAnsi="Times New Roman" w:cs="Times New Roman"/>
-                <w:b/>
-                <w:sz w:val="24"/>
-                <w:szCs w:val="24"/>
-              </w:rPr>
-              <w:t>期：</w:t>
-            </w:r>
-          </w:p>
-        </w:tc>
-        <w:tc>
-          <w:tcPr>
-            <w:tcW w:w="2294" w:type="dxa"/>
-            <w:vAlign w:val="center"/>
-          </w:tcPr>
-          <w:p>
-            <w:pPr>
-              <w:pStyle w:val="20"/>
-              <w:spacing w:line="363" w:lineRule="exact"/>
-              <w:ind w:right="15"/>
-              <w:jc w:val="both"/>
-              <w:rPr>
-                <w:rFonts w:ascii="Times New Roman" w:hAnsi="Times New Roman" w:cs="Times New Roman"/>
-                <w:sz w:val="24"/>
-                <w:szCs w:val="24"/>
-              </w:rPr>
-            </w:pPr>
-            <w:r>
-              <w:rPr>
-                <w:rFonts w:ascii="Times New Roman" w:hAnsi="Times New Roman" w:cs="Times New Roman"/>
-                <w:kern w:val="2"/>
-                <w:sz w:val="24"/>
-                <w:szCs w:val="24"/>
-                <w:lang w:eastAsia="zh-CN"/>
-              </w:rPr>
-              <w:t>{{ reportdate }}</w:t>
-            </w:r>
-          </w:p>
-        </w:tc>
-      </w:tr>
-    </w:tbl>
-    <w:p>
-      <w:pPr>
-        <w:rPr>
-          <w:rFonts w:ascii="Times New Roman" w:hAnsi="Times New Roman" w:eastAsia="微软雅黑" w:cs="Times New Roman"/>
-          <w:sz w:val="24"/>
-          <w:szCs w:val="24"/>
-          <w:lang w:eastAsia="zh-CN"/>
-        </w:rPr>
-      </w:pPr>
-      <w:r>
-        <w:rPr>
-          <w:rFonts w:hint="eastAsia" w:ascii="Times New Roman" w:hAnsi="Times New Roman" w:eastAsia="微软雅黑" w:cs="Times New Roman"/>
-          <w:sz w:val="24"/>
-          <w:szCs w:val="24"/>
-          <w:lang w:eastAsia="zh-CN"/>
-        </w:rPr>
-        <w:t xml:space="preserve">{% endif %}{% if testedby == </w:t>
-      </w:r>
-      <w:r>
-        <w:rPr>
-          <w:rFonts w:ascii="Times New Roman" w:hAnsi="Times New Roman" w:eastAsia="微软雅黑" w:cs="Times New Roman"/>
-          <w:sz w:val="24"/>
-          <w:szCs w:val="24"/>
-          <w:lang w:eastAsia="zh-CN"/>
-        </w:rPr>
-        <w:t>“</w:t>
-      </w:r>
-      <w:r>
-        <w:rPr>
-          <w:rFonts w:hint="eastAsia" w:ascii="Times New Roman" w:hAnsi="Times New Roman" w:eastAsia="微软雅黑" w:cs="Times New Roman"/>
-          <w:sz w:val="24"/>
-          <w:szCs w:val="24"/>
-          <w:lang w:eastAsia="zh-CN"/>
-        </w:rPr>
-        <w:t>6</w:t>
-      </w:r>
-      <w:r>
-        <w:rPr>
-          <w:rFonts w:ascii="Times New Roman" w:hAnsi="Times New Roman" w:eastAsia="微软雅黑" w:cs="Times New Roman"/>
-          <w:sz w:val="24"/>
-          <w:szCs w:val="24"/>
-          <w:lang w:eastAsia="zh-CN"/>
-        </w:rPr>
-        <w:t>”</w:t>
-      </w:r>
-      <w:r>
-        <w:rPr>
-          <w:rFonts w:hint="eastAsia" w:ascii="Times New Roman" w:hAnsi="Times New Roman" w:eastAsia="微软雅黑" w:cs="Times New Roman"/>
-          <w:sz w:val="24"/>
-          <w:szCs w:val="24"/>
-          <w:lang w:eastAsia="zh-CN"/>
-        </w:rPr>
-        <w:t xml:space="preserve"> %}</w:t>
-      </w:r>
-    </w:p>
-    <w:p>
-      <w:pPr>
-        <w:rPr>
-          <w:rFonts w:ascii="Times New Roman" w:hAnsi="Times New Roman" w:eastAsia="微软雅黑" w:cs="Times New Roman"/>
-          <w:sz w:val="24"/>
-          <w:szCs w:val="24"/>
-          <w:lang w:eastAsia="zh-CN"/>
-        </w:rPr>
-      </w:pPr>
-    </w:p>
-    <w:p>
-      <w:pPr>
-        <w:rPr>
-          <w:rFonts w:ascii="Times New Roman" w:hAnsi="Times New Roman" w:eastAsia="微软雅黑" w:cs="Times New Roman"/>
-          <w:sz w:val="24"/>
-          <w:szCs w:val="24"/>
           <w:lang w:eastAsia="zh-CN"/>
         </w:rPr>
       </w:pPr>
@@ -7289,6 +6933,387 @@
     <w:p>
       <w:pPr>
         <w:rPr>
+          <w:rFonts w:ascii="Times New Roman" w:hAnsi="Times New Roman" w:eastAsia="微软雅黑" w:cs="Times New Roman"/>
+          <w:sz w:val="24"/>
+          <w:szCs w:val="24"/>
+          <w:lang w:eastAsia="zh-CN"/>
+        </w:rPr>
+      </w:pPr>
+      <w:r>
+        <w:rPr>
+          <w:rFonts w:hint="eastAsia" w:ascii="Times New Roman" w:hAnsi="Times New Roman" w:eastAsia="微软雅黑" w:cs="Times New Roman"/>
+          <w:sz w:val="24"/>
+          <w:szCs w:val="24"/>
+          <w:lang w:eastAsia="zh-CN"/>
+        </w:rPr>
+        <w:t xml:space="preserve">{% endif %}{% if testedby == </w:t>
+      </w:r>
+      <w:r>
+        <w:rPr>
+          <w:rFonts w:ascii="Times New Roman" w:hAnsi="Times New Roman" w:eastAsia="微软雅黑" w:cs="Times New Roman"/>
+          <w:sz w:val="24"/>
+          <w:szCs w:val="24"/>
+          <w:lang w:eastAsia="zh-CN"/>
+        </w:rPr>
+        <w:t>“</w:t>
+      </w:r>
+      <w:r>
+        <w:rPr>
+          <w:rFonts w:hint="eastAsia" w:ascii="Times New Roman" w:hAnsi="Times New Roman" w:eastAsia="微软雅黑" w:cs="Times New Roman"/>
+          <w:sz w:val="24"/>
+          <w:szCs w:val="24"/>
+          <w:lang w:eastAsia="zh-CN"/>
+        </w:rPr>
+        <w:t>6</w:t>
+      </w:r>
+      <w:r>
+        <w:rPr>
+          <w:rFonts w:ascii="Times New Roman" w:hAnsi="Times New Roman" w:eastAsia="微软雅黑" w:cs="Times New Roman"/>
+          <w:sz w:val="24"/>
+          <w:szCs w:val="24"/>
+          <w:lang w:eastAsia="zh-CN"/>
+        </w:rPr>
+        <w:t>”</w:t>
+      </w:r>
+      <w:r>
+        <w:rPr>
+          <w:rFonts w:hint="eastAsia" w:ascii="Times New Roman" w:hAnsi="Times New Roman" w:eastAsia="微软雅黑" w:cs="Times New Roman"/>
+          <w:sz w:val="24"/>
+          <w:szCs w:val="24"/>
+          <w:lang w:eastAsia="zh-CN"/>
+        </w:rPr>
+        <w:t xml:space="preserve"> %}</w:t>
+      </w:r>
+    </w:p>
+    <w:p>
+      <w:pPr>
+        <w:rPr>
+          <w:rFonts w:ascii="Times New Roman" w:hAnsi="Times New Roman" w:eastAsia="微软雅黑" w:cs="Times New Roman"/>
+          <w:sz w:val="24"/>
+          <w:szCs w:val="24"/>
+          <w:lang w:eastAsia="zh-CN"/>
+        </w:rPr>
+      </w:pPr>
+    </w:p>
+    <w:p>
+      <w:pPr>
+        <w:rPr>
+          <w:rFonts w:ascii="Times New Roman" w:hAnsi="Times New Roman" w:eastAsia="微软雅黑" w:cs="Times New Roman"/>
+          <w:sz w:val="24"/>
+          <w:szCs w:val="24"/>
+          <w:lang w:eastAsia="zh-CN"/>
+        </w:rPr>
+      </w:pPr>
+    </w:p>
+    <w:tbl>
+      <w:tblPr>
+        <w:tblStyle w:val="36"/>
+        <w:tblW w:w="6772" w:type="dxa"/>
+        <w:jc w:val="right"/>
+        <w:tblLayout w:type="fixed"/>
+        <w:tblCellMar>
+          <w:top w:w="0" w:type="dxa"/>
+          <w:left w:w="0" w:type="dxa"/>
+          <w:bottom w:w="0" w:type="dxa"/>
+          <w:right w:w="0" w:type="dxa"/>
+        </w:tblCellMar>
+      </w:tblPr>
+      <w:tblGrid>
+        <w:gridCol w:w="1272"/>
+        <w:gridCol w:w="2040"/>
+        <w:gridCol w:w="1166"/>
+        <w:gridCol w:w="2294"/>
+      </w:tblGrid>
+      <w:tr>
+        <w:tblPrEx>
+          <w:tblCellMar>
+            <w:top w:w="0" w:type="dxa"/>
+            <w:left w:w="0" w:type="dxa"/>
+            <w:bottom w:w="0" w:type="dxa"/>
+            <w:right w:w="0" w:type="dxa"/>
+          </w:tblCellMar>
+        </w:tblPrEx>
+        <w:trPr>
+          <w:trHeight w:val="441" w:hRule="exact"/>
+          <w:jc w:val="right"/>
+        </w:trPr>
+        <w:tc>
+          <w:tcPr>
+            <w:tcW w:w="1272" w:type="dxa"/>
+            <w:vAlign w:val="center"/>
+          </w:tcPr>
+          <w:p>
+            <w:pPr>
+              <w:pStyle w:val="20"/>
+              <w:spacing w:before="13"/>
+              <w:ind w:left="13" w:right="95"/>
+              <w:jc w:val="both"/>
+              <w:rPr>
+                <w:rFonts w:ascii="Times New Roman" w:hAnsi="Times New Roman" w:cs="Times New Roman"/>
+                <w:b/>
+                <w:sz w:val="24"/>
+                <w:szCs w:val="24"/>
+              </w:rPr>
+            </w:pPr>
+            <w:r>
+              <w:rPr>
+                <w:rFonts w:ascii="Times New Roman" w:hAnsi="Times New Roman" w:cs="Times New Roman"/>
+                <w:b/>
+                <w:sz w:val="24"/>
+                <w:szCs w:val="24"/>
+              </w:rPr>
+              <w:t>检测人：</w:t>
+            </w:r>
+          </w:p>
+        </w:tc>
+        <w:tc>
+          <w:tcPr>
+            <w:tcW w:w="2040" w:type="dxa"/>
+            <w:vAlign w:val="center"/>
+          </w:tcPr>
+          <w:p>
+            <w:pPr>
+              <w:pStyle w:val="20"/>
+              <w:spacing w:before="13"/>
+              <w:jc w:val="both"/>
+              <w:rPr>
+                <w:rFonts w:ascii="Times New Roman" w:hAnsi="Times New Roman" w:cs="Times New Roman"/>
+                <w:b/>
+                <w:sz w:val="24"/>
+                <w:szCs w:val="24"/>
+              </w:rPr>
+            </w:pPr>
+          </w:p>
+        </w:tc>
+        <w:tc>
+          <w:tcPr>
+            <w:tcW w:w="1166" w:type="dxa"/>
+            <w:vAlign w:val="center"/>
+          </w:tcPr>
+          <w:p>
+            <w:pPr>
+              <w:pStyle w:val="20"/>
+              <w:spacing w:before="13"/>
+              <w:jc w:val="both"/>
+              <w:rPr>
+                <w:rFonts w:ascii="Times New Roman" w:hAnsi="Times New Roman" w:cs="Times New Roman"/>
+                <w:b/>
+                <w:sz w:val="24"/>
+                <w:szCs w:val="24"/>
+              </w:rPr>
+            </w:pPr>
+            <w:r>
+              <w:rPr>
+                <w:rFonts w:ascii="Times New Roman" w:hAnsi="Times New Roman" w:cs="Times New Roman"/>
+                <w:b/>
+                <w:sz w:val="24"/>
+                <w:szCs w:val="24"/>
+              </w:rPr>
+              <w:t>复核人</w:t>
+            </w:r>
+            <w:r>
+              <w:rPr>
+                <w:rFonts w:ascii="Times New Roman" w:hAnsi="Times New Roman" w:cs="Times New Roman"/>
+                <w:b/>
+                <w:sz w:val="24"/>
+                <w:szCs w:val="24"/>
+                <w:lang w:eastAsia="zh-CN"/>
+              </w:rPr>
+              <w:t>：</w:t>
+            </w:r>
+          </w:p>
+        </w:tc>
+        <w:tc>
+          <w:tcPr>
+            <w:tcW w:w="2294" w:type="dxa"/>
+            <w:vAlign w:val="center"/>
+          </w:tcPr>
+          <w:p>
+            <w:pPr>
+              <w:pStyle w:val="20"/>
+              <w:spacing w:before="13"/>
+              <w:ind w:right="15"/>
+              <w:jc w:val="both"/>
+              <w:rPr>
+                <w:rFonts w:ascii="Times New Roman" w:hAnsi="Times New Roman" w:cs="Times New Roman"/>
+                <w:b/>
+                <w:sz w:val="24"/>
+                <w:szCs w:val="24"/>
+              </w:rPr>
+            </w:pPr>
+          </w:p>
+        </w:tc>
+      </w:tr>
+      <w:tr>
+        <w:tblPrEx>
+          <w:tblCellMar>
+            <w:top w:w="0" w:type="dxa"/>
+            <w:left w:w="0" w:type="dxa"/>
+            <w:bottom w:w="0" w:type="dxa"/>
+            <w:right w:w="0" w:type="dxa"/>
+          </w:tblCellMar>
+        </w:tblPrEx>
+        <w:trPr>
+          <w:trHeight w:val="457" w:hRule="exact"/>
+          <w:jc w:val="right"/>
+        </w:trPr>
+        <w:tc>
+          <w:tcPr>
+            <w:tcW w:w="1272" w:type="dxa"/>
+            <w:vAlign w:val="center"/>
+          </w:tcPr>
+          <w:p>
+            <w:pPr>
+              <w:pStyle w:val="20"/>
+              <w:spacing w:line="341" w:lineRule="exact"/>
+              <w:ind w:left="13" w:right="165"/>
+              <w:jc w:val="both"/>
+              <w:rPr>
+                <w:rFonts w:ascii="Times New Roman" w:hAnsi="Times New Roman" w:cs="Times New Roman"/>
+                <w:b/>
+                <w:sz w:val="24"/>
+                <w:szCs w:val="24"/>
+              </w:rPr>
+            </w:pPr>
+            <w:r>
+              <w:rPr>
+                <w:rFonts w:ascii="Times New Roman" w:hAnsi="Times New Roman" w:cs="Times New Roman"/>
+                <w:b/>
+                <w:sz w:val="24"/>
+                <w:szCs w:val="24"/>
+              </w:rPr>
+              <w:t>日</w:t>
+            </w:r>
+            <w:r>
+              <w:rPr>
+                <w:rFonts w:ascii="Times New Roman" w:hAnsi="Times New Roman" w:cs="Times New Roman"/>
+                <w:b/>
+                <w:sz w:val="24"/>
+                <w:szCs w:val="24"/>
+                <w:lang w:eastAsia="zh-CN"/>
+              </w:rPr>
+              <w:t xml:space="preserve">  </w:t>
+            </w:r>
+            <w:r>
+              <w:rPr>
+                <w:rFonts w:ascii="Times New Roman" w:hAnsi="Times New Roman" w:cs="Times New Roman"/>
+                <w:b/>
+                <w:sz w:val="24"/>
+                <w:szCs w:val="24"/>
+              </w:rPr>
+              <w:t>期：</w:t>
+            </w:r>
+          </w:p>
+        </w:tc>
+        <w:tc>
+          <w:tcPr>
+            <w:tcW w:w="2040" w:type="dxa"/>
+            <w:vAlign w:val="center"/>
+          </w:tcPr>
+          <w:p>
+            <w:pPr>
+              <w:pStyle w:val="20"/>
+              <w:spacing w:line="363" w:lineRule="exact"/>
+              <w:jc w:val="both"/>
+              <w:rPr>
+                <w:rFonts w:ascii="Times New Roman" w:hAnsi="Times New Roman" w:cs="Times New Roman"/>
+                <w:sz w:val="24"/>
+                <w:szCs w:val="24"/>
+              </w:rPr>
+            </w:pPr>
+            <w:r>
+              <w:rPr>
+                <w:rFonts w:ascii="Times New Roman" w:hAnsi="Times New Roman" w:cs="Times New Roman"/>
+                <w:kern w:val="2"/>
+                <w:sz w:val="24"/>
+                <w:szCs w:val="24"/>
+                <w:lang w:eastAsia="zh-CN"/>
+              </w:rPr>
+              <w:t>{{ reportdate }}</w:t>
+            </w:r>
+          </w:p>
+        </w:tc>
+        <w:tc>
+          <w:tcPr>
+            <w:tcW w:w="1166" w:type="dxa"/>
+            <w:vAlign w:val="center"/>
+          </w:tcPr>
+          <w:p>
+            <w:pPr>
+              <w:pStyle w:val="20"/>
+              <w:spacing w:line="341" w:lineRule="exact"/>
+              <w:jc w:val="both"/>
+              <w:rPr>
+                <w:rFonts w:ascii="Times New Roman" w:hAnsi="Times New Roman" w:cs="Times New Roman"/>
+                <w:b/>
+                <w:sz w:val="24"/>
+                <w:szCs w:val="24"/>
+              </w:rPr>
+            </w:pPr>
+            <w:r>
+              <w:rPr>
+                <w:rFonts w:ascii="Times New Roman" w:hAnsi="Times New Roman" w:cs="Times New Roman"/>
+                <w:b/>
+                <w:sz w:val="24"/>
+                <w:szCs w:val="24"/>
+              </w:rPr>
+              <w:t>日</w:t>
+            </w:r>
+            <w:r>
+              <w:rPr>
+                <w:rFonts w:ascii="Times New Roman" w:hAnsi="Times New Roman" w:cs="Times New Roman"/>
+                <w:b/>
+                <w:sz w:val="24"/>
+                <w:szCs w:val="24"/>
+                <w:lang w:eastAsia="zh-CN"/>
+              </w:rPr>
+              <w:t xml:space="preserve">  </w:t>
+            </w:r>
+            <w:r>
+              <w:rPr>
+                <w:rFonts w:ascii="Times New Roman" w:hAnsi="Times New Roman" w:cs="Times New Roman"/>
+                <w:b/>
+                <w:sz w:val="24"/>
+                <w:szCs w:val="24"/>
+              </w:rPr>
+              <w:t>期：</w:t>
+            </w:r>
+          </w:p>
+        </w:tc>
+        <w:tc>
+          <w:tcPr>
+            <w:tcW w:w="2294" w:type="dxa"/>
+            <w:vAlign w:val="center"/>
+          </w:tcPr>
+          <w:p>
+            <w:pPr>
+              <w:pStyle w:val="20"/>
+              <w:spacing w:line="363" w:lineRule="exact"/>
+              <w:ind w:right="15"/>
+              <w:jc w:val="both"/>
+              <w:rPr>
+                <w:rFonts w:ascii="Times New Roman" w:hAnsi="Times New Roman" w:cs="Times New Roman"/>
+                <w:sz w:val="24"/>
+                <w:szCs w:val="24"/>
+              </w:rPr>
+            </w:pPr>
+            <w:r>
+              <w:rPr>
+                <w:rFonts w:ascii="Times New Roman" w:hAnsi="Times New Roman" w:cs="Times New Roman"/>
+                <w:kern w:val="2"/>
+                <w:sz w:val="24"/>
+                <w:szCs w:val="24"/>
+                <w:lang w:eastAsia="zh-CN"/>
+              </w:rPr>
+              <w:t>{{ reportdate }}</w:t>
+            </w:r>
+          </w:p>
+        </w:tc>
+      </w:tr>
+    </w:tbl>
+    <w:p>
+      <w:pPr>
+        <w:rPr>
           <w:rFonts w:hint="eastAsia" w:eastAsia="宋体"/>
           <w:b/>
           <w:bCs/>
@@ -7389,6 +7414,7 @@
           <w:lang w:val="en-US" w:eastAsia="zh-CN"/>
         </w:rPr>
       </w:pPr>
+      <w:bookmarkStart w:id="45" w:name="_Toc14542"/>
       <w:r>
         <w:rPr>
           <w:rFonts w:hint="eastAsia"/>
@@ -7398,10 +7424,10 @@
         </w:rPr>
         <w:t>基因检测详情</w:t>
       </w:r>
-      <w:bookmarkEnd w:id="40"/>
-      <w:bookmarkEnd w:id="41"/>
       <w:bookmarkEnd w:id="42"/>
       <w:bookmarkEnd w:id="43"/>
+      <w:bookmarkEnd w:id="44"/>
+      <w:bookmarkEnd w:id="45"/>
     </w:p>
     <w:tbl>
       <w:tblPr>
@@ -10958,7 +10984,8 @@
         </w:rPr>
         <w:br w:type="page"/>
       </w:r>
-      <w:bookmarkStart w:id="44" w:name="_Toc9822"/>
+      <w:bookmarkStart w:id="46" w:name="_Toc32329"/>
+      <w:bookmarkStart w:id="47" w:name="_Toc9553"/>
       <w:r>
         <w:rPr>
           <w:rStyle w:val="43"/>
@@ -10971,7 +10998,8 @@
         <w:t>实时荧光定量PCR基因表达检测结果图</w:t>
       </w:r>
     </w:p>
-    <w:bookmarkEnd w:id="44"/>
+    <w:bookmarkEnd w:id="46"/>
+    <w:bookmarkEnd w:id="47"/>
     <w:p>
       <w:pPr>
         <w:spacing w:before="29" w:line="360" w:lineRule="auto"/>
@@ -11356,8 +11384,8 @@
           <w:lang w:eastAsia="zh-CN"/>
         </w:rPr>
       </w:pPr>
-      <w:bookmarkStart w:id="45" w:name="_Toc81326589"/>
-      <w:bookmarkStart w:id="46" w:name="_Toc81251351"/>
+      <w:bookmarkStart w:id="48" w:name="_Toc81251351"/>
+      <w:bookmarkStart w:id="49" w:name="_Toc81326589"/>
       <w:r>
         <w:rPr>
           <w:rFonts w:hint="eastAsia" w:ascii="Times New Roman" w:hAnsi="Times New Roman" w:eastAsia="微软雅黑" w:cs="Times New Roman"/>
@@ -11434,12 +11462,12 @@
           <w:lang w:val="en-US" w:eastAsia="zh-CN"/>
         </w:rPr>
       </w:pPr>
-      <w:bookmarkStart w:id="47" w:name="_Toc20034"/>
-      <w:bookmarkStart w:id="48" w:name="_Toc106719764"/>
-      <w:bookmarkStart w:id="49" w:name="_Toc5244"/>
-      <w:bookmarkStart w:id="50" w:name="_Toc6972"/>
-      <w:bookmarkStart w:id="51" w:name="_Toc10223"/>
-      <w:bookmarkStart w:id="52" w:name="_Toc25849"/>
+      <w:bookmarkStart w:id="50" w:name="_Toc106719764"/>
+      <w:bookmarkStart w:id="51" w:name="_Toc20034"/>
+      <w:bookmarkStart w:id="52" w:name="_Toc6972"/>
+      <w:bookmarkStart w:id="53" w:name="_Toc25849"/>
+      <w:bookmarkStart w:id="54" w:name="_Toc10223"/>
+      <w:bookmarkStart w:id="55" w:name="_Toc13462"/>
       <w:r>
         <w:rPr>
           <w:rFonts w:hint="eastAsia"/>
@@ -11449,12 +11477,12 @@
         </w:rPr>
         <w:t>PD-L1检测结果</w:t>
       </w:r>
-      <w:bookmarkEnd w:id="47"/>
-      <w:bookmarkEnd w:id="48"/>
-      <w:bookmarkEnd w:id="49"/>
       <w:bookmarkEnd w:id="50"/>
       <w:bookmarkEnd w:id="51"/>
       <w:bookmarkEnd w:id="52"/>
+      <w:bookmarkEnd w:id="53"/>
+      <w:bookmarkEnd w:id="54"/>
+      <w:bookmarkEnd w:id="55"/>
     </w:p>
     <w:p>
       <w:pPr>
@@ -11924,6 +11952,12 @@
             <w:insideH w:val="dotted" w:color="033F86" w:sz="4" w:space="0"/>
             <w:insideV w:val="dotted" w:color="033F86" w:sz="4" w:space="0"/>
           </w:tblBorders>
+          <w:tblCellMar>
+            <w:top w:w="0" w:type="dxa"/>
+            <w:left w:w="108" w:type="dxa"/>
+            <w:bottom w:w="0" w:type="dxa"/>
+            <w:right w:w="108" w:type="dxa"/>
+          </w:tblCellMar>
         </w:tblPrEx>
         <w:trPr>
           <w:trHeight w:val="388" w:hRule="exact"/>
@@ -13915,12 +13949,6 @@
             <w:insideH w:val="single" w:color="62B541" w:sz="4" w:space="0"/>
             <w:insideV w:val="single" w:color="62B541" w:sz="4" w:space="0"/>
           </w:tblBorders>
-          <w:tblCellMar>
-            <w:top w:w="0" w:type="dxa"/>
-            <w:left w:w="0" w:type="dxa"/>
-            <w:bottom w:w="0" w:type="dxa"/>
-            <w:right w:w="0" w:type="dxa"/>
-          </w:tblCellMar>
         </w:tblPrEx>
         <w:trPr>
           <w:trHeight w:val="510" w:hRule="atLeast"/>
@@ -14686,7 +14714,7 @@
           </w14:shadow>
         </w:rPr>
       </w:pPr>
-      <w:bookmarkStart w:id="53" w:name="_Toc12846"/>
+      <w:bookmarkStart w:id="56" w:name="_Toc24521"/>
       <w:r>
         <w:rPr>
           <w:rFonts w:hint="eastAsia" w:ascii="Times New Roman" w:hAnsi="Times New Roman" w:eastAsia="微软雅黑" w:cs="黑体"/>
@@ -14704,9 +14732,9 @@
         </w:rPr>
         <w:t>基因检测结果解析</w:t>
       </w:r>
-      <w:bookmarkEnd w:id="45"/>
-      <w:bookmarkEnd w:id="46"/>
-      <w:bookmarkEnd w:id="53"/>
+      <w:bookmarkEnd w:id="48"/>
+      <w:bookmarkEnd w:id="49"/>
+      <w:bookmarkEnd w:id="56"/>
     </w:p>
     <w:p>
       <w:pPr>
@@ -14751,11 +14779,13 @@
           <w:lang w:val="en-US" w:eastAsia="zh-CN" w:bidi="ar"/>
         </w:rPr>
       </w:pPr>
-      <w:bookmarkStart w:id="54" w:name="_Toc15964"/>
-      <w:bookmarkStart w:id="55" w:name="_Toc28070"/>
-      <w:bookmarkStart w:id="56" w:name="_Toc27020"/>
       <w:bookmarkStart w:id="57" w:name="_Toc6632"/>
-      <w:bookmarkStart w:id="58" w:name="_Toc21629"/>
+      <w:bookmarkStart w:id="58" w:name="_Toc28070"/>
+      <w:bookmarkStart w:id="59" w:name="_Toc27020"/>
+      <w:bookmarkStart w:id="60" w:name="_Toc15964"/>
+      <w:bookmarkStart w:id="61" w:name="_Toc21629"/>
+      <w:bookmarkStart w:id="62" w:name="_Toc5911"/>
+      <w:bookmarkStart w:id="63" w:name="_Toc3288"/>
       <w:r>
         <w:rPr>
           <w:rFonts w:hint="eastAsia" w:ascii="微软雅黑" w:hAnsi="微软雅黑" w:eastAsia="微软雅黑" w:cs="微软雅黑"/>
@@ -14767,11 +14797,13 @@
         </w:rPr>
         <w:t>复发风险预测</w:t>
       </w:r>
-      <w:bookmarkEnd w:id="54"/>
-      <w:bookmarkEnd w:id="55"/>
-      <w:bookmarkEnd w:id="56"/>
       <w:bookmarkEnd w:id="57"/>
       <w:bookmarkEnd w:id="58"/>
+      <w:bookmarkEnd w:id="59"/>
+      <w:bookmarkEnd w:id="60"/>
+      <w:bookmarkEnd w:id="61"/>
+      <w:bookmarkEnd w:id="62"/>
+      <w:bookmarkEnd w:id="63"/>
     </w:p>
     <w:p>
       <w:pPr>
@@ -15044,11 +15076,13 @@
           <w:lang w:val="en-US" w:eastAsia="zh-CN" w:bidi="ar"/>
         </w:rPr>
       </w:pPr>
-      <w:bookmarkStart w:id="59" w:name="_Toc22405"/>
-      <w:bookmarkStart w:id="60" w:name="_Toc8282"/>
-      <w:bookmarkStart w:id="61" w:name="_Toc8902"/>
-      <w:bookmarkStart w:id="62" w:name="_Toc30450"/>
-      <w:bookmarkStart w:id="63" w:name="_Toc30210"/>
+      <w:bookmarkStart w:id="64" w:name="_Toc8902"/>
+      <w:bookmarkStart w:id="65" w:name="_Toc30450"/>
+      <w:bookmarkStart w:id="66" w:name="_Toc22405"/>
+      <w:bookmarkStart w:id="67" w:name="_Toc8282"/>
+      <w:bookmarkStart w:id="68" w:name="_Toc30210"/>
+      <w:bookmarkStart w:id="69" w:name="_Toc3228"/>
+      <w:bookmarkStart w:id="70" w:name="_Toc3237"/>
       <w:r>
         <w:rPr>
           <w:rFonts w:hint="eastAsia" w:ascii="微软雅黑" w:hAnsi="微软雅黑" w:eastAsia="微软雅黑" w:cs="微软雅黑"/>
@@ -15060,11 +15094,13 @@
         </w:rPr>
         <w:t>化疗获益预测</w:t>
       </w:r>
-      <w:bookmarkEnd w:id="59"/>
-      <w:bookmarkEnd w:id="60"/>
-      <w:bookmarkEnd w:id="61"/>
-      <w:bookmarkEnd w:id="62"/>
-      <w:bookmarkEnd w:id="63"/>
+      <w:bookmarkEnd w:id="64"/>
+      <w:bookmarkEnd w:id="65"/>
+      <w:bookmarkEnd w:id="66"/>
+      <w:bookmarkEnd w:id="67"/>
+      <w:bookmarkEnd w:id="68"/>
+      <w:bookmarkEnd w:id="69"/>
+      <w:bookmarkEnd w:id="70"/>
     </w:p>
     <w:tbl>
       <w:tblPr>
@@ -16619,8 +16655,8 @@
           </w14:shadow>
         </w:rPr>
       </w:pPr>
-      <w:bookmarkStart w:id="64" w:name="_Toc81326590"/>
-      <w:bookmarkStart w:id="65" w:name="_Toc30531"/>
+      <w:bookmarkStart w:id="71" w:name="_Toc81326590"/>
+      <w:bookmarkStart w:id="72" w:name="_Toc32646"/>
       <w:r>
         <w:rPr>
           <w:rFonts w:hint="eastAsia" w:ascii="Times New Roman" w:hAnsi="Times New Roman" w:eastAsia="微软雅黑" w:cs="黑体"/>
@@ -16638,8 +16674,8 @@
         </w:rPr>
         <w:t>结果解释说明</w:t>
       </w:r>
-      <w:bookmarkEnd w:id="64"/>
-      <w:bookmarkEnd w:id="65"/>
+      <w:bookmarkEnd w:id="71"/>
+      <w:bookmarkEnd w:id="72"/>
     </w:p>
     <w:p>
       <w:pPr>
@@ -16660,11 +16696,13 @@
           <w:lang w:val="en-US" w:eastAsia="zh-CN" w:bidi="ar"/>
         </w:rPr>
       </w:pPr>
-      <w:bookmarkStart w:id="66" w:name="_Toc7932"/>
-      <w:bookmarkStart w:id="67" w:name="_Toc24511"/>
-      <w:bookmarkStart w:id="68" w:name="_Toc10597"/>
-      <w:bookmarkStart w:id="69" w:name="_Toc19396"/>
-      <w:bookmarkStart w:id="70" w:name="_Toc7994"/>
+      <w:bookmarkStart w:id="73" w:name="_Toc7932"/>
+      <w:bookmarkStart w:id="74" w:name="_Toc24511"/>
+      <w:bookmarkStart w:id="75" w:name="_Toc19396"/>
+      <w:bookmarkStart w:id="76" w:name="_Toc7994"/>
+      <w:bookmarkStart w:id="77" w:name="_Toc10597"/>
+      <w:bookmarkStart w:id="78" w:name="_Toc30971"/>
+      <w:bookmarkStart w:id="79" w:name="_Toc31354"/>
       <w:r>
         <w:rPr>
           <w:rFonts w:hint="eastAsia" w:ascii="微软雅黑" w:hAnsi="微软雅黑" w:eastAsia="微软雅黑" w:cs="微软雅黑"/>
@@ -16676,11 +16714,13 @@
         </w:rPr>
         <w:t>1.预后情况分析</w:t>
       </w:r>
-      <w:bookmarkEnd w:id="66"/>
-      <w:bookmarkEnd w:id="67"/>
-      <w:bookmarkEnd w:id="68"/>
-      <w:bookmarkEnd w:id="69"/>
-      <w:bookmarkEnd w:id="70"/>
+      <w:bookmarkEnd w:id="73"/>
+      <w:bookmarkEnd w:id="74"/>
+      <w:bookmarkEnd w:id="75"/>
+      <w:bookmarkEnd w:id="76"/>
+      <w:bookmarkEnd w:id="77"/>
+      <w:bookmarkEnd w:id="78"/>
+      <w:bookmarkEnd w:id="79"/>
     </w:p>
     <w:p>
       <w:pPr>
@@ -17162,11 +17202,13 @@
           <w:lang w:val="en-US" w:eastAsia="zh-CN" w:bidi="ar"/>
         </w:rPr>
       </w:pPr>
-      <w:bookmarkStart w:id="71" w:name="_Toc8857"/>
-      <w:bookmarkStart w:id="72" w:name="_Toc18423"/>
-      <w:bookmarkStart w:id="73" w:name="_Toc15763"/>
-      <w:bookmarkStart w:id="74" w:name="_Toc13439"/>
-      <w:bookmarkStart w:id="75" w:name="_Toc19443"/>
+      <w:bookmarkStart w:id="80" w:name="_Toc15763"/>
+      <w:bookmarkStart w:id="81" w:name="_Toc8857"/>
+      <w:bookmarkStart w:id="82" w:name="_Toc13439"/>
+      <w:bookmarkStart w:id="83" w:name="_Toc19443"/>
+      <w:bookmarkStart w:id="84" w:name="_Toc18423"/>
+      <w:bookmarkStart w:id="85" w:name="_Toc5249"/>
+      <w:bookmarkStart w:id="86" w:name="_Toc20356"/>
       <w:r>
         <w:rPr>
           <w:rFonts w:hint="eastAsia" w:ascii="微软雅黑" w:hAnsi="微软雅黑" w:eastAsia="微软雅黑" w:cs="微软雅黑"/>
@@ -17178,11 +17220,13 @@
         </w:rPr>
         <w:t>2.化疗获益分析</w:t>
       </w:r>
-      <w:bookmarkEnd w:id="71"/>
-      <w:bookmarkEnd w:id="72"/>
-      <w:bookmarkEnd w:id="73"/>
-      <w:bookmarkEnd w:id="74"/>
-      <w:bookmarkEnd w:id="75"/>
+      <w:bookmarkEnd w:id="80"/>
+      <w:bookmarkEnd w:id="81"/>
+      <w:bookmarkEnd w:id="82"/>
+      <w:bookmarkEnd w:id="83"/>
+      <w:bookmarkEnd w:id="84"/>
+      <w:bookmarkEnd w:id="85"/>
+      <w:bookmarkEnd w:id="86"/>
     </w:p>
     <w:p>
       <w:pPr>
@@ -18552,9 +18596,9 @@
           </w14:shadow>
         </w:rPr>
       </w:pPr>
-      <w:bookmarkStart w:id="76" w:name="_Toc81326587"/>
-      <w:bookmarkStart w:id="77" w:name="_Toc32037"/>
-      <w:bookmarkStart w:id="78" w:name="_Toc81251349"/>
+      <w:bookmarkStart w:id="87" w:name="_Toc81326587"/>
+      <w:bookmarkStart w:id="88" w:name="_Toc81251349"/>
+      <w:bookmarkStart w:id="89" w:name="_Toc31907"/>
       <w:r>
         <w:rPr>
           <w:rFonts w:hint="eastAsia" w:ascii="Times New Roman" w:hAnsi="Times New Roman"/>
@@ -18568,9 +18612,9 @@
         </w:rPr>
         <w:t>检测基因列表</w:t>
       </w:r>
-      <w:bookmarkEnd w:id="76"/>
-      <w:bookmarkEnd w:id="77"/>
-      <w:bookmarkEnd w:id="78"/>
+      <w:bookmarkEnd w:id="87"/>
+      <w:bookmarkEnd w:id="88"/>
+      <w:bookmarkEnd w:id="89"/>
     </w:p>
     <w:tbl>
       <w:tblPr>
@@ -19210,17 +19254,17 @@
           </w14:shadow>
         </w:rPr>
       </w:pPr>
-      <w:bookmarkStart w:id="79" w:name="_Toc22623"/>
-      <w:bookmarkStart w:id="80" w:name="_Toc9662"/>
-      <w:bookmarkStart w:id="81" w:name="_Toc19584_WPSOffice_Level1"/>
-      <w:bookmarkStart w:id="82" w:name="_Toc16927"/>
-      <w:bookmarkStart w:id="83" w:name="_Toc22162_WPSOffice_Level1"/>
-      <w:bookmarkStart w:id="84" w:name="_Toc13275"/>
-      <w:bookmarkStart w:id="85" w:name="_Toc21361"/>
-      <w:bookmarkStart w:id="86" w:name="_Toc17792_WPSOffice_Level2"/>
-      <w:bookmarkStart w:id="87" w:name="_Toc14611_WPSOffice_Level1"/>
-      <w:bookmarkStart w:id="88" w:name="_Toc107825571"/>
-      <w:bookmarkStart w:id="89" w:name="_Toc31804"/>
+      <w:bookmarkStart w:id="90" w:name="_Toc22623"/>
+      <w:bookmarkStart w:id="91" w:name="_Toc9662"/>
+      <w:bookmarkStart w:id="92" w:name="_Toc16927"/>
+      <w:bookmarkStart w:id="93" w:name="_Toc22162_WPSOffice_Level1"/>
+      <w:bookmarkStart w:id="94" w:name="_Toc21361"/>
+      <w:bookmarkStart w:id="95" w:name="_Toc17792_WPSOffice_Level2"/>
+      <w:bookmarkStart w:id="96" w:name="_Toc13275"/>
+      <w:bookmarkStart w:id="97" w:name="_Toc19584_WPSOffice_Level1"/>
+      <w:bookmarkStart w:id="98" w:name="_Toc14611_WPSOffice_Level1"/>
+      <w:bookmarkStart w:id="99" w:name="_Toc107825571"/>
+      <w:bookmarkStart w:id="100" w:name="_Toc14017"/>
       <w:r>
         <w:rPr>
           <w:rFonts w:hint="eastAsia" w:ascii="Times New Roman" w:hAnsi="Times New Roman"/>
@@ -19235,17 +19279,17 @@
         </w:rPr>
         <w:t>参考文献</w:t>
       </w:r>
-      <w:bookmarkEnd w:id="79"/>
-      <w:bookmarkEnd w:id="80"/>
-      <w:bookmarkEnd w:id="81"/>
-      <w:bookmarkEnd w:id="82"/>
-      <w:bookmarkEnd w:id="83"/>
-      <w:bookmarkEnd w:id="84"/>
-      <w:bookmarkEnd w:id="85"/>
-      <w:bookmarkEnd w:id="86"/>
-      <w:bookmarkEnd w:id="87"/>
-      <w:bookmarkEnd w:id="88"/>
-      <w:bookmarkEnd w:id="89"/>
+      <w:bookmarkEnd w:id="90"/>
+      <w:bookmarkEnd w:id="91"/>
+      <w:bookmarkEnd w:id="92"/>
+      <w:bookmarkEnd w:id="93"/>
+      <w:bookmarkEnd w:id="94"/>
+      <w:bookmarkEnd w:id="95"/>
+      <w:bookmarkEnd w:id="96"/>
+      <w:bookmarkEnd w:id="97"/>
+      <w:bookmarkEnd w:id="98"/>
+      <w:bookmarkEnd w:id="99"/>
+      <w:bookmarkEnd w:id="100"/>
     </w:p>
     <w:p>
       <w:pPr>
@@ -19259,10 +19303,10 @@
           <w:lang w:eastAsia="zh-CN"/>
         </w:rPr>
       </w:pPr>
-      <w:bookmarkStart w:id="90" w:name="_Toc11768"/>
-      <w:bookmarkStart w:id="91" w:name="_Toc27691"/>
-      <w:bookmarkStart w:id="92" w:name="_Toc4053"/>
-      <w:bookmarkStart w:id="93" w:name="_Toc18033"/>
+      <w:bookmarkStart w:id="101" w:name="_Toc11768"/>
+      <w:bookmarkStart w:id="102" w:name="_Toc27691"/>
+      <w:bookmarkStart w:id="103" w:name="_Toc4053"/>
+      <w:bookmarkStart w:id="104" w:name="_Toc18033"/>
       <w:r>
         <w:rPr>
           <w:rFonts w:hint="default" w:ascii="Times New Roman" w:hAnsi="Times New Roman" w:eastAsia="微软雅黑" w:cs="Times New Roman"/>
@@ -19270,10 +19314,10 @@
         </w:rPr>
         <w:t>乳腺癌NCCN指南（2024.V4）.</w:t>
       </w:r>
-      <w:bookmarkEnd w:id="90"/>
-      <w:bookmarkEnd w:id="91"/>
-      <w:bookmarkEnd w:id="92"/>
-      <w:bookmarkEnd w:id="93"/>
+      <w:bookmarkEnd w:id="101"/>
+      <w:bookmarkEnd w:id="102"/>
+      <w:bookmarkEnd w:id="103"/>
+      <w:bookmarkEnd w:id="104"/>
     </w:p>
     <w:p>
       <w:pPr>

--- a/WebContent/docx/乳腺癌21基因报告-苏州市立医院-本部&北区.docx
+++ b/WebContent/docx/乳腺癌21基因报告-苏州市立医院-本部&北区.docx
@@ -1657,8 +1657,6 @@
             </w:rPr>
             <w:t>{% endif %}</w:t>
           </w:r>
-          <w:bookmarkStart w:id="105" w:name="_GoBack"/>
-          <w:bookmarkEnd w:id="105"/>
         </w:p>
         <w:p>
           <w:pPr>
@@ -2385,16 +2383,16 @@
           </w14:shadow>
         </w:rPr>
       </w:pPr>
-      <w:bookmarkStart w:id="2" w:name="_Toc21009_WPSOffice_Level1"/>
-      <w:bookmarkStart w:id="3" w:name="_Toc21669"/>
-      <w:bookmarkStart w:id="4" w:name="_Toc107825547"/>
-      <w:bookmarkStart w:id="5" w:name="_Toc3619"/>
-      <w:bookmarkStart w:id="6" w:name="_Toc30143_WPSOffice_Level1"/>
-      <w:bookmarkStart w:id="7" w:name="_Toc14459"/>
-      <w:bookmarkStart w:id="8" w:name="_Toc24178_WPSOffice_Level1"/>
-      <w:bookmarkStart w:id="9" w:name="_Toc14123"/>
-      <w:bookmarkStart w:id="10" w:name="_Toc13806"/>
-      <w:bookmarkStart w:id="11" w:name="_Toc27764"/>
+      <w:bookmarkStart w:id="2" w:name="_Toc27764"/>
+      <w:bookmarkStart w:id="3" w:name="_Toc21009_WPSOffice_Level1"/>
+      <w:bookmarkStart w:id="4" w:name="_Toc21669"/>
+      <w:bookmarkStart w:id="5" w:name="_Toc13806"/>
+      <w:bookmarkStart w:id="6" w:name="_Toc24178_WPSOffice_Level1"/>
+      <w:bookmarkStart w:id="7" w:name="_Toc14123"/>
+      <w:bookmarkStart w:id="8" w:name="_Toc14459"/>
+      <w:bookmarkStart w:id="9" w:name="_Toc3619"/>
+      <w:bookmarkStart w:id="10" w:name="_Toc30143_WPSOffice_Level1"/>
+      <w:bookmarkStart w:id="11" w:name="_Toc107825547"/>
       <w:r>
         <w:rPr>
           <w:rFonts w:ascii="Times New Roman" w:hAnsi="Times New Roman"/>
@@ -3271,15 +3269,15 @@
           </w14:shadow>
         </w:rPr>
       </w:pPr>
-      <w:bookmarkStart w:id="12" w:name="_Toc26731"/>
-      <w:bookmarkStart w:id="13" w:name="_Toc7021_WPSOffice_Level1"/>
-      <w:bookmarkStart w:id="14" w:name="_Toc29272"/>
-      <w:bookmarkStart w:id="15" w:name="_Toc18062_WPSOffice_Level1"/>
-      <w:bookmarkStart w:id="16" w:name="_Toc11015_WPSOffice_Level1"/>
-      <w:bookmarkStart w:id="17" w:name="_Toc14797"/>
-      <w:bookmarkStart w:id="18" w:name="_Toc17451"/>
-      <w:bookmarkStart w:id="19" w:name="_Toc107825548"/>
-      <w:bookmarkStart w:id="20" w:name="_Toc8761"/>
+      <w:bookmarkStart w:id="12" w:name="_Toc29272"/>
+      <w:bookmarkStart w:id="13" w:name="_Toc26731"/>
+      <w:bookmarkStart w:id="14" w:name="_Toc7021_WPSOffice_Level1"/>
+      <w:bookmarkStart w:id="15" w:name="_Toc11015_WPSOffice_Level1"/>
+      <w:bookmarkStart w:id="16" w:name="_Toc107825548"/>
+      <w:bookmarkStart w:id="17" w:name="_Toc8761"/>
+      <w:bookmarkStart w:id="18" w:name="_Toc14797"/>
+      <w:bookmarkStart w:id="19" w:name="_Toc17451"/>
+      <w:bookmarkStart w:id="20" w:name="_Toc18062_WPSOffice_Level1"/>
       <w:bookmarkStart w:id="21" w:name="_Toc3823"/>
       <w:r>
         <w:rPr>
@@ -3424,11 +3422,11 @@
           </w14:shadow>
         </w:rPr>
       </w:pPr>
-      <w:bookmarkStart w:id="23" w:name="_Toc23369_WPSOffice_Level1"/>
-      <w:bookmarkStart w:id="24" w:name="_Toc6221_WPSOffice_Level1"/>
-      <w:bookmarkStart w:id="25" w:name="_Toc16576"/>
-      <w:bookmarkStart w:id="26" w:name="_Toc25920"/>
-      <w:bookmarkStart w:id="27" w:name="_Toc18058"/>
+      <w:bookmarkStart w:id="23" w:name="_Toc25920"/>
+      <w:bookmarkStart w:id="24" w:name="_Toc18058"/>
+      <w:bookmarkStart w:id="25" w:name="_Toc6221_WPSOffice_Level1"/>
+      <w:bookmarkStart w:id="26" w:name="_Toc16576"/>
+      <w:bookmarkStart w:id="27" w:name="_Toc23369_WPSOffice_Level1"/>
       <w:bookmarkStart w:id="28" w:name="_Toc149837253"/>
       <w:bookmarkStart w:id="29" w:name="_Toc29826"/>
       <w:bookmarkStart w:id="30" w:name="_Toc30175"/>
@@ -3498,8 +3496,8 @@
           <w:lang w:eastAsia="zh-CN"/>
         </w:rPr>
       </w:pPr>
-      <w:bookmarkStart w:id="31" w:name="_Toc149837254"/>
-      <w:bookmarkStart w:id="32" w:name="_Toc15649"/>
+      <w:bookmarkStart w:id="31" w:name="_Toc15649"/>
+      <w:bookmarkStart w:id="32" w:name="_Toc149837254"/>
       <w:bookmarkStart w:id="33" w:name="_Toc13630"/>
       <w:r>
         <w:rPr>
@@ -4226,14 +4224,14 @@
           <w:lang w:eastAsia="zh-CN"/>
         </w:rPr>
       </w:pPr>
-      <w:bookmarkStart w:id="34" w:name="_Toc8800"/>
-      <w:bookmarkStart w:id="35" w:name="_Toc16466"/>
-      <w:bookmarkStart w:id="36" w:name="_Toc18552"/>
-      <w:bookmarkStart w:id="37" w:name="_Toc19024"/>
-      <w:bookmarkStart w:id="38" w:name="_Toc25603"/>
-      <w:bookmarkStart w:id="39" w:name="_Toc14264"/>
+      <w:bookmarkStart w:id="34" w:name="_Toc16466"/>
+      <w:bookmarkStart w:id="35" w:name="_Toc18552"/>
+      <w:bookmarkStart w:id="36" w:name="_Toc19024"/>
+      <w:bookmarkStart w:id="37" w:name="_Toc14264"/>
+      <w:bookmarkStart w:id="38" w:name="_Toc8800"/>
+      <w:bookmarkStart w:id="39" w:name="_Toc15513"/>
       <w:bookmarkStart w:id="40" w:name="_Toc7050"/>
-      <w:bookmarkStart w:id="41" w:name="_Toc15513"/>
+      <w:bookmarkStart w:id="41" w:name="_Toc25603"/>
       <w:r>
         <w:rPr>
           <w:rFonts w:ascii="微软雅黑" w:hAnsi="微软雅黑" w:eastAsia="微软雅黑" w:cs="微软雅黑"/>
@@ -4314,85 +4312,31 @@
     </w:p>
     <w:p>
       <w:pPr>
-        <w:numPr>
-          <w:ilvl w:val="0"/>
-          <w:numId w:val="0"/>
-        </w:numPr>
-        <w:ind w:leftChars="0"/>
-        <w:rPr>
-          <w:rFonts w:ascii="Times New Roman" w:hAnsi="Times New Roman" w:eastAsia="微软雅黑" w:cs="Times New Roman"/>
-          <w:sz w:val="24"/>
-          <w:szCs w:val="24"/>
-          <w:lang w:eastAsia="zh-CN"/>
+        <w:rPr>
+          <w:rFonts w:hint="eastAsia" w:eastAsia="宋体"/>
+          <w:b/>
+          <w:bCs/>
+          <w:lang w:val="en-US" w:eastAsia="zh-CN"/>
         </w:rPr>
       </w:pPr>
-      <w:bookmarkStart w:id="42" w:name="_Toc31071"/>
+      <w:bookmarkStart w:id="42" w:name="_Toc7030"/>
       <w:bookmarkStart w:id="43" w:name="_Toc23941"/>
-      <w:bookmarkStart w:id="44" w:name="_Toc7030"/>
-      <w:r>
-        <w:rPr>
-          <w:rFonts w:hint="eastAsia" w:ascii="Times New Roman" w:hAnsi="Times New Roman" w:eastAsia="微软雅黑" w:cs="Times New Roman"/>
-          <w:sz w:val="24"/>
-          <w:szCs w:val="24"/>
-          <w:lang w:eastAsia="zh-CN"/>
-        </w:rPr>
-        <w:t xml:space="preserve">{% if testedby == </w:t>
-      </w:r>
-      <w:r>
-        <w:rPr>
-          <w:rFonts w:ascii="Times New Roman" w:hAnsi="Times New Roman" w:eastAsia="微软雅黑" w:cs="Times New Roman"/>
-          <w:sz w:val="24"/>
-          <w:szCs w:val="24"/>
-          <w:lang w:eastAsia="zh-CN"/>
-        </w:rPr>
-        <w:t>“</w:t>
-      </w:r>
-      <w:r>
-        <w:rPr>
-          <w:rFonts w:hint="eastAsia" w:ascii="Times New Roman" w:hAnsi="Times New Roman" w:eastAsia="微软雅黑" w:cs="Times New Roman"/>
-          <w:sz w:val="24"/>
-          <w:szCs w:val="24"/>
-          <w:lang w:eastAsia="zh-CN"/>
-        </w:rPr>
-        <w:t>1</w:t>
-      </w:r>
-      <w:r>
-        <w:rPr>
-          <w:rFonts w:ascii="Times New Roman" w:hAnsi="Times New Roman" w:eastAsia="微软雅黑" w:cs="Times New Roman"/>
-          <w:sz w:val="24"/>
-          <w:szCs w:val="24"/>
-          <w:lang w:eastAsia="zh-CN"/>
-        </w:rPr>
-        <w:t>”</w:t>
-      </w:r>
-      <w:r>
-        <w:rPr>
-          <w:rFonts w:hint="eastAsia" w:ascii="Times New Roman" w:hAnsi="Times New Roman" w:eastAsia="微软雅黑" w:cs="Times New Roman"/>
-          <w:sz w:val="24"/>
-          <w:szCs w:val="24"/>
-          <w:lang w:eastAsia="zh-CN"/>
-        </w:rPr>
-        <w:t xml:space="preserve"> %}</w:t>
-      </w:r>
+      <w:bookmarkStart w:id="44" w:name="_Toc31071"/>
     </w:p>
     <w:p>
       <w:pPr>
         <w:rPr>
-          <w:lang w:eastAsia="zh-CN"/>
-        </w:rPr>
-      </w:pPr>
-    </w:p>
-    <w:p>
-      <w:pPr>
-        <w:rPr>
-          <w:lang w:eastAsia="zh-CN"/>
+          <w:rFonts w:hint="eastAsia" w:eastAsia="宋体"/>
+          <w:b/>
+          <w:bCs/>
+          <w:lang w:val="en-US" w:eastAsia="zh-CN"/>
         </w:rPr>
       </w:pPr>
     </w:p>
     <w:tbl>
       <w:tblPr>
         <w:tblStyle w:val="36"/>
-        <w:tblW w:w="6772" w:type="dxa"/>
+        <w:tblW w:w="7224" w:type="dxa"/>
         <w:jc w:val="right"/>
         <w:tblLayout w:type="fixed"/>
         <w:tblCellMar>
@@ -4406,7 +4350,7 @@
         <w:gridCol w:w="1272"/>
         <w:gridCol w:w="2040"/>
         <w:gridCol w:w="1166"/>
-        <w:gridCol w:w="2294"/>
+        <w:gridCol w:w="2746"/>
       </w:tblGrid>
       <w:tr>
         <w:tblPrEx>
@@ -4467,9 +4411,10 @@
                 <w:szCs w:val="24"/>
               </w:rPr>
             </w:pPr>
-            <w:r>
-              <w:rPr>
-                <w:sz w:val="22"/>
+            <w:bookmarkStart w:id="105" w:name="_GoBack"/>
+            <w:r>
+              <w:rPr>
+                <w:sz w:val="24"/>
               </w:rPr>
               <mc:AlternateContent>
                 <mc:Choice Requires="wpg">
@@ -4477,15 +4422,15 @@
                     <wp:anchor distT="0" distB="0" distL="114300" distR="114300" simplePos="0" relativeHeight="251663360" behindDoc="0" locked="0" layoutInCell="1" allowOverlap="1">
                       <wp:simplePos x="0" y="0"/>
                       <wp:positionH relativeFrom="column">
-                        <wp:posOffset>0</wp:posOffset>
+                        <wp:posOffset>287020</wp:posOffset>
                       </wp:positionH>
                       <wp:positionV relativeFrom="paragraph">
-                        <wp:posOffset>-460375</wp:posOffset>
+                        <wp:posOffset>-525145</wp:posOffset>
                       </wp:positionV>
-                      <wp:extent cx="3080385" cy="1442720"/>
-                      <wp:effectExtent l="0" t="0" r="13335" b="5080"/>
+                      <wp:extent cx="3558540" cy="1443355"/>
+                      <wp:effectExtent l="0" t="0" r="0" b="4445"/>
                       <wp:wrapNone/>
-                      <wp:docPr id="34" name="组合 34"/>
+                      <wp:docPr id="15" name="组合 15"/>
                       <wp:cNvGraphicFramePr/>
                       <a:graphic xmlns:a="http://schemas.openxmlformats.org/drawingml/2006/main">
                         <a:graphicData uri="http://schemas.microsoft.com/office/word/2010/wordprocessingGroup">
@@ -4494,91 +4439,79 @@
                             <wpg:grpSpPr>
                               <a:xfrm>
                                 <a:off x="0" y="0"/>
-                                <a:ext cx="3080385" cy="1442720"/>
-                                <a:chOff x="17956" y="37747"/>
-                                <a:chExt cx="4851" cy="2272"/>
+                                <a:ext cx="3558540" cy="1443355"/>
+                                <a:chOff x="7006" y="30746"/>
+                                <a:chExt cx="5604" cy="2273"/>
                               </a:xfrm>
                             </wpg:grpSpPr>
-                            <wpg:grpSp>
-                              <wpg:cNvPr id="35" name="组合 16"/>
-                              <wpg:cNvGrpSpPr/>
-                              <wpg:grpSpPr>
-                                <a:xfrm>
-                                  <a:off x="17956" y="38313"/>
-                                  <a:ext cx="4049" cy="646"/>
-                                  <a:chOff x="17956" y="38313"/>
-                                  <a:chExt cx="4049" cy="646"/>
-                                </a:xfrm>
-                              </wpg:grpSpPr>
-                              <pic:pic xmlns:pic="http://schemas.openxmlformats.org/drawingml/2006/picture">
-                                <pic:nvPicPr>
-                                  <pic:cNvPr id="12" name="图片 29" descr="IMG_256"/>
-                                  <pic:cNvPicPr>
-                                    <a:picLocks noChangeAspect="1"/>
-                                  </pic:cNvPicPr>
-                                </pic:nvPicPr>
-                                <pic:blipFill>
-                                  <a:blip r:embed="rId10">
-                                    <a:clrChange>
-                                      <a:clrFrom>
-                                        <a:srgbClr val="FFFFFF">
-                                          <a:alpha val="100000"/>
-                                        </a:srgbClr>
-                                      </a:clrFrom>
-                                      <a:clrTo>
-                                        <a:srgbClr val="FFFFFF">
-                                          <a:alpha val="100000"/>
-                                          <a:alpha val="0"/>
-                                        </a:srgbClr>
-                                      </a:clrTo>
-                                    </a:clrChange>
-                                  </a:blip>
-                                  <a:stretch>
-                                    <a:fillRect/>
-                                  </a:stretch>
-                                </pic:blipFill>
-                                <pic:spPr>
-                                  <a:xfrm>
-                                    <a:off x="21031" y="38313"/>
-                                    <a:ext cx="975" cy="570"/>
-                                  </a:xfrm>
-                                  <a:prstGeom prst="rect">
-                                    <a:avLst/>
-                                  </a:prstGeom>
-                                  <a:noFill/>
-                                  <a:ln w="9525">
-                                    <a:noFill/>
-                                  </a:ln>
-                                </pic:spPr>
-                              </pic:pic>
-                              <pic:pic xmlns:pic="http://schemas.openxmlformats.org/drawingml/2006/picture">
-                                <pic:nvPicPr>
-                                  <pic:cNvPr id="15" name="图片 15" descr="c9514d16fd70679bf0495aeebb03c72d_compress"/>
-                                  <pic:cNvPicPr>
-                                    <a:picLocks noChangeAspect="1"/>
-                                  </pic:cNvPicPr>
-                                </pic:nvPicPr>
-                                <pic:blipFill>
-                                  <a:blip r:embed="rId11"/>
-                                  <a:srcRect l="21003" t="56913" r="27176" b="26386"/>
-                                  <a:stretch>
-                                    <a:fillRect/>
-                                  </a:stretch>
-                                </pic:blipFill>
-                                <pic:spPr>
-                                  <a:xfrm>
-                                    <a:off x="17956" y="38485"/>
-                                    <a:ext cx="1550" cy="475"/>
-                                  </a:xfrm>
-                                  <a:prstGeom prst="rect">
-                                    <a:avLst/>
-                                  </a:prstGeom>
-                                </pic:spPr>
-                              </pic:pic>
-                            </wpg:grpSp>
                             <pic:pic xmlns:pic="http://schemas.openxmlformats.org/drawingml/2006/picture">
                               <pic:nvPicPr>
-                                <pic:cNvPr id="18" name="图片 25"/>
+                                <pic:cNvPr id="12" name="图片 4" descr="王建丽"/>
+                                <pic:cNvPicPr>
+                                  <a:picLocks noChangeAspect="1"/>
+                                </pic:cNvPicPr>
+                              </pic:nvPicPr>
+                              <pic:blipFill>
+                                <a:blip r:embed="rId10">
+                                  <a:clrChange>
+                                    <a:clrFrom>
+                                      <a:srgbClr val="FFFFFF">
+                                        <a:alpha val="100000"/>
+                                      </a:srgbClr>
+                                    </a:clrFrom>
+                                    <a:clrTo>
+                                      <a:srgbClr val="FFFFFF">
+                                        <a:alpha val="100000"/>
+                                        <a:alpha val="0"/>
+                                      </a:srgbClr>
+                                    </a:clrTo>
+                                  </a:clrChange>
+                                </a:blip>
+                                <a:stretch>
+                                  <a:fillRect/>
+                                </a:stretch>
+                              </pic:blipFill>
+                              <pic:spPr>
+                                <a:xfrm>
+                                  <a:off x="11352" y="31430"/>
+                                  <a:ext cx="1258" cy="713"/>
+                                </a:xfrm>
+                                <a:prstGeom prst="rect">
+                                  <a:avLst/>
+                                </a:prstGeom>
+                              </pic:spPr>
+                            </pic:pic>
+                            <pic:pic xmlns:pic="http://schemas.openxmlformats.org/drawingml/2006/picture">
+                              <pic:nvPicPr>
+                                <pic:cNvPr id="13" name="图片 1" descr="IMG_256"/>
+                                <pic:cNvPicPr>
+                                  <a:picLocks noChangeAspect="1"/>
+                                </pic:cNvPicPr>
+                              </pic:nvPicPr>
+                              <pic:blipFill>
+                                <a:blip r:embed="rId11"/>
+                                <a:srcRect t="6992" r="30292"/>
+                                <a:stretch>
+                                  <a:fillRect/>
+                                </a:stretch>
+                              </pic:blipFill>
+                              <pic:spPr>
+                                <a:xfrm>
+                                  <a:off x="7006" y="31454"/>
+                                  <a:ext cx="1192" cy="572"/>
+                                </a:xfrm>
+                                <a:prstGeom prst="rect">
+                                  <a:avLst/>
+                                </a:prstGeom>
+                                <a:noFill/>
+                                <a:ln w="9525">
+                                  <a:noFill/>
+                                </a:ln>
+                              </pic:spPr>
+                            </pic:pic>
+                            <pic:pic xmlns:pic="http://schemas.openxmlformats.org/drawingml/2006/picture">
+                              <pic:nvPicPr>
+                                <pic:cNvPr id="21" name="图片 25"/>
                                 <pic:cNvPicPr>
                                   <a:picLocks noChangeAspect="1" noChangeArrowheads="1"/>
                                 </pic:cNvPicPr>
@@ -4598,7 +4531,7 @@
                               </pic:blipFill>
                               <pic:spPr>
                                 <a:xfrm>
-                                  <a:off x="20535" y="37747"/>
+                                  <a:off x="10065" y="30746"/>
                                   <a:ext cx="2273" cy="2273"/>
                                 </a:xfrm>
                                 <a:prstGeom prst="rect">
@@ -4618,24 +4551,21 @@
                 </mc:Choice>
                 <mc:Fallback>
                   <w:pict>
-                    <v:group id="_x0000_s1026" o:spid="_x0000_s1026" o:spt="203" style="position:absolute;left:0pt;margin-left:0pt;margin-top:-36.25pt;height:113.6pt;width:242.55pt;z-index:251663360;mso-width-relative:page;mso-height-relative:page;" coordorigin="17956,37747" coordsize="4851,2272" o:gfxdata="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">
+                    <v:group id="_x0000_s1026" o:spid="_x0000_s1026" o:spt="203" style="position:absolute;left:0pt;margin-left:22.6pt;margin-top:-41.35pt;height:113.65pt;width:280.2pt;z-index:251663360;mso-width-relative:page;mso-height-relative:page;" coordorigin="7006,30746" coordsize="5604,2273" o:gfxdata="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">
                       <o:lock v:ext="edit" aspectratio="f"/>
-                      <v:group id="组合 16" o:spid="_x0000_s1026" o:spt="203" style="position:absolute;left:17956;top:38313;height:646;width:4049;" coordorigin="17956,38313" coordsize="4049,646" o:gfxdata="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">
-                        <o:lock v:ext="edit" aspectratio="f"/>
-                        <v:shape id="图片 29" o:spid="_x0000_s1026" o:spt="75" alt="IMG_256" type="#_x0000_t75" style="position:absolute;left:21031;top:38313;height:570;width:975;" filled="f" o:preferrelative="t" stroked="f" coordsize="21600,21600" o:gfxdata="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">
-                          <v:fill on="f" focussize="0,0"/>
-                          <v:stroke on="f"/>
-                          <v:imagedata r:id="rId10" chromakey="#FFFFFF" o:title=""/>
-                          <o:lock v:ext="edit" aspectratio="t"/>
-                        </v:shape>
-                        <v:shape id="_x0000_s1026" o:spid="_x0000_s1026" o:spt="75" alt="c9514d16fd70679bf0495aeebb03c72d_compress" type="#_x0000_t75" style="position:absolute;left:17956;top:38485;height:475;width:1550;" filled="f" o:preferrelative="t" stroked="f" coordsize="21600,21600" o:gfxdata="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">
-                          <v:fill on="f" focussize="0,0"/>
-                          <v:stroke on="f"/>
-                          <v:imagedata r:id="rId11" cropleft="13765f" croptop="37299f" cropright="17810f" cropbottom="17292f" o:title=""/>
-                          <o:lock v:ext="edit" aspectratio="t"/>
-                        </v:shape>
-                      </v:group>
-                      <v:shape id="图片 25" o:spid="_x0000_s1026" o:spt="75" type="#_x0000_t75" style="position:absolute;left:20535;top:37747;height:2273;width:2273;" filled="f" o:preferrelative="t" stroked="f" coordsize="21600,21600" o:gfxdata="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">
+                      <v:shape id="图片 4" o:spid="_x0000_s1026" o:spt="75" alt="王建丽" type="#_x0000_t75" style="position:absolute;left:11352;top:31430;height:713;width:1258;" filled="f" o:preferrelative="t" stroked="f" coordsize="21600,21600" o:gfxdata="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">
+                        <v:fill on="f" focussize="0,0"/>
+                        <v:stroke on="f"/>
+                        <v:imagedata r:id="rId10" chromakey="#FFFFFF" o:title=""/>
+                        <o:lock v:ext="edit" aspectratio="t"/>
+                      </v:shape>
+                      <v:shape id="图片 1" o:spid="_x0000_s1026" o:spt="75" alt="IMG_256" type="#_x0000_t75" style="position:absolute;left:7006;top:31454;height:572;width:1192;" filled="f" o:preferrelative="t" stroked="f" coordsize="21600,21600" o:gfxdata="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">
+                        <v:fill on="f" focussize="0,0"/>
+                        <v:stroke on="f"/>
+                        <v:imagedata r:id="rId11" croptop="4582f" cropright="19852f" o:title=""/>
+                        <o:lock v:ext="edit" aspectratio="t"/>
+                      </v:shape>
+                      <v:shape id="图片 25" o:spid="_x0000_s1026" o:spt="75" type="#_x0000_t75" style="position:absolute;left:10065;top:30746;height:2273;width:2273;" filled="f" o:preferrelative="t" stroked="f" coordsize="21600,21600" o:gfxdata="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">
                         <v:fill on="f" focussize="0,0"/>
                         <v:stroke on="f"/>
                         <v:imagedata r:id="rId12" o:title=""/>
@@ -4646,6 +4576,7 @@
                 </mc:Fallback>
               </mc:AlternateContent>
             </w:r>
+            <w:bookmarkEnd w:id="105"/>
           </w:p>
         </w:tc>
         <w:tc>
@@ -4688,7 +4619,7 @@
         </w:tc>
         <w:tc>
           <w:tcPr>
-            <w:tcW w:w="2294" w:type="dxa"/>
+            <w:tcW w:w="2746" w:type="dxa"/>
             <w:vAlign w:val="center"/>
           </w:tcPr>
           <w:p>
@@ -4704,6 +4635,16 @@
                 <w:szCs w:val="24"/>
               </w:rPr>
             </w:pPr>
+            <w:r>
+              <w:rPr>
+                <w:rFonts w:hint="eastAsia" w:ascii="Times New Roman" w:hAnsi="Times New Roman" w:cs="Times New Roman"/>
+                <w:b w:val="0"/>
+                <w:bCs/>
+                <w:sz w:val="24"/>
+                <w:szCs w:val="24"/>
+              </w:rPr>
+              <w:t>临检所复核人，</w:t>
+            </w:r>
           </w:p>
         </w:tc>
       </w:tr>
@@ -4845,7 +4786,7 @@
         </w:tc>
         <w:tc>
           <w:tcPr>
-            <w:tcW w:w="2294" w:type="dxa"/>
+            <w:tcW w:w="2746" w:type="dxa"/>
             <w:vAlign w:val="center"/>
           </w:tcPr>
           <w:p>
@@ -4874,2472 +4815,6 @@
         </w:tc>
       </w:tr>
     </w:tbl>
-    <w:p>
-      <w:pPr>
-        <w:rPr>
-          <w:rFonts w:ascii="Times New Roman" w:hAnsi="Times New Roman" w:eastAsia="微软雅黑" w:cs="Times New Roman"/>
-          <w:sz w:val="24"/>
-          <w:szCs w:val="24"/>
-          <w:lang w:eastAsia="zh-CN"/>
-        </w:rPr>
-      </w:pPr>
-      <w:r>
-        <w:rPr>
-          <w:rFonts w:hint="eastAsia" w:ascii="Times New Roman" w:hAnsi="Times New Roman" w:eastAsia="微软雅黑" w:cs="Times New Roman"/>
-          <w:sz w:val="24"/>
-          <w:szCs w:val="24"/>
-          <w:lang w:eastAsia="zh-CN"/>
-        </w:rPr>
-        <w:t xml:space="preserve">{% endif %}{% if testedby == </w:t>
-      </w:r>
-      <w:r>
-        <w:rPr>
-          <w:rFonts w:ascii="Times New Roman" w:hAnsi="Times New Roman" w:eastAsia="微软雅黑" w:cs="Times New Roman"/>
-          <w:sz w:val="24"/>
-          <w:szCs w:val="24"/>
-          <w:lang w:eastAsia="zh-CN"/>
-        </w:rPr>
-        <w:t>“</w:t>
-      </w:r>
-      <w:r>
-        <w:rPr>
-          <w:rFonts w:hint="eastAsia" w:ascii="Times New Roman" w:hAnsi="Times New Roman" w:eastAsia="微软雅黑" w:cs="Times New Roman"/>
-          <w:sz w:val="24"/>
-          <w:szCs w:val="24"/>
-          <w:lang w:eastAsia="zh-CN"/>
-        </w:rPr>
-        <w:t>2</w:t>
-      </w:r>
-      <w:r>
-        <w:rPr>
-          <w:rFonts w:ascii="Times New Roman" w:hAnsi="Times New Roman" w:eastAsia="微软雅黑" w:cs="Times New Roman"/>
-          <w:sz w:val="24"/>
-          <w:szCs w:val="24"/>
-          <w:lang w:eastAsia="zh-CN"/>
-        </w:rPr>
-        <w:t>”</w:t>
-      </w:r>
-      <w:r>
-        <w:rPr>
-          <w:rFonts w:hint="eastAsia" w:ascii="Times New Roman" w:hAnsi="Times New Roman" w:eastAsia="微软雅黑" w:cs="Times New Roman"/>
-          <w:sz w:val="24"/>
-          <w:szCs w:val="24"/>
-          <w:lang w:eastAsia="zh-CN"/>
-        </w:rPr>
-        <w:t xml:space="preserve"> %}</w:t>
-      </w:r>
-    </w:p>
-    <w:p>
-      <w:pPr>
-        <w:rPr>
-          <w:rFonts w:hint="default"/>
-          <w:sz w:val="24"/>
-          <w:lang w:val="en-US" w:eastAsia="zh-CN"/>
-        </w:rPr>
-      </w:pPr>
-    </w:p>
-    <w:p>
-      <w:pPr>
-        <w:rPr>
-          <w:sz w:val="24"/>
-          <w:lang w:eastAsia="zh-CN"/>
-        </w:rPr>
-      </w:pPr>
-    </w:p>
-    <w:tbl>
-      <w:tblPr>
-        <w:tblStyle w:val="36"/>
-        <w:tblW w:w="6772" w:type="dxa"/>
-        <w:jc w:val="right"/>
-        <w:tblLayout w:type="fixed"/>
-        <w:tblCellMar>
-          <w:top w:w="0" w:type="dxa"/>
-          <w:left w:w="0" w:type="dxa"/>
-          <w:bottom w:w="0" w:type="dxa"/>
-          <w:right w:w="0" w:type="dxa"/>
-        </w:tblCellMar>
-      </w:tblPr>
-      <w:tblGrid>
-        <w:gridCol w:w="1272"/>
-        <w:gridCol w:w="2040"/>
-        <w:gridCol w:w="1166"/>
-        <w:gridCol w:w="2294"/>
-      </w:tblGrid>
-      <w:tr>
-        <w:tblPrEx>
-          <w:tblCellMar>
-            <w:top w:w="0" w:type="dxa"/>
-            <w:left w:w="0" w:type="dxa"/>
-            <w:bottom w:w="0" w:type="dxa"/>
-            <w:right w:w="0" w:type="dxa"/>
-          </w:tblCellMar>
-        </w:tblPrEx>
-        <w:trPr>
-          <w:trHeight w:val="441" w:hRule="exact"/>
-          <w:jc w:val="right"/>
-        </w:trPr>
-        <w:tc>
-          <w:tcPr>
-            <w:tcW w:w="1272" w:type="dxa"/>
-            <w:vAlign w:val="center"/>
-          </w:tcPr>
-          <w:p>
-            <w:pPr>
-              <w:pStyle w:val="20"/>
-              <w:spacing w:before="13"/>
-              <w:ind w:left="13" w:right="95"/>
-              <w:jc w:val="both"/>
-              <w:rPr>
-                <w:rFonts w:ascii="Times New Roman" w:hAnsi="Times New Roman" w:cs="Times New Roman"/>
-                <w:b/>
-                <w:sz w:val="24"/>
-                <w:szCs w:val="24"/>
-              </w:rPr>
-            </w:pPr>
-            <w:r>
-              <w:rPr>
-                <w:rFonts w:ascii="Times New Roman" w:hAnsi="Times New Roman" w:cs="Times New Roman"/>
-                <w:b/>
-                <w:sz w:val="24"/>
-                <w:szCs w:val="24"/>
-              </w:rPr>
-              <w:t>检测人：</w:t>
-            </w:r>
-          </w:p>
-        </w:tc>
-        <w:tc>
-          <w:tcPr>
-            <w:tcW w:w="2040" w:type="dxa"/>
-            <w:vAlign w:val="center"/>
-          </w:tcPr>
-          <w:p>
-            <w:pPr>
-              <w:pStyle w:val="20"/>
-              <w:spacing w:before="13"/>
-              <w:jc w:val="both"/>
-              <w:rPr>
-                <w:rFonts w:ascii="Times New Roman" w:hAnsi="Times New Roman" w:cs="Times New Roman"/>
-                <w:b/>
-                <w:sz w:val="24"/>
-                <w:szCs w:val="24"/>
-              </w:rPr>
-            </w:pPr>
-            <w:r>
-              <w:rPr>
-                <w:sz w:val="22"/>
-              </w:rPr>
-              <mc:AlternateContent>
-                <mc:Choice Requires="wpg">
-                  <w:drawing>
-                    <wp:anchor distT="0" distB="0" distL="114300" distR="114300" simplePos="0" relativeHeight="251664384" behindDoc="0" locked="0" layoutInCell="1" allowOverlap="1">
-                      <wp:simplePos x="0" y="0"/>
-                      <wp:positionH relativeFrom="column">
-                        <wp:posOffset>0</wp:posOffset>
-                      </wp:positionH>
-                      <wp:positionV relativeFrom="paragraph">
-                        <wp:posOffset>-490855</wp:posOffset>
-                      </wp:positionV>
-                      <wp:extent cx="3135630" cy="1442720"/>
-                      <wp:effectExtent l="0" t="0" r="3810" b="5080"/>
-                      <wp:wrapNone/>
-                      <wp:docPr id="36" name="组合 36"/>
-                      <wp:cNvGraphicFramePr/>
-                      <a:graphic xmlns:a="http://schemas.openxmlformats.org/drawingml/2006/main">
-                        <a:graphicData uri="http://schemas.microsoft.com/office/word/2010/wordprocessingGroup">
-                          <wpg:wgp>
-                            <wpg:cNvGrpSpPr/>
-                            <wpg:grpSpPr>
-                              <a:xfrm>
-                                <a:off x="0" y="0"/>
-                                <a:ext cx="3135630" cy="1442720"/>
-                                <a:chOff x="17956" y="39496"/>
-                                <a:chExt cx="4938" cy="2272"/>
-                              </a:xfrm>
-                            </wpg:grpSpPr>
-                            <wpg:grpSp>
-                              <wpg:cNvPr id="37" name="组合 30"/>
-                              <wpg:cNvGrpSpPr/>
-                              <wpg:grpSpPr>
-                                <a:xfrm>
-                                  <a:off x="17956" y="40098"/>
-                                  <a:ext cx="4213" cy="570"/>
-                                  <a:chOff x="17956" y="40098"/>
-                                  <a:chExt cx="4213" cy="570"/>
-                                </a:xfrm>
-                              </wpg:grpSpPr>
-                              <pic:pic xmlns:pic="http://schemas.openxmlformats.org/drawingml/2006/picture">
-                                <pic:nvPicPr>
-                                  <pic:cNvPr id="7" name="图片 1" descr="24f613a0-66be-430b-9e80-270d3393fac5"/>
-                                  <pic:cNvPicPr>
-                                    <a:picLocks noChangeAspect="1"/>
-                                  </pic:cNvPicPr>
-                                </pic:nvPicPr>
-                                <pic:blipFill>
-                                  <a:blip r:embed="rId13"/>
-                                  <a:srcRect l="43292" t="26660" r="21693" b="24394"/>
-                                  <a:stretch>
-                                    <a:fillRect/>
-                                  </a:stretch>
-                                </pic:blipFill>
-                                <pic:spPr>
-                                  <a:xfrm rot="16200000">
-                                    <a:off x="18366" y="39740"/>
-                                    <a:ext cx="506" cy="1327"/>
-                                  </a:xfrm>
-                                  <a:prstGeom prst="rect">
-                                    <a:avLst/>
-                                  </a:prstGeom>
-                                </pic:spPr>
-                              </pic:pic>
-                              <pic:pic xmlns:pic="http://schemas.openxmlformats.org/drawingml/2006/picture">
-                                <pic:nvPicPr>
-                                  <pic:cNvPr id="29" name="图片 29" descr="IMG_256"/>
-                                  <pic:cNvPicPr>
-                                    <a:picLocks noChangeAspect="1"/>
-                                  </pic:cNvPicPr>
-                                </pic:nvPicPr>
-                                <pic:blipFill>
-                                  <a:blip r:embed="rId10">
-                                    <a:clrChange>
-                                      <a:clrFrom>
-                                        <a:srgbClr val="FFFFFF">
-                                          <a:alpha val="100000"/>
-                                        </a:srgbClr>
-                                      </a:clrFrom>
-                                      <a:clrTo>
-                                        <a:srgbClr val="FFFFFF">
-                                          <a:alpha val="100000"/>
-                                          <a:alpha val="0"/>
-                                        </a:srgbClr>
-                                      </a:clrTo>
-                                    </a:clrChange>
-                                  </a:blip>
-                                  <a:stretch>
-                                    <a:fillRect/>
-                                  </a:stretch>
-                                </pic:blipFill>
-                                <pic:spPr>
-                                  <a:xfrm>
-                                    <a:off x="21195" y="40098"/>
-                                    <a:ext cx="975" cy="570"/>
-                                  </a:xfrm>
-                                  <a:prstGeom prst="rect">
-                                    <a:avLst/>
-                                  </a:prstGeom>
-                                  <a:noFill/>
-                                  <a:ln w="9525">
-                                    <a:noFill/>
-                                  </a:ln>
-                                </pic:spPr>
-                              </pic:pic>
-                            </wpg:grpSp>
-                            <pic:pic xmlns:pic="http://schemas.openxmlformats.org/drawingml/2006/picture">
-                              <pic:nvPicPr>
-                                <pic:cNvPr id="31" name="图片 25"/>
-                                <pic:cNvPicPr>
-                                  <a:picLocks noChangeAspect="1" noChangeArrowheads="1"/>
-                                </pic:cNvPicPr>
-                              </pic:nvPicPr>
-                              <pic:blipFill>
-                                <a:blip r:embed="rId12">
-                                  <a:extLst>
-                                    <a:ext uri="{28A0092B-C50C-407E-A947-70E740481C1C}">
-                                      <a14:useLocalDpi xmlns:a14="http://schemas.microsoft.com/office/drawing/2010/main" val="0"/>
-                                    </a:ext>
-                                  </a:extLst>
-                                </a:blip>
-                                <a:srcRect/>
-                                <a:stretch>
-                                  <a:fillRect/>
-                                </a:stretch>
-                              </pic:blipFill>
-                              <pic:spPr>
-                                <a:xfrm>
-                                  <a:off x="20622" y="39496"/>
-                                  <a:ext cx="2273" cy="2273"/>
-                                </a:xfrm>
-                                <a:prstGeom prst="rect">
-                                  <a:avLst/>
-                                </a:prstGeom>
-                                <a:noFill/>
-                                <a:ln>
-                                  <a:noFill/>
-                                </a:ln>
-                              </pic:spPr>
-                            </pic:pic>
-                          </wpg:wgp>
-                        </a:graphicData>
-                      </a:graphic>
-                    </wp:anchor>
-                  </w:drawing>
-                </mc:Choice>
-                <mc:Fallback>
-                  <w:pict>
-                    <v:group id="_x0000_s1026" o:spid="_x0000_s1026" o:spt="203" style="position:absolute;left:0pt;margin-left:0pt;margin-top:-38.65pt;height:113.6pt;width:246.9pt;z-index:251664384;mso-width-relative:page;mso-height-relative:page;" coordorigin="17956,39496" coordsize="4938,2272" o:gfxdata="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">
-                      <o:lock v:ext="edit" aspectratio="f"/>
-                      <v:group id="组合 30" o:spid="_x0000_s1026" o:spt="203" style="position:absolute;left:17956;top:40098;height:570;width:4213;" coordorigin="17956,40098" coordsize="4213,570" o:gfxdata="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">
-                        <o:lock v:ext="edit" aspectratio="f"/>
-                        <v:shape id="图片 1" o:spid="_x0000_s1026" o:spt="75" alt="24f613a0-66be-430b-9e80-270d3393fac5" type="#_x0000_t75" style="position:absolute;left:18366;top:39740;height:1327;width:506;rotation:-5898240f;" filled="f" o:preferrelative="t" stroked="f" coordsize="21600,21600" o:gfxdata="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">
-                          <v:fill on="f" focussize="0,0"/>
-                          <v:stroke on="f"/>
-                          <v:imagedata r:id="rId13" cropleft="28372f" croptop="17472f" cropright="14217f" cropbottom="15987f" o:title=""/>
-                          <o:lock v:ext="edit" aspectratio="t"/>
-                        </v:shape>
-                        <v:shape id="_x0000_s1026" o:spid="_x0000_s1026" o:spt="75" alt="IMG_256" type="#_x0000_t75" style="position:absolute;left:21195;top:40098;height:570;width:975;" filled="f" o:preferrelative="t" stroked="f" coordsize="21600,21600" o:gfxdata="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">
-                          <v:fill on="f" focussize="0,0"/>
-                          <v:stroke on="f"/>
-                          <v:imagedata r:id="rId10" chromakey="#FFFFFF" o:title=""/>
-                          <o:lock v:ext="edit" aspectratio="t"/>
-                        </v:shape>
-                      </v:group>
-                      <v:shape id="图片 25" o:spid="_x0000_s1026" o:spt="75" type="#_x0000_t75" style="position:absolute;left:20622;top:39496;height:2273;width:2273;" filled="f" o:preferrelative="t" stroked="f" coordsize="21600,21600" o:gfxdata="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">
-                        <v:fill on="f" focussize="0,0"/>
-                        <v:stroke on="f"/>
-                        <v:imagedata r:id="rId12" o:title=""/>
-                        <o:lock v:ext="edit" aspectratio="t"/>
-                      </v:shape>
-                    </v:group>
-                  </w:pict>
-                </mc:Fallback>
-              </mc:AlternateContent>
-            </w:r>
-          </w:p>
-        </w:tc>
-        <w:tc>
-          <w:tcPr>
-            <w:tcW w:w="1166" w:type="dxa"/>
-            <w:vAlign w:val="center"/>
-          </w:tcPr>
-          <w:p>
-            <w:pPr>
-              <w:pStyle w:val="20"/>
-              <w:spacing w:before="13"/>
-              <w:jc w:val="both"/>
-              <w:rPr>
-                <w:rFonts w:ascii="Times New Roman" w:hAnsi="Times New Roman" w:cs="Times New Roman"/>
-                <w:b/>
-                <w:sz w:val="24"/>
-                <w:szCs w:val="24"/>
-              </w:rPr>
-            </w:pPr>
-            <w:r>
-              <w:rPr>
-                <w:rFonts w:ascii="Times New Roman" w:hAnsi="Times New Roman" w:cs="Times New Roman"/>
-                <w:b/>
-                <w:sz w:val="24"/>
-                <w:szCs w:val="24"/>
-              </w:rPr>
-              <w:t>复核人</w:t>
-            </w:r>
-            <w:r>
-              <w:rPr>
-                <w:rFonts w:ascii="Times New Roman" w:hAnsi="Times New Roman" w:cs="Times New Roman"/>
-                <w:b/>
-                <w:sz w:val="24"/>
-                <w:szCs w:val="24"/>
-                <w:lang w:eastAsia="zh-CN"/>
-              </w:rPr>
-              <w:t>：</w:t>
-            </w:r>
-          </w:p>
-        </w:tc>
-        <w:tc>
-          <w:tcPr>
-            <w:tcW w:w="2294" w:type="dxa"/>
-            <w:vAlign w:val="center"/>
-          </w:tcPr>
-          <w:p>
-            <w:pPr>
-              <w:pStyle w:val="20"/>
-              <w:spacing w:before="13"/>
-              <w:ind w:right="15"/>
-              <w:jc w:val="both"/>
-              <w:rPr>
-                <w:rFonts w:ascii="Times New Roman" w:hAnsi="Times New Roman" w:cs="Times New Roman"/>
-                <w:b/>
-                <w:sz w:val="24"/>
-                <w:szCs w:val="24"/>
-              </w:rPr>
-            </w:pPr>
-          </w:p>
-        </w:tc>
-      </w:tr>
-      <w:tr>
-        <w:tblPrEx>
-          <w:tblCellMar>
-            <w:top w:w="0" w:type="dxa"/>
-            <w:left w:w="0" w:type="dxa"/>
-            <w:bottom w:w="0" w:type="dxa"/>
-            <w:right w:w="0" w:type="dxa"/>
-          </w:tblCellMar>
-        </w:tblPrEx>
-        <w:trPr>
-          <w:trHeight w:val="457" w:hRule="exact"/>
-          <w:jc w:val="right"/>
-        </w:trPr>
-        <w:tc>
-          <w:tcPr>
-            <w:tcW w:w="1272" w:type="dxa"/>
-            <w:vAlign w:val="center"/>
-          </w:tcPr>
-          <w:p>
-            <w:pPr>
-              <w:pStyle w:val="20"/>
-              <w:spacing w:line="341" w:lineRule="exact"/>
-              <w:ind w:left="13" w:right="165"/>
-              <w:jc w:val="both"/>
-              <w:rPr>
-                <w:rFonts w:ascii="Times New Roman" w:hAnsi="Times New Roman" w:cs="Times New Roman"/>
-                <w:b/>
-                <w:sz w:val="24"/>
-                <w:szCs w:val="24"/>
-              </w:rPr>
-            </w:pPr>
-            <w:r>
-              <w:rPr>
-                <w:rFonts w:ascii="Times New Roman" w:hAnsi="Times New Roman" w:cs="Times New Roman"/>
-                <w:b/>
-                <w:sz w:val="24"/>
-                <w:szCs w:val="24"/>
-              </w:rPr>
-              <w:t>日</w:t>
-            </w:r>
-            <w:r>
-              <w:rPr>
-                <w:rFonts w:ascii="Times New Roman" w:hAnsi="Times New Roman" w:cs="Times New Roman"/>
-                <w:b/>
-                <w:sz w:val="24"/>
-                <w:szCs w:val="24"/>
-                <w:lang w:eastAsia="zh-CN"/>
-              </w:rPr>
-              <w:t xml:space="preserve">  </w:t>
-            </w:r>
-            <w:r>
-              <w:rPr>
-                <w:rFonts w:ascii="Times New Roman" w:hAnsi="Times New Roman" w:cs="Times New Roman"/>
-                <w:b/>
-                <w:sz w:val="24"/>
-                <w:szCs w:val="24"/>
-              </w:rPr>
-              <w:t>期：</w:t>
-            </w:r>
-          </w:p>
-        </w:tc>
-        <w:tc>
-          <w:tcPr>
-            <w:tcW w:w="2040" w:type="dxa"/>
-            <w:vAlign w:val="center"/>
-          </w:tcPr>
-          <w:p>
-            <w:pPr>
-              <w:pStyle w:val="20"/>
-              <w:spacing w:line="363" w:lineRule="exact"/>
-              <w:jc w:val="both"/>
-              <w:rPr>
-                <w:rFonts w:ascii="Times New Roman" w:hAnsi="Times New Roman" w:cs="Times New Roman"/>
-                <w:sz w:val="24"/>
-                <w:szCs w:val="24"/>
-              </w:rPr>
-            </w:pPr>
-            <w:r>
-              <w:rPr>
-                <w:rFonts w:ascii="Times New Roman" w:hAnsi="Times New Roman" w:cs="Times New Roman"/>
-                <w:kern w:val="2"/>
-                <w:sz w:val="24"/>
-                <w:szCs w:val="24"/>
-                <w:lang w:eastAsia="zh-CN"/>
-              </w:rPr>
-              <w:t>{{ reportdate }}</w:t>
-            </w:r>
-          </w:p>
-        </w:tc>
-        <w:tc>
-          <w:tcPr>
-            <w:tcW w:w="1166" w:type="dxa"/>
-            <w:vAlign w:val="center"/>
-          </w:tcPr>
-          <w:p>
-            <w:pPr>
-              <w:pStyle w:val="20"/>
-              <w:spacing w:line="341" w:lineRule="exact"/>
-              <w:jc w:val="both"/>
-              <w:rPr>
-                <w:rFonts w:ascii="Times New Roman" w:hAnsi="Times New Roman" w:cs="Times New Roman"/>
-                <w:b/>
-                <w:sz w:val="24"/>
-                <w:szCs w:val="24"/>
-              </w:rPr>
-            </w:pPr>
-            <w:r>
-              <w:rPr>
-                <w:rFonts w:ascii="Times New Roman" w:hAnsi="Times New Roman" w:cs="Times New Roman"/>
-                <w:b/>
-                <w:sz w:val="24"/>
-                <w:szCs w:val="24"/>
-              </w:rPr>
-              <w:t>日</w:t>
-            </w:r>
-            <w:r>
-              <w:rPr>
-                <w:rFonts w:ascii="Times New Roman" w:hAnsi="Times New Roman" w:cs="Times New Roman"/>
-                <w:b/>
-                <w:sz w:val="24"/>
-                <w:szCs w:val="24"/>
-                <w:lang w:eastAsia="zh-CN"/>
-              </w:rPr>
-              <w:t xml:space="preserve">  </w:t>
-            </w:r>
-            <w:r>
-              <w:rPr>
-                <w:rFonts w:ascii="Times New Roman" w:hAnsi="Times New Roman" w:cs="Times New Roman"/>
-                <w:b/>
-                <w:sz w:val="24"/>
-                <w:szCs w:val="24"/>
-              </w:rPr>
-              <w:t>期：</w:t>
-            </w:r>
-          </w:p>
-        </w:tc>
-        <w:tc>
-          <w:tcPr>
-            <w:tcW w:w="2294" w:type="dxa"/>
-            <w:vAlign w:val="center"/>
-          </w:tcPr>
-          <w:p>
-            <w:pPr>
-              <w:pStyle w:val="20"/>
-              <w:spacing w:line="363" w:lineRule="exact"/>
-              <w:ind w:right="15"/>
-              <w:jc w:val="both"/>
-              <w:rPr>
-                <w:rFonts w:ascii="Times New Roman" w:hAnsi="Times New Roman" w:cs="Times New Roman"/>
-                <w:sz w:val="24"/>
-                <w:szCs w:val="24"/>
-              </w:rPr>
-            </w:pPr>
-            <w:r>
-              <w:rPr>
-                <w:rFonts w:ascii="Times New Roman" w:hAnsi="Times New Roman" w:cs="Times New Roman"/>
-                <w:kern w:val="2"/>
-                <w:sz w:val="24"/>
-                <w:szCs w:val="24"/>
-                <w:lang w:eastAsia="zh-CN"/>
-              </w:rPr>
-              <w:t>{{ reportdate }}</w:t>
-            </w:r>
-          </w:p>
-        </w:tc>
-      </w:tr>
-    </w:tbl>
-    <w:p>
-      <w:pPr>
-        <w:rPr>
-          <w:rFonts w:ascii="Times New Roman" w:hAnsi="Times New Roman" w:eastAsia="微软雅黑" w:cs="Times New Roman"/>
-          <w:sz w:val="24"/>
-          <w:szCs w:val="24"/>
-          <w:lang w:eastAsia="zh-CN"/>
-        </w:rPr>
-      </w:pPr>
-      <w:r>
-        <w:rPr>
-          <w:rFonts w:hint="eastAsia" w:ascii="Times New Roman" w:hAnsi="Times New Roman" w:eastAsia="微软雅黑" w:cs="Times New Roman"/>
-          <w:sz w:val="24"/>
-          <w:szCs w:val="24"/>
-          <w:lang w:eastAsia="zh-CN"/>
-        </w:rPr>
-        <w:t xml:space="preserve">{% endif %}{% if testedby == </w:t>
-      </w:r>
-      <w:r>
-        <w:rPr>
-          <w:rFonts w:ascii="Times New Roman" w:hAnsi="Times New Roman" w:eastAsia="微软雅黑" w:cs="Times New Roman"/>
-          <w:sz w:val="24"/>
-          <w:szCs w:val="24"/>
-          <w:lang w:eastAsia="zh-CN"/>
-        </w:rPr>
-        <w:t>“</w:t>
-      </w:r>
-      <w:r>
-        <w:rPr>
-          <w:rFonts w:hint="eastAsia" w:ascii="Times New Roman" w:hAnsi="Times New Roman" w:eastAsia="微软雅黑" w:cs="Times New Roman"/>
-          <w:sz w:val="24"/>
-          <w:szCs w:val="24"/>
-          <w:lang w:eastAsia="zh-CN"/>
-        </w:rPr>
-        <w:t>3</w:t>
-      </w:r>
-      <w:r>
-        <w:rPr>
-          <w:rFonts w:ascii="Times New Roman" w:hAnsi="Times New Roman" w:eastAsia="微软雅黑" w:cs="Times New Roman"/>
-          <w:sz w:val="24"/>
-          <w:szCs w:val="24"/>
-          <w:lang w:eastAsia="zh-CN"/>
-        </w:rPr>
-        <w:t>”</w:t>
-      </w:r>
-      <w:r>
-        <w:rPr>
-          <w:rFonts w:hint="eastAsia" w:ascii="Times New Roman" w:hAnsi="Times New Roman" w:eastAsia="微软雅黑" w:cs="Times New Roman"/>
-          <w:sz w:val="24"/>
-          <w:szCs w:val="24"/>
-          <w:lang w:eastAsia="zh-CN"/>
-        </w:rPr>
-        <w:t xml:space="preserve"> %}</w:t>
-      </w:r>
-    </w:p>
-    <w:p>
-      <w:pPr>
-        <w:rPr>
-          <w:rFonts w:ascii="Times New Roman" w:hAnsi="Times New Roman" w:eastAsia="微软雅黑" w:cs="Times New Roman"/>
-          <w:sz w:val="24"/>
-          <w:szCs w:val="24"/>
-          <w:lang w:eastAsia="zh-CN"/>
-        </w:rPr>
-      </w:pPr>
-    </w:p>
-    <w:p>
-      <w:pPr>
-        <w:rPr>
-          <w:sz w:val="24"/>
-          <w:lang w:eastAsia="zh-CN"/>
-        </w:rPr>
-      </w:pPr>
-    </w:p>
-    <w:tbl>
-      <w:tblPr>
-        <w:tblStyle w:val="36"/>
-        <w:tblW w:w="6772" w:type="dxa"/>
-        <w:jc w:val="right"/>
-        <w:tblLayout w:type="fixed"/>
-        <w:tblCellMar>
-          <w:top w:w="0" w:type="dxa"/>
-          <w:left w:w="0" w:type="dxa"/>
-          <w:bottom w:w="0" w:type="dxa"/>
-          <w:right w:w="0" w:type="dxa"/>
-        </w:tblCellMar>
-      </w:tblPr>
-      <w:tblGrid>
-        <w:gridCol w:w="1272"/>
-        <w:gridCol w:w="2040"/>
-        <w:gridCol w:w="1166"/>
-        <w:gridCol w:w="2294"/>
-      </w:tblGrid>
-      <w:tr>
-        <w:tblPrEx>
-          <w:tblCellMar>
-            <w:top w:w="0" w:type="dxa"/>
-            <w:left w:w="0" w:type="dxa"/>
-            <w:bottom w:w="0" w:type="dxa"/>
-            <w:right w:w="0" w:type="dxa"/>
-          </w:tblCellMar>
-        </w:tblPrEx>
-        <w:trPr>
-          <w:trHeight w:val="441" w:hRule="exact"/>
-          <w:jc w:val="right"/>
-        </w:trPr>
-        <w:tc>
-          <w:tcPr>
-            <w:tcW w:w="1272" w:type="dxa"/>
-            <w:vAlign w:val="center"/>
-          </w:tcPr>
-          <w:p>
-            <w:pPr>
-              <w:pStyle w:val="20"/>
-              <w:spacing w:before="13"/>
-              <w:ind w:left="13" w:right="95"/>
-              <w:jc w:val="both"/>
-              <w:rPr>
-                <w:rFonts w:ascii="Times New Roman" w:hAnsi="Times New Roman" w:cs="Times New Roman"/>
-                <w:b/>
-                <w:sz w:val="24"/>
-                <w:szCs w:val="24"/>
-              </w:rPr>
-            </w:pPr>
-            <w:r>
-              <w:rPr>
-                <w:rFonts w:ascii="Times New Roman" w:hAnsi="Times New Roman" w:cs="Times New Roman"/>
-                <w:b/>
-                <w:sz w:val="24"/>
-                <w:szCs w:val="24"/>
-              </w:rPr>
-              <w:t>检测人：</w:t>
-            </w:r>
-          </w:p>
-        </w:tc>
-        <w:tc>
-          <w:tcPr>
-            <w:tcW w:w="2040" w:type="dxa"/>
-            <w:vAlign w:val="center"/>
-          </w:tcPr>
-          <w:p>
-            <w:pPr>
-              <w:pStyle w:val="20"/>
-              <w:spacing w:before="13"/>
-              <w:jc w:val="both"/>
-              <w:rPr>
-                <w:rFonts w:ascii="Times New Roman" w:hAnsi="Times New Roman" w:cs="Times New Roman"/>
-                <w:b/>
-                <w:sz w:val="24"/>
-                <w:szCs w:val="24"/>
-              </w:rPr>
-            </w:pPr>
-            <w:r>
-              <w:rPr>
-                <w:sz w:val="24"/>
-              </w:rPr>
-              <mc:AlternateContent>
-                <mc:Choice Requires="wpg">
-                  <w:drawing>
-                    <wp:anchor distT="0" distB="0" distL="114300" distR="114300" simplePos="0" relativeHeight="251665408" behindDoc="0" locked="0" layoutInCell="1" allowOverlap="1">
-                      <wp:simplePos x="0" y="0"/>
-                      <wp:positionH relativeFrom="column">
-                        <wp:posOffset>-59690</wp:posOffset>
-                      </wp:positionH>
-                      <wp:positionV relativeFrom="paragraph">
-                        <wp:posOffset>-527685</wp:posOffset>
-                      </wp:positionV>
-                      <wp:extent cx="3114040" cy="1442720"/>
-                      <wp:effectExtent l="0" t="0" r="10160" b="5080"/>
-                      <wp:wrapNone/>
-                      <wp:docPr id="38" name="组合 38"/>
-                      <wp:cNvGraphicFramePr/>
-                      <a:graphic xmlns:a="http://schemas.openxmlformats.org/drawingml/2006/main">
-                        <a:graphicData uri="http://schemas.microsoft.com/office/word/2010/wordprocessingGroup">
-                          <wpg:wgp>
-                            <wpg:cNvGrpSpPr/>
-                            <wpg:grpSpPr>
-                              <a:xfrm>
-                                <a:off x="0" y="0"/>
-                                <a:ext cx="3114040" cy="1442720"/>
-                                <a:chOff x="17862" y="41199"/>
-                                <a:chExt cx="4904" cy="2272"/>
-                              </a:xfrm>
-                            </wpg:grpSpPr>
-                            <pic:pic xmlns:pic="http://schemas.openxmlformats.org/drawingml/2006/picture">
-                              <pic:nvPicPr>
-                                <pic:cNvPr id="6" name="图片 23"/>
-                                <pic:cNvPicPr>
-                                  <a:picLocks noChangeAspect="1" noChangeArrowheads="1"/>
-                                </pic:cNvPicPr>
-                              </pic:nvPicPr>
-                              <pic:blipFill>
-                                <a:blip r:embed="rId12">
-                                  <a:extLst>
-                                    <a:ext uri="{28A0092B-C50C-407E-A947-70E740481C1C}">
-                                      <a14:useLocalDpi xmlns:a14="http://schemas.microsoft.com/office/drawing/2010/main" val="0"/>
-                                    </a:ext>
-                                  </a:extLst>
-                                </a:blip>
-                                <a:srcRect/>
-                                <a:stretch>
-                                  <a:fillRect/>
-                                </a:stretch>
-                              </pic:blipFill>
-                              <pic:spPr>
-                                <a:xfrm>
-                                  <a:off x="20494" y="41199"/>
-                                  <a:ext cx="2273" cy="2273"/>
-                                </a:xfrm>
-                                <a:prstGeom prst="rect">
-                                  <a:avLst/>
-                                </a:prstGeom>
-                                <a:noFill/>
-                                <a:ln>
-                                  <a:noFill/>
-                                </a:ln>
-                              </pic:spPr>
-                            </pic:pic>
-                            <wpg:grpSp>
-                              <wpg:cNvPr id="39" name="组合 23"/>
-                              <wpg:cNvGrpSpPr/>
-                              <wpg:grpSpPr>
-                                <a:xfrm>
-                                  <a:off x="17862" y="41843"/>
-                                  <a:ext cx="4208" cy="652"/>
-                                  <a:chOff x="17862" y="41843"/>
-                                  <a:chExt cx="4208" cy="652"/>
-                                </a:xfrm>
-                              </wpg:grpSpPr>
-                              <pic:pic xmlns:pic="http://schemas.openxmlformats.org/drawingml/2006/picture">
-                                <pic:nvPicPr>
-                                  <pic:cNvPr id="22" name="图片 59" descr="图片1"/>
-                                  <pic:cNvPicPr>
-                                    <a:picLocks noChangeAspect="1"/>
-                                  </pic:cNvPicPr>
-                                </pic:nvPicPr>
-                                <pic:blipFill>
-                                  <a:blip r:embed="rId14">
-                                    <a:biLevel thresh="50000"/>
-                                  </a:blip>
-                                  <a:srcRect l="7865" t="11797" r="5322" b="19074"/>
-                                  <a:stretch>
-                                    <a:fillRect/>
-                                  </a:stretch>
-                                </pic:blipFill>
-                                <pic:spPr>
-                                  <a:xfrm>
-                                    <a:off x="17862" y="41869"/>
-                                    <a:ext cx="1468" cy="627"/>
-                                  </a:xfrm>
-                                  <a:prstGeom prst="rect">
-                                    <a:avLst/>
-                                  </a:prstGeom>
-                                  <a:noFill/>
-                                </pic:spPr>
-                              </pic:pic>
-                              <pic:pic xmlns:pic="http://schemas.openxmlformats.org/drawingml/2006/picture">
-                                <pic:nvPicPr>
-                                  <pic:cNvPr id="21" name="图片 29" descr="IMG_256"/>
-                                  <pic:cNvPicPr>
-                                    <a:picLocks noChangeAspect="1"/>
-                                  </pic:cNvPicPr>
-                                </pic:nvPicPr>
-                                <pic:blipFill>
-                                  <a:blip r:embed="rId10">
-                                    <a:clrChange>
-                                      <a:clrFrom>
-                                        <a:srgbClr val="FFFFFF">
-                                          <a:alpha val="100000"/>
-                                        </a:srgbClr>
-                                      </a:clrFrom>
-                                      <a:clrTo>
-                                        <a:srgbClr val="FFFFFF">
-                                          <a:alpha val="100000"/>
-                                          <a:alpha val="0"/>
-                                        </a:srgbClr>
-                                      </a:clrTo>
-                                    </a:clrChange>
-                                  </a:blip>
-                                  <a:stretch>
-                                    <a:fillRect/>
-                                  </a:stretch>
-                                </pic:blipFill>
-                                <pic:spPr>
-                                  <a:xfrm>
-                                    <a:off x="21096" y="41843"/>
-                                    <a:ext cx="975" cy="570"/>
-                                  </a:xfrm>
-                                  <a:prstGeom prst="rect">
-                                    <a:avLst/>
-                                  </a:prstGeom>
-                                  <a:noFill/>
-                                  <a:ln w="9525">
-                                    <a:noFill/>
-                                  </a:ln>
-                                </pic:spPr>
-                              </pic:pic>
-                            </wpg:grpSp>
-                          </wpg:wgp>
-                        </a:graphicData>
-                      </a:graphic>
-                    </wp:anchor>
-                  </w:drawing>
-                </mc:Choice>
-                <mc:Fallback>
-                  <w:pict>
-                    <v:group id="_x0000_s1026" o:spid="_x0000_s1026" o:spt="203" style="position:absolute;left:0pt;margin-left:-4.7pt;margin-top:-41.55pt;height:113.6pt;width:245.2pt;z-index:251665408;mso-width-relative:page;mso-height-relative:page;" coordorigin="17862,41199" coordsize="4904,2272" o:gfxdata="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">
-                      <o:lock v:ext="edit" aspectratio="f"/>
-                      <v:shape id="图片 23" o:spid="_x0000_s1026" o:spt="75" type="#_x0000_t75" style="position:absolute;left:20494;top:41199;height:2273;width:2273;" filled="f" o:preferrelative="t" stroked="f" coordsize="21600,21600" o:gfxdata="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">
-                        <v:fill on="f" focussize="0,0"/>
-                        <v:stroke on="f"/>
-                        <v:imagedata r:id="rId12" o:title=""/>
-                        <o:lock v:ext="edit" aspectratio="t"/>
-                      </v:shape>
-                      <v:group id="组合 23" o:spid="_x0000_s1026" o:spt="203" style="position:absolute;left:17862;top:41843;height:652;width:4208;" coordorigin="17862,41843" coordsize="4208,652" o:gfxdata="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">
-                        <o:lock v:ext="edit" aspectratio="f"/>
-                        <v:shape id="图片 59" o:spid="_x0000_s1026" o:spt="75" alt="图片1" type="#_x0000_t75" style="position:absolute;left:17862;top:41869;height:627;width:1468;" filled="f" o:preferrelative="t" stroked="f" coordsize="21600,21600" o:gfxdata="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">
-                          <v:fill on="f" focussize="0,0"/>
-                          <v:stroke on="f"/>
-                          <v:imagedata r:id="rId14" cropleft="5154f" croptop="7731f" cropright="3488f" cropbottom="12500f" grayscale="t" bilevel="t" o:title=""/>
-                          <o:lock v:ext="edit" aspectratio="t"/>
-                        </v:shape>
-                        <v:shape id="图片 29" o:spid="_x0000_s1026" o:spt="75" alt="IMG_256" type="#_x0000_t75" style="position:absolute;left:21096;top:41843;height:570;width:975;" filled="f" o:preferrelative="t" stroked="f" coordsize="21600,21600" o:gfxdata="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">
-                          <v:fill on="f" focussize="0,0"/>
-                          <v:stroke on="f"/>
-                          <v:imagedata r:id="rId10" chromakey="#FFFFFF" o:title=""/>
-                          <o:lock v:ext="edit" aspectratio="t"/>
-                        </v:shape>
-                      </v:group>
-                    </v:group>
-                  </w:pict>
-                </mc:Fallback>
-              </mc:AlternateContent>
-            </w:r>
-          </w:p>
-        </w:tc>
-        <w:tc>
-          <w:tcPr>
-            <w:tcW w:w="1166" w:type="dxa"/>
-            <w:vAlign w:val="center"/>
-          </w:tcPr>
-          <w:p>
-            <w:pPr>
-              <w:pStyle w:val="20"/>
-              <w:spacing w:before="13"/>
-              <w:jc w:val="both"/>
-              <w:rPr>
-                <w:rFonts w:ascii="Times New Roman" w:hAnsi="Times New Roman" w:cs="Times New Roman"/>
-                <w:b/>
-                <w:sz w:val="24"/>
-                <w:szCs w:val="24"/>
-              </w:rPr>
-            </w:pPr>
-            <w:r>
-              <w:rPr>
-                <w:rFonts w:ascii="Times New Roman" w:hAnsi="Times New Roman" w:cs="Times New Roman"/>
-                <w:b/>
-                <w:sz w:val="24"/>
-                <w:szCs w:val="24"/>
-              </w:rPr>
-              <w:t>复核人</w:t>
-            </w:r>
-            <w:r>
-              <w:rPr>
-                <w:rFonts w:ascii="Times New Roman" w:hAnsi="Times New Roman" w:cs="Times New Roman"/>
-                <w:b/>
-                <w:sz w:val="24"/>
-                <w:szCs w:val="24"/>
-                <w:lang w:eastAsia="zh-CN"/>
-              </w:rPr>
-              <w:t>：</w:t>
-            </w:r>
-          </w:p>
-        </w:tc>
-        <w:tc>
-          <w:tcPr>
-            <w:tcW w:w="2294" w:type="dxa"/>
-            <w:vAlign w:val="center"/>
-          </w:tcPr>
-          <w:p>
-            <w:pPr>
-              <w:pStyle w:val="20"/>
-              <w:spacing w:before="13"/>
-              <w:ind w:right="15"/>
-              <w:jc w:val="both"/>
-              <w:rPr>
-                <w:rFonts w:ascii="Times New Roman" w:hAnsi="Times New Roman" w:cs="Times New Roman"/>
-                <w:b/>
-                <w:sz w:val="24"/>
-                <w:szCs w:val="24"/>
-              </w:rPr>
-            </w:pPr>
-          </w:p>
-        </w:tc>
-      </w:tr>
-      <w:tr>
-        <w:tblPrEx>
-          <w:tblCellMar>
-            <w:top w:w="0" w:type="dxa"/>
-            <w:left w:w="0" w:type="dxa"/>
-            <w:bottom w:w="0" w:type="dxa"/>
-            <w:right w:w="0" w:type="dxa"/>
-          </w:tblCellMar>
-        </w:tblPrEx>
-        <w:trPr>
-          <w:trHeight w:val="457" w:hRule="exact"/>
-          <w:jc w:val="right"/>
-        </w:trPr>
-        <w:tc>
-          <w:tcPr>
-            <w:tcW w:w="1272" w:type="dxa"/>
-            <w:vAlign w:val="center"/>
-          </w:tcPr>
-          <w:p>
-            <w:pPr>
-              <w:pStyle w:val="20"/>
-              <w:spacing w:line="341" w:lineRule="exact"/>
-              <w:ind w:left="13" w:right="165"/>
-              <w:jc w:val="both"/>
-              <w:rPr>
-                <w:rFonts w:ascii="Times New Roman" w:hAnsi="Times New Roman" w:cs="Times New Roman"/>
-                <w:b/>
-                <w:sz w:val="24"/>
-                <w:szCs w:val="24"/>
-              </w:rPr>
-            </w:pPr>
-            <w:r>
-              <w:rPr>
-                <w:rFonts w:ascii="Times New Roman" w:hAnsi="Times New Roman" w:cs="Times New Roman"/>
-                <w:b/>
-                <w:sz w:val="24"/>
-                <w:szCs w:val="24"/>
-              </w:rPr>
-              <w:t>日</w:t>
-            </w:r>
-            <w:r>
-              <w:rPr>
-                <w:rFonts w:ascii="Times New Roman" w:hAnsi="Times New Roman" w:cs="Times New Roman"/>
-                <w:b/>
-                <w:sz w:val="24"/>
-                <w:szCs w:val="24"/>
-                <w:lang w:eastAsia="zh-CN"/>
-              </w:rPr>
-              <w:t xml:space="preserve">  </w:t>
-            </w:r>
-            <w:r>
-              <w:rPr>
-                <w:rFonts w:ascii="Times New Roman" w:hAnsi="Times New Roman" w:cs="Times New Roman"/>
-                <w:b/>
-                <w:sz w:val="24"/>
-                <w:szCs w:val="24"/>
-              </w:rPr>
-              <w:t>期：</w:t>
-            </w:r>
-          </w:p>
-        </w:tc>
-        <w:tc>
-          <w:tcPr>
-            <w:tcW w:w="2040" w:type="dxa"/>
-            <w:vAlign w:val="center"/>
-          </w:tcPr>
-          <w:p>
-            <w:pPr>
-              <w:pStyle w:val="20"/>
-              <w:spacing w:line="363" w:lineRule="exact"/>
-              <w:jc w:val="both"/>
-              <w:rPr>
-                <w:rFonts w:ascii="Times New Roman" w:hAnsi="Times New Roman" w:cs="Times New Roman"/>
-                <w:sz w:val="24"/>
-                <w:szCs w:val="24"/>
-              </w:rPr>
-            </w:pPr>
-            <w:r>
-              <w:rPr>
-                <w:rFonts w:ascii="Times New Roman" w:hAnsi="Times New Roman" w:cs="Times New Roman"/>
-                <w:kern w:val="2"/>
-                <w:sz w:val="24"/>
-                <w:szCs w:val="24"/>
-                <w:lang w:eastAsia="zh-CN"/>
-              </w:rPr>
-              <w:t>{{ reportdate }}</w:t>
-            </w:r>
-          </w:p>
-        </w:tc>
-        <w:tc>
-          <w:tcPr>
-            <w:tcW w:w="1166" w:type="dxa"/>
-            <w:vAlign w:val="center"/>
-          </w:tcPr>
-          <w:p>
-            <w:pPr>
-              <w:pStyle w:val="20"/>
-              <w:spacing w:line="341" w:lineRule="exact"/>
-              <w:jc w:val="both"/>
-              <w:rPr>
-                <w:rFonts w:ascii="Times New Roman" w:hAnsi="Times New Roman" w:cs="Times New Roman"/>
-                <w:b/>
-                <w:sz w:val="24"/>
-                <w:szCs w:val="24"/>
-              </w:rPr>
-            </w:pPr>
-            <w:r>
-              <w:rPr>
-                <w:rFonts w:ascii="Times New Roman" w:hAnsi="Times New Roman" w:cs="Times New Roman"/>
-                <w:b/>
-                <w:sz w:val="24"/>
-                <w:szCs w:val="24"/>
-              </w:rPr>
-              <w:t>日</w:t>
-            </w:r>
-            <w:r>
-              <w:rPr>
-                <w:rFonts w:ascii="Times New Roman" w:hAnsi="Times New Roman" w:cs="Times New Roman"/>
-                <w:b/>
-                <w:sz w:val="24"/>
-                <w:szCs w:val="24"/>
-                <w:lang w:eastAsia="zh-CN"/>
-              </w:rPr>
-              <w:t xml:space="preserve">  </w:t>
-            </w:r>
-            <w:r>
-              <w:rPr>
-                <w:rFonts w:ascii="Times New Roman" w:hAnsi="Times New Roman" w:cs="Times New Roman"/>
-                <w:b/>
-                <w:sz w:val="24"/>
-                <w:szCs w:val="24"/>
-              </w:rPr>
-              <w:t>期：</w:t>
-            </w:r>
-          </w:p>
-        </w:tc>
-        <w:tc>
-          <w:tcPr>
-            <w:tcW w:w="2294" w:type="dxa"/>
-            <w:vAlign w:val="center"/>
-          </w:tcPr>
-          <w:p>
-            <w:pPr>
-              <w:pStyle w:val="20"/>
-              <w:spacing w:line="363" w:lineRule="exact"/>
-              <w:ind w:right="15"/>
-              <w:jc w:val="both"/>
-              <w:rPr>
-                <w:rFonts w:ascii="Times New Roman" w:hAnsi="Times New Roman" w:cs="Times New Roman"/>
-                <w:sz w:val="24"/>
-                <w:szCs w:val="24"/>
-              </w:rPr>
-            </w:pPr>
-            <w:r>
-              <w:rPr>
-                <w:rFonts w:ascii="Times New Roman" w:hAnsi="Times New Roman" w:cs="Times New Roman"/>
-                <w:kern w:val="2"/>
-                <w:sz w:val="24"/>
-                <w:szCs w:val="24"/>
-                <w:lang w:eastAsia="zh-CN"/>
-              </w:rPr>
-              <w:t>{{ reportdate }}</w:t>
-            </w:r>
-          </w:p>
-        </w:tc>
-      </w:tr>
-    </w:tbl>
-    <w:p>
-      <w:pPr>
-        <w:rPr>
-          <w:rFonts w:ascii="Times New Roman" w:hAnsi="Times New Roman" w:eastAsia="微软雅黑" w:cs="Times New Roman"/>
-          <w:sz w:val="24"/>
-          <w:szCs w:val="24"/>
-          <w:lang w:eastAsia="zh-CN"/>
-        </w:rPr>
-      </w:pPr>
-      <w:r>
-        <w:rPr>
-          <w:rFonts w:hint="eastAsia" w:ascii="Times New Roman" w:hAnsi="Times New Roman" w:eastAsia="微软雅黑" w:cs="Times New Roman"/>
-          <w:sz w:val="24"/>
-          <w:szCs w:val="24"/>
-          <w:lang w:eastAsia="zh-CN"/>
-        </w:rPr>
-        <w:t xml:space="preserve">{% endif %}{% if testedby == </w:t>
-      </w:r>
-      <w:r>
-        <w:rPr>
-          <w:rFonts w:ascii="Times New Roman" w:hAnsi="Times New Roman" w:eastAsia="微软雅黑" w:cs="Times New Roman"/>
-          <w:sz w:val="24"/>
-          <w:szCs w:val="24"/>
-          <w:lang w:eastAsia="zh-CN"/>
-        </w:rPr>
-        <w:t>“</w:t>
-      </w:r>
-      <w:r>
-        <w:rPr>
-          <w:rFonts w:hint="eastAsia" w:ascii="Times New Roman" w:hAnsi="Times New Roman" w:eastAsia="微软雅黑" w:cs="Times New Roman"/>
-          <w:sz w:val="24"/>
-          <w:szCs w:val="24"/>
-          <w:lang w:eastAsia="zh-CN"/>
-        </w:rPr>
-        <w:t>4</w:t>
-      </w:r>
-      <w:r>
-        <w:rPr>
-          <w:rFonts w:ascii="Times New Roman" w:hAnsi="Times New Roman" w:eastAsia="微软雅黑" w:cs="Times New Roman"/>
-          <w:sz w:val="24"/>
-          <w:szCs w:val="24"/>
-          <w:lang w:eastAsia="zh-CN"/>
-        </w:rPr>
-        <w:t>”</w:t>
-      </w:r>
-      <w:r>
-        <w:rPr>
-          <w:rFonts w:hint="eastAsia" w:ascii="Times New Roman" w:hAnsi="Times New Roman" w:eastAsia="微软雅黑" w:cs="Times New Roman"/>
-          <w:sz w:val="24"/>
-          <w:szCs w:val="24"/>
-          <w:lang w:eastAsia="zh-CN"/>
-        </w:rPr>
-        <w:t xml:space="preserve"> %}</w:t>
-      </w:r>
-    </w:p>
-    <w:p>
-      <w:pPr>
-        <w:rPr>
-          <w:rFonts w:ascii="Times New Roman" w:hAnsi="Times New Roman" w:eastAsia="微软雅黑" w:cs="Times New Roman"/>
-          <w:sz w:val="24"/>
-          <w:szCs w:val="24"/>
-          <w:lang w:eastAsia="zh-CN"/>
-        </w:rPr>
-      </w:pPr>
-    </w:p>
-    <w:p>
-      <w:pPr>
-        <w:rPr>
-          <w:rFonts w:ascii="Times New Roman" w:hAnsi="Times New Roman" w:eastAsia="微软雅黑" w:cs="Times New Roman"/>
-          <w:sz w:val="24"/>
-          <w:szCs w:val="24"/>
-          <w:lang w:eastAsia="zh-CN"/>
-        </w:rPr>
-      </w:pPr>
-    </w:p>
-    <w:tbl>
-      <w:tblPr>
-        <w:tblStyle w:val="36"/>
-        <w:tblW w:w="6772" w:type="dxa"/>
-        <w:jc w:val="right"/>
-        <w:tblLayout w:type="fixed"/>
-        <w:tblCellMar>
-          <w:top w:w="0" w:type="dxa"/>
-          <w:left w:w="0" w:type="dxa"/>
-          <w:bottom w:w="0" w:type="dxa"/>
-          <w:right w:w="0" w:type="dxa"/>
-        </w:tblCellMar>
-      </w:tblPr>
-      <w:tblGrid>
-        <w:gridCol w:w="1272"/>
-        <w:gridCol w:w="2040"/>
-        <w:gridCol w:w="1166"/>
-        <w:gridCol w:w="2294"/>
-      </w:tblGrid>
-      <w:tr>
-        <w:tblPrEx>
-          <w:tblCellMar>
-            <w:top w:w="0" w:type="dxa"/>
-            <w:left w:w="0" w:type="dxa"/>
-            <w:bottom w:w="0" w:type="dxa"/>
-            <w:right w:w="0" w:type="dxa"/>
-          </w:tblCellMar>
-        </w:tblPrEx>
-        <w:trPr>
-          <w:trHeight w:val="441" w:hRule="exact"/>
-          <w:jc w:val="right"/>
-        </w:trPr>
-        <w:tc>
-          <w:tcPr>
-            <w:tcW w:w="1272" w:type="dxa"/>
-            <w:vAlign w:val="center"/>
-          </w:tcPr>
-          <w:p>
-            <w:pPr>
-              <w:pStyle w:val="20"/>
-              <w:spacing w:before="13"/>
-              <w:ind w:left="13" w:right="95"/>
-              <w:jc w:val="both"/>
-              <w:rPr>
-                <w:rFonts w:ascii="Times New Roman" w:hAnsi="Times New Roman" w:cs="Times New Roman"/>
-                <w:b/>
-                <w:sz w:val="24"/>
-                <w:szCs w:val="24"/>
-              </w:rPr>
-            </w:pPr>
-            <w:r>
-              <w:rPr>
-                <w:rFonts w:ascii="Times New Roman" w:hAnsi="Times New Roman" w:cs="Times New Roman"/>
-                <w:b/>
-                <w:sz w:val="24"/>
-                <w:szCs w:val="24"/>
-              </w:rPr>
-              <w:t>检测人：</w:t>
-            </w:r>
-          </w:p>
-        </w:tc>
-        <w:tc>
-          <w:tcPr>
-            <w:tcW w:w="2040" w:type="dxa"/>
-            <w:vAlign w:val="center"/>
-          </w:tcPr>
-          <w:p>
-            <w:pPr>
-              <w:pStyle w:val="20"/>
-              <w:spacing w:before="13"/>
-              <w:jc w:val="both"/>
-              <w:rPr>
-                <w:rFonts w:ascii="Times New Roman" w:hAnsi="Times New Roman" w:cs="Times New Roman"/>
-                <w:b/>
-                <w:sz w:val="24"/>
-                <w:szCs w:val="24"/>
-              </w:rPr>
-            </w:pPr>
-            <w:r>
-              <w:rPr>
-                <w:sz w:val="24"/>
-              </w:rPr>
-              <mc:AlternateContent>
-                <mc:Choice Requires="wpg">
-                  <w:drawing>
-                    <wp:anchor distT="0" distB="0" distL="114300" distR="114300" simplePos="0" relativeHeight="251666432" behindDoc="0" locked="0" layoutInCell="1" allowOverlap="1">
-                      <wp:simplePos x="0" y="0"/>
-                      <wp:positionH relativeFrom="column">
-                        <wp:posOffset>12700</wp:posOffset>
-                      </wp:positionH>
-                      <wp:positionV relativeFrom="paragraph">
-                        <wp:posOffset>-514985</wp:posOffset>
-                      </wp:positionV>
-                      <wp:extent cx="3150235" cy="1442720"/>
-                      <wp:effectExtent l="0" t="0" r="4445" b="5080"/>
-                      <wp:wrapNone/>
-                      <wp:docPr id="8" name="组合 8"/>
-                      <wp:cNvGraphicFramePr/>
-                      <a:graphic xmlns:a="http://schemas.openxmlformats.org/drawingml/2006/main">
-                        <a:graphicData uri="http://schemas.microsoft.com/office/word/2010/wordprocessingGroup">
-                          <wpg:wgp>
-                            <wpg:cNvGrpSpPr/>
-                            <wpg:grpSpPr>
-                              <a:xfrm>
-                                <a:off x="0" y="0"/>
-                                <a:ext cx="3150235" cy="1442720"/>
-                                <a:chOff x="17976" y="42945"/>
-                                <a:chExt cx="4961" cy="2272"/>
-                              </a:xfrm>
-                            </wpg:grpSpPr>
-                            <pic:pic xmlns:pic="http://schemas.openxmlformats.org/drawingml/2006/picture">
-                              <pic:nvPicPr>
-                                <pic:cNvPr id="9" name="图片 25"/>
-                                <pic:cNvPicPr>
-                                  <a:picLocks noChangeAspect="1" noChangeArrowheads="1"/>
-                                </pic:cNvPicPr>
-                              </pic:nvPicPr>
-                              <pic:blipFill>
-                                <a:blip r:embed="rId12">
-                                  <a:extLst>
-                                    <a:ext uri="{28A0092B-C50C-407E-A947-70E740481C1C}">
-                                      <a14:useLocalDpi xmlns:a14="http://schemas.microsoft.com/office/drawing/2010/main" val="0"/>
-                                    </a:ext>
-                                  </a:extLst>
-                                </a:blip>
-                                <a:srcRect/>
-                                <a:stretch>
-                                  <a:fillRect/>
-                                </a:stretch>
-                              </pic:blipFill>
-                              <pic:spPr>
-                                <a:xfrm>
-                                  <a:off x="20665" y="42945"/>
-                                  <a:ext cx="2273" cy="2273"/>
-                                </a:xfrm>
-                                <a:prstGeom prst="rect">
-                                  <a:avLst/>
-                                </a:prstGeom>
-                                <a:noFill/>
-                                <a:ln>
-                                  <a:noFill/>
-                                </a:ln>
-                              </pic:spPr>
-                            </pic:pic>
-                            <wpg:grpSp>
-                              <wpg:cNvPr id="41" name="组合 27"/>
-                              <wpg:cNvGrpSpPr/>
-                              <wpg:grpSpPr>
-                                <a:xfrm>
-                                  <a:off x="17976" y="43614"/>
-                                  <a:ext cx="4551" cy="626"/>
-                                  <a:chOff x="17976" y="43614"/>
-                                  <a:chExt cx="4551" cy="626"/>
-                                </a:xfrm>
-                              </wpg:grpSpPr>
-                              <pic:pic xmlns:pic="http://schemas.openxmlformats.org/drawingml/2006/picture">
-                                <pic:nvPicPr>
-                                  <pic:cNvPr id="10" name="图片 29" descr="IMG_256"/>
-                                  <pic:cNvPicPr>
-                                    <a:picLocks noChangeAspect="1"/>
-                                  </pic:cNvPicPr>
-                                </pic:nvPicPr>
-                                <pic:blipFill>
-                                  <a:blip r:embed="rId10">
-                                    <a:clrChange>
-                                      <a:clrFrom>
-                                        <a:srgbClr val="FFFFFF">
-                                          <a:alpha val="100000"/>
-                                        </a:srgbClr>
-                                      </a:clrFrom>
-                                      <a:clrTo>
-                                        <a:srgbClr val="FFFFFF">
-                                          <a:alpha val="100000"/>
-                                          <a:alpha val="0"/>
-                                        </a:srgbClr>
-                                      </a:clrTo>
-                                    </a:clrChange>
-                                  </a:blip>
-                                  <a:stretch>
-                                    <a:fillRect/>
-                                  </a:stretch>
-                                </pic:blipFill>
-                                <pic:spPr>
-                                  <a:xfrm>
-                                    <a:off x="17976" y="43615"/>
-                                    <a:ext cx="975" cy="570"/>
-                                  </a:xfrm>
-                                  <a:prstGeom prst="rect">
-                                    <a:avLst/>
-                                  </a:prstGeom>
-                                  <a:noFill/>
-                                  <a:ln w="9525">
-                                    <a:noFill/>
-                                  </a:ln>
-                                </pic:spPr>
-                              </pic:pic>
-                              <pic:pic xmlns:pic="http://schemas.openxmlformats.org/drawingml/2006/picture">
-                                <pic:nvPicPr>
-                                  <pic:cNvPr id="11" name="图片 59" descr="图片1"/>
-                                  <pic:cNvPicPr>
-                                    <a:picLocks noChangeAspect="1"/>
-                                  </pic:cNvPicPr>
-                                </pic:nvPicPr>
-                                <pic:blipFill>
-                                  <a:blip r:embed="rId14">
-                                    <a:biLevel thresh="50000"/>
-                                  </a:blip>
-                                  <a:srcRect l="7865" t="11797" r="5322" b="19074"/>
-                                  <a:stretch>
-                                    <a:fillRect/>
-                                  </a:stretch>
-                                </pic:blipFill>
-                                <pic:spPr>
-                                  <a:xfrm>
-                                    <a:off x="21059" y="43614"/>
-                                    <a:ext cx="1468" cy="627"/>
-                                  </a:xfrm>
-                                  <a:prstGeom prst="rect">
-                                    <a:avLst/>
-                                  </a:prstGeom>
-                                  <a:noFill/>
-                                </pic:spPr>
-                              </pic:pic>
-                            </wpg:grpSp>
-                          </wpg:wgp>
-                        </a:graphicData>
-                      </a:graphic>
-                    </wp:anchor>
-                  </w:drawing>
-                </mc:Choice>
-                <mc:Fallback>
-                  <w:pict>
-                    <v:group id="_x0000_s1026" o:spid="_x0000_s1026" o:spt="203" style="position:absolute;left:0pt;margin-left:1pt;margin-top:-40.55pt;height:113.6pt;width:248.05pt;z-index:251666432;mso-width-relative:page;mso-height-relative:page;" coordorigin="17976,42945" coordsize="4961,2272" o:gfxdata="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">
-                      <o:lock v:ext="edit" aspectratio="f"/>
-                      <v:shape id="图片 25" o:spid="_x0000_s1026" o:spt="75" type="#_x0000_t75" style="position:absolute;left:20665;top:42945;height:2273;width:2273;" filled="f" o:preferrelative="t" stroked="f" coordsize="21600,21600" o:gfxdata="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">
-                        <v:fill on="f" focussize="0,0"/>
-                        <v:stroke on="f"/>
-                        <v:imagedata r:id="rId12" o:title=""/>
-                        <o:lock v:ext="edit" aspectratio="t"/>
-                      </v:shape>
-                      <v:group id="组合 27" o:spid="_x0000_s1026" o:spt="203" style="position:absolute;left:17976;top:43614;height:626;width:4551;" coordorigin="17976,43614" coordsize="4551,626" o:gfxdata="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">
-                        <o:lock v:ext="edit" aspectratio="f"/>
-                        <v:shape id="图片 29" o:spid="_x0000_s1026" o:spt="75" alt="IMG_256" type="#_x0000_t75" style="position:absolute;left:17976;top:43615;height:570;width:975;" filled="f" o:preferrelative="t" stroked="f" coordsize="21600,21600" o:gfxdata="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">
-                          <v:fill on="f" focussize="0,0"/>
-                          <v:stroke on="f"/>
-                          <v:imagedata r:id="rId10" chromakey="#FFFFFF" o:title=""/>
-                          <o:lock v:ext="edit" aspectratio="t"/>
-                        </v:shape>
-                        <v:shape id="图片 59" o:spid="_x0000_s1026" o:spt="75" alt="图片1" type="#_x0000_t75" style="position:absolute;left:21059;top:43614;height:627;width:1468;" filled="f" o:preferrelative="t" stroked="f" coordsize="21600,21600" o:gfxdata="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">
-                          <v:fill on="f" focussize="0,0"/>
-                          <v:stroke on="f"/>
-                          <v:imagedata r:id="rId14" cropleft="5154f" croptop="7731f" cropright="3488f" cropbottom="12500f" grayscale="t" bilevel="t" o:title=""/>
-                          <o:lock v:ext="edit" aspectratio="t"/>
-                        </v:shape>
-                      </v:group>
-                    </v:group>
-                  </w:pict>
-                </mc:Fallback>
-              </mc:AlternateContent>
-            </w:r>
-          </w:p>
-        </w:tc>
-        <w:tc>
-          <w:tcPr>
-            <w:tcW w:w="1166" w:type="dxa"/>
-            <w:vAlign w:val="center"/>
-          </w:tcPr>
-          <w:p>
-            <w:pPr>
-              <w:pStyle w:val="20"/>
-              <w:spacing w:before="13"/>
-              <w:jc w:val="both"/>
-              <w:rPr>
-                <w:rFonts w:ascii="Times New Roman" w:hAnsi="Times New Roman" w:cs="Times New Roman"/>
-                <w:b/>
-                <w:sz w:val="24"/>
-                <w:szCs w:val="24"/>
-              </w:rPr>
-            </w:pPr>
-            <w:r>
-              <w:rPr>
-                <w:rFonts w:ascii="Times New Roman" w:hAnsi="Times New Roman" w:cs="Times New Roman"/>
-                <w:b/>
-                <w:sz w:val="24"/>
-                <w:szCs w:val="24"/>
-              </w:rPr>
-              <w:t>复核人</w:t>
-            </w:r>
-            <w:r>
-              <w:rPr>
-                <w:rFonts w:ascii="Times New Roman" w:hAnsi="Times New Roman" w:cs="Times New Roman"/>
-                <w:b/>
-                <w:sz w:val="24"/>
-                <w:szCs w:val="24"/>
-                <w:lang w:eastAsia="zh-CN"/>
-              </w:rPr>
-              <w:t>：</w:t>
-            </w:r>
-          </w:p>
-        </w:tc>
-        <w:tc>
-          <w:tcPr>
-            <w:tcW w:w="2294" w:type="dxa"/>
-            <w:vAlign w:val="center"/>
-          </w:tcPr>
-          <w:p>
-            <w:pPr>
-              <w:pStyle w:val="20"/>
-              <w:spacing w:before="13"/>
-              <w:ind w:right="15"/>
-              <w:jc w:val="both"/>
-              <w:rPr>
-                <w:rFonts w:ascii="Times New Roman" w:hAnsi="Times New Roman" w:cs="Times New Roman"/>
-                <w:b/>
-                <w:sz w:val="24"/>
-                <w:szCs w:val="24"/>
-              </w:rPr>
-            </w:pPr>
-          </w:p>
-        </w:tc>
-      </w:tr>
-      <w:tr>
-        <w:tblPrEx>
-          <w:tblCellMar>
-            <w:top w:w="0" w:type="dxa"/>
-            <w:left w:w="0" w:type="dxa"/>
-            <w:bottom w:w="0" w:type="dxa"/>
-            <w:right w:w="0" w:type="dxa"/>
-          </w:tblCellMar>
-        </w:tblPrEx>
-        <w:trPr>
-          <w:trHeight w:val="457" w:hRule="exact"/>
-          <w:jc w:val="right"/>
-        </w:trPr>
-        <w:tc>
-          <w:tcPr>
-            <w:tcW w:w="1272" w:type="dxa"/>
-            <w:vAlign w:val="center"/>
-          </w:tcPr>
-          <w:p>
-            <w:pPr>
-              <w:pStyle w:val="20"/>
-              <w:spacing w:line="341" w:lineRule="exact"/>
-              <w:ind w:left="13" w:right="165"/>
-              <w:jc w:val="both"/>
-              <w:rPr>
-                <w:rFonts w:ascii="Times New Roman" w:hAnsi="Times New Roman" w:cs="Times New Roman"/>
-                <w:b/>
-                <w:sz w:val="24"/>
-                <w:szCs w:val="24"/>
-              </w:rPr>
-            </w:pPr>
-            <w:r>
-              <w:rPr>
-                <w:rFonts w:ascii="Times New Roman" w:hAnsi="Times New Roman" w:cs="Times New Roman"/>
-                <w:b/>
-                <w:sz w:val="24"/>
-                <w:szCs w:val="24"/>
-              </w:rPr>
-              <w:t>日</w:t>
-            </w:r>
-            <w:r>
-              <w:rPr>
-                <w:rFonts w:ascii="Times New Roman" w:hAnsi="Times New Roman" w:cs="Times New Roman"/>
-                <w:b/>
-                <w:sz w:val="24"/>
-                <w:szCs w:val="24"/>
-                <w:lang w:eastAsia="zh-CN"/>
-              </w:rPr>
-              <w:t xml:space="preserve">  </w:t>
-            </w:r>
-            <w:r>
-              <w:rPr>
-                <w:rFonts w:ascii="Times New Roman" w:hAnsi="Times New Roman" w:cs="Times New Roman"/>
-                <w:b/>
-                <w:sz w:val="24"/>
-                <w:szCs w:val="24"/>
-              </w:rPr>
-              <w:t>期：</w:t>
-            </w:r>
-          </w:p>
-        </w:tc>
-        <w:tc>
-          <w:tcPr>
-            <w:tcW w:w="2040" w:type="dxa"/>
-            <w:vAlign w:val="center"/>
-          </w:tcPr>
-          <w:p>
-            <w:pPr>
-              <w:pStyle w:val="20"/>
-              <w:spacing w:line="363" w:lineRule="exact"/>
-              <w:jc w:val="both"/>
-              <w:rPr>
-                <w:rFonts w:ascii="Times New Roman" w:hAnsi="Times New Roman" w:cs="Times New Roman"/>
-                <w:sz w:val="24"/>
-                <w:szCs w:val="24"/>
-              </w:rPr>
-            </w:pPr>
-            <w:r>
-              <w:rPr>
-                <w:rFonts w:ascii="Times New Roman" w:hAnsi="Times New Roman" w:cs="Times New Roman"/>
-                <w:kern w:val="2"/>
-                <w:sz w:val="24"/>
-                <w:szCs w:val="24"/>
-                <w:lang w:eastAsia="zh-CN"/>
-              </w:rPr>
-              <w:t>{{ reportdate }}</w:t>
-            </w:r>
-          </w:p>
-        </w:tc>
-        <w:tc>
-          <w:tcPr>
-            <w:tcW w:w="1166" w:type="dxa"/>
-            <w:vAlign w:val="center"/>
-          </w:tcPr>
-          <w:p>
-            <w:pPr>
-              <w:pStyle w:val="20"/>
-              <w:spacing w:line="341" w:lineRule="exact"/>
-              <w:jc w:val="both"/>
-              <w:rPr>
-                <w:rFonts w:ascii="Times New Roman" w:hAnsi="Times New Roman" w:cs="Times New Roman"/>
-                <w:b/>
-                <w:sz w:val="24"/>
-                <w:szCs w:val="24"/>
-              </w:rPr>
-            </w:pPr>
-            <w:r>
-              <w:rPr>
-                <w:rFonts w:ascii="Times New Roman" w:hAnsi="Times New Roman" w:cs="Times New Roman"/>
-                <w:b/>
-                <w:sz w:val="24"/>
-                <w:szCs w:val="24"/>
-              </w:rPr>
-              <w:t>日</w:t>
-            </w:r>
-            <w:r>
-              <w:rPr>
-                <w:rFonts w:ascii="Times New Roman" w:hAnsi="Times New Roman" w:cs="Times New Roman"/>
-                <w:b/>
-                <w:sz w:val="24"/>
-                <w:szCs w:val="24"/>
-                <w:lang w:eastAsia="zh-CN"/>
-              </w:rPr>
-              <w:t xml:space="preserve">  </w:t>
-            </w:r>
-            <w:r>
-              <w:rPr>
-                <w:rFonts w:ascii="Times New Roman" w:hAnsi="Times New Roman" w:cs="Times New Roman"/>
-                <w:b/>
-                <w:sz w:val="24"/>
-                <w:szCs w:val="24"/>
-              </w:rPr>
-              <w:t>期：</w:t>
-            </w:r>
-          </w:p>
-        </w:tc>
-        <w:tc>
-          <w:tcPr>
-            <w:tcW w:w="2294" w:type="dxa"/>
-            <w:vAlign w:val="center"/>
-          </w:tcPr>
-          <w:p>
-            <w:pPr>
-              <w:pStyle w:val="20"/>
-              <w:spacing w:line="363" w:lineRule="exact"/>
-              <w:ind w:right="15"/>
-              <w:jc w:val="both"/>
-              <w:rPr>
-                <w:rFonts w:ascii="Times New Roman" w:hAnsi="Times New Roman" w:cs="Times New Roman"/>
-                <w:sz w:val="24"/>
-                <w:szCs w:val="24"/>
-              </w:rPr>
-            </w:pPr>
-            <w:r>
-              <w:rPr>
-                <w:rFonts w:ascii="Times New Roman" w:hAnsi="Times New Roman" w:cs="Times New Roman"/>
-                <w:kern w:val="2"/>
-                <w:sz w:val="24"/>
-                <w:szCs w:val="24"/>
-                <w:lang w:eastAsia="zh-CN"/>
-              </w:rPr>
-              <w:t>{{ reportdate }}</w:t>
-            </w:r>
-          </w:p>
-        </w:tc>
-      </w:tr>
-    </w:tbl>
-    <w:p>
-      <w:pPr>
-        <w:rPr>
-          <w:rFonts w:ascii="Times New Roman" w:hAnsi="Times New Roman" w:eastAsia="微软雅黑" w:cs="Times New Roman"/>
-          <w:sz w:val="24"/>
-          <w:szCs w:val="24"/>
-          <w:lang w:eastAsia="zh-CN"/>
-        </w:rPr>
-      </w:pPr>
-      <w:r>
-        <w:rPr>
-          <w:rFonts w:hint="eastAsia" w:ascii="Times New Roman" w:hAnsi="Times New Roman" w:eastAsia="微软雅黑" w:cs="Times New Roman"/>
-          <w:sz w:val="24"/>
-          <w:szCs w:val="24"/>
-          <w:lang w:eastAsia="zh-CN"/>
-        </w:rPr>
-        <w:t xml:space="preserve">{% endif %}{% if testedby == </w:t>
-      </w:r>
-      <w:r>
-        <w:rPr>
-          <w:rFonts w:ascii="Times New Roman" w:hAnsi="Times New Roman" w:eastAsia="微软雅黑" w:cs="Times New Roman"/>
-          <w:sz w:val="24"/>
-          <w:szCs w:val="24"/>
-          <w:lang w:eastAsia="zh-CN"/>
-        </w:rPr>
-        <w:t>“</w:t>
-      </w:r>
-      <w:r>
-        <w:rPr>
-          <w:rFonts w:hint="eastAsia" w:ascii="Times New Roman" w:hAnsi="Times New Roman" w:eastAsia="微软雅黑" w:cs="Times New Roman"/>
-          <w:sz w:val="24"/>
-          <w:szCs w:val="24"/>
-          <w:lang w:eastAsia="zh-CN"/>
-        </w:rPr>
-        <w:t>5</w:t>
-      </w:r>
-      <w:r>
-        <w:rPr>
-          <w:rFonts w:ascii="Times New Roman" w:hAnsi="Times New Roman" w:eastAsia="微软雅黑" w:cs="Times New Roman"/>
-          <w:sz w:val="24"/>
-          <w:szCs w:val="24"/>
-          <w:lang w:eastAsia="zh-CN"/>
-        </w:rPr>
-        <w:t>”</w:t>
-      </w:r>
-      <w:r>
-        <w:rPr>
-          <w:rFonts w:hint="eastAsia" w:ascii="Times New Roman" w:hAnsi="Times New Roman" w:eastAsia="微软雅黑" w:cs="Times New Roman"/>
-          <w:sz w:val="24"/>
-          <w:szCs w:val="24"/>
-          <w:lang w:eastAsia="zh-CN"/>
-        </w:rPr>
-        <w:t xml:space="preserve"> %}</w:t>
-      </w:r>
-    </w:p>
-    <w:p>
-      <w:pPr>
-        <w:rPr>
-          <w:lang w:eastAsia="zh-CN"/>
-        </w:rPr>
-      </w:pPr>
-    </w:p>
-    <w:p>
-      <w:pPr>
-        <w:rPr>
-          <w:lang w:eastAsia="zh-CN"/>
-        </w:rPr>
-      </w:pPr>
-    </w:p>
-    <w:tbl>
-      <w:tblPr>
-        <w:tblStyle w:val="36"/>
-        <w:tblW w:w="6772" w:type="dxa"/>
-        <w:jc w:val="right"/>
-        <w:tblLayout w:type="fixed"/>
-        <w:tblCellMar>
-          <w:top w:w="0" w:type="dxa"/>
-          <w:left w:w="0" w:type="dxa"/>
-          <w:bottom w:w="0" w:type="dxa"/>
-          <w:right w:w="0" w:type="dxa"/>
-        </w:tblCellMar>
-      </w:tblPr>
-      <w:tblGrid>
-        <w:gridCol w:w="1272"/>
-        <w:gridCol w:w="2040"/>
-        <w:gridCol w:w="1166"/>
-        <w:gridCol w:w="2294"/>
-      </w:tblGrid>
-      <w:tr>
-        <w:tblPrEx>
-          <w:tblCellMar>
-            <w:top w:w="0" w:type="dxa"/>
-            <w:left w:w="0" w:type="dxa"/>
-            <w:bottom w:w="0" w:type="dxa"/>
-            <w:right w:w="0" w:type="dxa"/>
-          </w:tblCellMar>
-        </w:tblPrEx>
-        <w:trPr>
-          <w:trHeight w:val="441" w:hRule="exact"/>
-          <w:jc w:val="right"/>
-        </w:trPr>
-        <w:tc>
-          <w:tcPr>
-            <w:tcW w:w="1272" w:type="dxa"/>
-            <w:vAlign w:val="center"/>
-          </w:tcPr>
-          <w:p>
-            <w:pPr>
-              <w:pStyle w:val="20"/>
-              <w:spacing w:before="13"/>
-              <w:ind w:left="13" w:right="95"/>
-              <w:jc w:val="both"/>
-              <w:rPr>
-                <w:rFonts w:ascii="Times New Roman" w:hAnsi="Times New Roman" w:cs="Times New Roman"/>
-                <w:b/>
-                <w:sz w:val="24"/>
-                <w:szCs w:val="24"/>
-              </w:rPr>
-            </w:pPr>
-            <w:r>
-              <w:rPr>
-                <w:rFonts w:ascii="Times New Roman" w:hAnsi="Times New Roman" w:cs="Times New Roman"/>
-                <w:b/>
-                <w:sz w:val="24"/>
-                <w:szCs w:val="24"/>
-              </w:rPr>
-              <w:t>检测人：</w:t>
-            </w:r>
-          </w:p>
-        </w:tc>
-        <w:tc>
-          <w:tcPr>
-            <w:tcW w:w="2040" w:type="dxa"/>
-            <w:vAlign w:val="center"/>
-          </w:tcPr>
-          <w:p>
-            <w:pPr>
-              <w:pStyle w:val="20"/>
-              <w:spacing w:before="13"/>
-              <w:jc w:val="both"/>
-              <w:rPr>
-                <w:rFonts w:ascii="Times New Roman" w:hAnsi="Times New Roman" w:cs="Times New Roman"/>
-                <w:b/>
-                <w:sz w:val="24"/>
-                <w:szCs w:val="24"/>
-              </w:rPr>
-            </w:pPr>
-          </w:p>
-        </w:tc>
-        <w:tc>
-          <w:tcPr>
-            <w:tcW w:w="1166" w:type="dxa"/>
-            <w:vAlign w:val="center"/>
-          </w:tcPr>
-          <w:p>
-            <w:pPr>
-              <w:pStyle w:val="20"/>
-              <w:spacing w:before="13"/>
-              <w:jc w:val="both"/>
-              <w:rPr>
-                <w:rFonts w:ascii="Times New Roman" w:hAnsi="Times New Roman" w:cs="Times New Roman"/>
-                <w:b/>
-                <w:sz w:val="24"/>
-                <w:szCs w:val="24"/>
-              </w:rPr>
-            </w:pPr>
-            <w:r>
-              <w:rPr>
-                <w:rFonts w:ascii="Times New Roman" w:hAnsi="Times New Roman" w:cs="Times New Roman"/>
-                <w:b/>
-                <w:sz w:val="24"/>
-                <w:szCs w:val="24"/>
-              </w:rPr>
-              <w:t>复核人</w:t>
-            </w:r>
-            <w:r>
-              <w:rPr>
-                <w:rFonts w:ascii="Times New Roman" w:hAnsi="Times New Roman" w:cs="Times New Roman"/>
-                <w:b/>
-                <w:sz w:val="24"/>
-                <w:szCs w:val="24"/>
-                <w:lang w:eastAsia="zh-CN"/>
-              </w:rPr>
-              <w:t>：</w:t>
-            </w:r>
-          </w:p>
-        </w:tc>
-        <w:tc>
-          <w:tcPr>
-            <w:tcW w:w="2294" w:type="dxa"/>
-            <w:vAlign w:val="center"/>
-          </w:tcPr>
-          <w:p>
-            <w:pPr>
-              <w:pStyle w:val="20"/>
-              <w:spacing w:before="13"/>
-              <w:ind w:right="15"/>
-              <w:jc w:val="both"/>
-              <w:rPr>
-                <w:rFonts w:ascii="Times New Roman" w:hAnsi="Times New Roman" w:cs="Times New Roman"/>
-                <w:b/>
-                <w:sz w:val="24"/>
-                <w:szCs w:val="24"/>
-              </w:rPr>
-            </w:pPr>
-          </w:p>
-        </w:tc>
-      </w:tr>
-      <w:tr>
-        <w:tblPrEx>
-          <w:tblCellMar>
-            <w:top w:w="0" w:type="dxa"/>
-            <w:left w:w="0" w:type="dxa"/>
-            <w:bottom w:w="0" w:type="dxa"/>
-            <w:right w:w="0" w:type="dxa"/>
-          </w:tblCellMar>
-        </w:tblPrEx>
-        <w:trPr>
-          <w:trHeight w:val="457" w:hRule="exact"/>
-          <w:jc w:val="right"/>
-        </w:trPr>
-        <w:tc>
-          <w:tcPr>
-            <w:tcW w:w="1272" w:type="dxa"/>
-            <w:vAlign w:val="center"/>
-          </w:tcPr>
-          <w:p>
-            <w:pPr>
-              <w:pStyle w:val="20"/>
-              <w:spacing w:line="341" w:lineRule="exact"/>
-              <w:ind w:left="13" w:right="165"/>
-              <w:jc w:val="both"/>
-              <w:rPr>
-                <w:rFonts w:ascii="Times New Roman" w:hAnsi="Times New Roman" w:cs="Times New Roman"/>
-                <w:b/>
-                <w:sz w:val="24"/>
-                <w:szCs w:val="24"/>
-              </w:rPr>
-            </w:pPr>
-            <w:r>
-              <w:rPr>
-                <w:rFonts w:ascii="Times New Roman" w:hAnsi="Times New Roman" w:cs="Times New Roman"/>
-                <w:b/>
-                <w:sz w:val="24"/>
-                <w:szCs w:val="24"/>
-              </w:rPr>
-              <w:t>日</w:t>
-            </w:r>
-            <w:r>
-              <w:rPr>
-                <w:rFonts w:ascii="Times New Roman" w:hAnsi="Times New Roman" w:cs="Times New Roman"/>
-                <w:b/>
-                <w:sz w:val="24"/>
-                <w:szCs w:val="24"/>
-                <w:lang w:eastAsia="zh-CN"/>
-              </w:rPr>
-              <w:t xml:space="preserve">  </w:t>
-            </w:r>
-            <w:r>
-              <w:rPr>
-                <w:rFonts w:ascii="Times New Roman" w:hAnsi="Times New Roman" w:cs="Times New Roman"/>
-                <w:b/>
-                <w:sz w:val="24"/>
-                <w:szCs w:val="24"/>
-              </w:rPr>
-              <w:t>期：</w:t>
-            </w:r>
-          </w:p>
-        </w:tc>
-        <w:tc>
-          <w:tcPr>
-            <w:tcW w:w="2040" w:type="dxa"/>
-            <w:vAlign w:val="center"/>
-          </w:tcPr>
-          <w:p>
-            <w:pPr>
-              <w:pStyle w:val="20"/>
-              <w:spacing w:line="363" w:lineRule="exact"/>
-              <w:jc w:val="both"/>
-              <w:rPr>
-                <w:rFonts w:ascii="Times New Roman" w:hAnsi="Times New Roman" w:cs="Times New Roman"/>
-                <w:sz w:val="24"/>
-                <w:szCs w:val="24"/>
-              </w:rPr>
-            </w:pPr>
-            <w:r>
-              <w:rPr>
-                <w:rFonts w:ascii="Times New Roman" w:hAnsi="Times New Roman" w:cs="Times New Roman"/>
-                <w:kern w:val="2"/>
-                <w:sz w:val="24"/>
-                <w:szCs w:val="24"/>
-                <w:lang w:eastAsia="zh-CN"/>
-              </w:rPr>
-              <w:t>{{ reportdate }}</w:t>
-            </w:r>
-          </w:p>
-        </w:tc>
-        <w:tc>
-          <w:tcPr>
-            <w:tcW w:w="1166" w:type="dxa"/>
-            <w:vAlign w:val="center"/>
-          </w:tcPr>
-          <w:p>
-            <w:pPr>
-              <w:pStyle w:val="20"/>
-              <w:spacing w:line="341" w:lineRule="exact"/>
-              <w:jc w:val="both"/>
-              <w:rPr>
-                <w:rFonts w:ascii="Times New Roman" w:hAnsi="Times New Roman" w:cs="Times New Roman"/>
-                <w:b/>
-                <w:sz w:val="24"/>
-                <w:szCs w:val="24"/>
-              </w:rPr>
-            </w:pPr>
-            <w:r>
-              <w:rPr>
-                <w:rFonts w:ascii="Times New Roman" w:hAnsi="Times New Roman" w:cs="Times New Roman"/>
-                <w:b/>
-                <w:sz w:val="24"/>
-                <w:szCs w:val="24"/>
-              </w:rPr>
-              <w:t>日</w:t>
-            </w:r>
-            <w:r>
-              <w:rPr>
-                <w:rFonts w:ascii="Times New Roman" w:hAnsi="Times New Roman" w:cs="Times New Roman"/>
-                <w:b/>
-                <w:sz w:val="24"/>
-                <w:szCs w:val="24"/>
-                <w:lang w:eastAsia="zh-CN"/>
-              </w:rPr>
-              <w:t xml:space="preserve">  </w:t>
-            </w:r>
-            <w:r>
-              <w:rPr>
-                <w:rFonts w:ascii="Times New Roman" w:hAnsi="Times New Roman" w:cs="Times New Roman"/>
-                <w:b/>
-                <w:sz w:val="24"/>
-                <w:szCs w:val="24"/>
-              </w:rPr>
-              <w:t>期：</w:t>
-            </w:r>
-          </w:p>
-        </w:tc>
-        <w:tc>
-          <w:tcPr>
-            <w:tcW w:w="2294" w:type="dxa"/>
-            <w:vAlign w:val="center"/>
-          </w:tcPr>
-          <w:p>
-            <w:pPr>
-              <w:pStyle w:val="20"/>
-              <w:spacing w:line="363" w:lineRule="exact"/>
-              <w:ind w:right="15"/>
-              <w:jc w:val="both"/>
-              <w:rPr>
-                <w:rFonts w:ascii="Times New Roman" w:hAnsi="Times New Roman" w:cs="Times New Roman"/>
-                <w:sz w:val="24"/>
-                <w:szCs w:val="24"/>
-              </w:rPr>
-            </w:pPr>
-            <w:r>
-              <w:rPr>
-                <w:rFonts w:ascii="Times New Roman" w:hAnsi="Times New Roman" w:cs="Times New Roman"/>
-                <w:kern w:val="2"/>
-                <w:sz w:val="24"/>
-                <w:szCs w:val="24"/>
-                <w:lang w:eastAsia="zh-CN"/>
-              </w:rPr>
-              <w:t>{{ reportdate }}</w:t>
-            </w:r>
-          </w:p>
-        </w:tc>
-      </w:tr>
-    </w:tbl>
-    <w:p>
-      <w:pPr>
-        <w:rPr>
-          <w:rFonts w:ascii="Times New Roman" w:hAnsi="Times New Roman" w:eastAsia="微软雅黑" w:cs="Times New Roman"/>
-          <w:sz w:val="24"/>
-          <w:szCs w:val="24"/>
-          <w:lang w:eastAsia="zh-CN"/>
-        </w:rPr>
-      </w:pPr>
-      <w:r>
-        <w:rPr>
-          <w:rFonts w:hint="eastAsia" w:ascii="Times New Roman" w:hAnsi="Times New Roman" w:eastAsia="微软雅黑" w:cs="Times New Roman"/>
-          <w:sz w:val="24"/>
-          <w:szCs w:val="24"/>
-          <w:lang w:eastAsia="zh-CN"/>
-        </w:rPr>
-        <w:t xml:space="preserve">{% endif %}{% if testedby == </w:t>
-      </w:r>
-      <w:r>
-        <w:rPr>
-          <w:rFonts w:ascii="Times New Roman" w:hAnsi="Times New Roman" w:eastAsia="微软雅黑" w:cs="Times New Roman"/>
-          <w:sz w:val="24"/>
-          <w:szCs w:val="24"/>
-          <w:lang w:eastAsia="zh-CN"/>
-        </w:rPr>
-        <w:t>“</w:t>
-      </w:r>
-      <w:r>
-        <w:rPr>
-          <w:rFonts w:hint="eastAsia" w:ascii="Times New Roman" w:hAnsi="Times New Roman" w:eastAsia="微软雅黑" w:cs="Times New Roman"/>
-          <w:sz w:val="24"/>
-          <w:szCs w:val="24"/>
-          <w:lang w:eastAsia="zh-CN"/>
-        </w:rPr>
-        <w:t>6</w:t>
-      </w:r>
-      <w:r>
-        <w:rPr>
-          <w:rFonts w:ascii="Times New Roman" w:hAnsi="Times New Roman" w:eastAsia="微软雅黑" w:cs="Times New Roman"/>
-          <w:sz w:val="24"/>
-          <w:szCs w:val="24"/>
-          <w:lang w:eastAsia="zh-CN"/>
-        </w:rPr>
-        <w:t>”</w:t>
-      </w:r>
-      <w:r>
-        <w:rPr>
-          <w:rFonts w:hint="eastAsia" w:ascii="Times New Roman" w:hAnsi="Times New Roman" w:eastAsia="微软雅黑" w:cs="Times New Roman"/>
-          <w:sz w:val="24"/>
-          <w:szCs w:val="24"/>
-          <w:lang w:eastAsia="zh-CN"/>
-        </w:rPr>
-        <w:t xml:space="preserve"> %}</w:t>
-      </w:r>
-    </w:p>
-    <w:p>
-      <w:pPr>
-        <w:rPr>
-          <w:rFonts w:ascii="Times New Roman" w:hAnsi="Times New Roman" w:eastAsia="微软雅黑" w:cs="Times New Roman"/>
-          <w:sz w:val="24"/>
-          <w:szCs w:val="24"/>
-          <w:lang w:eastAsia="zh-CN"/>
-        </w:rPr>
-      </w:pPr>
-    </w:p>
-    <w:p>
-      <w:pPr>
-        <w:rPr>
-          <w:rFonts w:ascii="Times New Roman" w:hAnsi="Times New Roman" w:eastAsia="微软雅黑" w:cs="Times New Roman"/>
-          <w:sz w:val="24"/>
-          <w:szCs w:val="24"/>
-          <w:lang w:eastAsia="zh-CN"/>
-        </w:rPr>
-      </w:pPr>
-    </w:p>
-    <w:tbl>
-      <w:tblPr>
-        <w:tblStyle w:val="36"/>
-        <w:tblW w:w="6772" w:type="dxa"/>
-        <w:jc w:val="right"/>
-        <w:tblLayout w:type="fixed"/>
-        <w:tblCellMar>
-          <w:top w:w="0" w:type="dxa"/>
-          <w:left w:w="0" w:type="dxa"/>
-          <w:bottom w:w="0" w:type="dxa"/>
-          <w:right w:w="0" w:type="dxa"/>
-        </w:tblCellMar>
-      </w:tblPr>
-      <w:tblGrid>
-        <w:gridCol w:w="1272"/>
-        <w:gridCol w:w="2040"/>
-        <w:gridCol w:w="1166"/>
-        <w:gridCol w:w="2294"/>
-      </w:tblGrid>
-      <w:tr>
-        <w:tblPrEx>
-          <w:tblCellMar>
-            <w:top w:w="0" w:type="dxa"/>
-            <w:left w:w="0" w:type="dxa"/>
-            <w:bottom w:w="0" w:type="dxa"/>
-            <w:right w:w="0" w:type="dxa"/>
-          </w:tblCellMar>
-        </w:tblPrEx>
-        <w:trPr>
-          <w:trHeight w:val="441" w:hRule="exact"/>
-          <w:jc w:val="right"/>
-        </w:trPr>
-        <w:tc>
-          <w:tcPr>
-            <w:tcW w:w="1272" w:type="dxa"/>
-            <w:vAlign w:val="center"/>
-          </w:tcPr>
-          <w:p>
-            <w:pPr>
-              <w:pStyle w:val="20"/>
-              <w:spacing w:before="13"/>
-              <w:ind w:left="13" w:right="95"/>
-              <w:jc w:val="both"/>
-              <w:rPr>
-                <w:rFonts w:ascii="Times New Roman" w:hAnsi="Times New Roman" w:cs="Times New Roman"/>
-                <w:b/>
-                <w:sz w:val="24"/>
-                <w:szCs w:val="24"/>
-              </w:rPr>
-            </w:pPr>
-            <w:r>
-              <w:rPr>
-                <w:rFonts w:ascii="Times New Roman" w:hAnsi="Times New Roman" w:cs="Times New Roman"/>
-                <w:b/>
-                <w:sz w:val="24"/>
-                <w:szCs w:val="24"/>
-              </w:rPr>
-              <w:t>检测人：</w:t>
-            </w:r>
-          </w:p>
-        </w:tc>
-        <w:tc>
-          <w:tcPr>
-            <w:tcW w:w="2040" w:type="dxa"/>
-            <w:vAlign w:val="center"/>
-          </w:tcPr>
-          <w:p>
-            <w:pPr>
-              <w:pStyle w:val="20"/>
-              <w:spacing w:before="13"/>
-              <w:jc w:val="both"/>
-              <w:rPr>
-                <w:rFonts w:ascii="Times New Roman" w:hAnsi="Times New Roman" w:cs="Times New Roman"/>
-                <w:b/>
-                <w:sz w:val="24"/>
-                <w:szCs w:val="24"/>
-              </w:rPr>
-            </w:pPr>
-          </w:p>
-        </w:tc>
-        <w:tc>
-          <w:tcPr>
-            <w:tcW w:w="1166" w:type="dxa"/>
-            <w:vAlign w:val="center"/>
-          </w:tcPr>
-          <w:p>
-            <w:pPr>
-              <w:pStyle w:val="20"/>
-              <w:spacing w:before="13"/>
-              <w:jc w:val="both"/>
-              <w:rPr>
-                <w:rFonts w:ascii="Times New Roman" w:hAnsi="Times New Roman" w:cs="Times New Roman"/>
-                <w:b/>
-                <w:sz w:val="24"/>
-                <w:szCs w:val="24"/>
-              </w:rPr>
-            </w:pPr>
-            <w:r>
-              <w:rPr>
-                <w:rFonts w:ascii="Times New Roman" w:hAnsi="Times New Roman" w:cs="Times New Roman"/>
-                <w:b/>
-                <w:sz w:val="24"/>
-                <w:szCs w:val="24"/>
-              </w:rPr>
-              <w:t>复核人</w:t>
-            </w:r>
-            <w:r>
-              <w:rPr>
-                <w:rFonts w:ascii="Times New Roman" w:hAnsi="Times New Roman" w:cs="Times New Roman"/>
-                <w:b/>
-                <w:sz w:val="24"/>
-                <w:szCs w:val="24"/>
-                <w:lang w:eastAsia="zh-CN"/>
-              </w:rPr>
-              <w:t>：</w:t>
-            </w:r>
-          </w:p>
-        </w:tc>
-        <w:tc>
-          <w:tcPr>
-            <w:tcW w:w="2294" w:type="dxa"/>
-            <w:vAlign w:val="center"/>
-          </w:tcPr>
-          <w:p>
-            <w:pPr>
-              <w:pStyle w:val="20"/>
-              <w:spacing w:before="13"/>
-              <w:ind w:right="15"/>
-              <w:jc w:val="both"/>
-              <w:rPr>
-                <w:rFonts w:ascii="Times New Roman" w:hAnsi="Times New Roman" w:cs="Times New Roman"/>
-                <w:b/>
-                <w:sz w:val="24"/>
-                <w:szCs w:val="24"/>
-              </w:rPr>
-            </w:pPr>
-          </w:p>
-        </w:tc>
-      </w:tr>
-      <w:tr>
-        <w:tblPrEx>
-          <w:tblCellMar>
-            <w:top w:w="0" w:type="dxa"/>
-            <w:left w:w="0" w:type="dxa"/>
-            <w:bottom w:w="0" w:type="dxa"/>
-            <w:right w:w="0" w:type="dxa"/>
-          </w:tblCellMar>
-        </w:tblPrEx>
-        <w:trPr>
-          <w:trHeight w:val="457" w:hRule="exact"/>
-          <w:jc w:val="right"/>
-        </w:trPr>
-        <w:tc>
-          <w:tcPr>
-            <w:tcW w:w="1272" w:type="dxa"/>
-            <w:vAlign w:val="center"/>
-          </w:tcPr>
-          <w:p>
-            <w:pPr>
-              <w:pStyle w:val="20"/>
-              <w:spacing w:line="341" w:lineRule="exact"/>
-              <w:ind w:left="13" w:right="165"/>
-              <w:jc w:val="both"/>
-              <w:rPr>
-                <w:rFonts w:ascii="Times New Roman" w:hAnsi="Times New Roman" w:cs="Times New Roman"/>
-                <w:b/>
-                <w:sz w:val="24"/>
-                <w:szCs w:val="24"/>
-              </w:rPr>
-            </w:pPr>
-            <w:r>
-              <w:rPr>
-                <w:rFonts w:ascii="Times New Roman" w:hAnsi="Times New Roman" w:cs="Times New Roman"/>
-                <w:b/>
-                <w:sz w:val="24"/>
-                <w:szCs w:val="24"/>
-              </w:rPr>
-              <w:t>日</w:t>
-            </w:r>
-            <w:r>
-              <w:rPr>
-                <w:rFonts w:ascii="Times New Roman" w:hAnsi="Times New Roman" w:cs="Times New Roman"/>
-                <w:b/>
-                <w:sz w:val="24"/>
-                <w:szCs w:val="24"/>
-                <w:lang w:eastAsia="zh-CN"/>
-              </w:rPr>
-              <w:t xml:space="preserve">  </w:t>
-            </w:r>
-            <w:r>
-              <w:rPr>
-                <w:rFonts w:ascii="Times New Roman" w:hAnsi="Times New Roman" w:cs="Times New Roman"/>
-                <w:b/>
-                <w:sz w:val="24"/>
-                <w:szCs w:val="24"/>
-              </w:rPr>
-              <w:t>期：</w:t>
-            </w:r>
-          </w:p>
-        </w:tc>
-        <w:tc>
-          <w:tcPr>
-            <w:tcW w:w="2040" w:type="dxa"/>
-            <w:vAlign w:val="center"/>
-          </w:tcPr>
-          <w:p>
-            <w:pPr>
-              <w:pStyle w:val="20"/>
-              <w:spacing w:line="363" w:lineRule="exact"/>
-              <w:jc w:val="both"/>
-              <w:rPr>
-                <w:rFonts w:ascii="Times New Roman" w:hAnsi="Times New Roman" w:cs="Times New Roman"/>
-                <w:sz w:val="24"/>
-                <w:szCs w:val="24"/>
-              </w:rPr>
-            </w:pPr>
-            <w:r>
-              <w:rPr>
-                <w:rFonts w:ascii="Times New Roman" w:hAnsi="Times New Roman" w:cs="Times New Roman"/>
-                <w:kern w:val="2"/>
-                <w:sz w:val="24"/>
-                <w:szCs w:val="24"/>
-                <w:lang w:eastAsia="zh-CN"/>
-              </w:rPr>
-              <w:t>{{ reportdate }}</w:t>
-            </w:r>
-          </w:p>
-        </w:tc>
-        <w:tc>
-          <w:tcPr>
-            <w:tcW w:w="1166" w:type="dxa"/>
-            <w:vAlign w:val="center"/>
-          </w:tcPr>
-          <w:p>
-            <w:pPr>
-              <w:pStyle w:val="20"/>
-              <w:spacing w:line="341" w:lineRule="exact"/>
-              <w:jc w:val="both"/>
-              <w:rPr>
-                <w:rFonts w:ascii="Times New Roman" w:hAnsi="Times New Roman" w:cs="Times New Roman"/>
-                <w:b/>
-                <w:sz w:val="24"/>
-                <w:szCs w:val="24"/>
-              </w:rPr>
-            </w:pPr>
-            <w:r>
-              <w:rPr>
-                <w:rFonts w:ascii="Times New Roman" w:hAnsi="Times New Roman" w:cs="Times New Roman"/>
-                <w:b/>
-                <w:sz w:val="24"/>
-                <w:szCs w:val="24"/>
-              </w:rPr>
-              <w:t>日</w:t>
-            </w:r>
-            <w:r>
-              <w:rPr>
-                <w:rFonts w:ascii="Times New Roman" w:hAnsi="Times New Roman" w:cs="Times New Roman"/>
-                <w:b/>
-                <w:sz w:val="24"/>
-                <w:szCs w:val="24"/>
-                <w:lang w:eastAsia="zh-CN"/>
-              </w:rPr>
-              <w:t xml:space="preserve">  </w:t>
-            </w:r>
-            <w:r>
-              <w:rPr>
-                <w:rFonts w:ascii="Times New Roman" w:hAnsi="Times New Roman" w:cs="Times New Roman"/>
-                <w:b/>
-                <w:sz w:val="24"/>
-                <w:szCs w:val="24"/>
-              </w:rPr>
-              <w:t>期：</w:t>
-            </w:r>
-          </w:p>
-        </w:tc>
-        <w:tc>
-          <w:tcPr>
-            <w:tcW w:w="2294" w:type="dxa"/>
-            <w:vAlign w:val="center"/>
-          </w:tcPr>
-          <w:p>
-            <w:pPr>
-              <w:pStyle w:val="20"/>
-              <w:spacing w:line="363" w:lineRule="exact"/>
-              <w:ind w:right="15"/>
-              <w:jc w:val="both"/>
-              <w:rPr>
-                <w:rFonts w:ascii="Times New Roman" w:hAnsi="Times New Roman" w:cs="Times New Roman"/>
-                <w:sz w:val="24"/>
-                <w:szCs w:val="24"/>
-              </w:rPr>
-            </w:pPr>
-            <w:r>
-              <w:rPr>
-                <w:rFonts w:ascii="Times New Roman" w:hAnsi="Times New Roman" w:cs="Times New Roman"/>
-                <w:kern w:val="2"/>
-                <w:sz w:val="24"/>
-                <w:szCs w:val="24"/>
-                <w:lang w:eastAsia="zh-CN"/>
-              </w:rPr>
-              <w:t>{{ reportdate }}</w:t>
-            </w:r>
-          </w:p>
-        </w:tc>
-      </w:tr>
-    </w:tbl>
-    <w:p>
-      <w:pPr>
-        <w:rPr>
-          <w:rFonts w:hint="eastAsia" w:eastAsia="宋体"/>
-          <w:b/>
-          <w:bCs/>
-          <w:lang w:val="en-US" w:eastAsia="zh-CN"/>
-        </w:rPr>
-      </w:pPr>
-      <w:r>
-        <w:rPr>
-          <w:rFonts w:hint="eastAsia" w:ascii="Times New Roman" w:hAnsi="Times New Roman" w:eastAsia="微软雅黑" w:cs="Times New Roman"/>
-          <w:sz w:val="24"/>
-          <w:szCs w:val="24"/>
-          <w:lang w:eastAsia="zh-CN"/>
-        </w:rPr>
-        <w:t>{% endif %}</w:t>
-      </w:r>
-    </w:p>
-    <w:p>
-      <w:pPr>
-        <w:rPr>
-          <w:rFonts w:hint="eastAsia" w:eastAsia="宋体"/>
-          <w:b/>
-          <w:bCs/>
-          <w:lang w:val="en-US" w:eastAsia="zh-CN"/>
-        </w:rPr>
-      </w:pPr>
-    </w:p>
     <w:p>
       <w:pPr>
         <w:rPr>
@@ -11464,10 +8939,10 @@
       </w:pPr>
       <w:bookmarkStart w:id="50" w:name="_Toc106719764"/>
       <w:bookmarkStart w:id="51" w:name="_Toc20034"/>
-      <w:bookmarkStart w:id="52" w:name="_Toc6972"/>
+      <w:bookmarkStart w:id="52" w:name="_Toc10223"/>
       <w:bookmarkStart w:id="53" w:name="_Toc25849"/>
-      <w:bookmarkStart w:id="54" w:name="_Toc10223"/>
-      <w:bookmarkStart w:id="55" w:name="_Toc13462"/>
+      <w:bookmarkStart w:id="54" w:name="_Toc13462"/>
+      <w:bookmarkStart w:id="55" w:name="_Toc6972"/>
       <w:r>
         <w:rPr>
           <w:rFonts w:hint="eastAsia"/>
@@ -11545,12 +9020,6 @@
             <w:insideH w:val="dotted" w:color="033F86" w:sz="4" w:space="0"/>
             <w:insideV w:val="dotted" w:color="033F86" w:sz="4" w:space="0"/>
           </w:tblBorders>
-          <w:tblCellMar>
-            <w:top w:w="0" w:type="dxa"/>
-            <w:left w:w="108" w:type="dxa"/>
-            <w:bottom w:w="0" w:type="dxa"/>
-            <w:right w:w="108" w:type="dxa"/>
-          </w:tblCellMar>
         </w:tblPrEx>
         <w:trPr>
           <w:jc w:val="center"/>
@@ -13949,6 +11418,12 @@
             <w:insideH w:val="single" w:color="62B541" w:sz="4" w:space="0"/>
             <w:insideV w:val="single" w:color="62B541" w:sz="4" w:space="0"/>
           </w:tblBorders>
+          <w:tblCellMar>
+            <w:top w:w="0" w:type="dxa"/>
+            <w:left w:w="0" w:type="dxa"/>
+            <w:bottom w:w="0" w:type="dxa"/>
+            <w:right w:w="0" w:type="dxa"/>
+          </w:tblCellMar>
         </w:tblPrEx>
         <w:trPr>
           <w:trHeight w:val="510" w:hRule="atLeast"/>
@@ -14779,13 +12254,13 @@
           <w:lang w:val="en-US" w:eastAsia="zh-CN" w:bidi="ar"/>
         </w:rPr>
       </w:pPr>
-      <w:bookmarkStart w:id="57" w:name="_Toc6632"/>
-      <w:bookmarkStart w:id="58" w:name="_Toc28070"/>
-      <w:bookmarkStart w:id="59" w:name="_Toc27020"/>
-      <w:bookmarkStart w:id="60" w:name="_Toc15964"/>
+      <w:bookmarkStart w:id="57" w:name="_Toc3288"/>
+      <w:bookmarkStart w:id="58" w:name="_Toc15964"/>
+      <w:bookmarkStart w:id="59" w:name="_Toc5911"/>
+      <w:bookmarkStart w:id="60" w:name="_Toc6632"/>
       <w:bookmarkStart w:id="61" w:name="_Toc21629"/>
-      <w:bookmarkStart w:id="62" w:name="_Toc5911"/>
-      <w:bookmarkStart w:id="63" w:name="_Toc3288"/>
+      <w:bookmarkStart w:id="62" w:name="_Toc27020"/>
+      <w:bookmarkStart w:id="63" w:name="_Toc28070"/>
       <w:r>
         <w:rPr>
           <w:rFonts w:hint="eastAsia" w:ascii="微软雅黑" w:hAnsi="微软雅黑" w:eastAsia="微软雅黑" w:cs="微软雅黑"/>
@@ -15077,12 +12552,12 @@
         </w:rPr>
       </w:pPr>
       <w:bookmarkStart w:id="64" w:name="_Toc8902"/>
-      <w:bookmarkStart w:id="65" w:name="_Toc30450"/>
-      <w:bookmarkStart w:id="66" w:name="_Toc22405"/>
-      <w:bookmarkStart w:id="67" w:name="_Toc8282"/>
-      <w:bookmarkStart w:id="68" w:name="_Toc30210"/>
-      <w:bookmarkStart w:id="69" w:name="_Toc3228"/>
-      <w:bookmarkStart w:id="70" w:name="_Toc3237"/>
+      <w:bookmarkStart w:id="65" w:name="_Toc22405"/>
+      <w:bookmarkStart w:id="66" w:name="_Toc8282"/>
+      <w:bookmarkStart w:id="67" w:name="_Toc3228"/>
+      <w:bookmarkStart w:id="68" w:name="_Toc3237"/>
+      <w:bookmarkStart w:id="69" w:name="_Toc30210"/>
+      <w:bookmarkStart w:id="70" w:name="_Toc30450"/>
       <w:r>
         <w:rPr>
           <w:rFonts w:hint="eastAsia" w:ascii="微软雅黑" w:hAnsi="微软雅黑" w:eastAsia="微软雅黑" w:cs="微软雅黑"/>
@@ -16696,13 +14171,13 @@
           <w:lang w:val="en-US" w:eastAsia="zh-CN" w:bidi="ar"/>
         </w:rPr>
       </w:pPr>
-      <w:bookmarkStart w:id="73" w:name="_Toc7932"/>
-      <w:bookmarkStart w:id="74" w:name="_Toc24511"/>
+      <w:bookmarkStart w:id="73" w:name="_Toc31354"/>
+      <w:bookmarkStart w:id="74" w:name="_Toc30971"/>
       <w:bookmarkStart w:id="75" w:name="_Toc19396"/>
-      <w:bookmarkStart w:id="76" w:name="_Toc7994"/>
-      <w:bookmarkStart w:id="77" w:name="_Toc10597"/>
-      <w:bookmarkStart w:id="78" w:name="_Toc30971"/>
-      <w:bookmarkStart w:id="79" w:name="_Toc31354"/>
+      <w:bookmarkStart w:id="76" w:name="_Toc10597"/>
+      <w:bookmarkStart w:id="77" w:name="_Toc7932"/>
+      <w:bookmarkStart w:id="78" w:name="_Toc24511"/>
+      <w:bookmarkStart w:id="79" w:name="_Toc7994"/>
       <w:r>
         <w:rPr>
           <w:rFonts w:hint="eastAsia" w:ascii="微软雅黑" w:hAnsi="微软雅黑" w:eastAsia="微软雅黑" w:cs="微软雅黑"/>
@@ -17202,13 +14677,13 @@
           <w:lang w:val="en-US" w:eastAsia="zh-CN" w:bidi="ar"/>
         </w:rPr>
       </w:pPr>
-      <w:bookmarkStart w:id="80" w:name="_Toc15763"/>
-      <w:bookmarkStart w:id="81" w:name="_Toc8857"/>
-      <w:bookmarkStart w:id="82" w:name="_Toc13439"/>
-      <w:bookmarkStart w:id="83" w:name="_Toc19443"/>
-      <w:bookmarkStart w:id="84" w:name="_Toc18423"/>
-      <w:bookmarkStart w:id="85" w:name="_Toc5249"/>
-      <w:bookmarkStart w:id="86" w:name="_Toc20356"/>
+      <w:bookmarkStart w:id="80" w:name="_Toc18423"/>
+      <w:bookmarkStart w:id="81" w:name="_Toc5249"/>
+      <w:bookmarkStart w:id="82" w:name="_Toc8857"/>
+      <w:bookmarkStart w:id="83" w:name="_Toc13439"/>
+      <w:bookmarkStart w:id="84" w:name="_Toc20356"/>
+      <w:bookmarkStart w:id="85" w:name="_Toc15763"/>
+      <w:bookmarkStart w:id="86" w:name="_Toc19443"/>
       <w:r>
         <w:rPr>
           <w:rFonts w:hint="eastAsia" w:ascii="微软雅黑" w:hAnsi="微软雅黑" w:eastAsia="微软雅黑" w:cs="微软雅黑"/>
@@ -18596,9 +16071,9 @@
           </w14:shadow>
         </w:rPr>
       </w:pPr>
-      <w:bookmarkStart w:id="87" w:name="_Toc81326587"/>
-      <w:bookmarkStart w:id="88" w:name="_Toc81251349"/>
-      <w:bookmarkStart w:id="89" w:name="_Toc31907"/>
+      <w:bookmarkStart w:id="87" w:name="_Toc31907"/>
+      <w:bookmarkStart w:id="88" w:name="_Toc81326587"/>
+      <w:bookmarkStart w:id="89" w:name="_Toc81251349"/>
       <w:r>
         <w:rPr>
           <w:rFonts w:hint="eastAsia" w:ascii="Times New Roman" w:hAnsi="Times New Roman"/>
@@ -19254,15 +16729,15 @@
           </w14:shadow>
         </w:rPr>
       </w:pPr>
-      <w:bookmarkStart w:id="90" w:name="_Toc22623"/>
-      <w:bookmarkStart w:id="91" w:name="_Toc9662"/>
-      <w:bookmarkStart w:id="92" w:name="_Toc16927"/>
-      <w:bookmarkStart w:id="93" w:name="_Toc22162_WPSOffice_Level1"/>
-      <w:bookmarkStart w:id="94" w:name="_Toc21361"/>
-      <w:bookmarkStart w:id="95" w:name="_Toc17792_WPSOffice_Level2"/>
-      <w:bookmarkStart w:id="96" w:name="_Toc13275"/>
-      <w:bookmarkStart w:id="97" w:name="_Toc19584_WPSOffice_Level1"/>
-      <w:bookmarkStart w:id="98" w:name="_Toc14611_WPSOffice_Level1"/>
+      <w:bookmarkStart w:id="90" w:name="_Toc21361"/>
+      <w:bookmarkStart w:id="91" w:name="_Toc22623"/>
+      <w:bookmarkStart w:id="92" w:name="_Toc9662"/>
+      <w:bookmarkStart w:id="93" w:name="_Toc17792_WPSOffice_Level2"/>
+      <w:bookmarkStart w:id="94" w:name="_Toc16927"/>
+      <w:bookmarkStart w:id="95" w:name="_Toc22162_WPSOffice_Level1"/>
+      <w:bookmarkStart w:id="96" w:name="_Toc19584_WPSOffice_Level1"/>
+      <w:bookmarkStart w:id="97" w:name="_Toc14611_WPSOffice_Level1"/>
+      <w:bookmarkStart w:id="98" w:name="_Toc13275"/>
       <w:bookmarkStart w:id="99" w:name="_Toc107825571"/>
       <w:bookmarkStart w:id="100" w:name="_Toc14017"/>
       <w:r>
@@ -19303,10 +16778,10 @@
           <w:lang w:eastAsia="zh-CN"/>
         </w:rPr>
       </w:pPr>
-      <w:bookmarkStart w:id="101" w:name="_Toc11768"/>
-      <w:bookmarkStart w:id="102" w:name="_Toc27691"/>
+      <w:bookmarkStart w:id="101" w:name="_Toc27691"/>
+      <w:bookmarkStart w:id="102" w:name="_Toc18033"/>
       <w:bookmarkStart w:id="103" w:name="_Toc4053"/>
-      <w:bookmarkStart w:id="104" w:name="_Toc18033"/>
+      <w:bookmarkStart w:id="104" w:name="_Toc11768"/>
       <w:r>
         <w:rPr>
           <w:rFonts w:hint="default" w:ascii="Times New Roman" w:hAnsi="Times New Roman" w:eastAsia="微软雅黑" w:cs="Times New Roman"/>

--- a/WebContent/docx/乳腺癌21基因报告-苏州市立医院-本部&北区.docx
+++ b/WebContent/docx/乳腺癌21基因报告-苏州市立医院-本部&北区.docx
@@ -2383,16 +2383,16 @@
           </w14:shadow>
         </w:rPr>
       </w:pPr>
-      <w:bookmarkStart w:id="2" w:name="_Toc27764"/>
-      <w:bookmarkStart w:id="3" w:name="_Toc21009_WPSOffice_Level1"/>
-      <w:bookmarkStart w:id="4" w:name="_Toc21669"/>
-      <w:bookmarkStart w:id="5" w:name="_Toc13806"/>
-      <w:bookmarkStart w:id="6" w:name="_Toc24178_WPSOffice_Level1"/>
-      <w:bookmarkStart w:id="7" w:name="_Toc14123"/>
-      <w:bookmarkStart w:id="8" w:name="_Toc14459"/>
-      <w:bookmarkStart w:id="9" w:name="_Toc3619"/>
-      <w:bookmarkStart w:id="10" w:name="_Toc30143_WPSOffice_Level1"/>
-      <w:bookmarkStart w:id="11" w:name="_Toc107825547"/>
+      <w:bookmarkStart w:id="2" w:name="_Toc13806"/>
+      <w:bookmarkStart w:id="3" w:name="_Toc14123"/>
+      <w:bookmarkStart w:id="4" w:name="_Toc3619"/>
+      <w:bookmarkStart w:id="5" w:name="_Toc21009_WPSOffice_Level1"/>
+      <w:bookmarkStart w:id="6" w:name="_Toc21669"/>
+      <w:bookmarkStart w:id="7" w:name="_Toc30143_WPSOffice_Level1"/>
+      <w:bookmarkStart w:id="8" w:name="_Toc107825547"/>
+      <w:bookmarkStart w:id="9" w:name="_Toc24178_WPSOffice_Level1"/>
+      <w:bookmarkStart w:id="10" w:name="_Toc14459"/>
+      <w:bookmarkStart w:id="11" w:name="_Toc27764"/>
       <w:r>
         <w:rPr>
           <w:rFonts w:ascii="Times New Roman" w:hAnsi="Times New Roman"/>
@@ -3272,12 +3272,12 @@
       <w:bookmarkStart w:id="12" w:name="_Toc29272"/>
       <w:bookmarkStart w:id="13" w:name="_Toc26731"/>
       <w:bookmarkStart w:id="14" w:name="_Toc7021_WPSOffice_Level1"/>
-      <w:bookmarkStart w:id="15" w:name="_Toc11015_WPSOffice_Level1"/>
-      <w:bookmarkStart w:id="16" w:name="_Toc107825548"/>
-      <w:bookmarkStart w:id="17" w:name="_Toc8761"/>
+      <w:bookmarkStart w:id="15" w:name="_Toc107825548"/>
+      <w:bookmarkStart w:id="16" w:name="_Toc17451"/>
+      <w:bookmarkStart w:id="17" w:name="_Toc18062_WPSOffice_Level1"/>
       <w:bookmarkStart w:id="18" w:name="_Toc14797"/>
-      <w:bookmarkStart w:id="19" w:name="_Toc17451"/>
-      <w:bookmarkStart w:id="20" w:name="_Toc18062_WPSOffice_Level1"/>
+      <w:bookmarkStart w:id="19" w:name="_Toc11015_WPSOffice_Level1"/>
+      <w:bookmarkStart w:id="20" w:name="_Toc8761"/>
       <w:bookmarkStart w:id="21" w:name="_Toc3823"/>
       <w:r>
         <w:rPr>
@@ -3423,10 +3423,10 @@
         </w:rPr>
       </w:pPr>
       <w:bookmarkStart w:id="23" w:name="_Toc25920"/>
-      <w:bookmarkStart w:id="24" w:name="_Toc18058"/>
-      <w:bookmarkStart w:id="25" w:name="_Toc6221_WPSOffice_Level1"/>
-      <w:bookmarkStart w:id="26" w:name="_Toc16576"/>
-      <w:bookmarkStart w:id="27" w:name="_Toc23369_WPSOffice_Level1"/>
+      <w:bookmarkStart w:id="24" w:name="_Toc6221_WPSOffice_Level1"/>
+      <w:bookmarkStart w:id="25" w:name="_Toc23369_WPSOffice_Level1"/>
+      <w:bookmarkStart w:id="26" w:name="_Toc18058"/>
+      <w:bookmarkStart w:id="27" w:name="_Toc16576"/>
       <w:bookmarkStart w:id="28" w:name="_Toc149837253"/>
       <w:bookmarkStart w:id="29" w:name="_Toc29826"/>
       <w:bookmarkStart w:id="30" w:name="_Toc30175"/>
@@ -3496,9 +3496,9 @@
           <w:lang w:eastAsia="zh-CN"/>
         </w:rPr>
       </w:pPr>
-      <w:bookmarkStart w:id="31" w:name="_Toc15649"/>
-      <w:bookmarkStart w:id="32" w:name="_Toc149837254"/>
-      <w:bookmarkStart w:id="33" w:name="_Toc13630"/>
+      <w:bookmarkStart w:id="31" w:name="_Toc149837254"/>
+      <w:bookmarkStart w:id="32" w:name="_Toc13630"/>
+      <w:bookmarkStart w:id="33" w:name="_Toc15649"/>
       <w:r>
         <w:rPr>
           <w:rFonts w:hint="eastAsia"/>
@@ -4224,14 +4224,14 @@
           <w:lang w:eastAsia="zh-CN"/>
         </w:rPr>
       </w:pPr>
-      <w:bookmarkStart w:id="34" w:name="_Toc16466"/>
-      <w:bookmarkStart w:id="35" w:name="_Toc18552"/>
-      <w:bookmarkStart w:id="36" w:name="_Toc19024"/>
+      <w:bookmarkStart w:id="34" w:name="_Toc18552"/>
+      <w:bookmarkStart w:id="35" w:name="_Toc25603"/>
+      <w:bookmarkStart w:id="36" w:name="_Toc16466"/>
       <w:bookmarkStart w:id="37" w:name="_Toc14264"/>
       <w:bookmarkStart w:id="38" w:name="_Toc8800"/>
-      <w:bookmarkStart w:id="39" w:name="_Toc15513"/>
+      <w:bookmarkStart w:id="39" w:name="_Toc19024"/>
       <w:bookmarkStart w:id="40" w:name="_Toc7050"/>
-      <w:bookmarkStart w:id="41" w:name="_Toc25603"/>
+      <w:bookmarkStart w:id="41" w:name="_Toc15513"/>
       <w:r>
         <w:rPr>
           <w:rFonts w:ascii="微软雅黑" w:hAnsi="微软雅黑" w:eastAsia="微软雅黑" w:cs="微软雅黑"/>
@@ -4320,8 +4320,8 @@
         </w:rPr>
       </w:pPr>
       <w:bookmarkStart w:id="42" w:name="_Toc7030"/>
-      <w:bookmarkStart w:id="43" w:name="_Toc23941"/>
-      <w:bookmarkStart w:id="44" w:name="_Toc31071"/>
+      <w:bookmarkStart w:id="43" w:name="_Toc31071"/>
+      <w:bookmarkStart w:id="44" w:name="_Toc23941"/>
     </w:p>
     <w:p>
       <w:pPr>
@@ -4422,15 +4422,15 @@
                     <wp:anchor distT="0" distB="0" distL="114300" distR="114300" simplePos="0" relativeHeight="251663360" behindDoc="0" locked="0" layoutInCell="1" allowOverlap="1">
                       <wp:simplePos x="0" y="0"/>
                       <wp:positionH relativeFrom="column">
-                        <wp:posOffset>287020</wp:posOffset>
+                        <wp:posOffset>-40640</wp:posOffset>
                       </wp:positionH>
                       <wp:positionV relativeFrom="paragraph">
-                        <wp:posOffset>-525145</wp:posOffset>
+                        <wp:posOffset>-494665</wp:posOffset>
                       </wp:positionV>
-                      <wp:extent cx="3558540" cy="1443355"/>
-                      <wp:effectExtent l="0" t="0" r="0" b="4445"/>
+                      <wp:extent cx="3347720" cy="1443355"/>
+                      <wp:effectExtent l="0" t="0" r="5080" b="4445"/>
                       <wp:wrapNone/>
-                      <wp:docPr id="15" name="组合 15"/>
+                      <wp:docPr id="6" name="组合 6"/>
                       <wp:cNvGraphicFramePr/>
                       <a:graphic xmlns:a="http://schemas.openxmlformats.org/drawingml/2006/main">
                         <a:graphicData uri="http://schemas.microsoft.com/office/word/2010/wordprocessingGroup">
@@ -4439,9 +4439,9 @@
                             <wpg:grpSpPr>
                               <a:xfrm>
                                 <a:off x="0" y="0"/>
-                                <a:ext cx="3558540" cy="1443355"/>
-                                <a:chOff x="7006" y="30746"/>
-                                <a:chExt cx="5604" cy="2273"/>
+                                <a:ext cx="3347720" cy="1443355"/>
+                                <a:chOff x="7006" y="30794"/>
+                                <a:chExt cx="5272" cy="2273"/>
                               </a:xfrm>
                             </wpg:grpSpPr>
                             <pic:pic xmlns:pic="http://schemas.openxmlformats.org/drawingml/2006/picture">
@@ -4473,7 +4473,7 @@
                               </pic:blipFill>
                               <pic:spPr>
                                 <a:xfrm>
-                                  <a:off x="11352" y="31430"/>
+                                  <a:off x="10380" y="31430"/>
                                   <a:ext cx="1258" cy="713"/>
                                 </a:xfrm>
                                 <a:prstGeom prst="rect">
@@ -4531,7 +4531,7 @@
                               </pic:blipFill>
                               <pic:spPr>
                                 <a:xfrm>
-                                  <a:off x="10065" y="30746"/>
+                                  <a:off x="10005" y="30794"/>
                                   <a:ext cx="2273" cy="2273"/>
                                 </a:xfrm>
                                 <a:prstGeom prst="rect">
@@ -4551,9 +4551,9 @@
                 </mc:Choice>
                 <mc:Fallback>
                   <w:pict>
-                    <v:group id="_x0000_s1026" o:spid="_x0000_s1026" o:spt="203" style="position:absolute;left:0pt;margin-left:22.6pt;margin-top:-41.35pt;height:113.65pt;width:280.2pt;z-index:251663360;mso-width-relative:page;mso-height-relative:page;" coordorigin="7006,30746" coordsize="5604,2273" o:gfxdata="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